--- a/FE/LyThuyet/BOOTSTRAP.docx
+++ b/FE/LyThuyet/BOOTSTRAP.docx
@@ -25,16 +25,20 @@
     <w:p>
       <w:pPr>
         <w:rPr>
-          <w:sz w:val="26"/>
-          <w:szCs w:val="26"/>
-        </w:rPr>
-      </w:pPr>
-      <w:r>
-        <w:rPr>
-          <w:sz w:val="26"/>
-          <w:szCs w:val="26"/>
-        </w:rPr>
-        <w:t>1. cách nhúng bootstrap</w:t>
+          <w:b/>
+          <w:bCs/>
+          <w:sz w:val="26"/>
+          <w:szCs w:val="26"/>
+        </w:rPr>
+      </w:pPr>
+      <w:r>
+        <w:rPr>
+          <w:b/>
+          <w:bCs/>
+          <w:sz w:val="26"/>
+          <w:szCs w:val="26"/>
+        </w:rPr>
+        <w:t>cách nhúng bootstrap</w:t>
       </w:r>
     </w:p>
     <w:p>
@@ -88,6 +92,560 @@
     </w:p>
     <w:p>
       <w:pPr>
+        <w:rPr>
+          <w:b/>
+          <w:bCs/>
+          <w:sz w:val="26"/>
+          <w:szCs w:val="26"/>
+        </w:rPr>
+      </w:pPr>
+      <w:r>
+        <w:rPr>
+          <w:b/>
+          <w:bCs/>
+          <w:sz w:val="26"/>
+          <w:szCs w:val="26"/>
+        </w:rPr>
+        <w:t>** các kiến thức cơ bản:</w:t>
+      </w:r>
+    </w:p>
+    <w:p>
+      <w:pPr>
+        <w:rPr>
+          <w:sz w:val="26"/>
+          <w:szCs w:val="26"/>
+        </w:rPr>
+      </w:pPr>
+      <w:r>
+        <w:rPr>
+          <w:b/>
+          <w:bCs/>
+          <w:sz w:val="26"/>
+          <w:szCs w:val="26"/>
+        </w:rPr>
+        <w:t xml:space="preserve">- </w:t>
+      </w:r>
+      <w:r>
+        <w:rPr>
+          <w:sz w:val="26"/>
+          <w:szCs w:val="26"/>
+        </w:rPr>
+        <w:t>p-5: padding 5px, pt là padding top tương tự với pl pr pb</w:t>
+      </w:r>
+      <w:r>
+        <w:rPr>
+          <w:sz w:val="26"/>
+          <w:szCs w:val="26"/>
+        </w:rPr>
+        <w:t>, px là p trái phải , py là p trên dưới. tương tự với margin( m )</w:t>
+      </w:r>
+    </w:p>
+    <w:p>
+      <w:pPr>
+        <w:rPr>
+          <w:sz w:val="26"/>
+          <w:szCs w:val="26"/>
+        </w:rPr>
+      </w:pPr>
+      <w:r>
+        <w:rPr>
+          <w:sz w:val="26"/>
+          <w:szCs w:val="26"/>
+        </w:rPr>
+        <w:t>- 1 số background-color: bg-dark, bg-primary</w:t>
+      </w:r>
+    </w:p>
+    <w:p>
+      <w:pPr>
+        <w:rPr>
+          <w:sz w:val="26"/>
+          <w:szCs w:val="26"/>
+        </w:rPr>
+      </w:pPr>
+      <w:r>
+        <w:rPr>
+          <w:sz w:val="26"/>
+          <w:szCs w:val="26"/>
+        </w:rPr>
+        <w:t>- color: text-white: chữ trắng</w:t>
+      </w:r>
+    </w:p>
+    <w:p>
+      <w:pPr>
+        <w:rPr>
+          <w:b/>
+          <w:bCs/>
+          <w:sz w:val="26"/>
+          <w:szCs w:val="26"/>
+        </w:rPr>
+      </w:pPr>
+      <w:r>
+        <w:rPr>
+          <w:b/>
+          <w:bCs/>
+          <w:sz w:val="26"/>
+          <w:szCs w:val="26"/>
+        </w:rPr>
+        <w:t>1. container</w:t>
+      </w:r>
+    </w:p>
+    <w:p>
+      <w:pPr>
+        <w:numPr>
+          <w:ilvl w:val="0"/>
+          <w:numId w:val="1"/>
+        </w:numPr>
+        <w:rPr>
+          <w:sz w:val="26"/>
+          <w:szCs w:val="26"/>
+        </w:rPr>
+      </w:pPr>
+      <w:r>
+        <w:rPr>
+          <w:sz w:val="26"/>
+          <w:szCs w:val="26"/>
+        </w:rPr>
+        <w:t xml:space="preserve"> </w:t>
+      </w:r>
+      <w:r>
+        <w:rPr>
+          <w:sz w:val="26"/>
+          <w:szCs w:val="26"/>
+        </w:rPr>
+        <w:t>Lớp này .container</w:t>
+      </w:r>
+      <w:r>
+        <w:rPr>
+          <w:sz w:val="26"/>
+          <w:szCs w:val="26"/>
+        </w:rPr>
+        <w:t xml:space="preserve"> </w:t>
+      </w:r>
+      <w:r>
+        <w:rPr>
+          <w:sz w:val="26"/>
+          <w:szCs w:val="26"/>
+        </w:rPr>
+        <w:t>cung cấp một </w:t>
+      </w:r>
+      <w:r>
+        <w:rPr>
+          <w:b/>
+          <w:bCs/>
+          <w:sz w:val="26"/>
+          <w:szCs w:val="26"/>
+        </w:rPr>
+        <w:t>vùng chứa có chiều rộng cố định đáp ứng</w:t>
+      </w:r>
+    </w:p>
+    <w:p>
+      <w:pPr>
+        <w:numPr>
+          <w:ilvl w:val="0"/>
+          <w:numId w:val="1"/>
+        </w:numPr>
+        <w:rPr>
+          <w:sz w:val="26"/>
+          <w:szCs w:val="26"/>
+        </w:rPr>
+      </w:pPr>
+      <w:r>
+        <w:rPr>
+          <w:sz w:val="26"/>
+          <w:szCs w:val="26"/>
+        </w:rPr>
+        <w:t>Lớp này .container-fluid</w:t>
+      </w:r>
+      <w:r>
+        <w:rPr>
+          <w:sz w:val="26"/>
+          <w:szCs w:val="26"/>
+        </w:rPr>
+        <w:t xml:space="preserve"> </w:t>
+      </w:r>
+      <w:r>
+        <w:rPr>
+          <w:sz w:val="26"/>
+          <w:szCs w:val="26"/>
+        </w:rPr>
+        <w:t>cung cấp một </w:t>
+      </w:r>
+      <w:r>
+        <w:rPr>
+          <w:b/>
+          <w:bCs/>
+          <w:sz w:val="26"/>
+          <w:szCs w:val="26"/>
+        </w:rPr>
+        <w:t>vùng chứa có chiều rộng đầy đủ</w:t>
+      </w:r>
+      <w:r>
+        <w:rPr>
+          <w:sz w:val="26"/>
+          <w:szCs w:val="26"/>
+        </w:rPr>
+        <w:t> , trải dài toàn bộ chiều rộng của khung nhìn</w:t>
+      </w:r>
+    </w:p>
+    <w:p>
+      <w:pPr>
+        <w:rPr>
+          <w:sz w:val="26"/>
+          <w:szCs w:val="26"/>
+        </w:rPr>
+      </w:pPr>
+      <w:r>
+        <w:rPr>
+          <w:sz w:val="26"/>
+          <w:szCs w:val="26"/>
+        </w:rPr>
+        <w:drawing>
+          <wp:inline distT="0" distB="0" distL="0" distR="0" wp14:anchorId="062B0B87" wp14:editId="1242763C">
+            <wp:extent cx="5943600" cy="1095375"/>
+            <wp:effectExtent l="0" t="0" r="0" b="9525"/>
+            <wp:docPr id="2044393803" name="Picture 1"/>
+            <wp:cNvGraphicFramePr>
+              <a:graphicFrameLocks xmlns:a="http://schemas.openxmlformats.org/drawingml/2006/main" noChangeAspect="1"/>
+            </wp:cNvGraphicFramePr>
+            <a:graphic xmlns:a="http://schemas.openxmlformats.org/drawingml/2006/main">
+              <a:graphicData uri="http://schemas.openxmlformats.org/drawingml/2006/picture">
+                <pic:pic xmlns:pic="http://schemas.openxmlformats.org/drawingml/2006/picture">
+                  <pic:nvPicPr>
+                    <pic:cNvPr id="2044393803" name=""/>
+                    <pic:cNvPicPr/>
+                  </pic:nvPicPr>
+                  <pic:blipFill>
+                    <a:blip r:embed="rId5"/>
+                    <a:stretch>
+                      <a:fillRect/>
+                    </a:stretch>
+                  </pic:blipFill>
+                  <pic:spPr>
+                    <a:xfrm>
+                      <a:off x="0" y="0"/>
+                      <a:ext cx="5943600" cy="1095375"/>
+                    </a:xfrm>
+                    <a:prstGeom prst="rect">
+                      <a:avLst/>
+                    </a:prstGeom>
+                  </pic:spPr>
+                </pic:pic>
+              </a:graphicData>
+            </a:graphic>
+          </wp:inline>
+        </w:drawing>
+      </w:r>
+    </w:p>
+    <w:p>
+      <w:pPr>
+        <w:pStyle w:val="ListParagraph"/>
+        <w:numPr>
+          <w:ilvl w:val="0"/>
+          <w:numId w:val="2"/>
+        </w:numPr>
+        <w:rPr>
+          <w:sz w:val="26"/>
+          <w:szCs w:val="26"/>
+        </w:rPr>
+      </w:pPr>
+      <w:r>
+        <w:rPr>
+          <w:sz w:val="26"/>
+          <w:szCs w:val="26"/>
+        </w:rPr>
+        <w:t xml:space="preserve">Responsive container: </w:t>
+      </w:r>
+    </w:p>
+    <w:p>
+      <w:pPr>
+        <w:ind w:left="360"/>
+        <w:rPr>
+          <w:sz w:val="26"/>
+          <w:szCs w:val="26"/>
+        </w:rPr>
+      </w:pPr>
+      <w:r>
+        <w:rPr>
+          <w:sz w:val="26"/>
+          <w:szCs w:val="26"/>
+        </w:rPr>
+        <w:drawing>
+          <wp:inline distT="0" distB="0" distL="0" distR="0" wp14:anchorId="61FA9F95" wp14:editId="4DF17D3A">
+            <wp:extent cx="5217795" cy="1386840"/>
+            <wp:effectExtent l="0" t="0" r="1905" b="3810"/>
+            <wp:docPr id="1173415142" name="Picture 1"/>
+            <wp:cNvGraphicFramePr>
+              <a:graphicFrameLocks xmlns:a="http://schemas.openxmlformats.org/drawingml/2006/main" noChangeAspect="1"/>
+            </wp:cNvGraphicFramePr>
+            <a:graphic xmlns:a="http://schemas.openxmlformats.org/drawingml/2006/main">
+              <a:graphicData uri="http://schemas.openxmlformats.org/drawingml/2006/picture">
+                <pic:pic xmlns:pic="http://schemas.openxmlformats.org/drawingml/2006/picture">
+                  <pic:nvPicPr>
+                    <pic:cNvPr id="1173415142" name=""/>
+                    <pic:cNvPicPr/>
+                  </pic:nvPicPr>
+                  <pic:blipFill>
+                    <a:blip r:embed="rId6"/>
+                    <a:stretch>
+                      <a:fillRect/>
+                    </a:stretch>
+                  </pic:blipFill>
+                  <pic:spPr>
+                    <a:xfrm>
+                      <a:off x="0" y="0"/>
+                      <a:ext cx="5228728" cy="1389746"/>
+                    </a:xfrm>
+                    <a:prstGeom prst="rect">
+                      <a:avLst/>
+                    </a:prstGeom>
+                  </pic:spPr>
+                </pic:pic>
+              </a:graphicData>
+            </a:graphic>
+          </wp:inline>
+        </w:drawing>
+      </w:r>
+    </w:p>
+    <w:p>
+      <w:pPr>
+        <w:rPr>
+          <w:b/>
+          <w:bCs/>
+          <w:sz w:val="26"/>
+          <w:szCs w:val="26"/>
+        </w:rPr>
+      </w:pPr>
+      <w:r>
+        <w:rPr>
+          <w:b/>
+          <w:bCs/>
+          <w:sz w:val="26"/>
+          <w:szCs w:val="26"/>
+        </w:rPr>
+        <w:lastRenderedPageBreak/>
+        <w:t>2. Grids</w:t>
+      </w:r>
+    </w:p>
+    <w:p>
+      <w:pPr>
+        <w:rPr>
+          <w:sz w:val="26"/>
+          <w:szCs w:val="26"/>
+        </w:rPr>
+      </w:pPr>
+      <w:r>
+        <w:rPr>
+          <w:sz w:val="26"/>
+          <w:szCs w:val="26"/>
+        </w:rPr>
+        <w:t xml:space="preserve">- cho phép tối đa 12 cột trên 1 hàng </w:t>
+      </w:r>
+    </w:p>
+    <w:p>
+      <w:pPr>
+        <w:rPr>
+          <w:sz w:val="26"/>
+          <w:szCs w:val="26"/>
+        </w:rPr>
+      </w:pPr>
+      <w:r>
+        <w:rPr>
+          <w:sz w:val="26"/>
+          <w:szCs w:val="26"/>
+        </w:rPr>
+        <w:drawing>
+          <wp:inline distT="0" distB="0" distL="0" distR="0" wp14:anchorId="36F92865" wp14:editId="4B773DF7">
+            <wp:extent cx="5943600" cy="1558925"/>
+            <wp:effectExtent l="0" t="0" r="0" b="3175"/>
+            <wp:docPr id="542606692" name="Picture 1"/>
+            <wp:cNvGraphicFramePr>
+              <a:graphicFrameLocks xmlns:a="http://schemas.openxmlformats.org/drawingml/2006/main" noChangeAspect="1"/>
+            </wp:cNvGraphicFramePr>
+            <a:graphic xmlns:a="http://schemas.openxmlformats.org/drawingml/2006/main">
+              <a:graphicData uri="http://schemas.openxmlformats.org/drawingml/2006/picture">
+                <pic:pic xmlns:pic="http://schemas.openxmlformats.org/drawingml/2006/picture">
+                  <pic:nvPicPr>
+                    <pic:cNvPr id="542606692" name=""/>
+                    <pic:cNvPicPr/>
+                  </pic:nvPicPr>
+                  <pic:blipFill>
+                    <a:blip r:embed="rId7"/>
+                    <a:stretch>
+                      <a:fillRect/>
+                    </a:stretch>
+                  </pic:blipFill>
+                  <pic:spPr>
+                    <a:xfrm>
+                      <a:off x="0" y="0"/>
+                      <a:ext cx="5943600" cy="1558925"/>
+                    </a:xfrm>
+                    <a:prstGeom prst="rect">
+                      <a:avLst/>
+                    </a:prstGeom>
+                  </pic:spPr>
+                </pic:pic>
+              </a:graphicData>
+            </a:graphic>
+          </wp:inline>
+        </w:drawing>
+      </w:r>
+    </w:p>
+    <w:p>
+      <w:pPr>
+        <w:pStyle w:val="ListParagraph"/>
+        <w:numPr>
+          <w:ilvl w:val="0"/>
+          <w:numId w:val="2"/>
+        </w:numPr>
+        <w:rPr>
+          <w:sz w:val="26"/>
+          <w:szCs w:val="26"/>
+        </w:rPr>
+      </w:pPr>
+      <w:r>
+        <w:rPr>
+          <w:sz w:val="26"/>
+          <w:szCs w:val="26"/>
+        </w:rPr>
+        <w:t>Responsive cũng tương tự container</w:t>
+      </w:r>
+    </w:p>
+    <w:p>
+      <w:pPr>
+        <w:pStyle w:val="NormalWeb"/>
+        <w:numPr>
+          <w:ilvl w:val="0"/>
+          <w:numId w:val="2"/>
+        </w:numPr>
+        <w:shd w:val="clear" w:color="auto" w:fill="FFFFFF"/>
+        <w:spacing w:before="288" w:beforeAutospacing="0" w:after="288" w:afterAutospacing="0"/>
+        <w:rPr>
+          <w:rFonts w:ascii="Segoe UI" w:hAnsi="Segoe UI" w:cs="Segoe UI"/>
+          <w:color w:val="000000"/>
+        </w:rPr>
+      </w:pPr>
+      <w:r>
+        <w:rPr>
+          <w:rFonts w:ascii="Segoe UI" w:hAnsi="Segoe UI" w:cs="Segoe UI"/>
+          <w:color w:val="000000"/>
+        </w:rPr>
+        <w:t>Ví dụ đầu tiên: tạo một hàng ( </w:t>
+      </w:r>
+      <w:r>
+        <w:rPr>
+          <w:rStyle w:val="HTMLCode"/>
+          <w:rFonts w:ascii="Consolas" w:eastAsiaTheme="majorEastAsia" w:hAnsi="Consolas"/>
+          <w:color w:val="DC143C"/>
+          <w:sz w:val="24"/>
+          <w:szCs w:val="24"/>
+        </w:rPr>
+        <w:t>&lt;div class="row"&gt;</w:t>
+      </w:r>
+      <w:r>
+        <w:rPr>
+          <w:rFonts w:ascii="Segoe UI" w:hAnsi="Segoe UI" w:cs="Segoe UI"/>
+          <w:color w:val="000000"/>
+        </w:rPr>
+        <w:t>). Sau đó, thêm số cột mong muốn (thẻ có </w:t>
+      </w:r>
+      <w:r>
+        <w:rPr>
+          <w:rStyle w:val="HTMLCode"/>
+          <w:rFonts w:ascii="Consolas" w:eastAsiaTheme="majorEastAsia" w:hAnsi="Consolas"/>
+          <w:color w:val="DC143C"/>
+          <w:sz w:val="24"/>
+          <w:szCs w:val="24"/>
+        </w:rPr>
+        <w:t>.col-*-*</w:t>
+      </w:r>
+      <w:r>
+        <w:rPr>
+          <w:rFonts w:ascii="Segoe UI" w:hAnsi="Segoe UI" w:cs="Segoe UI"/>
+          <w:color w:val="000000"/>
+        </w:rPr>
+        <w:t>lớp phù hợp). Ngôi sao đầu tiên (*) biểu thị mức độ phản hồi: sm, md, lg, xl hoặc xxl, trong khi ngôi sao thứ hai biểu thị một số, tổng cộng tối đa là 12 cho mỗi hàng.</w:t>
+      </w:r>
+    </w:p>
+    <w:p>
+      <w:pPr>
+        <w:pStyle w:val="NormalWeb"/>
+        <w:numPr>
+          <w:ilvl w:val="0"/>
+          <w:numId w:val="2"/>
+        </w:numPr>
+        <w:shd w:val="clear" w:color="auto" w:fill="FFFFFF"/>
+        <w:spacing w:before="288" w:beforeAutospacing="0" w:after="288" w:afterAutospacing="0"/>
+        <w:rPr>
+          <w:rFonts w:ascii="Segoe UI" w:hAnsi="Segoe UI" w:cs="Segoe UI"/>
+          <w:color w:val="000000"/>
+        </w:rPr>
+      </w:pPr>
+      <w:r>
+        <w:rPr>
+          <w:rFonts w:ascii="Segoe UI" w:hAnsi="Segoe UI" w:cs="Segoe UI"/>
+          <w:color w:val="000000"/>
+        </w:rPr>
+        <w:t>Ví dụ thứ hai: thay vì thêm số vào mỗi cột </w:t>
+      </w:r>
+      <w:r>
+        <w:rPr>
+          <w:rStyle w:val="HTMLCode"/>
+          <w:rFonts w:ascii="Consolas" w:eastAsiaTheme="majorEastAsia" w:hAnsi="Consolas"/>
+          <w:color w:val="DC143C"/>
+          <w:sz w:val="24"/>
+          <w:szCs w:val="24"/>
+        </w:rPr>
+        <w:t>col</w:t>
+      </w:r>
+      <w:r>
+        <w:rPr>
+          <w:rFonts w:ascii="Segoe UI" w:hAnsi="Segoe UI" w:cs="Segoe UI"/>
+          <w:color w:val="000000"/>
+        </w:rPr>
+        <w:t>, hãy để bootstrap xử lý bố cục để tạo các cột có chiều rộng bằng nhau: hai </w:t>
+      </w:r>
+      <w:r>
+        <w:rPr>
+          <w:rStyle w:val="HTMLCode"/>
+          <w:rFonts w:ascii="Consolas" w:eastAsiaTheme="majorEastAsia" w:hAnsi="Consolas"/>
+          <w:color w:val="DC143C"/>
+          <w:sz w:val="24"/>
+          <w:szCs w:val="24"/>
+        </w:rPr>
+        <w:t>"col"</w:t>
+      </w:r>
+      <w:r>
+        <w:rPr>
+          <w:rFonts w:ascii="Segoe UI" w:hAnsi="Segoe UI" w:cs="Segoe UI"/>
+          <w:color w:val="000000"/>
+        </w:rPr>
+        <w:t>phần tử = 50% chiều rộng cho mỗi cột, trong khi ba cột = 33,33% chiều rộng cho mỗi cột. Bốn cột = 25% chiều rộng, v.v. Bạn cũng có thể sử dụng bootstrap </w:t>
+      </w:r>
+      <w:r>
+        <w:rPr>
+          <w:rStyle w:val="HTMLCode"/>
+          <w:rFonts w:ascii="Consolas" w:eastAsiaTheme="majorEastAsia" w:hAnsi="Consolas"/>
+          <w:color w:val="DC143C"/>
+          <w:sz w:val="24"/>
+          <w:szCs w:val="24"/>
+        </w:rPr>
+        <w:t>.col-sm|md|lg|xl|xxl</w:t>
+      </w:r>
+      <w:r>
+        <w:rPr>
+          <w:rFonts w:ascii="Segoe UI" w:hAnsi="Segoe UI" w:cs="Segoe UI"/>
+          <w:color w:val="000000"/>
+        </w:rPr>
+        <w:t>để làm cho các cột phản hồi.</w:t>
+      </w:r>
+    </w:p>
+    <w:p>
+      <w:pPr>
+        <w:pStyle w:val="ListParagraph"/>
+        <w:numPr>
+          <w:ilvl w:val="0"/>
+          <w:numId w:val="2"/>
+        </w:numPr>
         <w:rPr>
           <w:sz w:val="26"/>
           <w:szCs w:val="26"/>
@@ -102,6 +660,243 @@
     </w:sectPr>
   </w:body>
 </w:document>
+</file>
+
+<file path=word/numbering.xml><?xml version="1.0" encoding="utf-8"?>
+<w:numbering xmlns:wpc="http://schemas.microsoft.com/office/word/2010/wordprocessingCanvas" xmlns:cx="http://schemas.microsoft.com/office/drawing/2014/chartex" xmlns:cx1="http://schemas.microsoft.com/office/drawing/2015/9/8/chartex" xmlns:cx2="http://schemas.microsoft.com/office/drawing/2015/10/21/chartex" xmlns:cx3="http://schemas.microsoft.com/office/drawing/2016/5/9/chartex" xmlns:cx4="http://schemas.microsoft.com/office/drawing/2016/5/10/chartex" xmlns:cx5="http://schemas.microsoft.com/office/drawing/2016/5/11/chartex" xmlns:cx6="http://schemas.microsoft.com/office/drawing/2016/5/12/chartex" xmlns:cx7="http://schemas.microsoft.com/office/drawing/2016/5/13/chartex" xmlns:cx8="http://schemas.microsoft.com/office/drawing/2016/5/14/chartex" xmlns:mc="http://schemas.openxmlformats.org/markup-compatibility/2006" xmlns:aink="http://schemas.microsoft.com/office/drawing/2016/ink" xmlns:am3d="http://schemas.microsoft.com/office/drawing/2017/model3d" xmlns:o="urn:schemas-microsoft-com:office:office" xmlns:oel="http://schemas.microsoft.com/office/2019/extlst" xmlns:r="http://schemas.openxmlformats.org/officeDocument/2006/relationships" xmlns:m="http://schemas.openxmlformats.org/officeDocument/2006/math" xmlns:v="urn:schemas-microsoft-com:vml" xmlns:wp14="http://schemas.microsoft.com/office/word/2010/wordprocessingDrawing" xmlns:wp="http://schemas.openxmlformats.org/drawingml/2006/wordprocessingDrawing" xmlns:w10="urn:schemas-microsoft-com:office:word" xmlns:w="http://schemas.openxmlformats.org/wordprocessingml/2006/main" xmlns:w14="http://schemas.microsoft.com/office/word/2010/wordml" xmlns:w15="http://schemas.microsoft.com/office/word/2012/wordml" xmlns:w16cex="http://schemas.microsoft.com/office/word/2018/wordml/cex" xmlns:w16cid="http://schemas.microsoft.com/office/word/2016/wordml/cid" xmlns:w16="http://schemas.microsoft.com/office/word/2018/wordml" xmlns:w16du="http://schemas.microsoft.com/office/word/2023/wordml/word16du" xmlns:w16sdtdh="http://schemas.microsoft.com/office/word/2020/wordml/sdtdatahash" xmlns:w16sdtfl="http://schemas.microsoft.com/office/word/2024/wordml/sdtformatlock" xmlns:w16se="http://schemas.microsoft.com/office/word/2015/wordml/symex" xmlns:wpg="http://schemas.microsoft.com/office/word/2010/wordprocessingGroup" xmlns:wpi="http://schemas.microsoft.com/office/word/2010/wordprocessingInk" xmlns:wne="http://schemas.microsoft.com/office/word/2006/wordml" xmlns:wps="http://schemas.microsoft.com/office/word/2010/wordprocessingShape" mc:Ignorable="w14 w15 w16se w16cid w16 w16cex w16sdtdh w16sdtfl w16du wp14">
+  <w:abstractNum w:abstractNumId="0" w15:restartNumberingAfterBreak="0">
+    <w:nsid w:val="763052C7"/>
+    <w:multiLevelType w:val="hybridMultilevel"/>
+    <w:tmpl w:val="1314451C"/>
+    <w:lvl w:ilvl="0" w:tplc="7BA259EC">
+      <w:start w:val="2"/>
+      <w:numFmt w:val="bullet"/>
+      <w:lvlText w:val="-"/>
+      <w:lvlJc w:val="left"/>
+      <w:pPr>
+        <w:ind w:left="720" w:hanging="360"/>
+      </w:pPr>
+      <w:rPr>
+        <w:rFonts w:ascii="Calibri" w:eastAsiaTheme="minorEastAsia" w:hAnsi="Calibri" w:cs="Calibri" w:hint="default"/>
+      </w:rPr>
+    </w:lvl>
+    <w:lvl w:ilvl="1" w:tplc="04090003" w:tentative="1">
+      <w:start w:val="1"/>
+      <w:numFmt w:val="bullet"/>
+      <w:lvlText w:val="o"/>
+      <w:lvlJc w:val="left"/>
+      <w:pPr>
+        <w:ind w:left="1440" w:hanging="360"/>
+      </w:pPr>
+      <w:rPr>
+        <w:rFonts w:ascii="Courier New" w:hAnsi="Courier New" w:cs="Courier New" w:hint="default"/>
+      </w:rPr>
+    </w:lvl>
+    <w:lvl w:ilvl="2" w:tplc="04090005" w:tentative="1">
+      <w:start w:val="1"/>
+      <w:numFmt w:val="bullet"/>
+      <w:lvlText w:val=""/>
+      <w:lvlJc w:val="left"/>
+      <w:pPr>
+        <w:ind w:left="2160" w:hanging="360"/>
+      </w:pPr>
+      <w:rPr>
+        <w:rFonts w:ascii="Wingdings" w:hAnsi="Wingdings" w:hint="default"/>
+      </w:rPr>
+    </w:lvl>
+    <w:lvl w:ilvl="3" w:tplc="04090001" w:tentative="1">
+      <w:start w:val="1"/>
+      <w:numFmt w:val="bullet"/>
+      <w:lvlText w:val=""/>
+      <w:lvlJc w:val="left"/>
+      <w:pPr>
+        <w:ind w:left="2880" w:hanging="360"/>
+      </w:pPr>
+      <w:rPr>
+        <w:rFonts w:ascii="Symbol" w:hAnsi="Symbol" w:hint="default"/>
+      </w:rPr>
+    </w:lvl>
+    <w:lvl w:ilvl="4" w:tplc="04090003" w:tentative="1">
+      <w:start w:val="1"/>
+      <w:numFmt w:val="bullet"/>
+      <w:lvlText w:val="o"/>
+      <w:lvlJc w:val="left"/>
+      <w:pPr>
+        <w:ind w:left="3600" w:hanging="360"/>
+      </w:pPr>
+      <w:rPr>
+        <w:rFonts w:ascii="Courier New" w:hAnsi="Courier New" w:cs="Courier New" w:hint="default"/>
+      </w:rPr>
+    </w:lvl>
+    <w:lvl w:ilvl="5" w:tplc="04090005" w:tentative="1">
+      <w:start w:val="1"/>
+      <w:numFmt w:val="bullet"/>
+      <w:lvlText w:val=""/>
+      <w:lvlJc w:val="left"/>
+      <w:pPr>
+        <w:ind w:left="4320" w:hanging="360"/>
+      </w:pPr>
+      <w:rPr>
+        <w:rFonts w:ascii="Wingdings" w:hAnsi="Wingdings" w:hint="default"/>
+      </w:rPr>
+    </w:lvl>
+    <w:lvl w:ilvl="6" w:tplc="04090001" w:tentative="1">
+      <w:start w:val="1"/>
+      <w:numFmt w:val="bullet"/>
+      <w:lvlText w:val=""/>
+      <w:lvlJc w:val="left"/>
+      <w:pPr>
+        <w:ind w:left="5040" w:hanging="360"/>
+      </w:pPr>
+      <w:rPr>
+        <w:rFonts w:ascii="Symbol" w:hAnsi="Symbol" w:hint="default"/>
+      </w:rPr>
+    </w:lvl>
+    <w:lvl w:ilvl="7" w:tplc="04090003" w:tentative="1">
+      <w:start w:val="1"/>
+      <w:numFmt w:val="bullet"/>
+      <w:lvlText w:val="o"/>
+      <w:lvlJc w:val="left"/>
+      <w:pPr>
+        <w:ind w:left="5760" w:hanging="360"/>
+      </w:pPr>
+      <w:rPr>
+        <w:rFonts w:ascii="Courier New" w:hAnsi="Courier New" w:cs="Courier New" w:hint="default"/>
+      </w:rPr>
+    </w:lvl>
+    <w:lvl w:ilvl="8" w:tplc="04090005" w:tentative="1">
+      <w:start w:val="1"/>
+      <w:numFmt w:val="bullet"/>
+      <w:lvlText w:val=""/>
+      <w:lvlJc w:val="left"/>
+      <w:pPr>
+        <w:ind w:left="6480" w:hanging="360"/>
+      </w:pPr>
+      <w:rPr>
+        <w:rFonts w:ascii="Wingdings" w:hAnsi="Wingdings" w:hint="default"/>
+      </w:rPr>
+    </w:lvl>
+  </w:abstractNum>
+  <w:abstractNum w:abstractNumId="1" w15:restartNumberingAfterBreak="0">
+    <w:nsid w:val="7E24093D"/>
+    <w:multiLevelType w:val="multilevel"/>
+    <w:tmpl w:val="522E265A"/>
+    <w:lvl w:ilvl="0">
+      <w:start w:val="1"/>
+      <w:numFmt w:val="decimal"/>
+      <w:lvlText w:val="%1."/>
+      <w:lvlJc w:val="left"/>
+      <w:pPr>
+        <w:tabs>
+          <w:tab w:val="num" w:pos="720"/>
+        </w:tabs>
+        <w:ind w:left="720" w:hanging="360"/>
+      </w:pPr>
+    </w:lvl>
+    <w:lvl w:ilvl="1" w:tentative="1">
+      <w:start w:val="1"/>
+      <w:numFmt w:val="decimal"/>
+      <w:lvlText w:val="%2."/>
+      <w:lvlJc w:val="left"/>
+      <w:pPr>
+        <w:tabs>
+          <w:tab w:val="num" w:pos="1440"/>
+        </w:tabs>
+        <w:ind w:left="1440" w:hanging="360"/>
+      </w:pPr>
+    </w:lvl>
+    <w:lvl w:ilvl="2" w:tentative="1">
+      <w:start w:val="1"/>
+      <w:numFmt w:val="decimal"/>
+      <w:lvlText w:val="%3."/>
+      <w:lvlJc w:val="left"/>
+      <w:pPr>
+        <w:tabs>
+          <w:tab w:val="num" w:pos="2160"/>
+        </w:tabs>
+        <w:ind w:left="2160" w:hanging="360"/>
+      </w:pPr>
+    </w:lvl>
+    <w:lvl w:ilvl="3" w:tentative="1">
+      <w:start w:val="1"/>
+      <w:numFmt w:val="decimal"/>
+      <w:lvlText w:val="%4."/>
+      <w:lvlJc w:val="left"/>
+      <w:pPr>
+        <w:tabs>
+          <w:tab w:val="num" w:pos="2880"/>
+        </w:tabs>
+        <w:ind w:left="2880" w:hanging="360"/>
+      </w:pPr>
+    </w:lvl>
+    <w:lvl w:ilvl="4" w:tentative="1">
+      <w:start w:val="1"/>
+      <w:numFmt w:val="decimal"/>
+      <w:lvlText w:val="%5."/>
+      <w:lvlJc w:val="left"/>
+      <w:pPr>
+        <w:tabs>
+          <w:tab w:val="num" w:pos="3600"/>
+        </w:tabs>
+        <w:ind w:left="3600" w:hanging="360"/>
+      </w:pPr>
+    </w:lvl>
+    <w:lvl w:ilvl="5" w:tentative="1">
+      <w:start w:val="1"/>
+      <w:numFmt w:val="decimal"/>
+      <w:lvlText w:val="%6."/>
+      <w:lvlJc w:val="left"/>
+      <w:pPr>
+        <w:tabs>
+          <w:tab w:val="num" w:pos="4320"/>
+        </w:tabs>
+        <w:ind w:left="4320" w:hanging="360"/>
+      </w:pPr>
+    </w:lvl>
+    <w:lvl w:ilvl="6" w:tentative="1">
+      <w:start w:val="1"/>
+      <w:numFmt w:val="decimal"/>
+      <w:lvlText w:val="%7."/>
+      <w:lvlJc w:val="left"/>
+      <w:pPr>
+        <w:tabs>
+          <w:tab w:val="num" w:pos="5040"/>
+        </w:tabs>
+        <w:ind w:left="5040" w:hanging="360"/>
+      </w:pPr>
+    </w:lvl>
+    <w:lvl w:ilvl="7" w:tentative="1">
+      <w:start w:val="1"/>
+      <w:numFmt w:val="decimal"/>
+      <w:lvlText w:val="%8."/>
+      <w:lvlJc w:val="left"/>
+      <w:pPr>
+        <w:tabs>
+          <w:tab w:val="num" w:pos="5760"/>
+        </w:tabs>
+        <w:ind w:left="5760" w:hanging="360"/>
+      </w:pPr>
+    </w:lvl>
+    <w:lvl w:ilvl="8" w:tentative="1">
+      <w:start w:val="1"/>
+      <w:numFmt w:val="decimal"/>
+      <w:lvlText w:val="%9."/>
+      <w:lvlJc w:val="left"/>
+      <w:pPr>
+        <w:tabs>
+          <w:tab w:val="num" w:pos="6480"/>
+        </w:tabs>
+        <w:ind w:left="6480" w:hanging="360"/>
+      </w:pPr>
+    </w:lvl>
+  </w:abstractNum>
+  <w:num w:numId="1" w16cid:durableId="1734693700">
+    <w:abstractNumId w:val="1"/>
+  </w:num>
+  <w:num w:numId="2" w16cid:durableId="188030291">
+    <w:abstractNumId w:val="0"/>
+  </w:num>
+</w:numbering>
 </file>
 
 <file path=word/styles.xml><?xml version="1.0" encoding="utf-8"?>
@@ -707,7 +1502,6 @@
   <w:style w:type="character" w:default="1" w:styleId="DefaultParagraphFont">
     <w:name w:val="Default Paragraph Font"/>
     <w:uiPriority w:val="1"/>
-    <w:semiHidden/>
     <w:unhideWhenUsed/>
   </w:style>
   <w:style w:type="table" w:default="1" w:styleId="TableNormal">
@@ -1019,6 +1813,35 @@
       <w:smallCaps/>
       <w:color w:val="2F5496" w:themeColor="accent1" w:themeShade="BF"/>
       <w:spacing w:val="5"/>
+    </w:rPr>
+  </w:style>
+  <w:style w:type="paragraph" w:styleId="NormalWeb">
+    <w:name w:val="Normal (Web)"/>
+    <w:basedOn w:val="Normal"/>
+    <w:uiPriority w:val="99"/>
+    <w:semiHidden/>
+    <w:unhideWhenUsed/>
+    <w:rsid w:val="00337B42"/>
+    <w:pPr>
+      <w:spacing w:before="100" w:beforeAutospacing="1" w:after="100" w:afterAutospacing="1" w:line="240" w:lineRule="auto"/>
+    </w:pPr>
+    <w:rPr>
+      <w:rFonts w:ascii="Times New Roman" w:eastAsia="Times New Roman" w:hAnsi="Times New Roman" w:cs="Times New Roman"/>
+      <w:kern w:val="0"/>
+      <w14:ligatures w14:val="none"/>
+    </w:rPr>
+  </w:style>
+  <w:style w:type="character" w:styleId="HTMLCode">
+    <w:name w:val="HTML Code"/>
+    <w:basedOn w:val="DefaultParagraphFont"/>
+    <w:uiPriority w:val="99"/>
+    <w:semiHidden/>
+    <w:unhideWhenUsed/>
+    <w:rsid w:val="00337B42"/>
+    <w:rPr>
+      <w:rFonts w:ascii="Courier New" w:eastAsia="Times New Roman" w:hAnsi="Courier New" w:cs="Courier New"/>
+      <w:sz w:val="20"/>
+      <w:szCs w:val="20"/>
     </w:rPr>
   </w:style>
 </w:styles>

--- a/FE/LyThuyet/BOOTSTRAP.docx
+++ b/FE/LyThuyet/BOOTSTRAP.docx
@@ -296,6 +296,7 @@
       </w:pPr>
       <w:r>
         <w:rPr>
+          <w:noProof/>
           <w:sz w:val="26"/>
           <w:szCs w:val="26"/>
         </w:rPr>
@@ -366,6 +367,7 @@
       </w:pPr>
       <w:r>
         <w:rPr>
+          <w:noProof/>
           <w:sz w:val="26"/>
           <w:szCs w:val="26"/>
         </w:rPr>
@@ -450,6 +452,7 @@
       </w:pPr>
       <w:r>
         <w:rPr>
+          <w:noProof/>
           <w:sz w:val="26"/>
           <w:szCs w:val="26"/>
         </w:rPr>
@@ -651,6 +654,3203 @@
           <w:szCs w:val="26"/>
         </w:rPr>
       </w:pPr>
+      <w:r>
+        <w:rPr>
+          <w:sz w:val="26"/>
+          <w:szCs w:val="26"/>
+        </w:rPr>
+        <w:t>2 col kh bằng nhau. Vd: col-4 – col-8</w:t>
+      </w:r>
+    </w:p>
+    <w:p>
+      <w:pPr>
+        <w:rPr>
+          <w:b/>
+          <w:bCs/>
+          <w:sz w:val="26"/>
+          <w:szCs w:val="26"/>
+        </w:rPr>
+      </w:pPr>
+      <w:r>
+        <w:rPr>
+          <w:b/>
+          <w:bCs/>
+          <w:sz w:val="26"/>
+          <w:szCs w:val="26"/>
+        </w:rPr>
+        <w:t>3. văn bản, kiểu chữ</w:t>
+      </w:r>
+    </w:p>
+    <w:p>
+      <w:pPr>
+        <w:rPr>
+          <w:sz w:val="26"/>
+          <w:szCs w:val="26"/>
+        </w:rPr>
+      </w:pPr>
+      <w:r>
+        <w:rPr>
+          <w:sz w:val="26"/>
+          <w:szCs w:val="26"/>
+        </w:rPr>
+        <w:t>- có thể sử dụng .h1</w:t>
+      </w:r>
+      <w:r>
+        <w:rPr>
+          <w:sz w:val="26"/>
+          <w:szCs w:val="26"/>
+        </w:rPr>
+        <w:sym w:font="Wingdings" w:char="F0E0"/>
+      </w:r>
+      <w:r>
+        <w:rPr>
+          <w:sz w:val="26"/>
+          <w:szCs w:val="26"/>
+        </w:rPr>
+        <w:t>.h6 cho để biểu diễn cỡ chữ</w:t>
+      </w:r>
+    </w:p>
+    <w:p>
+      <w:pPr>
+        <w:rPr>
+          <w:sz w:val="26"/>
+          <w:szCs w:val="26"/>
+        </w:rPr>
+      </w:pPr>
+      <w:r>
+        <w:rPr>
+          <w:sz w:val="26"/>
+          <w:szCs w:val="26"/>
+        </w:rPr>
+        <w:t xml:space="preserve">- </w:t>
+      </w:r>
+      <w:r>
+        <w:rPr>
+          <w:sz w:val="26"/>
+          <w:szCs w:val="26"/>
+        </w:rPr>
+        <w:t>Tiêu đề hiển thị được sử dụng để nổi bật hơn các tiêu đề thông thường (cỡ chữ lớn hơn và độ đậm chữ nhẹ hơn) và có sáu lớp để lựa chọn: .display-1đến .display-6</w:t>
+      </w:r>
+    </w:p>
+    <w:p>
+      <w:pPr>
+        <w:rPr>
+          <w:sz w:val="26"/>
+          <w:szCs w:val="26"/>
+        </w:rPr>
+      </w:pPr>
+      <w:r>
+        <w:rPr>
+          <w:sz w:val="26"/>
+          <w:szCs w:val="26"/>
+        </w:rPr>
+        <w:lastRenderedPageBreak/>
+        <w:drawing>
+          <wp:inline distT="0" distB="0" distL="0" distR="0" wp14:anchorId="6A436055" wp14:editId="36E464CE">
+            <wp:extent cx="5943600" cy="3648710"/>
+            <wp:effectExtent l="0" t="0" r="0" b="8890"/>
+            <wp:docPr id="1935851743" name="Picture 1"/>
+            <wp:cNvGraphicFramePr>
+              <a:graphicFrameLocks xmlns:a="http://schemas.openxmlformats.org/drawingml/2006/main" noChangeAspect="1"/>
+            </wp:cNvGraphicFramePr>
+            <a:graphic xmlns:a="http://schemas.openxmlformats.org/drawingml/2006/main">
+              <a:graphicData uri="http://schemas.openxmlformats.org/drawingml/2006/picture">
+                <pic:pic xmlns:pic="http://schemas.openxmlformats.org/drawingml/2006/picture">
+                  <pic:nvPicPr>
+                    <pic:cNvPr id="1935851743" name=""/>
+                    <pic:cNvPicPr/>
+                  </pic:nvPicPr>
+                  <pic:blipFill>
+                    <a:blip r:embed="rId8"/>
+                    <a:stretch>
+                      <a:fillRect/>
+                    </a:stretch>
+                  </pic:blipFill>
+                  <pic:spPr>
+                    <a:xfrm>
+                      <a:off x="0" y="0"/>
+                      <a:ext cx="5943600" cy="3648710"/>
+                    </a:xfrm>
+                    <a:prstGeom prst="rect">
+                      <a:avLst/>
+                    </a:prstGeom>
+                  </pic:spPr>
+                </pic:pic>
+              </a:graphicData>
+            </a:graphic>
+          </wp:inline>
+        </w:drawing>
+      </w:r>
+    </w:p>
+    <w:p>
+      <w:pPr>
+        <w:rPr>
+          <w:b/>
+          <w:bCs/>
+          <w:sz w:val="26"/>
+          <w:szCs w:val="26"/>
+        </w:rPr>
+      </w:pPr>
+      <w:r>
+        <w:rPr>
+          <w:b/>
+          <w:bCs/>
+          <w:sz w:val="26"/>
+          <w:szCs w:val="26"/>
+        </w:rPr>
+        <w:t>4. colors</w:t>
+      </w:r>
+    </w:p>
+    <w:p>
+      <w:pPr>
+        <w:rPr>
+          <w:sz w:val="26"/>
+          <w:szCs w:val="26"/>
+        </w:rPr>
+      </w:pPr>
+      <w:r>
+        <w:rPr>
+          <w:sz w:val="26"/>
+          <w:szCs w:val="26"/>
+        </w:rPr>
+        <w:t xml:space="preserve">Vd: </w:t>
+      </w:r>
+      <w:r>
+        <w:rPr>
+          <w:sz w:val="26"/>
+          <w:szCs w:val="26"/>
+        </w:rPr>
+        <w:t>Các lớp cho màu văn bản là: .</w:t>
+      </w:r>
+      <w:r>
+        <w:rPr>
+          <w:color w:val="EE0000"/>
+          <w:sz w:val="26"/>
+          <w:szCs w:val="26"/>
+        </w:rPr>
+        <w:t>text-muted, .text-primary, .text-success, .text-info, , .text-warning, .text-danger, .text-secondary, .text-white, .text-dark, .text-body</w:t>
+      </w:r>
+      <w:r>
+        <w:rPr>
+          <w:sz w:val="26"/>
+          <w:szCs w:val="26"/>
+        </w:rPr>
+        <w:t>(màu thân mặc định/thường là màu đen) và .text-light</w:t>
+      </w:r>
+    </w:p>
+    <w:p>
+      <w:pPr>
+        <w:pStyle w:val="ListParagraph"/>
+        <w:numPr>
+          <w:ilvl w:val="0"/>
+          <w:numId w:val="2"/>
+        </w:numPr>
+        <w:rPr>
+          <w:sz w:val="26"/>
+          <w:szCs w:val="26"/>
+        </w:rPr>
+      </w:pPr>
+      <w:r>
+        <w:rPr>
+          <w:sz w:val="26"/>
+          <w:szCs w:val="26"/>
+        </w:rPr>
+        <w:t>Nếu muốn tăng độ mờ: text-white-50 : mờ 50%</w:t>
+      </w:r>
+    </w:p>
+    <w:p>
+      <w:pPr>
+        <w:pStyle w:val="ListParagraph"/>
+        <w:numPr>
+          <w:ilvl w:val="0"/>
+          <w:numId w:val="2"/>
+        </w:numPr>
+        <w:shd w:val="clear" w:color="auto" w:fill="FFFFFF"/>
+        <w:spacing w:before="150" w:after="150" w:line="240" w:lineRule="auto"/>
+        <w:outlineLvl w:val="1"/>
+        <w:rPr>
+          <w:rFonts w:ascii="Segoe UI" w:eastAsia="Times New Roman" w:hAnsi="Segoe UI" w:cs="Segoe UI"/>
+          <w:color w:val="000000"/>
+          <w:kern w:val="0"/>
+          <w:sz w:val="48"/>
+          <w:szCs w:val="48"/>
+          <w14:ligatures w14:val="none"/>
+        </w:rPr>
+      </w:pPr>
+      <w:r>
+        <w:rPr>
+          <w:rFonts w:ascii="Segoe UI" w:eastAsia="Times New Roman" w:hAnsi="Segoe UI" w:cs="Segoe UI"/>
+          <w:color w:val="000000"/>
+          <w:kern w:val="0"/>
+          <w:sz w:val="48"/>
+          <w:szCs w:val="48"/>
+          <w14:ligatures w14:val="none"/>
+        </w:rPr>
+        <w:t>Màu nền</w:t>
+      </w:r>
+    </w:p>
+    <w:p>
+      <w:pPr>
+        <w:pStyle w:val="ListParagraph"/>
+        <w:numPr>
+          <w:ilvl w:val="0"/>
+          <w:numId w:val="2"/>
+        </w:numPr>
+        <w:shd w:val="clear" w:color="auto" w:fill="FFFFFF"/>
+        <w:spacing w:before="288" w:after="288" w:line="240" w:lineRule="auto"/>
+        <w:rPr>
+          <w:rFonts w:ascii="Segoe UI" w:eastAsia="Times New Roman" w:hAnsi="Segoe UI" w:cs="Segoe UI"/>
+          <w:color w:val="000000"/>
+          <w:kern w:val="0"/>
+          <w14:ligatures w14:val="none"/>
+        </w:rPr>
+      </w:pPr>
+      <w:r>
+        <w:rPr>
+          <w:rFonts w:ascii="Segoe UI" w:eastAsia="Times New Roman" w:hAnsi="Segoe UI" w:cs="Segoe UI"/>
+          <w:color w:val="000000"/>
+          <w:kern w:val="0"/>
+          <w14:ligatures w14:val="none"/>
+        </w:rPr>
+        <w:t>Các lớp cho màu nền là: </w:t>
+      </w:r>
+      <w:r>
+        <w:rPr>
+          <w:rFonts w:ascii="Consolas" w:eastAsia="Times New Roman" w:hAnsi="Consolas" w:cs="Courier New"/>
+          <w:color w:val="DC143C"/>
+          <w:kern w:val="0"/>
+          <w:sz w:val="20"/>
+          <w:szCs w:val="20"/>
+          <w14:ligatures w14:val="none"/>
+        </w:rPr>
+        <w:t>.bg-primary</w:t>
+      </w:r>
+      <w:r>
+        <w:rPr>
+          <w:rFonts w:ascii="Segoe UI" w:eastAsia="Times New Roman" w:hAnsi="Segoe UI" w:cs="Segoe UI"/>
+          <w:color w:val="000000"/>
+          <w:kern w:val="0"/>
+          <w14:ligatures w14:val="none"/>
+        </w:rPr>
+        <w:t>, </w:t>
+      </w:r>
+      <w:r>
+        <w:rPr>
+          <w:rFonts w:ascii="Consolas" w:eastAsia="Times New Roman" w:hAnsi="Consolas" w:cs="Courier New"/>
+          <w:color w:val="DC143C"/>
+          <w:kern w:val="0"/>
+          <w:sz w:val="20"/>
+          <w:szCs w:val="20"/>
+          <w14:ligatures w14:val="none"/>
+        </w:rPr>
+        <w:t>.bg-success</w:t>
+      </w:r>
+      <w:r>
+        <w:rPr>
+          <w:rFonts w:ascii="Segoe UI" w:eastAsia="Times New Roman" w:hAnsi="Segoe UI" w:cs="Segoe UI"/>
+          <w:color w:val="000000"/>
+          <w:kern w:val="0"/>
+          <w14:ligatures w14:val="none"/>
+        </w:rPr>
+        <w:t>, </w:t>
+      </w:r>
+      <w:r>
+        <w:rPr>
+          <w:rFonts w:ascii="Consolas" w:eastAsia="Times New Roman" w:hAnsi="Consolas" w:cs="Courier New"/>
+          <w:color w:val="DC143C"/>
+          <w:kern w:val="0"/>
+          <w:sz w:val="20"/>
+          <w:szCs w:val="20"/>
+          <w14:ligatures w14:val="none"/>
+        </w:rPr>
+        <w:t>.bg-info</w:t>
+      </w:r>
+      <w:r>
+        <w:rPr>
+          <w:rFonts w:ascii="Segoe UI" w:eastAsia="Times New Roman" w:hAnsi="Segoe UI" w:cs="Segoe UI"/>
+          <w:color w:val="000000"/>
+          <w:kern w:val="0"/>
+          <w14:ligatures w14:val="none"/>
+        </w:rPr>
+        <w:t>, </w:t>
+      </w:r>
+      <w:r>
+        <w:rPr>
+          <w:rFonts w:ascii="Consolas" w:eastAsia="Times New Roman" w:hAnsi="Consolas" w:cs="Courier New"/>
+          <w:color w:val="DC143C"/>
+          <w:kern w:val="0"/>
+          <w:sz w:val="20"/>
+          <w:szCs w:val="20"/>
+          <w14:ligatures w14:val="none"/>
+        </w:rPr>
+        <w:t>.bg-warning</w:t>
+      </w:r>
+      <w:r>
+        <w:rPr>
+          <w:rFonts w:ascii="Segoe UI" w:eastAsia="Times New Roman" w:hAnsi="Segoe UI" w:cs="Segoe UI"/>
+          <w:color w:val="000000"/>
+          <w:kern w:val="0"/>
+          <w14:ligatures w14:val="none"/>
+        </w:rPr>
+        <w:t>, </w:t>
+      </w:r>
+      <w:r>
+        <w:rPr>
+          <w:rFonts w:ascii="Consolas" w:eastAsia="Times New Roman" w:hAnsi="Consolas" w:cs="Courier New"/>
+          <w:color w:val="DC143C"/>
+          <w:kern w:val="0"/>
+          <w:sz w:val="20"/>
+          <w:szCs w:val="20"/>
+          <w14:ligatures w14:val="none"/>
+        </w:rPr>
+        <w:t>.bg-danger</w:t>
+      </w:r>
+      <w:r>
+        <w:rPr>
+          <w:rFonts w:ascii="Segoe UI" w:eastAsia="Times New Roman" w:hAnsi="Segoe UI" w:cs="Segoe UI"/>
+          <w:color w:val="000000"/>
+          <w:kern w:val="0"/>
+          <w14:ligatures w14:val="none"/>
+        </w:rPr>
+        <w:t>, </w:t>
+      </w:r>
+      <w:r>
+        <w:rPr>
+          <w:rFonts w:ascii="Consolas" w:eastAsia="Times New Roman" w:hAnsi="Consolas" w:cs="Courier New"/>
+          <w:color w:val="DC143C"/>
+          <w:kern w:val="0"/>
+          <w:sz w:val="20"/>
+          <w:szCs w:val="20"/>
+          <w14:ligatures w14:val="none"/>
+        </w:rPr>
+        <w:t>.bg-secondary</w:t>
+      </w:r>
+      <w:r>
+        <w:rPr>
+          <w:rFonts w:ascii="Segoe UI" w:eastAsia="Times New Roman" w:hAnsi="Segoe UI" w:cs="Segoe UI"/>
+          <w:color w:val="000000"/>
+          <w:kern w:val="0"/>
+          <w14:ligatures w14:val="none"/>
+        </w:rPr>
+        <w:t>, </w:t>
+      </w:r>
+      <w:r>
+        <w:rPr>
+          <w:rFonts w:ascii="Consolas" w:eastAsia="Times New Roman" w:hAnsi="Consolas" w:cs="Courier New"/>
+          <w:color w:val="DC143C"/>
+          <w:kern w:val="0"/>
+          <w:sz w:val="20"/>
+          <w:szCs w:val="20"/>
+          <w14:ligatures w14:val="none"/>
+        </w:rPr>
+        <w:t>.bg-dark</w:t>
+      </w:r>
+      <w:r>
+        <w:rPr>
+          <w:rFonts w:ascii="Segoe UI" w:eastAsia="Times New Roman" w:hAnsi="Segoe UI" w:cs="Segoe UI"/>
+          <w:color w:val="000000"/>
+          <w:kern w:val="0"/>
+          <w14:ligatures w14:val="none"/>
+        </w:rPr>
+        <w:t>và </w:t>
+      </w:r>
+      <w:r>
+        <w:rPr>
+          <w:rFonts w:ascii="Consolas" w:eastAsia="Times New Roman" w:hAnsi="Consolas" w:cs="Courier New"/>
+          <w:color w:val="DC143C"/>
+          <w:kern w:val="0"/>
+          <w:sz w:val="20"/>
+          <w:szCs w:val="20"/>
+          <w14:ligatures w14:val="none"/>
+        </w:rPr>
+        <w:t>.bg-light</w:t>
+      </w:r>
+      <w:r>
+        <w:rPr>
+          <w:rFonts w:ascii="Segoe UI" w:eastAsia="Times New Roman" w:hAnsi="Segoe UI" w:cs="Segoe UI"/>
+          <w:color w:val="000000"/>
+          <w:kern w:val="0"/>
+          <w14:ligatures w14:val="none"/>
+        </w:rPr>
+        <w:t>.</w:t>
+      </w:r>
+    </w:p>
+    <w:p>
+      <w:pPr>
+        <w:rPr>
+          <w:b/>
+          <w:bCs/>
+          <w:sz w:val="26"/>
+          <w:szCs w:val="26"/>
+        </w:rPr>
+      </w:pPr>
+      <w:r>
+        <w:rPr>
+          <w:b/>
+          <w:bCs/>
+          <w:sz w:val="26"/>
+          <w:szCs w:val="26"/>
+        </w:rPr>
+        <w:t>5. table</w:t>
+      </w:r>
+    </w:p>
+    <w:p>
+      <w:pPr>
+        <w:rPr>
+          <w:sz w:val="26"/>
+          <w:szCs w:val="26"/>
+        </w:rPr>
+      </w:pPr>
+      <w:r>
+        <w:rPr>
+          <w:sz w:val="26"/>
+          <w:szCs w:val="26"/>
+        </w:rPr>
+        <w:t>- .table: thêm kiểu dáng cơ bản cho bảng</w:t>
+      </w:r>
+    </w:p>
+    <w:p>
+      <w:pPr>
+        <w:rPr>
+          <w:sz w:val="26"/>
+          <w:szCs w:val="26"/>
+        </w:rPr>
+      </w:pPr>
+      <w:r>
+        <w:rPr>
+          <w:sz w:val="26"/>
+          <w:szCs w:val="26"/>
+        </w:rPr>
+        <w:drawing>
+          <wp:inline distT="0" distB="0" distL="0" distR="0" wp14:anchorId="406C09FE" wp14:editId="183A1665">
+            <wp:extent cx="5943600" cy="1023620"/>
+            <wp:effectExtent l="0" t="0" r="0" b="5080"/>
+            <wp:docPr id="1590178868" name="Picture 1"/>
+            <wp:cNvGraphicFramePr>
+              <a:graphicFrameLocks xmlns:a="http://schemas.openxmlformats.org/drawingml/2006/main" noChangeAspect="1"/>
+            </wp:cNvGraphicFramePr>
+            <a:graphic xmlns:a="http://schemas.openxmlformats.org/drawingml/2006/main">
+              <a:graphicData uri="http://schemas.openxmlformats.org/drawingml/2006/picture">
+                <pic:pic xmlns:pic="http://schemas.openxmlformats.org/drawingml/2006/picture">
+                  <pic:nvPicPr>
+                    <pic:cNvPr id="1590178868" name=""/>
+                    <pic:cNvPicPr/>
+                  </pic:nvPicPr>
+                  <pic:blipFill>
+                    <a:blip r:embed="rId9"/>
+                    <a:stretch>
+                      <a:fillRect/>
+                    </a:stretch>
+                  </pic:blipFill>
+                  <pic:spPr>
+                    <a:xfrm>
+                      <a:off x="0" y="0"/>
+                      <a:ext cx="5943600" cy="1023620"/>
+                    </a:xfrm>
+                    <a:prstGeom prst="rect">
+                      <a:avLst/>
+                    </a:prstGeom>
+                  </pic:spPr>
+                </pic:pic>
+              </a:graphicData>
+            </a:graphic>
+          </wp:inline>
+        </w:drawing>
+      </w:r>
+    </w:p>
+    <w:p>
+      <w:pPr>
+        <w:pStyle w:val="ListParagraph"/>
+        <w:numPr>
+          <w:ilvl w:val="0"/>
+          <w:numId w:val="2"/>
+        </w:numPr>
+        <w:rPr>
+          <w:sz w:val="26"/>
+          <w:szCs w:val="26"/>
+        </w:rPr>
+      </w:pPr>
+      <w:r>
+        <w:rPr>
+          <w:sz w:val="26"/>
+          <w:szCs w:val="26"/>
+        </w:rPr>
+        <w:t>Lớp này </w:t>
+      </w:r>
+      <w:r>
+        <w:rPr>
+          <w:color w:val="EE0000"/>
+          <w:sz w:val="26"/>
+          <w:szCs w:val="26"/>
+        </w:rPr>
+        <w:t>.table-striped</w:t>
+      </w:r>
+      <w:r>
+        <w:rPr>
+          <w:sz w:val="26"/>
+          <w:szCs w:val="26"/>
+        </w:rPr>
+        <w:t xml:space="preserve"> </w:t>
+      </w:r>
+      <w:r>
+        <w:rPr>
+          <w:sz w:val="26"/>
+          <w:szCs w:val="26"/>
+        </w:rPr>
+        <w:t>thêm các sọc ngựa vằn vào một bảng</w:t>
+      </w:r>
+    </w:p>
+    <w:p>
+      <w:pPr>
+        <w:pStyle w:val="ListParagraph"/>
+        <w:numPr>
+          <w:ilvl w:val="0"/>
+          <w:numId w:val="2"/>
+        </w:numPr>
+        <w:rPr>
+          <w:sz w:val="26"/>
+          <w:szCs w:val="26"/>
+        </w:rPr>
+      </w:pPr>
+      <w:r>
+        <w:rPr>
+          <w:color w:val="EE0000"/>
+          <w:sz w:val="26"/>
+          <w:szCs w:val="26"/>
+        </w:rPr>
+        <w:lastRenderedPageBreak/>
+        <w:t>.table-bordered</w:t>
+      </w:r>
+      <w:r>
+        <w:rPr>
+          <w:color w:val="EE0000"/>
+          <w:sz w:val="26"/>
+          <w:szCs w:val="26"/>
+        </w:rPr>
+        <w:t xml:space="preserve"> </w:t>
+      </w:r>
+      <w:r>
+        <w:rPr>
+          <w:sz w:val="26"/>
+          <w:szCs w:val="26"/>
+        </w:rPr>
+        <w:t>thêm đường viền vào tất cả các cạnh của bảng và ô</w:t>
+      </w:r>
+    </w:p>
+    <w:p>
+      <w:pPr>
+        <w:pStyle w:val="ListParagraph"/>
+        <w:numPr>
+          <w:ilvl w:val="0"/>
+          <w:numId w:val="2"/>
+        </w:numPr>
+        <w:rPr>
+          <w:sz w:val="26"/>
+          <w:szCs w:val="26"/>
+        </w:rPr>
+      </w:pPr>
+      <w:r>
+        <w:rPr>
+          <w:color w:val="EE0000"/>
+          <w:sz w:val="26"/>
+          <w:szCs w:val="26"/>
+        </w:rPr>
+        <w:t>.table-hover</w:t>
+      </w:r>
+      <w:r>
+        <w:rPr>
+          <w:color w:val="EE0000"/>
+          <w:sz w:val="26"/>
+          <w:szCs w:val="26"/>
+        </w:rPr>
+        <w:t xml:space="preserve"> </w:t>
+      </w:r>
+      <w:r>
+        <w:rPr>
+          <w:sz w:val="26"/>
+          <w:szCs w:val="26"/>
+        </w:rPr>
+        <w:t>thêm hiệu ứng di chuột (màu nền xám) vào các hàng của bảng</w:t>
+      </w:r>
+    </w:p>
+    <w:p>
+      <w:pPr>
+        <w:pStyle w:val="ListParagraph"/>
+        <w:numPr>
+          <w:ilvl w:val="0"/>
+          <w:numId w:val="2"/>
+        </w:numPr>
+        <w:rPr>
+          <w:sz w:val="26"/>
+          <w:szCs w:val="26"/>
+        </w:rPr>
+      </w:pPr>
+      <w:r>
+        <w:rPr>
+          <w:color w:val="EE0000"/>
+          <w:sz w:val="26"/>
+          <w:szCs w:val="26"/>
+        </w:rPr>
+        <w:t>.table-dark</w:t>
+      </w:r>
+      <w:r>
+        <w:rPr>
+          <w:color w:val="EE0000"/>
+          <w:sz w:val="26"/>
+          <w:szCs w:val="26"/>
+        </w:rPr>
+        <w:t xml:space="preserve"> </w:t>
+      </w:r>
+      <w:r>
+        <w:rPr>
+          <w:sz w:val="26"/>
+          <w:szCs w:val="26"/>
+        </w:rPr>
+        <w:t>thêm nền đen vào bảng</w:t>
+      </w:r>
+    </w:p>
+    <w:p>
+      <w:pPr>
+        <w:pStyle w:val="ListParagraph"/>
+        <w:numPr>
+          <w:ilvl w:val="0"/>
+          <w:numId w:val="2"/>
+        </w:numPr>
+        <w:rPr>
+          <w:sz w:val="26"/>
+          <w:szCs w:val="26"/>
+        </w:rPr>
+      </w:pPr>
+      <w:r>
+        <w:rPr>
+          <w:color w:val="EE0000"/>
+          <w:sz w:val="26"/>
+          <w:szCs w:val="26"/>
+        </w:rPr>
+        <w:t>.table-borderless</w:t>
+      </w:r>
+      <w:r>
+        <w:rPr>
+          <w:sz w:val="26"/>
+          <w:szCs w:val="26"/>
+        </w:rPr>
+        <w:t xml:space="preserve"> </w:t>
+      </w:r>
+      <w:r>
+        <w:rPr>
+          <w:sz w:val="26"/>
+          <w:szCs w:val="26"/>
+        </w:rPr>
+        <w:t>xóa đường viền khỏi bảng</w:t>
+      </w:r>
+    </w:p>
+    <w:p>
+      <w:pPr>
+        <w:ind w:left="360"/>
+        <w:rPr>
+          <w:sz w:val="26"/>
+          <w:szCs w:val="26"/>
+        </w:rPr>
+      </w:pPr>
+      <w:r>
+        <w:rPr>
+          <w:sz w:val="26"/>
+          <w:szCs w:val="26"/>
+        </w:rPr>
+        <w:drawing>
+          <wp:inline distT="0" distB="0" distL="0" distR="0" wp14:anchorId="673C7606" wp14:editId="2C0DB67B">
+            <wp:extent cx="5943600" cy="3056255"/>
+            <wp:effectExtent l="0" t="0" r="0" b="0"/>
+            <wp:docPr id="1561369746" name="Picture 1"/>
+            <wp:cNvGraphicFramePr>
+              <a:graphicFrameLocks xmlns:a="http://schemas.openxmlformats.org/drawingml/2006/main" noChangeAspect="1"/>
+            </wp:cNvGraphicFramePr>
+            <a:graphic xmlns:a="http://schemas.openxmlformats.org/drawingml/2006/main">
+              <a:graphicData uri="http://schemas.openxmlformats.org/drawingml/2006/picture">
+                <pic:pic xmlns:pic="http://schemas.openxmlformats.org/drawingml/2006/picture">
+                  <pic:nvPicPr>
+                    <pic:cNvPr id="1561369746" name=""/>
+                    <pic:cNvPicPr/>
+                  </pic:nvPicPr>
+                  <pic:blipFill>
+                    <a:blip r:embed="rId10"/>
+                    <a:stretch>
+                      <a:fillRect/>
+                    </a:stretch>
+                  </pic:blipFill>
+                  <pic:spPr>
+                    <a:xfrm>
+                      <a:off x="0" y="0"/>
+                      <a:ext cx="5943600" cy="3056255"/>
+                    </a:xfrm>
+                    <a:prstGeom prst="rect">
+                      <a:avLst/>
+                    </a:prstGeom>
+                  </pic:spPr>
+                </pic:pic>
+              </a:graphicData>
+            </a:graphic>
+          </wp:inline>
+        </w:drawing>
+      </w:r>
+    </w:p>
+    <w:p>
+      <w:pPr>
+        <w:pStyle w:val="ListParagraph"/>
+        <w:numPr>
+          <w:ilvl w:val="0"/>
+          <w:numId w:val="2"/>
+        </w:numPr>
+        <w:rPr>
+          <w:sz w:val="26"/>
+          <w:szCs w:val="26"/>
+        </w:rPr>
+      </w:pPr>
+      <w:r>
+        <w:rPr>
+          <w:color w:val="EE0000"/>
+          <w:sz w:val="26"/>
+          <w:szCs w:val="26"/>
+        </w:rPr>
+        <w:t>.table-responsive</w:t>
+      </w:r>
+      <w:r>
+        <w:rPr>
+          <w:color w:val="EE0000"/>
+          <w:sz w:val="26"/>
+          <w:szCs w:val="26"/>
+        </w:rPr>
+        <w:t xml:space="preserve"> </w:t>
+      </w:r>
+      <w:r>
+        <w:rPr>
+          <w:sz w:val="26"/>
+          <w:szCs w:val="26"/>
+        </w:rPr>
+        <w:t>thêm thanh cuộn vào bảng khi cần (khi bảng quá lớn theo chiều ngang)</w:t>
+      </w:r>
+    </w:p>
+    <w:p>
+      <w:pPr>
+        <w:rPr>
+          <w:b/>
+          <w:bCs/>
+          <w:sz w:val="26"/>
+          <w:szCs w:val="26"/>
+        </w:rPr>
+      </w:pPr>
+      <w:r>
+        <w:rPr>
+          <w:b/>
+          <w:bCs/>
+          <w:sz w:val="26"/>
+          <w:szCs w:val="26"/>
+        </w:rPr>
+        <w:t>6. images</w:t>
+      </w:r>
+    </w:p>
+    <w:p>
+      <w:pPr>
+        <w:rPr>
+          <w:sz w:val="26"/>
+          <w:szCs w:val="26"/>
+        </w:rPr>
+      </w:pPr>
+      <w:r>
+        <w:rPr>
+          <w:sz w:val="26"/>
+          <w:szCs w:val="26"/>
+        </w:rPr>
+        <w:t xml:space="preserve">- </w:t>
+      </w:r>
+      <w:r>
+        <w:rPr>
+          <w:sz w:val="26"/>
+          <w:szCs w:val="26"/>
+        </w:rPr>
+        <w:t>.rounded</w:t>
+      </w:r>
+      <w:r>
+        <w:rPr>
+          <w:sz w:val="26"/>
+          <w:szCs w:val="26"/>
+        </w:rPr>
+        <w:t xml:space="preserve"> </w:t>
+      </w:r>
+      <w:r>
+        <w:rPr>
+          <w:sz w:val="26"/>
+          <w:szCs w:val="26"/>
+        </w:rPr>
+        <w:t>thêm các góc bo tròn vào hình ảnh</w:t>
+      </w:r>
+      <w:r>
+        <w:rPr>
+          <w:sz w:val="26"/>
+          <w:szCs w:val="26"/>
+        </w:rPr>
+        <w:t>. Như border-radius nhỏ</w:t>
+      </w:r>
+    </w:p>
+    <w:p>
+      <w:pPr>
+        <w:rPr>
+          <w:sz w:val="26"/>
+          <w:szCs w:val="26"/>
+        </w:rPr>
+      </w:pPr>
+      <w:r>
+        <w:rPr>
+          <w:sz w:val="26"/>
+          <w:szCs w:val="26"/>
+        </w:rPr>
+        <w:t xml:space="preserve">- </w:t>
+      </w:r>
+      <w:r>
+        <w:rPr>
+          <w:sz w:val="26"/>
+          <w:szCs w:val="26"/>
+        </w:rPr>
+        <w:t>.rounded-circle</w:t>
+      </w:r>
+      <w:r>
+        <w:rPr>
+          <w:sz w:val="26"/>
+          <w:szCs w:val="26"/>
+        </w:rPr>
+        <w:t xml:space="preserve"> </w:t>
+      </w:r>
+      <w:r>
+        <w:rPr>
+          <w:sz w:val="26"/>
+          <w:szCs w:val="26"/>
+        </w:rPr>
+        <w:t>định hình hình ảnh thành hình tròn</w:t>
+      </w:r>
+    </w:p>
+    <w:p>
+      <w:pPr>
+        <w:rPr>
+          <w:sz w:val="26"/>
+          <w:szCs w:val="26"/>
+        </w:rPr>
+      </w:pPr>
+      <w:r>
+        <w:rPr>
+          <w:sz w:val="26"/>
+          <w:szCs w:val="26"/>
+        </w:rPr>
+        <w:t xml:space="preserve">- </w:t>
+      </w:r>
+      <w:r>
+        <w:rPr>
+          <w:sz w:val="26"/>
+          <w:szCs w:val="26"/>
+        </w:rPr>
+        <w:t>.img-thumbnail</w:t>
+      </w:r>
+      <w:r>
+        <w:rPr>
+          <w:sz w:val="26"/>
+          <w:szCs w:val="26"/>
+        </w:rPr>
+        <w:t xml:space="preserve"> </w:t>
+      </w:r>
+      <w:r>
+        <w:rPr>
+          <w:sz w:val="26"/>
+          <w:szCs w:val="26"/>
+        </w:rPr>
+        <w:t>định hình hình ảnh thành hình thu nhỏ (có viền)</w:t>
+      </w:r>
+    </w:p>
+    <w:p>
+      <w:pPr>
+        <w:rPr>
+          <w:sz w:val="26"/>
+          <w:szCs w:val="26"/>
+        </w:rPr>
+      </w:pPr>
+      <w:r>
+        <w:rPr>
+          <w:sz w:val="26"/>
+          <w:szCs w:val="26"/>
+        </w:rPr>
+        <w:t xml:space="preserve">- </w:t>
+      </w:r>
+      <w:r>
+        <w:rPr>
+          <w:sz w:val="26"/>
+          <w:szCs w:val="26"/>
+        </w:rPr>
+        <w:t>Di chuyển hình ảnh sang bên trái bằng .float-start</w:t>
+      </w:r>
+      <w:r>
+        <w:rPr>
+          <w:sz w:val="26"/>
+          <w:szCs w:val="26"/>
+        </w:rPr>
+        <w:t xml:space="preserve"> </w:t>
+      </w:r>
+      <w:r>
+        <w:rPr>
+          <w:sz w:val="26"/>
+          <w:szCs w:val="26"/>
+        </w:rPr>
+        <w:t>lớp hoặc sang bên phải bằng .float-end</w:t>
+      </w:r>
+    </w:p>
+    <w:p>
+      <w:pPr>
+        <w:rPr>
+          <w:sz w:val="26"/>
+          <w:szCs w:val="26"/>
+        </w:rPr>
+      </w:pPr>
+      <w:r>
+        <w:rPr>
+          <w:sz w:val="26"/>
+          <w:szCs w:val="26"/>
+        </w:rPr>
+        <w:t xml:space="preserve">- </w:t>
+      </w:r>
+      <w:r>
+        <w:rPr>
+          <w:sz w:val="26"/>
+          <w:szCs w:val="26"/>
+        </w:rPr>
+        <w:t>Căn giữa hình ảnh bằng cách thêm các lớp tiện ích .mx-auto(margin:auto) và .d-block(display:block) vào hình ảnh</w:t>
+      </w:r>
+    </w:p>
+    <w:p>
+      <w:pPr>
+        <w:rPr>
+          <w:sz w:val="26"/>
+          <w:szCs w:val="26"/>
+        </w:rPr>
+      </w:pPr>
+      <w:r>
+        <w:rPr>
+          <w:sz w:val="26"/>
+          <w:szCs w:val="26"/>
+        </w:rPr>
+        <w:t>- img-fluid áp dụng cho max-width: 100% và height: auto</w:t>
+      </w:r>
+    </w:p>
+    <w:p>
+      <w:pPr>
+        <w:rPr>
+          <w:b/>
+          <w:bCs/>
+          <w:sz w:val="26"/>
+          <w:szCs w:val="26"/>
+        </w:rPr>
+      </w:pPr>
+      <w:r>
+        <w:rPr>
+          <w:b/>
+          <w:bCs/>
+          <w:sz w:val="26"/>
+          <w:szCs w:val="26"/>
+        </w:rPr>
+        <w:t>7. Alerts</w:t>
+      </w:r>
+    </w:p>
+    <w:p>
+      <w:pPr>
+        <w:rPr>
+          <w:color w:val="EE0000"/>
+          <w:sz w:val="26"/>
+          <w:szCs w:val="26"/>
+        </w:rPr>
+      </w:pPr>
+      <w:r>
+        <w:rPr>
+          <w:sz w:val="26"/>
+          <w:szCs w:val="26"/>
+        </w:rPr>
+        <w:lastRenderedPageBreak/>
+        <w:t xml:space="preserve">- </w:t>
+      </w:r>
+      <w:r>
+        <w:rPr>
+          <w:sz w:val="26"/>
+          <w:szCs w:val="26"/>
+        </w:rPr>
+        <w:t>Cảnh báo được tạo bằng .alert</w:t>
+      </w:r>
+      <w:r>
+        <w:rPr>
+          <w:sz w:val="26"/>
+          <w:szCs w:val="26"/>
+        </w:rPr>
+        <w:t xml:space="preserve"> </w:t>
+      </w:r>
+      <w:r>
+        <w:rPr>
+          <w:sz w:val="26"/>
+          <w:szCs w:val="26"/>
+        </w:rPr>
+        <w:t>lớp, theo sau là một trong các lớp theo ngữ cảnh </w:t>
+      </w:r>
+      <w:r>
+        <w:rPr>
+          <w:color w:val="EE0000"/>
+          <w:sz w:val="26"/>
+          <w:szCs w:val="26"/>
+        </w:rPr>
+        <w:t>.alert-success, .alert-info, .alert-warning, .alert-danger, .alert-primary, .alert-secondary, .alert-light</w:t>
+      </w:r>
+      <w:r>
+        <w:rPr>
+          <w:color w:val="EE0000"/>
+          <w:sz w:val="26"/>
+          <w:szCs w:val="26"/>
+        </w:rPr>
+        <w:t xml:space="preserve"> </w:t>
+      </w:r>
+      <w:r>
+        <w:rPr>
+          <w:sz w:val="26"/>
+          <w:szCs w:val="26"/>
+        </w:rPr>
+        <w:t>hoặc</w:t>
+      </w:r>
+      <w:r>
+        <w:rPr>
+          <w:color w:val="EE0000"/>
+          <w:sz w:val="26"/>
+          <w:szCs w:val="26"/>
+        </w:rPr>
+        <w:t> .alert-dark</w:t>
+      </w:r>
+    </w:p>
+    <w:p>
+      <w:pPr>
+        <w:rPr>
+          <w:sz w:val="26"/>
+          <w:szCs w:val="26"/>
+        </w:rPr>
+      </w:pPr>
+      <w:r>
+        <w:rPr>
+          <w:sz w:val="26"/>
+          <w:szCs w:val="26"/>
+        </w:rPr>
+        <w:t xml:space="preserve">- </w:t>
+      </w:r>
+      <w:r>
+        <w:rPr>
+          <w:sz w:val="26"/>
+          <w:szCs w:val="26"/>
+        </w:rPr>
+        <w:t>Thêm </w:t>
+      </w:r>
+      <w:r>
+        <w:rPr>
+          <w:color w:val="EE0000"/>
+          <w:sz w:val="26"/>
+          <w:szCs w:val="26"/>
+        </w:rPr>
+        <w:t>.alert-link</w:t>
+      </w:r>
+      <w:r>
+        <w:rPr>
+          <w:color w:val="EE0000"/>
+          <w:sz w:val="26"/>
+          <w:szCs w:val="26"/>
+        </w:rPr>
+        <w:t xml:space="preserve"> </w:t>
+      </w:r>
+      <w:r>
+        <w:rPr>
+          <w:sz w:val="26"/>
+          <w:szCs w:val="26"/>
+        </w:rPr>
+        <w:t>lớp vào bất kỳ liên kết nào bên trong hộp cảnh báo để tạo "liên kết có màu phù hợp":</w:t>
+      </w:r>
+      <w:r>
+        <w:rPr>
+          <w:sz w:val="26"/>
+          <w:szCs w:val="26"/>
+        </w:rPr>
+        <w:t xml:space="preserve"> </w:t>
+      </w:r>
+    </w:p>
+    <w:p>
+      <w:pPr>
+        <w:rPr>
+          <w:sz w:val="26"/>
+          <w:szCs w:val="26"/>
+        </w:rPr>
+      </w:pPr>
+      <w:r>
+        <w:rPr>
+          <w:sz w:val="26"/>
+          <w:szCs w:val="26"/>
+        </w:rPr>
+        <w:t xml:space="preserve">- để đóng 1 thông báo cảnh báo, thêm class </w:t>
+      </w:r>
+      <w:r>
+        <w:rPr>
+          <w:color w:val="EE0000"/>
+          <w:sz w:val="26"/>
+          <w:szCs w:val="26"/>
+        </w:rPr>
+        <w:t xml:space="preserve">.alert-dismissible </w:t>
+      </w:r>
+      <w:r>
+        <w:rPr>
+          <w:sz w:val="26"/>
+          <w:szCs w:val="26"/>
+        </w:rPr>
+        <w:t xml:space="preserve">vào vùng chứa cảnh báo. Sau đó thêm class </w:t>
+      </w:r>
+      <w:r>
+        <w:rPr>
+          <w:color w:val="EE0000"/>
+          <w:sz w:val="26"/>
+          <w:szCs w:val="26"/>
+        </w:rPr>
+        <w:t xml:space="preserve">.btn-close </w:t>
+      </w:r>
+      <w:r>
+        <w:rPr>
+          <w:sz w:val="26"/>
+          <w:szCs w:val="26"/>
+        </w:rPr>
+        <w:t xml:space="preserve">và </w:t>
+      </w:r>
+      <w:r>
+        <w:rPr>
+          <w:color w:val="EE0000"/>
+          <w:sz w:val="26"/>
+          <w:szCs w:val="26"/>
+        </w:rPr>
+        <w:t xml:space="preserve">data-bs-dismis=”alert” </w:t>
+      </w:r>
+      <w:r>
+        <w:rPr>
+          <w:sz w:val="26"/>
+          <w:szCs w:val="26"/>
+        </w:rPr>
+        <w:t>vào liên kết hoặc nút</w:t>
+      </w:r>
+    </w:p>
+    <w:p>
+      <w:pPr>
+        <w:rPr>
+          <w:sz w:val="26"/>
+          <w:szCs w:val="26"/>
+        </w:rPr>
+      </w:pPr>
+      <w:r>
+        <w:rPr>
+          <w:sz w:val="26"/>
+          <w:szCs w:val="26"/>
+        </w:rPr>
+        <w:t>&lt;div class="alert alert-success alert-dismissible"&gt;</w:t>
+      </w:r>
+      <w:r>
+        <w:rPr>
+          <w:sz w:val="26"/>
+          <w:szCs w:val="26"/>
+        </w:rPr>
+        <w:br/>
+        <w:t>  &lt;button type="button" class="btn-close" data-bs-dismiss="alert"&gt;&lt;/button&gt;</w:t>
+      </w:r>
+      <w:r>
+        <w:rPr>
+          <w:sz w:val="26"/>
+          <w:szCs w:val="26"/>
+        </w:rPr>
+        <w:br/>
+        <w:t>  &lt;strong&gt;Success!&lt;/strong&gt; This alert box could indicate a successful or positive action.</w:t>
+      </w:r>
+      <w:r>
+        <w:rPr>
+          <w:sz w:val="26"/>
+          <w:szCs w:val="26"/>
+        </w:rPr>
+        <w:br/>
+        <w:t>&lt;/div&gt;</w:t>
+      </w:r>
+    </w:p>
+    <w:p>
+      <w:pPr>
+        <w:pStyle w:val="ListParagraph"/>
+        <w:numPr>
+          <w:ilvl w:val="0"/>
+          <w:numId w:val="2"/>
+        </w:numPr>
+        <w:rPr>
+          <w:sz w:val="26"/>
+          <w:szCs w:val="26"/>
+        </w:rPr>
+      </w:pPr>
+      <w:r>
+        <w:rPr>
+          <w:sz w:val="26"/>
+          <w:szCs w:val="26"/>
+        </w:rPr>
+        <w:t>Các lớp</w:t>
+      </w:r>
+      <w:r>
+        <w:rPr>
+          <w:color w:val="EE0000"/>
+          <w:sz w:val="26"/>
+          <w:szCs w:val="26"/>
+        </w:rPr>
+        <w:t> .fade</w:t>
+      </w:r>
+      <w:r>
+        <w:rPr>
+          <w:color w:val="EE0000"/>
+          <w:sz w:val="26"/>
+          <w:szCs w:val="26"/>
+        </w:rPr>
+        <w:t xml:space="preserve"> </w:t>
+      </w:r>
+      <w:r>
+        <w:rPr>
+          <w:sz w:val="26"/>
+          <w:szCs w:val="26"/>
+        </w:rPr>
+        <w:t>và </w:t>
+      </w:r>
+      <w:r>
+        <w:rPr>
+          <w:color w:val="EE0000"/>
+          <w:sz w:val="26"/>
+          <w:szCs w:val="26"/>
+        </w:rPr>
+        <w:t>.show</w:t>
+      </w:r>
+      <w:r>
+        <w:rPr>
+          <w:color w:val="EE0000"/>
+          <w:sz w:val="26"/>
+          <w:szCs w:val="26"/>
+        </w:rPr>
+        <w:t xml:space="preserve"> </w:t>
+      </w:r>
+      <w:r>
+        <w:rPr>
+          <w:sz w:val="26"/>
+          <w:szCs w:val="26"/>
+        </w:rPr>
+        <w:t>thêm hiệu ứng mờ dần khi đóng thông báo cảnh báo</w:t>
+      </w:r>
+    </w:p>
+    <w:p>
+      <w:pPr>
+        <w:rPr>
+          <w:b/>
+          <w:bCs/>
+          <w:sz w:val="26"/>
+          <w:szCs w:val="26"/>
+        </w:rPr>
+      </w:pPr>
+      <w:r>
+        <w:rPr>
+          <w:b/>
+          <w:bCs/>
+          <w:sz w:val="26"/>
+          <w:szCs w:val="26"/>
+        </w:rPr>
+        <w:t>8. Buttons</w:t>
+      </w:r>
+    </w:p>
+    <w:p>
+      <w:pPr>
+        <w:rPr>
+          <w:sz w:val="26"/>
+          <w:szCs w:val="26"/>
+        </w:rPr>
+      </w:pPr>
+      <w:r>
+        <w:rPr>
+          <w:sz w:val="26"/>
+          <w:szCs w:val="26"/>
+        </w:rPr>
+        <w:drawing>
+          <wp:inline distT="0" distB="0" distL="0" distR="0" wp14:anchorId="3AA15960" wp14:editId="32BD4B8F">
+            <wp:extent cx="5943600" cy="2525395"/>
+            <wp:effectExtent l="0" t="0" r="0" b="8255"/>
+            <wp:docPr id="1015373279" name="Picture 1"/>
+            <wp:cNvGraphicFramePr>
+              <a:graphicFrameLocks xmlns:a="http://schemas.openxmlformats.org/drawingml/2006/main" noChangeAspect="1"/>
+            </wp:cNvGraphicFramePr>
+            <a:graphic xmlns:a="http://schemas.openxmlformats.org/drawingml/2006/main">
+              <a:graphicData uri="http://schemas.openxmlformats.org/drawingml/2006/picture">
+                <pic:pic xmlns:pic="http://schemas.openxmlformats.org/drawingml/2006/picture">
+                  <pic:nvPicPr>
+                    <pic:cNvPr id="1015373279" name=""/>
+                    <pic:cNvPicPr/>
+                  </pic:nvPicPr>
+                  <pic:blipFill>
+                    <a:blip r:embed="rId11"/>
+                    <a:stretch>
+                      <a:fillRect/>
+                    </a:stretch>
+                  </pic:blipFill>
+                  <pic:spPr>
+                    <a:xfrm>
+                      <a:off x="0" y="0"/>
+                      <a:ext cx="5943600" cy="2525395"/>
+                    </a:xfrm>
+                    <a:prstGeom prst="rect">
+                      <a:avLst/>
+                    </a:prstGeom>
+                  </pic:spPr>
+                </pic:pic>
+              </a:graphicData>
+            </a:graphic>
+          </wp:inline>
+        </w:drawing>
+      </w:r>
+    </w:p>
+    <w:p>
+      <w:pPr>
+        <w:rPr>
+          <w:sz w:val="26"/>
+          <w:szCs w:val="26"/>
+        </w:rPr>
+      </w:pPr>
+      <w:r>
+        <w:rPr>
+          <w:sz w:val="26"/>
+          <w:szCs w:val="26"/>
+        </w:rPr>
+        <w:lastRenderedPageBreak/>
+        <w:drawing>
+          <wp:inline distT="0" distB="0" distL="0" distR="0" wp14:anchorId="445ADCC9" wp14:editId="6018DED0">
+            <wp:extent cx="5943600" cy="2840355"/>
+            <wp:effectExtent l="0" t="0" r="0" b="0"/>
+            <wp:docPr id="558205366" name="Picture 1"/>
+            <wp:cNvGraphicFramePr>
+              <a:graphicFrameLocks xmlns:a="http://schemas.openxmlformats.org/drawingml/2006/main" noChangeAspect="1"/>
+            </wp:cNvGraphicFramePr>
+            <a:graphic xmlns:a="http://schemas.openxmlformats.org/drawingml/2006/main">
+              <a:graphicData uri="http://schemas.openxmlformats.org/drawingml/2006/picture">
+                <pic:pic xmlns:pic="http://schemas.openxmlformats.org/drawingml/2006/picture">
+                  <pic:nvPicPr>
+                    <pic:cNvPr id="558205366" name=""/>
+                    <pic:cNvPicPr/>
+                  </pic:nvPicPr>
+                  <pic:blipFill>
+                    <a:blip r:embed="rId12"/>
+                    <a:stretch>
+                      <a:fillRect/>
+                    </a:stretch>
+                  </pic:blipFill>
+                  <pic:spPr>
+                    <a:xfrm>
+                      <a:off x="0" y="0"/>
+                      <a:ext cx="5943600" cy="2840355"/>
+                    </a:xfrm>
+                    <a:prstGeom prst="rect">
+                      <a:avLst/>
+                    </a:prstGeom>
+                  </pic:spPr>
+                </pic:pic>
+              </a:graphicData>
+            </a:graphic>
+          </wp:inline>
+        </w:drawing>
+      </w:r>
+    </w:p>
+    <w:p>
+      <w:pPr>
+        <w:pStyle w:val="ListParagraph"/>
+        <w:numPr>
+          <w:ilvl w:val="0"/>
+          <w:numId w:val="2"/>
+        </w:numPr>
+        <w:rPr>
+          <w:sz w:val="26"/>
+          <w:szCs w:val="26"/>
+        </w:rPr>
+      </w:pPr>
+      <w:r>
+        <w:rPr>
+          <w:sz w:val="26"/>
+          <w:szCs w:val="26"/>
+        </w:rPr>
+        <w:t>Sử dụng btn-lg cho các nút lớn và btn-sm cho các nút nhỏ</w:t>
+      </w:r>
+    </w:p>
+    <w:p>
+      <w:pPr>
+        <w:pStyle w:val="ListParagraph"/>
+        <w:numPr>
+          <w:ilvl w:val="0"/>
+          <w:numId w:val="2"/>
+        </w:numPr>
+        <w:rPr>
+          <w:sz w:val="26"/>
+          <w:szCs w:val="26"/>
+        </w:rPr>
+      </w:pPr>
+      <w:r>
+        <w:rPr>
+          <w:sz w:val="26"/>
+          <w:szCs w:val="26"/>
+        </w:rPr>
+        <w:t>Nếu muốn trải dài button trên cả phần tử cha thì sử dụng .d-grid trên phần tử cha</w:t>
+      </w:r>
+    </w:p>
+    <w:p>
+      <w:pPr>
+        <w:pStyle w:val="ListParagraph"/>
+        <w:numPr>
+          <w:ilvl w:val="0"/>
+          <w:numId w:val="2"/>
+        </w:numPr>
+        <w:rPr>
+          <w:sz w:val="26"/>
+          <w:szCs w:val="26"/>
+        </w:rPr>
+      </w:pPr>
+      <w:r>
+        <w:rPr>
+          <w:sz w:val="26"/>
+          <w:szCs w:val="26"/>
+        </w:rPr>
+        <w:t>.active làm cho nút như đã được nhất, disabled làm cho nút giống như kh thể nhấn. trong thẻ a kh thể sử dụng thuộc tính disabled nên phải sử dụng class .disabled</w:t>
+      </w:r>
+    </w:p>
+    <w:p>
+      <w:pPr>
+        <w:pStyle w:val="ListParagraph"/>
+        <w:numPr>
+          <w:ilvl w:val="0"/>
+          <w:numId w:val="2"/>
+        </w:numPr>
+        <w:rPr>
+          <w:sz w:val="26"/>
+          <w:szCs w:val="26"/>
+        </w:rPr>
+      </w:pPr>
+      <w:r>
+        <w:rPr>
+          <w:sz w:val="26"/>
+          <w:szCs w:val="26"/>
+        </w:rPr>
+        <w:t xml:space="preserve">Nút xoay: </w:t>
+      </w:r>
+      <w:r>
+        <w:rPr>
+          <w:sz w:val="26"/>
+          <w:szCs w:val="26"/>
+        </w:rPr>
+        <w:t>spinner-border</w:t>
+      </w:r>
+      <w:r>
+        <w:rPr>
+          <w:sz w:val="26"/>
+          <w:szCs w:val="26"/>
+        </w:rPr>
+        <w:t xml:space="preserve"> </w:t>
+      </w:r>
+      <w:r>
+        <w:rPr>
+          <w:sz w:val="26"/>
+          <w:szCs w:val="26"/>
+        </w:rPr>
+        <w:t xml:space="preserve">, </w:t>
+      </w:r>
+      <w:r>
+        <w:rPr>
+          <w:sz w:val="26"/>
+          <w:szCs w:val="26"/>
+        </w:rPr>
+        <w:t>spinner-grow</w:t>
+      </w:r>
+    </w:p>
+    <w:p>
+      <w:pPr>
+        <w:rPr>
+          <w:b/>
+          <w:bCs/>
+          <w:sz w:val="26"/>
+          <w:szCs w:val="26"/>
+        </w:rPr>
+      </w:pPr>
+      <w:r>
+        <w:rPr>
+          <w:b/>
+          <w:bCs/>
+          <w:sz w:val="26"/>
+          <w:szCs w:val="26"/>
+        </w:rPr>
+        <w:t>9. Buttons Group</w:t>
+      </w:r>
+    </w:p>
+    <w:p>
+      <w:pPr>
+        <w:rPr>
+          <w:sz w:val="26"/>
+          <w:szCs w:val="26"/>
+        </w:rPr>
+      </w:pPr>
+      <w:r>
+        <w:rPr>
+          <w:sz w:val="26"/>
+          <w:szCs w:val="26"/>
+        </w:rPr>
+        <w:t>&lt;div class="btn-group"&gt;</w:t>
+      </w:r>
+      <w:r>
+        <w:rPr>
+          <w:sz w:val="26"/>
+          <w:szCs w:val="26"/>
+        </w:rPr>
+        <w:br/>
+        <w:t>  &lt;button type="button" class="btn btn-primary"&gt;Apple&lt;/button&gt;</w:t>
+      </w:r>
+      <w:r>
+        <w:rPr>
+          <w:sz w:val="26"/>
+          <w:szCs w:val="26"/>
+        </w:rPr>
+        <w:br/>
+        <w:t>  &lt;button type="button" class="btn btn-primary"&gt;Samsung&lt;/button&gt;</w:t>
+      </w:r>
+      <w:r>
+        <w:rPr>
+          <w:sz w:val="26"/>
+          <w:szCs w:val="26"/>
+        </w:rPr>
+        <w:br/>
+        <w:t>  &lt;button type="button" class="btn btn-primary"&gt;Sony&lt;/button&gt;</w:t>
+      </w:r>
+      <w:r>
+        <w:rPr>
+          <w:sz w:val="26"/>
+          <w:szCs w:val="26"/>
+        </w:rPr>
+        <w:br/>
+        <w:t>&lt;/div&gt;</w:t>
+      </w:r>
+      <w:r>
+        <w:rPr>
+          <w:sz w:val="26"/>
+          <w:szCs w:val="26"/>
+        </w:rPr>
+        <w:t xml:space="preserve"> //để nhóm các nút lại với nhau</w:t>
+      </w:r>
+    </w:p>
+    <w:p>
+      <w:pPr>
+        <w:pStyle w:val="ListParagraph"/>
+        <w:numPr>
+          <w:ilvl w:val="0"/>
+          <w:numId w:val="2"/>
+        </w:numPr>
+        <w:rPr>
+          <w:sz w:val="26"/>
+          <w:szCs w:val="26"/>
+        </w:rPr>
+      </w:pPr>
+      <w:r>
+        <w:rPr>
+          <w:sz w:val="26"/>
+          <w:szCs w:val="26"/>
+        </w:rPr>
+        <w:t>Có thể sử dụng bthn-group-lg// lớn, btn-group-sm //nhỏ</w:t>
+      </w:r>
+    </w:p>
+    <w:p>
+      <w:pPr>
+        <w:pStyle w:val="ListParagraph"/>
+        <w:numPr>
+          <w:ilvl w:val="0"/>
+          <w:numId w:val="2"/>
+        </w:numPr>
+        <w:rPr>
+          <w:sz w:val="26"/>
+          <w:szCs w:val="26"/>
+        </w:rPr>
+      </w:pPr>
+      <w:r>
+        <w:rPr>
+          <w:sz w:val="26"/>
+          <w:szCs w:val="26"/>
+        </w:rPr>
+        <w:t>Nhóm theo chiều dọc: btn-group-vertical</w:t>
+      </w:r>
+    </w:p>
+    <w:p>
+      <w:pPr>
+        <w:pStyle w:val="ListParagraph"/>
+        <w:numPr>
+          <w:ilvl w:val="0"/>
+          <w:numId w:val="2"/>
+        </w:numPr>
+        <w:rPr>
+          <w:sz w:val="26"/>
+          <w:szCs w:val="26"/>
+        </w:rPr>
+      </w:pPr>
+      <w:r>
+        <w:rPr>
+          <w:sz w:val="26"/>
+          <w:szCs w:val="26"/>
+        </w:rPr>
+        <w:t>Nhóm lồng nhau, dropdown menu</w:t>
+      </w:r>
+    </w:p>
+    <w:p>
+      <w:pPr>
+        <w:pStyle w:val="ListParagraph"/>
+        <w:rPr>
+          <w:sz w:val="26"/>
+          <w:szCs w:val="26"/>
+        </w:rPr>
+      </w:pPr>
+      <w:r>
+        <w:rPr>
+          <w:sz w:val="26"/>
+          <w:szCs w:val="26"/>
+        </w:rPr>
+        <w:t>&lt;div class="btn-group"&gt;</w:t>
+      </w:r>
+      <w:r>
+        <w:rPr>
+          <w:sz w:val="26"/>
+          <w:szCs w:val="26"/>
+        </w:rPr>
+        <w:br/>
+        <w:t>  &lt;button type="button" class="btn btn-primary"&gt;Apple&lt;/button&gt;</w:t>
+      </w:r>
+      <w:r>
+        <w:rPr>
+          <w:sz w:val="26"/>
+          <w:szCs w:val="26"/>
+        </w:rPr>
+        <w:br/>
+        <w:t>  &lt;button type="button" class="btn btn-primary"&gt;Samsung&lt;/button&gt;</w:t>
+      </w:r>
+      <w:r>
+        <w:rPr>
+          <w:sz w:val="26"/>
+          <w:szCs w:val="26"/>
+        </w:rPr>
+        <w:br/>
+        <w:t>  &lt;div class="btn-group"&gt;</w:t>
+      </w:r>
+      <w:r>
+        <w:rPr>
+          <w:sz w:val="26"/>
+          <w:szCs w:val="26"/>
+        </w:rPr>
+        <w:br/>
+        <w:t>    &lt;button type="button" class="btn btn-primary dropdown-toggle" data-bs-toggle="dropdown"&gt;Sony&lt;/button&gt;</w:t>
+      </w:r>
+      <w:r>
+        <w:rPr>
+          <w:sz w:val="26"/>
+          <w:szCs w:val="26"/>
+        </w:rPr>
+        <w:br/>
+      </w:r>
+      <w:r>
+        <w:rPr>
+          <w:sz w:val="26"/>
+          <w:szCs w:val="26"/>
+        </w:rPr>
+        <w:lastRenderedPageBreak/>
+        <w:t>    &lt;div class="dropdown-menu"&gt;</w:t>
+      </w:r>
+      <w:r>
+        <w:rPr>
+          <w:sz w:val="26"/>
+          <w:szCs w:val="26"/>
+        </w:rPr>
+        <w:br/>
+        <w:t>      &lt;a class="dropdown-item" href="#"&gt;Tablet&lt;/a&gt;</w:t>
+      </w:r>
+      <w:r>
+        <w:rPr>
+          <w:sz w:val="26"/>
+          <w:szCs w:val="26"/>
+        </w:rPr>
+        <w:br/>
+        <w:t>      &lt;a class="dropdown-item" href="#"&gt;Smartphone&lt;/a&gt;</w:t>
+      </w:r>
+      <w:r>
+        <w:rPr>
+          <w:sz w:val="26"/>
+          <w:szCs w:val="26"/>
+        </w:rPr>
+        <w:br/>
+        <w:t>    &lt;/div&gt;</w:t>
+      </w:r>
+      <w:r>
+        <w:rPr>
+          <w:sz w:val="26"/>
+          <w:szCs w:val="26"/>
+        </w:rPr>
+        <w:br/>
+        <w:t>  &lt;/div&gt;</w:t>
+      </w:r>
+      <w:r>
+        <w:rPr>
+          <w:sz w:val="26"/>
+          <w:szCs w:val="26"/>
+        </w:rPr>
+        <w:br/>
+        <w:t>&lt;/div&gt;</w:t>
+      </w:r>
+    </w:p>
+    <w:p>
+      <w:pPr>
+        <w:rPr>
+          <w:b/>
+          <w:bCs/>
+          <w:sz w:val="26"/>
+          <w:szCs w:val="26"/>
+        </w:rPr>
+      </w:pPr>
+      <w:r>
+        <w:rPr>
+          <w:b/>
+          <w:bCs/>
+          <w:sz w:val="26"/>
+          <w:szCs w:val="26"/>
+        </w:rPr>
+        <w:t>10. Badge</w:t>
+      </w:r>
+    </w:p>
+    <w:p>
+      <w:pPr>
+        <w:rPr>
+          <w:sz w:val="26"/>
+          <w:szCs w:val="26"/>
+        </w:rPr>
+      </w:pPr>
+      <w:r>
+        <w:rPr>
+          <w:sz w:val="26"/>
+          <w:szCs w:val="26"/>
+        </w:rPr>
+        <w:drawing>
+          <wp:inline distT="0" distB="0" distL="0" distR="0" wp14:anchorId="44BC71F1" wp14:editId="3CA58A47">
+            <wp:extent cx="5943600" cy="4117340"/>
+            <wp:effectExtent l="0" t="0" r="0" b="0"/>
+            <wp:docPr id="422069186" name="Picture 1"/>
+            <wp:cNvGraphicFramePr>
+              <a:graphicFrameLocks xmlns:a="http://schemas.openxmlformats.org/drawingml/2006/main" noChangeAspect="1"/>
+            </wp:cNvGraphicFramePr>
+            <a:graphic xmlns:a="http://schemas.openxmlformats.org/drawingml/2006/main">
+              <a:graphicData uri="http://schemas.openxmlformats.org/drawingml/2006/picture">
+                <pic:pic xmlns:pic="http://schemas.openxmlformats.org/drawingml/2006/picture">
+                  <pic:nvPicPr>
+                    <pic:cNvPr id="422069186" name=""/>
+                    <pic:cNvPicPr/>
+                  </pic:nvPicPr>
+                  <pic:blipFill>
+                    <a:blip r:embed="rId13"/>
+                    <a:stretch>
+                      <a:fillRect/>
+                    </a:stretch>
+                  </pic:blipFill>
+                  <pic:spPr>
+                    <a:xfrm>
+                      <a:off x="0" y="0"/>
+                      <a:ext cx="5943600" cy="4117340"/>
+                    </a:xfrm>
+                    <a:prstGeom prst="rect">
+                      <a:avLst/>
+                    </a:prstGeom>
+                  </pic:spPr>
+                </pic:pic>
+              </a:graphicData>
+            </a:graphic>
+          </wp:inline>
+        </w:drawing>
+      </w:r>
+    </w:p>
+    <w:p>
+      <w:pPr>
+        <w:pStyle w:val="ListParagraph"/>
+        <w:numPr>
+          <w:ilvl w:val="0"/>
+          <w:numId w:val="2"/>
+        </w:numPr>
+        <w:rPr>
+          <w:sz w:val="26"/>
+          <w:szCs w:val="26"/>
+        </w:rPr>
+      </w:pPr>
+      <w:r>
+        <w:rPr>
+          <w:sz w:val="26"/>
+          <w:szCs w:val="26"/>
+        </w:rPr>
+        <w:t>Sử dụng .rounded-pilllớp để làm cho huy hiệu tròn hơn</w:t>
+      </w:r>
+    </w:p>
+    <w:p>
+      <w:pPr>
+        <w:ind w:left="360"/>
+        <w:rPr>
+          <w:sz w:val="26"/>
+          <w:szCs w:val="26"/>
+        </w:rPr>
+      </w:pPr>
+      <w:r>
+        <w:rPr>
+          <w:sz w:val="26"/>
+          <w:szCs w:val="26"/>
+        </w:rPr>
+        <w:drawing>
+          <wp:inline distT="0" distB="0" distL="0" distR="0" wp14:anchorId="4652ADE2" wp14:editId="06307356">
+            <wp:extent cx="5171400" cy="1684020"/>
+            <wp:effectExtent l="0" t="0" r="0" b="0"/>
+            <wp:docPr id="1693638624" name="Picture 1"/>
+            <wp:cNvGraphicFramePr>
+              <a:graphicFrameLocks xmlns:a="http://schemas.openxmlformats.org/drawingml/2006/main" noChangeAspect="1"/>
+            </wp:cNvGraphicFramePr>
+            <a:graphic xmlns:a="http://schemas.openxmlformats.org/drawingml/2006/main">
+              <a:graphicData uri="http://schemas.openxmlformats.org/drawingml/2006/picture">
+                <pic:pic xmlns:pic="http://schemas.openxmlformats.org/drawingml/2006/picture">
+                  <pic:nvPicPr>
+                    <pic:cNvPr id="1693638624" name=""/>
+                    <pic:cNvPicPr/>
+                  </pic:nvPicPr>
+                  <pic:blipFill>
+                    <a:blip r:embed="rId14"/>
+                    <a:stretch>
+                      <a:fillRect/>
+                    </a:stretch>
+                  </pic:blipFill>
+                  <pic:spPr>
+                    <a:xfrm>
+                      <a:off x="0" y="0"/>
+                      <a:ext cx="5180225" cy="1686894"/>
+                    </a:xfrm>
+                    <a:prstGeom prst="rect">
+                      <a:avLst/>
+                    </a:prstGeom>
+                  </pic:spPr>
+                </pic:pic>
+              </a:graphicData>
+            </a:graphic>
+          </wp:inline>
+        </w:drawing>
+      </w:r>
+    </w:p>
+    <w:p>
+      <w:pPr>
+        <w:ind w:left="360"/>
+        <w:rPr>
+          <w:b/>
+          <w:bCs/>
+          <w:sz w:val="26"/>
+          <w:szCs w:val="26"/>
+        </w:rPr>
+      </w:pPr>
+      <w:r>
+        <w:rPr>
+          <w:b/>
+          <w:bCs/>
+          <w:sz w:val="26"/>
+          <w:szCs w:val="26"/>
+        </w:rPr>
+        <w:lastRenderedPageBreak/>
+        <w:t>11. Progress bar</w:t>
+      </w:r>
+    </w:p>
+    <w:p>
+      <w:pPr>
+        <w:ind w:left="360"/>
+        <w:rPr>
+          <w:sz w:val="26"/>
+          <w:szCs w:val="26"/>
+        </w:rPr>
+      </w:pPr>
+      <w:r>
+        <w:rPr>
+          <w:sz w:val="26"/>
+          <w:szCs w:val="26"/>
+        </w:rPr>
+        <w:t>&lt;div class="progress"&gt;</w:t>
+      </w:r>
+      <w:r>
+        <w:rPr>
+          <w:sz w:val="26"/>
+          <w:szCs w:val="26"/>
+        </w:rPr>
+        <w:br/>
+        <w:t>  &lt;div class="progress-bar" style="width:70%"&gt;&lt;/div&gt;</w:t>
+      </w:r>
+      <w:r>
+        <w:rPr>
+          <w:sz w:val="26"/>
+          <w:szCs w:val="26"/>
+        </w:rPr>
+        <w:br/>
+        <w:t>&lt;/div&gt;</w:t>
+      </w:r>
+      <w:r>
+        <w:rPr>
+          <w:sz w:val="26"/>
+          <w:szCs w:val="26"/>
+        </w:rPr>
+        <w:t xml:space="preserve"> //thanh tiến trình 70% với color là primary</w:t>
+      </w:r>
+    </w:p>
+    <w:p>
+      <w:pPr>
+        <w:pStyle w:val="ListParagraph"/>
+        <w:numPr>
+          <w:ilvl w:val="0"/>
+          <w:numId w:val="2"/>
+        </w:numPr>
+        <w:rPr>
+          <w:sz w:val="26"/>
+          <w:szCs w:val="26"/>
+        </w:rPr>
+      </w:pPr>
+      <w:r>
+        <w:rPr>
+          <w:sz w:val="26"/>
+          <w:szCs w:val="26"/>
+        </w:rPr>
+        <w:t>Nếu muốn tăng chiều cao thì thêm height vào thẻ cha</w:t>
+      </w:r>
+    </w:p>
+    <w:p>
+      <w:pPr>
+        <w:pStyle w:val="ListParagraph"/>
+        <w:numPr>
+          <w:ilvl w:val="0"/>
+          <w:numId w:val="2"/>
+        </w:numPr>
+        <w:rPr>
+          <w:sz w:val="26"/>
+          <w:szCs w:val="26"/>
+        </w:rPr>
+      </w:pPr>
+      <w:r>
+        <w:rPr>
+          <w:sz w:val="26"/>
+          <w:szCs w:val="26"/>
+        </w:rPr>
+        <w:t>Thêm văn bản để hiển thị trên thanh tiến trình</w:t>
+      </w:r>
+    </w:p>
+    <w:p>
+      <w:pPr>
+        <w:pStyle w:val="ListParagraph"/>
+        <w:numPr>
+          <w:ilvl w:val="0"/>
+          <w:numId w:val="2"/>
+        </w:numPr>
+        <w:rPr>
+          <w:sz w:val="26"/>
+          <w:szCs w:val="26"/>
+        </w:rPr>
+      </w:pPr>
+      <w:r>
+        <w:rPr>
+          <w:sz w:val="26"/>
+          <w:szCs w:val="26"/>
+        </w:rPr>
+        <w:t>Nếu muốn màu sắc thì thêm bg-color vào thẻ chứa progress-bar</w:t>
+      </w:r>
+    </w:p>
+    <w:p>
+      <w:pPr>
+        <w:pStyle w:val="ListParagraph"/>
+        <w:numPr>
+          <w:ilvl w:val="0"/>
+          <w:numId w:val="2"/>
+        </w:numPr>
+        <w:rPr>
+          <w:sz w:val="26"/>
+          <w:szCs w:val="26"/>
+        </w:rPr>
+      </w:pPr>
+      <w:r>
+        <w:rPr>
+          <w:sz w:val="26"/>
+          <w:szCs w:val="26"/>
+        </w:rPr>
+        <w:t xml:space="preserve">Nếu muốn chạy sọc hoạt hình : </w:t>
+      </w:r>
+      <w:r>
+        <w:rPr>
+          <w:sz w:val="26"/>
+          <w:szCs w:val="26"/>
+        </w:rPr>
+        <w:t>.progress-bar-animated</w:t>
+      </w:r>
+    </w:p>
+    <w:p>
+      <w:pPr>
+        <w:pStyle w:val="ListParagraph"/>
+        <w:numPr>
+          <w:ilvl w:val="0"/>
+          <w:numId w:val="2"/>
+        </w:numPr>
+        <w:rPr>
+          <w:sz w:val="26"/>
+          <w:szCs w:val="26"/>
+        </w:rPr>
+      </w:pPr>
+      <w:r>
+        <w:rPr>
+          <w:sz w:val="26"/>
+          <w:szCs w:val="26"/>
+        </w:rPr>
+        <w:t>Nếu muốn nhiều tiến trình trên 1 thanh thì thêm nhiều class con</w:t>
+      </w:r>
+    </w:p>
+    <w:p>
+      <w:pPr>
+        <w:ind w:left="360"/>
+        <w:rPr>
+          <w:b/>
+          <w:bCs/>
+          <w:sz w:val="26"/>
+          <w:szCs w:val="26"/>
+        </w:rPr>
+      </w:pPr>
+      <w:r>
+        <w:rPr>
+          <w:b/>
+          <w:bCs/>
+          <w:sz w:val="26"/>
+          <w:szCs w:val="26"/>
+        </w:rPr>
+        <w:t>12. Spinners</w:t>
+      </w:r>
+    </w:p>
+    <w:p>
+      <w:pPr>
+        <w:ind w:left="360"/>
+        <w:rPr>
+          <w:sz w:val="26"/>
+          <w:szCs w:val="26"/>
+        </w:rPr>
+      </w:pPr>
+      <w:r>
+        <w:rPr>
+          <w:b/>
+          <w:bCs/>
+          <w:sz w:val="26"/>
+          <w:szCs w:val="26"/>
+        </w:rPr>
+        <w:t xml:space="preserve">- </w:t>
+      </w:r>
+      <w:r>
+        <w:rPr>
+          <w:sz w:val="26"/>
+          <w:szCs w:val="26"/>
+        </w:rPr>
+        <w:t>sử dụng spinner-border để tạo hiệu ứng load (xoay tròn)</w:t>
+      </w:r>
+    </w:p>
+    <w:p>
+      <w:pPr>
+        <w:ind w:left="360"/>
+        <w:rPr>
+          <w:sz w:val="26"/>
+          <w:szCs w:val="26"/>
+        </w:rPr>
+      </w:pPr>
+      <w:r>
+        <w:rPr>
+          <w:b/>
+          <w:bCs/>
+          <w:sz w:val="26"/>
+          <w:szCs w:val="26"/>
+        </w:rPr>
+        <w:t>-</w:t>
+      </w:r>
+      <w:r>
+        <w:rPr>
+          <w:sz w:val="26"/>
+          <w:szCs w:val="26"/>
+        </w:rPr>
+        <w:t xml:space="preserve"> nếu muốn màu thì thêm text-color</w:t>
+      </w:r>
+    </w:p>
+    <w:p>
+      <w:pPr>
+        <w:ind w:left="360"/>
+        <w:rPr>
+          <w:b/>
+          <w:bCs/>
+          <w:sz w:val="26"/>
+          <w:szCs w:val="26"/>
+        </w:rPr>
+      </w:pPr>
+      <w:r>
+        <w:rPr>
+          <w:b/>
+          <w:bCs/>
+          <w:sz w:val="26"/>
+          <w:szCs w:val="26"/>
+        </w:rPr>
+        <w:t>13</w:t>
+      </w:r>
+      <w:r>
+        <w:rPr>
+          <w:b/>
+          <w:bCs/>
+          <w:sz w:val="26"/>
+          <w:szCs w:val="26"/>
+        </w:rPr>
+        <w:t xml:space="preserve">. Pagination ( phân trang) </w:t>
+      </w:r>
+    </w:p>
+    <w:p>
+      <w:pPr>
+        <w:ind w:left="360"/>
+        <w:rPr>
+          <w:sz w:val="26"/>
+          <w:szCs w:val="26"/>
+        </w:rPr>
+      </w:pPr>
+      <w:r>
+        <w:rPr>
+          <w:sz w:val="26"/>
+          <w:szCs w:val="26"/>
+        </w:rPr>
+        <w:t>Để tạo phân trang cơ bản, hãy thêm .paginationlớp vào một &lt;ul&gt;</w:t>
+      </w:r>
+      <w:r>
+        <w:rPr>
+          <w:sz w:val="26"/>
+          <w:szCs w:val="26"/>
+        </w:rPr>
+        <w:t xml:space="preserve"> </w:t>
+      </w:r>
+      <w:r>
+        <w:rPr>
+          <w:sz w:val="26"/>
+          <w:szCs w:val="26"/>
+        </w:rPr>
+        <w:t>phần tử. Sau đó, thêm lớp .page-item</w:t>
+      </w:r>
+      <w:r>
+        <w:rPr>
+          <w:sz w:val="26"/>
+          <w:szCs w:val="26"/>
+        </w:rPr>
+        <w:t xml:space="preserve"> </w:t>
+      </w:r>
+      <w:r>
+        <w:rPr>
+          <w:sz w:val="26"/>
+          <w:szCs w:val="26"/>
+        </w:rPr>
+        <w:t>vào mỗi &lt;li&gt;</w:t>
+      </w:r>
+      <w:r>
+        <w:rPr>
+          <w:sz w:val="26"/>
+          <w:szCs w:val="26"/>
+        </w:rPr>
+        <w:t xml:space="preserve"> </w:t>
+      </w:r>
+      <w:r>
+        <w:rPr>
+          <w:sz w:val="26"/>
+          <w:szCs w:val="26"/>
+        </w:rPr>
+        <w:t>phần tử và .page-link</w:t>
+      </w:r>
+      <w:r>
+        <w:rPr>
+          <w:sz w:val="26"/>
+          <w:szCs w:val="26"/>
+        </w:rPr>
+        <w:t xml:space="preserve"> </w:t>
+      </w:r>
+      <w:r>
+        <w:rPr>
+          <w:sz w:val="26"/>
+          <w:szCs w:val="26"/>
+        </w:rPr>
+        <w:t>lớp vào mỗi liên kết bên trong &lt;li&gt;</w:t>
+      </w:r>
+    </w:p>
+    <w:p>
+      <w:pPr>
+        <w:ind w:left="360"/>
+        <w:rPr>
+          <w:sz w:val="26"/>
+          <w:szCs w:val="26"/>
+        </w:rPr>
+      </w:pPr>
+      <w:r>
+        <w:rPr>
+          <w:sz w:val="26"/>
+          <w:szCs w:val="26"/>
+        </w:rPr>
+        <w:t>&lt;ul class="pagination"&gt;</w:t>
+      </w:r>
+      <w:r>
+        <w:rPr>
+          <w:sz w:val="26"/>
+          <w:szCs w:val="26"/>
+        </w:rPr>
+        <w:br/>
+        <w:t>  &lt;li class="page-item"&gt;&lt;a class="page-link" href="#"&gt;Previous&lt;/a&gt;&lt;/li&gt;</w:t>
+      </w:r>
+      <w:r>
+        <w:rPr>
+          <w:sz w:val="26"/>
+          <w:szCs w:val="26"/>
+        </w:rPr>
+        <w:br/>
+        <w:t>  &lt;li class="page-item"&gt;&lt;a class="page-link" href="#"&gt;1&lt;/a&gt;&lt;/li&gt;</w:t>
+      </w:r>
+      <w:r>
+        <w:rPr>
+          <w:sz w:val="26"/>
+          <w:szCs w:val="26"/>
+        </w:rPr>
+        <w:br/>
+        <w:t>  &lt;li class="page-item"&gt;&lt;a class="page-link" href="#"&gt;2&lt;/a&gt;&lt;/li&gt;</w:t>
+      </w:r>
+      <w:r>
+        <w:rPr>
+          <w:sz w:val="26"/>
+          <w:szCs w:val="26"/>
+        </w:rPr>
+        <w:br/>
+        <w:t>  &lt;li class="page-item"&gt;&lt;a class="page-link" href="#"&gt;3&lt;/a&gt;&lt;/li&gt;</w:t>
+      </w:r>
+      <w:r>
+        <w:rPr>
+          <w:sz w:val="26"/>
+          <w:szCs w:val="26"/>
+        </w:rPr>
+        <w:br/>
+        <w:t>  &lt;li class="page-item"&gt;&lt;a class="page-link" href="#"&gt;Next&lt;/a&gt;&lt;/li&gt;</w:t>
+      </w:r>
+      <w:r>
+        <w:rPr>
+          <w:sz w:val="26"/>
+          <w:szCs w:val="26"/>
+        </w:rPr>
+        <w:br/>
+        <w:t>&lt;/ul&gt;</w:t>
+      </w:r>
+    </w:p>
+    <w:p>
+      <w:pPr>
+        <w:pStyle w:val="ListParagraph"/>
+        <w:numPr>
+          <w:ilvl w:val="0"/>
+          <w:numId w:val="2"/>
+        </w:numPr>
+        <w:rPr>
+          <w:sz w:val="26"/>
+          <w:szCs w:val="26"/>
+        </w:rPr>
+      </w:pPr>
+      <w:r>
+        <w:rPr>
+          <w:sz w:val="26"/>
+          <w:szCs w:val="26"/>
+        </w:rPr>
+        <w:t>Sử dụng .active để mô tả trạng thái hoạt động của trang đang được chọn</w:t>
+      </w:r>
+    </w:p>
+    <w:p>
+      <w:pPr>
+        <w:pStyle w:val="ListParagraph"/>
+        <w:numPr>
+          <w:ilvl w:val="0"/>
+          <w:numId w:val="2"/>
+        </w:numPr>
+        <w:rPr>
+          <w:sz w:val="26"/>
+          <w:szCs w:val="26"/>
+        </w:rPr>
+      </w:pPr>
+      <w:r>
+        <w:rPr>
+          <w:sz w:val="26"/>
+          <w:szCs w:val="26"/>
+        </w:rPr>
+        <w:t>Sử dụng .disabled cho các liên kết không thể nhấp vào</w:t>
+      </w:r>
+    </w:p>
+    <w:p>
+      <w:pPr>
+        <w:pStyle w:val="ListParagraph"/>
+        <w:numPr>
+          <w:ilvl w:val="0"/>
+          <w:numId w:val="2"/>
+        </w:numPr>
+        <w:rPr>
+          <w:sz w:val="26"/>
+          <w:szCs w:val="26"/>
+        </w:rPr>
+      </w:pPr>
+      <w:r>
+        <w:rPr>
+          <w:sz w:val="26"/>
+          <w:szCs w:val="26"/>
+        </w:rPr>
+        <w:lastRenderedPageBreak/>
+        <w:drawing>
+          <wp:inline distT="0" distB="0" distL="0" distR="0" wp14:anchorId="6FDED4AE" wp14:editId="40796DD7">
+            <wp:extent cx="5943600" cy="2933700"/>
+            <wp:effectExtent l="0" t="0" r="0" b="0"/>
+            <wp:docPr id="1482135858" name="Picture 1"/>
+            <wp:cNvGraphicFramePr>
+              <a:graphicFrameLocks xmlns:a="http://schemas.openxmlformats.org/drawingml/2006/main" noChangeAspect="1"/>
+            </wp:cNvGraphicFramePr>
+            <a:graphic xmlns:a="http://schemas.openxmlformats.org/drawingml/2006/main">
+              <a:graphicData uri="http://schemas.openxmlformats.org/drawingml/2006/picture">
+                <pic:pic xmlns:pic="http://schemas.openxmlformats.org/drawingml/2006/picture">
+                  <pic:nvPicPr>
+                    <pic:cNvPr id="1482135858" name=""/>
+                    <pic:cNvPicPr/>
+                  </pic:nvPicPr>
+                  <pic:blipFill>
+                    <a:blip r:embed="rId15"/>
+                    <a:stretch>
+                      <a:fillRect/>
+                    </a:stretch>
+                  </pic:blipFill>
+                  <pic:spPr>
+                    <a:xfrm>
+                      <a:off x="0" y="0"/>
+                      <a:ext cx="5943600" cy="2933700"/>
+                    </a:xfrm>
+                    <a:prstGeom prst="rect">
+                      <a:avLst/>
+                    </a:prstGeom>
+                  </pic:spPr>
+                </pic:pic>
+              </a:graphicData>
+            </a:graphic>
+          </wp:inline>
+        </w:drawing>
+      </w:r>
+    </w:p>
+    <w:p>
+      <w:pPr>
+        <w:rPr>
+          <w:b/>
+          <w:bCs/>
+          <w:sz w:val="26"/>
+          <w:szCs w:val="26"/>
+        </w:rPr>
+      </w:pPr>
+      <w:r>
+        <w:rPr>
+          <w:b/>
+          <w:bCs/>
+          <w:sz w:val="26"/>
+          <w:szCs w:val="26"/>
+        </w:rPr>
+        <w:t>14. Cards</w:t>
+      </w:r>
+    </w:p>
+    <w:p>
+      <w:pPr>
+        <w:rPr>
+          <w:sz w:val="26"/>
+          <w:szCs w:val="26"/>
+        </w:rPr>
+      </w:pPr>
+      <w:r>
+        <w:rPr>
+          <w:sz w:val="26"/>
+          <w:szCs w:val="26"/>
+        </w:rPr>
+        <w:t xml:space="preserve">- card </w:t>
+      </w:r>
+      <w:r>
+        <w:rPr>
+          <w:sz w:val="26"/>
+          <w:szCs w:val="26"/>
+        </w:rPr>
+        <w:t xml:space="preserve"> trong Bootstrap 5 là một hộp có viền và một số khoảng đệm xung quanh nội dung. Nó bao gồm các tùy chọn cho tiêu đề, chân trang, nội dung, màu sắc</w:t>
+      </w:r>
+    </w:p>
+    <w:p>
+      <w:pPr>
+        <w:rPr>
+          <w:color w:val="EE0000"/>
+          <w:sz w:val="26"/>
+          <w:szCs w:val="26"/>
+        </w:rPr>
+      </w:pPr>
+      <w:r>
+        <w:rPr>
+          <w:sz w:val="26"/>
+          <w:szCs w:val="26"/>
+        </w:rPr>
+        <w:t xml:space="preserve">- </w:t>
+      </w:r>
+      <w:r>
+        <w:rPr>
+          <w:sz w:val="26"/>
+          <w:szCs w:val="26"/>
+        </w:rPr>
+        <w:t>Một thẻ cơ bản được tạo bằng </w:t>
+      </w:r>
+      <w:r>
+        <w:rPr>
+          <w:color w:val="EE0000"/>
+          <w:sz w:val="26"/>
+          <w:szCs w:val="26"/>
+        </w:rPr>
+        <w:t xml:space="preserve">.card </w:t>
+      </w:r>
+      <w:r>
+        <w:rPr>
+          <w:sz w:val="26"/>
+          <w:szCs w:val="26"/>
+        </w:rPr>
+        <w:t>và nội dung bên trong thẻ có một </w:t>
+      </w:r>
+      <w:r>
+        <w:rPr>
+          <w:color w:val="EE0000"/>
+          <w:sz w:val="26"/>
+          <w:szCs w:val="26"/>
+        </w:rPr>
+        <w:t>.card-body</w:t>
+      </w:r>
+    </w:p>
+    <w:p>
+      <w:pPr>
+        <w:rPr>
+          <w:sz w:val="26"/>
+          <w:szCs w:val="26"/>
+        </w:rPr>
+      </w:pPr>
+      <w:r>
+        <w:rPr>
+          <w:sz w:val="26"/>
+          <w:szCs w:val="26"/>
+        </w:rPr>
+        <w:t xml:space="preserve">- </w:t>
+      </w:r>
+      <w:r>
+        <w:rPr>
+          <w:sz w:val="26"/>
+          <w:szCs w:val="26"/>
+        </w:rPr>
+        <w:t>Lớp này </w:t>
+      </w:r>
+      <w:r>
+        <w:rPr>
+          <w:color w:val="EE0000"/>
+          <w:sz w:val="26"/>
+          <w:szCs w:val="26"/>
+        </w:rPr>
+        <w:t>.card-header</w:t>
+      </w:r>
+      <w:r>
+        <w:rPr>
+          <w:color w:val="EE0000"/>
+          <w:sz w:val="26"/>
+          <w:szCs w:val="26"/>
+        </w:rPr>
+        <w:t xml:space="preserve"> </w:t>
+      </w:r>
+      <w:r>
+        <w:rPr>
+          <w:sz w:val="26"/>
+          <w:szCs w:val="26"/>
+        </w:rPr>
+        <w:t>thêm tiêu đề vào thẻ và </w:t>
+      </w:r>
+      <w:r>
+        <w:rPr>
+          <w:color w:val="EE0000"/>
+          <w:sz w:val="26"/>
+          <w:szCs w:val="26"/>
+        </w:rPr>
+        <w:t>.card-footer</w:t>
+      </w:r>
+      <w:r>
+        <w:rPr>
+          <w:color w:val="EE0000"/>
+          <w:sz w:val="26"/>
+          <w:szCs w:val="26"/>
+        </w:rPr>
+        <w:t xml:space="preserve"> </w:t>
+      </w:r>
+      <w:r>
+        <w:rPr>
+          <w:sz w:val="26"/>
+          <w:szCs w:val="26"/>
+        </w:rPr>
+        <w:t>thêm chân trang vào thẻ</w:t>
+      </w:r>
+    </w:p>
+    <w:p>
+      <w:pPr>
+        <w:rPr>
+          <w:sz w:val="26"/>
+          <w:szCs w:val="26"/>
+        </w:rPr>
+      </w:pPr>
+      <w:r>
+        <w:rPr>
+          <w:sz w:val="26"/>
+          <w:szCs w:val="26"/>
+        </w:rPr>
+        <w:t xml:space="preserve">- </w:t>
+      </w:r>
+      <w:r>
+        <w:rPr>
+          <w:sz w:val="26"/>
+          <w:szCs w:val="26"/>
+        </w:rPr>
+        <w:t>Dùng </w:t>
+      </w:r>
+      <w:r>
+        <w:rPr>
+          <w:color w:val="EE0000"/>
+          <w:sz w:val="26"/>
+          <w:szCs w:val="26"/>
+        </w:rPr>
+        <w:t>.card-title</w:t>
+      </w:r>
+      <w:r>
+        <w:rPr>
+          <w:color w:val="EE0000"/>
+          <w:sz w:val="26"/>
+          <w:szCs w:val="26"/>
+        </w:rPr>
+        <w:t xml:space="preserve"> </w:t>
+      </w:r>
+      <w:r>
+        <w:rPr>
+          <w:sz w:val="26"/>
+          <w:szCs w:val="26"/>
+        </w:rPr>
+        <w:t>để thêm tiêu đề thẻ vào bất kỳ phần tử tiêu đề nào. </w:t>
+      </w:r>
+      <w:r>
+        <w:rPr>
+          <w:color w:val="EE0000"/>
+          <w:sz w:val="26"/>
+          <w:szCs w:val="26"/>
+        </w:rPr>
+        <w:t>.card-text</w:t>
+      </w:r>
+      <w:r>
+        <w:rPr>
+          <w:color w:val="EE0000"/>
+          <w:sz w:val="26"/>
+          <w:szCs w:val="26"/>
+        </w:rPr>
+        <w:t xml:space="preserve"> </w:t>
+      </w:r>
+      <w:r>
+        <w:rPr>
+          <w:sz w:val="26"/>
+          <w:szCs w:val="26"/>
+        </w:rPr>
+        <w:t>Lớp này được dùng để xóa lề dưới của phần tử &lt;p&gt; nếu đó là phần tử con cuối cùng (hoặc phần tử con duy nhất) bên trong .card-body. </w:t>
+      </w:r>
+      <w:r>
+        <w:rPr>
+          <w:color w:val="EE0000"/>
+          <w:sz w:val="26"/>
+          <w:szCs w:val="26"/>
+        </w:rPr>
+        <w:t>.card-link</w:t>
+      </w:r>
+      <w:r>
+        <w:rPr>
+          <w:color w:val="EE0000"/>
+          <w:sz w:val="26"/>
+          <w:szCs w:val="26"/>
+        </w:rPr>
+        <w:t xml:space="preserve"> </w:t>
+      </w:r>
+      <w:r>
+        <w:rPr>
+          <w:sz w:val="26"/>
+          <w:szCs w:val="26"/>
+        </w:rPr>
+        <w:t>Lớp này thêm màu xanh lam vào bất kỳ liên kết nào và hiệu ứng di chuột.</w:t>
+      </w:r>
+    </w:p>
+    <w:p>
+      <w:pPr>
+        <w:rPr>
+          <w:sz w:val="26"/>
+          <w:szCs w:val="26"/>
+        </w:rPr>
+      </w:pPr>
+      <w:r>
+        <w:rPr>
+          <w:sz w:val="26"/>
+          <w:szCs w:val="26"/>
+        </w:rPr>
+        <w:t xml:space="preserve">- </w:t>
+      </w:r>
+      <w:r>
+        <w:rPr>
+          <w:sz w:val="26"/>
+          <w:szCs w:val="26"/>
+        </w:rPr>
+        <w:t>Thêm </w:t>
+      </w:r>
+      <w:r>
+        <w:rPr>
+          <w:color w:val="EE0000"/>
+          <w:sz w:val="26"/>
+          <w:szCs w:val="26"/>
+        </w:rPr>
+        <w:t>.card-img-top</w:t>
+      </w:r>
+      <w:r>
+        <w:rPr>
+          <w:color w:val="EE0000"/>
+          <w:sz w:val="26"/>
+          <w:szCs w:val="26"/>
+        </w:rPr>
+        <w:t xml:space="preserve"> </w:t>
+      </w:r>
+      <w:r>
+        <w:rPr>
+          <w:sz w:val="26"/>
+          <w:szCs w:val="26"/>
+        </w:rPr>
+        <w:t>hoặc </w:t>
+      </w:r>
+      <w:r>
+        <w:rPr>
+          <w:color w:val="EE0000"/>
+          <w:sz w:val="26"/>
+          <w:szCs w:val="26"/>
+        </w:rPr>
+        <w:t>.card-img-bottom</w:t>
+      </w:r>
+      <w:r>
+        <w:rPr>
+          <w:color w:val="EE0000"/>
+          <w:sz w:val="26"/>
+          <w:szCs w:val="26"/>
+        </w:rPr>
+        <w:t xml:space="preserve"> </w:t>
+      </w:r>
+      <w:r>
+        <w:rPr>
+          <w:sz w:val="26"/>
+          <w:szCs w:val="26"/>
+        </w:rPr>
+        <w:t>vào &lt;img&gt;để đặt hình ảnh ở trên cùng hoặc dưới cùng bên trong thẻ. Lưu ý rằng chúng tôi đã thêm hình ảnh bên ngoài để .</w:t>
+      </w:r>
+      <w:r>
+        <w:rPr>
+          <w:color w:val="EE0000"/>
+          <w:sz w:val="26"/>
+          <w:szCs w:val="26"/>
+        </w:rPr>
+        <w:t>card-body</w:t>
+      </w:r>
+      <w:r>
+        <w:rPr>
+          <w:color w:val="EE0000"/>
+          <w:sz w:val="26"/>
+          <w:szCs w:val="26"/>
+        </w:rPr>
+        <w:t xml:space="preserve"> </w:t>
+      </w:r>
+      <w:r>
+        <w:rPr>
+          <w:sz w:val="26"/>
+          <w:szCs w:val="26"/>
+        </w:rPr>
+        <w:t>trải dài toàn bộ chiều rộng</w:t>
+      </w:r>
+    </w:p>
+    <w:p>
+      <w:pPr>
+        <w:rPr>
+          <w:sz w:val="26"/>
+          <w:szCs w:val="26"/>
+        </w:rPr>
+      </w:pPr>
+      <w:r>
+        <w:rPr>
+          <w:sz w:val="26"/>
+          <w:szCs w:val="26"/>
+        </w:rPr>
+        <w:t xml:space="preserve">- </w:t>
+      </w:r>
+      <w:r>
+        <w:rPr>
+          <w:sz w:val="26"/>
+          <w:szCs w:val="26"/>
+        </w:rPr>
+        <w:t>Biến hình ảnh thành hình nền thẻ và sử dụng </w:t>
+      </w:r>
+      <w:r>
+        <w:rPr>
+          <w:color w:val="EE0000"/>
+          <w:sz w:val="26"/>
+          <w:szCs w:val="26"/>
+        </w:rPr>
+        <w:t>.card-img-overlay </w:t>
+      </w:r>
+      <w:r>
+        <w:rPr>
+          <w:sz w:val="26"/>
+          <w:szCs w:val="26"/>
+        </w:rPr>
+        <w:t>để thêm văn bản lên trên hình ảnh</w:t>
+      </w:r>
+    </w:p>
+    <w:p>
+      <w:pPr>
+        <w:rPr>
+          <w:b/>
+          <w:bCs/>
+          <w:sz w:val="26"/>
+          <w:szCs w:val="26"/>
+        </w:rPr>
+      </w:pPr>
+      <w:r>
+        <w:rPr>
+          <w:b/>
+          <w:bCs/>
+          <w:sz w:val="26"/>
+          <w:szCs w:val="26"/>
+        </w:rPr>
+        <w:t>15. Dropdown</w:t>
+      </w:r>
+    </w:p>
+    <w:p>
+      <w:pPr>
+        <w:rPr>
+          <w:sz w:val="26"/>
+          <w:szCs w:val="26"/>
+        </w:rPr>
+      </w:pPr>
+      <w:r>
+        <w:rPr>
+          <w:sz w:val="26"/>
+          <w:szCs w:val="26"/>
+        </w:rPr>
+        <w:t>&lt;div class="dropdown"&gt;</w:t>
+      </w:r>
+      <w:r>
+        <w:rPr>
+          <w:sz w:val="26"/>
+          <w:szCs w:val="26"/>
+        </w:rPr>
+        <w:br/>
+        <w:t>  &lt;button type="button" class="btn btn-primary dropdown-toggle" data-bs-toggle="dropdown"&gt;</w:t>
+      </w:r>
+      <w:r>
+        <w:rPr>
+          <w:sz w:val="26"/>
+          <w:szCs w:val="26"/>
+        </w:rPr>
+        <w:br/>
+      </w:r>
+      <w:r>
+        <w:rPr>
+          <w:sz w:val="26"/>
+          <w:szCs w:val="26"/>
+        </w:rPr>
+        <w:lastRenderedPageBreak/>
+        <w:t>    Dropdown button</w:t>
+      </w:r>
+      <w:r>
+        <w:rPr>
+          <w:sz w:val="26"/>
+          <w:szCs w:val="26"/>
+        </w:rPr>
+        <w:br/>
+        <w:t>  &lt;/button&gt;</w:t>
+      </w:r>
+      <w:r>
+        <w:rPr>
+          <w:sz w:val="26"/>
+          <w:szCs w:val="26"/>
+        </w:rPr>
+        <w:br/>
+        <w:t>  &lt;ul class="dropdown-menu"&gt;</w:t>
+      </w:r>
+      <w:r>
+        <w:rPr>
+          <w:sz w:val="26"/>
+          <w:szCs w:val="26"/>
+        </w:rPr>
+        <w:br/>
+        <w:t>    &lt;li&gt;&lt;a class="dropdown-item" href="#"&gt;Link 1&lt;/a&gt;&lt;/li&gt;</w:t>
+      </w:r>
+      <w:r>
+        <w:rPr>
+          <w:sz w:val="26"/>
+          <w:szCs w:val="26"/>
+        </w:rPr>
+        <w:br/>
+        <w:t>    &lt;li&gt;&lt;a class="dropdown-item" href="#"&gt;Link 2&lt;/a&gt;&lt;/li&gt;</w:t>
+      </w:r>
+      <w:r>
+        <w:rPr>
+          <w:sz w:val="26"/>
+          <w:szCs w:val="26"/>
+        </w:rPr>
+        <w:br/>
+        <w:t>    &lt;li&gt;&lt;a class="dropdown-item" href="#"&gt;Link 3&lt;/a&gt;&lt;/li&gt;</w:t>
+      </w:r>
+      <w:r>
+        <w:rPr>
+          <w:sz w:val="26"/>
+          <w:szCs w:val="26"/>
+        </w:rPr>
+        <w:br/>
+        <w:t>  &lt;/ul&gt;</w:t>
+      </w:r>
+      <w:r>
+        <w:rPr>
+          <w:sz w:val="26"/>
+          <w:szCs w:val="26"/>
+        </w:rPr>
+        <w:br/>
+        <w:t>&lt;/div&gt;</w:t>
+      </w:r>
+    </w:p>
+    <w:p>
+      <w:pPr>
+        <w:rPr>
+          <w:sz w:val="26"/>
+          <w:szCs w:val="26"/>
+        </w:rPr>
+      </w:pPr>
+      <w:r>
+        <w:rPr>
+          <w:sz w:val="26"/>
+          <w:szCs w:val="26"/>
+        </w:rPr>
+        <w:t>Lớp này </w:t>
+      </w:r>
+      <w:r>
+        <w:rPr>
+          <w:color w:val="EE0000"/>
+          <w:sz w:val="26"/>
+          <w:szCs w:val="26"/>
+        </w:rPr>
+        <w:t>.dropdown</w:t>
+      </w:r>
+      <w:r>
+        <w:rPr>
+          <w:sz w:val="26"/>
+          <w:szCs w:val="26"/>
+        </w:rPr>
+        <w:t xml:space="preserve"> </w:t>
+      </w:r>
+      <w:r>
+        <w:rPr>
+          <w:sz w:val="26"/>
+          <w:szCs w:val="26"/>
+        </w:rPr>
+        <w:t>biểu thị một menu thả xuống.</w:t>
+      </w:r>
+    </w:p>
+    <w:p>
+      <w:pPr>
+        <w:rPr>
+          <w:sz w:val="26"/>
+          <w:szCs w:val="26"/>
+        </w:rPr>
+      </w:pPr>
+      <w:r>
+        <w:rPr>
+          <w:sz w:val="26"/>
+          <w:szCs w:val="26"/>
+        </w:rPr>
+        <w:t>Để mở menu thả xuống, hãy sử dụng nút hoặc liên kết có lớp </w:t>
+      </w:r>
+      <w:r>
+        <w:rPr>
+          <w:color w:val="EE0000"/>
+          <w:sz w:val="26"/>
+          <w:szCs w:val="26"/>
+        </w:rPr>
+        <w:t>.dropdown-toggle</w:t>
+      </w:r>
+      <w:r>
+        <w:rPr>
+          <w:color w:val="EE0000"/>
+          <w:sz w:val="26"/>
+          <w:szCs w:val="26"/>
+        </w:rPr>
+        <w:t xml:space="preserve"> </w:t>
+      </w:r>
+      <w:r>
+        <w:rPr>
+          <w:sz w:val="26"/>
+          <w:szCs w:val="26"/>
+        </w:rPr>
+        <w:t>và </w:t>
+      </w:r>
+      <w:r>
+        <w:rPr>
+          <w:color w:val="EE0000"/>
+          <w:sz w:val="26"/>
+          <w:szCs w:val="26"/>
+        </w:rPr>
+        <w:t>data-bs-toggle="dropdown"</w:t>
+      </w:r>
+      <w:r>
+        <w:rPr>
+          <w:color w:val="EE0000"/>
+          <w:sz w:val="26"/>
+          <w:szCs w:val="26"/>
+        </w:rPr>
+        <w:t xml:space="preserve"> </w:t>
+      </w:r>
+      <w:r>
+        <w:rPr>
+          <w:sz w:val="26"/>
+          <w:szCs w:val="26"/>
+        </w:rPr>
+        <w:t>thuộc tính.</w:t>
+      </w:r>
+    </w:p>
+    <w:p>
+      <w:pPr>
+        <w:rPr>
+          <w:sz w:val="26"/>
+          <w:szCs w:val="26"/>
+        </w:rPr>
+      </w:pPr>
+      <w:r>
+        <w:rPr>
+          <w:sz w:val="26"/>
+          <w:szCs w:val="26"/>
+        </w:rPr>
+        <w:t>Thêm </w:t>
+      </w:r>
+      <w:r>
+        <w:rPr>
+          <w:color w:val="EE0000"/>
+          <w:sz w:val="26"/>
+          <w:szCs w:val="26"/>
+        </w:rPr>
+        <w:t>.dropdown-menu</w:t>
+      </w:r>
+      <w:r>
+        <w:rPr>
+          <w:color w:val="EE0000"/>
+          <w:sz w:val="26"/>
+          <w:szCs w:val="26"/>
+        </w:rPr>
+        <w:t xml:space="preserve"> </w:t>
+      </w:r>
+      <w:r>
+        <w:rPr>
+          <w:sz w:val="26"/>
+          <w:szCs w:val="26"/>
+        </w:rPr>
+        <w:t>lớp vào phần tử chứa, chẳng hạn như &lt;div&gt; hoặc &lt;ul&gt;, để xây dựng menu thả xuống. Sau đó, thêm </w:t>
+      </w:r>
+      <w:r>
+        <w:rPr>
+          <w:color w:val="EE0000"/>
+          <w:sz w:val="26"/>
+          <w:szCs w:val="26"/>
+        </w:rPr>
+        <w:t>.dropdown-item</w:t>
+      </w:r>
+      <w:r>
+        <w:rPr>
+          <w:color w:val="EE0000"/>
+          <w:sz w:val="26"/>
+          <w:szCs w:val="26"/>
+        </w:rPr>
+        <w:t xml:space="preserve"> </w:t>
+      </w:r>
+      <w:r>
+        <w:rPr>
+          <w:sz w:val="26"/>
+          <w:szCs w:val="26"/>
+        </w:rPr>
+        <w:t>lớp vào từng phần tử (liên kết hoặc nút) bên trong menu thả xuống.</w:t>
+      </w:r>
+    </w:p>
+    <w:p>
+      <w:pPr>
+        <w:pStyle w:val="ListParagraph"/>
+        <w:numPr>
+          <w:ilvl w:val="0"/>
+          <w:numId w:val="2"/>
+        </w:numPr>
+        <w:rPr>
+          <w:sz w:val="26"/>
+          <w:szCs w:val="26"/>
+        </w:rPr>
+      </w:pPr>
+      <w:r>
+        <w:rPr>
+          <w:sz w:val="26"/>
+          <w:szCs w:val="26"/>
+        </w:rPr>
+        <w:t>.dropdown-divider tạo ra 1 đường viền phân cách giữa các item</w:t>
+      </w:r>
+    </w:p>
+    <w:p>
+      <w:pPr>
+        <w:pStyle w:val="ListParagraph"/>
+        <w:numPr>
+          <w:ilvl w:val="0"/>
+          <w:numId w:val="2"/>
+        </w:numPr>
+        <w:rPr>
+          <w:sz w:val="26"/>
+          <w:szCs w:val="26"/>
+        </w:rPr>
+      </w:pPr>
+      <w:r>
+        <w:rPr>
+          <w:sz w:val="26"/>
+          <w:szCs w:val="26"/>
+        </w:rPr>
+        <w:t>Dropdown-header được sử dụng để tạo tiêu đề cho 1 nhóm item</w:t>
+      </w:r>
+    </w:p>
+    <w:p>
+      <w:pPr>
+        <w:pStyle w:val="ListParagraph"/>
+        <w:numPr>
+          <w:ilvl w:val="0"/>
+          <w:numId w:val="2"/>
+        </w:numPr>
+        <w:rPr>
+          <w:sz w:val="26"/>
+          <w:szCs w:val="26"/>
+        </w:rPr>
+      </w:pPr>
+      <w:r>
+        <w:rPr>
+          <w:sz w:val="26"/>
+          <w:szCs w:val="26"/>
+        </w:rPr>
+        <w:t>.active và disabled tương tự</w:t>
+      </w:r>
+    </w:p>
+    <w:p>
+      <w:pPr>
+        <w:pStyle w:val="ListParagraph"/>
+        <w:numPr>
+          <w:ilvl w:val="0"/>
+          <w:numId w:val="2"/>
+        </w:numPr>
+        <w:rPr>
+          <w:sz w:val="26"/>
+          <w:szCs w:val="26"/>
+        </w:rPr>
+      </w:pPr>
+      <w:r>
+        <w:rPr>
+          <w:sz w:val="26"/>
+          <w:szCs w:val="26"/>
+        </w:rPr>
+        <w:t xml:space="preserve">Thêm .dropend để hiển thả xuống ở </w:t>
+      </w:r>
+      <w:r>
+        <w:rPr>
+          <w:sz w:val="26"/>
+          <w:szCs w:val="26"/>
+        </w:rPr>
+        <w:t>cuối</w:t>
+      </w:r>
+      <w:r>
+        <w:rPr>
+          <w:sz w:val="26"/>
+          <w:szCs w:val="26"/>
+        </w:rPr>
+        <w:t xml:space="preserve"> và .dropstart để hiển thị ở </w:t>
+      </w:r>
+      <w:r>
+        <w:rPr>
+          <w:sz w:val="26"/>
+          <w:szCs w:val="26"/>
+        </w:rPr>
+        <w:t>đầu</w:t>
+      </w:r>
+    </w:p>
+    <w:p>
+      <w:pPr>
+        <w:pStyle w:val="ListParagraph"/>
+        <w:numPr>
+          <w:ilvl w:val="0"/>
+          <w:numId w:val="2"/>
+        </w:numPr>
+        <w:rPr>
+          <w:sz w:val="26"/>
+          <w:szCs w:val="26"/>
+        </w:rPr>
+      </w:pPr>
+      <w:r>
+        <w:rPr>
+          <w:sz w:val="26"/>
+          <w:szCs w:val="26"/>
+        </w:rPr>
+        <w:t>Để căn phải menu thả xuống, hãy thêm .dropdown-menu-endlớp vào phần tử bằng .dropdown-menu</w:t>
+      </w:r>
+    </w:p>
+    <w:p>
+      <w:pPr>
+        <w:pStyle w:val="ListParagraph"/>
+        <w:numPr>
+          <w:ilvl w:val="0"/>
+          <w:numId w:val="2"/>
+        </w:numPr>
+        <w:rPr>
+          <w:sz w:val="26"/>
+          <w:szCs w:val="26"/>
+        </w:rPr>
+      </w:pPr>
+      <w:r>
+        <w:rPr>
+          <w:sz w:val="26"/>
+          <w:szCs w:val="26"/>
+        </w:rPr>
+        <w:t>Nếu bạn muốn menu thả xuống mở rộng lên trên thay vì xuống dưới, hãy thay đổi phần tử &lt;div&gt; có class="dropdown" thành "dropup"</w:t>
+      </w:r>
+    </w:p>
+    <w:p>
+      <w:pPr>
+        <w:rPr>
+          <w:sz w:val="26"/>
+          <w:szCs w:val="26"/>
+        </w:rPr>
+      </w:pPr>
+    </w:p>
+    <w:p>
+      <w:pPr>
+        <w:ind w:left="360"/>
+        <w:rPr>
+          <w:sz w:val="26"/>
+          <w:szCs w:val="26"/>
+        </w:rPr>
+      </w:pPr>
+    </w:p>
+    <w:p>
+      <w:pPr>
+        <w:ind w:left="360"/>
+        <w:rPr>
+          <w:sz w:val="26"/>
+          <w:szCs w:val="26"/>
+        </w:rPr>
+      </w:pPr>
     </w:p>
     <w:sectPr>
       <w:pgSz w:w="12240" w:h="15840"/>
@@ -665,6 +3865,119 @@
 <file path=word/numbering.xml><?xml version="1.0" encoding="utf-8"?>
 <w:numbering xmlns:wpc="http://schemas.microsoft.com/office/word/2010/wordprocessingCanvas" xmlns:cx="http://schemas.microsoft.com/office/drawing/2014/chartex" xmlns:cx1="http://schemas.microsoft.com/office/drawing/2015/9/8/chartex" xmlns:cx2="http://schemas.microsoft.com/office/drawing/2015/10/21/chartex" xmlns:cx3="http://schemas.microsoft.com/office/drawing/2016/5/9/chartex" xmlns:cx4="http://schemas.microsoft.com/office/drawing/2016/5/10/chartex" xmlns:cx5="http://schemas.microsoft.com/office/drawing/2016/5/11/chartex" xmlns:cx6="http://schemas.microsoft.com/office/drawing/2016/5/12/chartex" xmlns:cx7="http://schemas.microsoft.com/office/drawing/2016/5/13/chartex" xmlns:cx8="http://schemas.microsoft.com/office/drawing/2016/5/14/chartex" xmlns:mc="http://schemas.openxmlformats.org/markup-compatibility/2006" xmlns:aink="http://schemas.microsoft.com/office/drawing/2016/ink" xmlns:am3d="http://schemas.microsoft.com/office/drawing/2017/model3d" xmlns:o="urn:schemas-microsoft-com:office:office" xmlns:oel="http://schemas.microsoft.com/office/2019/extlst" xmlns:r="http://schemas.openxmlformats.org/officeDocument/2006/relationships" xmlns:m="http://schemas.openxmlformats.org/officeDocument/2006/math" xmlns:v="urn:schemas-microsoft-com:vml" xmlns:wp14="http://schemas.microsoft.com/office/word/2010/wordprocessingDrawing" xmlns:wp="http://schemas.openxmlformats.org/drawingml/2006/wordprocessingDrawing" xmlns:w10="urn:schemas-microsoft-com:office:word" xmlns:w="http://schemas.openxmlformats.org/wordprocessingml/2006/main" xmlns:w14="http://schemas.microsoft.com/office/word/2010/wordml" xmlns:w15="http://schemas.microsoft.com/office/word/2012/wordml" xmlns:w16cex="http://schemas.microsoft.com/office/word/2018/wordml/cex" xmlns:w16cid="http://schemas.microsoft.com/office/word/2016/wordml/cid" xmlns:w16="http://schemas.microsoft.com/office/word/2018/wordml" xmlns:w16du="http://schemas.microsoft.com/office/word/2023/wordml/word16du" xmlns:w16sdtdh="http://schemas.microsoft.com/office/word/2020/wordml/sdtdatahash" xmlns:w16sdtfl="http://schemas.microsoft.com/office/word/2024/wordml/sdtformatlock" xmlns:w16se="http://schemas.microsoft.com/office/word/2015/wordml/symex" xmlns:wpg="http://schemas.microsoft.com/office/word/2010/wordprocessingGroup" xmlns:wpi="http://schemas.microsoft.com/office/word/2010/wordprocessingInk" xmlns:wne="http://schemas.microsoft.com/office/word/2006/wordml" xmlns:wps="http://schemas.microsoft.com/office/word/2010/wordprocessingShape" mc:Ignorable="w14 w15 w16se w16cid w16 w16cex w16sdtdh w16sdtfl w16du wp14">
   <w:abstractNum w:abstractNumId="0" w15:restartNumberingAfterBreak="0">
+    <w:nsid w:val="42A74765"/>
+    <w:multiLevelType w:val="hybridMultilevel"/>
+    <w:tmpl w:val="743A3E08"/>
+    <w:lvl w:ilvl="0" w:tplc="3D929C6A">
+      <w:start w:val="1"/>
+      <w:numFmt w:val="bullet"/>
+      <w:lvlText w:val="-"/>
+      <w:lvlJc w:val="left"/>
+      <w:pPr>
+        <w:ind w:left="720" w:hanging="360"/>
+      </w:pPr>
+      <w:rPr>
+        <w:rFonts w:ascii="Courier New" w:hAnsi="Courier New" w:hint="default"/>
+      </w:rPr>
+    </w:lvl>
+    <w:lvl w:ilvl="1" w:tplc="04090003" w:tentative="1">
+      <w:start w:val="1"/>
+      <w:numFmt w:val="bullet"/>
+      <w:lvlText w:val="o"/>
+      <w:lvlJc w:val="left"/>
+      <w:pPr>
+        <w:ind w:left="1440" w:hanging="360"/>
+      </w:pPr>
+      <w:rPr>
+        <w:rFonts w:ascii="Courier New" w:hAnsi="Courier New" w:cs="Courier New" w:hint="default"/>
+      </w:rPr>
+    </w:lvl>
+    <w:lvl w:ilvl="2" w:tplc="04090005" w:tentative="1">
+      <w:start w:val="1"/>
+      <w:numFmt w:val="bullet"/>
+      <w:lvlText w:val=""/>
+      <w:lvlJc w:val="left"/>
+      <w:pPr>
+        <w:ind w:left="2160" w:hanging="360"/>
+      </w:pPr>
+      <w:rPr>
+        <w:rFonts w:ascii="Wingdings" w:hAnsi="Wingdings" w:hint="default"/>
+      </w:rPr>
+    </w:lvl>
+    <w:lvl w:ilvl="3" w:tplc="04090001" w:tentative="1">
+      <w:start w:val="1"/>
+      <w:numFmt w:val="bullet"/>
+      <w:lvlText w:val=""/>
+      <w:lvlJc w:val="left"/>
+      <w:pPr>
+        <w:ind w:left="2880" w:hanging="360"/>
+      </w:pPr>
+      <w:rPr>
+        <w:rFonts w:ascii="Symbol" w:hAnsi="Symbol" w:hint="default"/>
+      </w:rPr>
+    </w:lvl>
+    <w:lvl w:ilvl="4" w:tplc="04090003" w:tentative="1">
+      <w:start w:val="1"/>
+      <w:numFmt w:val="bullet"/>
+      <w:lvlText w:val="o"/>
+      <w:lvlJc w:val="left"/>
+      <w:pPr>
+        <w:ind w:left="3600" w:hanging="360"/>
+      </w:pPr>
+      <w:rPr>
+        <w:rFonts w:ascii="Courier New" w:hAnsi="Courier New" w:cs="Courier New" w:hint="default"/>
+      </w:rPr>
+    </w:lvl>
+    <w:lvl w:ilvl="5" w:tplc="04090005" w:tentative="1">
+      <w:start w:val="1"/>
+      <w:numFmt w:val="bullet"/>
+      <w:lvlText w:val=""/>
+      <w:lvlJc w:val="left"/>
+      <w:pPr>
+        <w:ind w:left="4320" w:hanging="360"/>
+      </w:pPr>
+      <w:rPr>
+        <w:rFonts w:ascii="Wingdings" w:hAnsi="Wingdings" w:hint="default"/>
+      </w:rPr>
+    </w:lvl>
+    <w:lvl w:ilvl="6" w:tplc="04090001" w:tentative="1">
+      <w:start w:val="1"/>
+      <w:numFmt w:val="bullet"/>
+      <w:lvlText w:val=""/>
+      <w:lvlJc w:val="left"/>
+      <w:pPr>
+        <w:ind w:left="5040" w:hanging="360"/>
+      </w:pPr>
+      <w:rPr>
+        <w:rFonts w:ascii="Symbol" w:hAnsi="Symbol" w:hint="default"/>
+      </w:rPr>
+    </w:lvl>
+    <w:lvl w:ilvl="7" w:tplc="04090003" w:tentative="1">
+      <w:start w:val="1"/>
+      <w:numFmt w:val="bullet"/>
+      <w:lvlText w:val="o"/>
+      <w:lvlJc w:val="left"/>
+      <w:pPr>
+        <w:ind w:left="5760" w:hanging="360"/>
+      </w:pPr>
+      <w:rPr>
+        <w:rFonts w:ascii="Courier New" w:hAnsi="Courier New" w:cs="Courier New" w:hint="default"/>
+      </w:rPr>
+    </w:lvl>
+    <w:lvl w:ilvl="8" w:tplc="04090005" w:tentative="1">
+      <w:start w:val="1"/>
+      <w:numFmt w:val="bullet"/>
+      <w:lvlText w:val=""/>
+      <w:lvlJc w:val="left"/>
+      <w:pPr>
+        <w:ind w:left="6480" w:hanging="360"/>
+      </w:pPr>
+      <w:rPr>
+        <w:rFonts w:ascii="Wingdings" w:hAnsi="Wingdings" w:hint="default"/>
+      </w:rPr>
+    </w:lvl>
+  </w:abstractNum>
+  <w:abstractNum w:abstractNumId="1" w15:restartNumberingAfterBreak="0">
     <w:nsid w:val="763052C7"/>
     <w:multiLevelType w:val="hybridMultilevel"/>
     <w:tmpl w:val="1314451C"/>
@@ -777,7 +4090,7 @@
       </w:rPr>
     </w:lvl>
   </w:abstractNum>
-  <w:abstractNum w:abstractNumId="1" w15:restartNumberingAfterBreak="0">
+  <w:abstractNum w:abstractNumId="2" w15:restartNumberingAfterBreak="0">
     <w:nsid w:val="7E24093D"/>
     <w:multiLevelType w:val="multilevel"/>
     <w:tmpl w:val="522E265A"/>
@@ -891,9 +4204,12 @@
     </w:lvl>
   </w:abstractNum>
   <w:num w:numId="1" w16cid:durableId="1734693700">
+    <w:abstractNumId w:val="2"/>
+  </w:num>
+  <w:num w:numId="2" w16cid:durableId="188030291">
     <w:abstractNumId w:val="1"/>
   </w:num>
-  <w:num w:numId="2" w16cid:durableId="188030291">
+  <w:num w:numId="3" w16cid:durableId="330262242">
     <w:abstractNumId w:val="0"/>
   </w:num>
 </w:numbering>
@@ -1327,7 +4643,6 @@
     <w:next w:val="Normal"/>
     <w:link w:val="Heading2Char"/>
     <w:uiPriority w:val="9"/>
-    <w:semiHidden/>
     <w:unhideWhenUsed/>
     <w:qFormat/>
     <w:rsid w:val="00152DAE"/>
@@ -1543,7 +4858,6 @@
     <w:basedOn w:val="DefaultParagraphFont"/>
     <w:link w:val="Heading2"/>
     <w:uiPriority w:val="9"/>
-    <w:semiHidden/>
     <w:rsid w:val="00152DAE"/>
     <w:rPr>
       <w:rFonts w:asciiTheme="majorHAnsi" w:eastAsiaTheme="majorEastAsia" w:hAnsiTheme="majorHAnsi" w:cstheme="majorBidi"/>

--- a/FE/LyThuyet/BOOTSTRAP.docx
+++ b/FE/LyThuyet/BOOTSTRAP.docx
@@ -168,6 +168,101 @@
           <w:szCs w:val="26"/>
         </w:rPr>
         <w:t>- color: text-white: chữ trắng</w:t>
+      </w:r>
+    </w:p>
+    <w:p>
+      <w:pPr>
+        <w:rPr>
+          <w:b/>
+          <w:bCs/>
+          <w:sz w:val="26"/>
+          <w:szCs w:val="26"/>
+        </w:rPr>
+      </w:pPr>
+      <w:r>
+        <w:rPr>
+          <w:sz w:val="26"/>
+          <w:szCs w:val="26"/>
+        </w:rPr>
+        <w:t xml:space="preserve">- </w:t>
+      </w:r>
+      <w:r>
+        <w:rPr>
+          <w:b/>
+          <w:bCs/>
+          <w:sz w:val="26"/>
+          <w:szCs w:val="26"/>
+        </w:rPr>
+        <w:t>data-bs-toggle — Dùng để xác định loại component Bootstrap cần kích hoạt</w:t>
+      </w:r>
+    </w:p>
+    <w:p>
+      <w:pPr>
+        <w:rPr>
+          <w:sz w:val="26"/>
+          <w:szCs w:val="26"/>
+        </w:rPr>
+      </w:pPr>
+      <w:r>
+        <w:rPr>
+          <w:sz w:val="26"/>
+          <w:szCs w:val="26"/>
+        </w:rPr>
+        <w:t xml:space="preserve">Thuộc tính này cho biết phần tử HTML (như &lt;button&gt;, &lt;a&gt;, &lt;div&gt;,...) sẽ </w:t>
+      </w:r>
+      <w:r>
+        <w:rPr>
+          <w:b/>
+          <w:bCs/>
+          <w:sz w:val="26"/>
+          <w:szCs w:val="26"/>
+        </w:rPr>
+        <w:t>kích hoạt thành phần gì</w:t>
+      </w:r>
+      <w:r>
+        <w:rPr>
+          <w:sz w:val="26"/>
+          <w:szCs w:val="26"/>
+        </w:rPr>
+        <w:t xml:space="preserve"> của Bootstrap khi được click vào</w:t>
+      </w:r>
+    </w:p>
+    <w:p>
+      <w:pPr>
+        <w:rPr>
+          <w:sz w:val="26"/>
+          <w:szCs w:val="26"/>
+        </w:rPr>
+      </w:pPr>
+      <w:r>
+        <w:rPr>
+          <w:sz w:val="26"/>
+          <w:szCs w:val="26"/>
+        </w:rPr>
+        <w:t xml:space="preserve">- </w:t>
+      </w:r>
+      <w:r>
+        <w:rPr>
+          <w:sz w:val="26"/>
+          <w:szCs w:val="26"/>
+        </w:rPr>
+        <w:t xml:space="preserve">data-bs-target — Dùng để </w:t>
+      </w:r>
+      <w:r>
+        <w:rPr>
+          <w:b/>
+          <w:bCs/>
+          <w:sz w:val="26"/>
+          <w:szCs w:val="26"/>
+        </w:rPr>
+        <w:t>chỉ định phần tử mục tiêu</w:t>
+      </w:r>
+      <w:r>
+        <w:rPr>
+          <w:sz w:val="26"/>
+          <w:szCs w:val="26"/>
+        </w:rPr>
+        <w:t xml:space="preserve"> (target) mà hành động sẽ ảnh hưởng tới</w:t>
       </w:r>
     </w:p>
     <w:p>
@@ -371,6 +466,7 @@
           <w:sz w:val="26"/>
           <w:szCs w:val="26"/>
         </w:rPr>
+        <w:lastRenderedPageBreak/>
         <w:drawing>
           <wp:inline distT="0" distB="0" distL="0" distR="0" wp14:anchorId="61FA9F95" wp14:editId="4DF17D3A">
             <wp:extent cx="5217795" cy="1386840"/>
@@ -424,7 +520,6 @@
           <w:sz w:val="26"/>
           <w:szCs w:val="26"/>
         </w:rPr>
-        <w:lastRenderedPageBreak/>
         <w:t>2. Grids</w:t>
       </w:r>
     </w:p>
@@ -741,6 +836,7 @@
       </w:pPr>
       <w:r>
         <w:rPr>
+          <w:noProof/>
           <w:sz w:val="26"/>
           <w:szCs w:val="26"/>
         </w:rPr>
@@ -1118,6 +1214,7 @@
       </w:pPr>
       <w:r>
         <w:rPr>
+          <w:noProof/>
           <w:sz w:val="26"/>
           <w:szCs w:val="26"/>
         </w:rPr>
@@ -1219,15 +1316,7 @@
           <w:szCs w:val="26"/>
         </w:rPr>
         <w:lastRenderedPageBreak/>
-        <w:t>.table-bordered</w:t>
-      </w:r>
-      <w:r>
-        <w:rPr>
-          <w:color w:val="EE0000"/>
-          <w:sz w:val="26"/>
-          <w:szCs w:val="26"/>
-        </w:rPr>
-        <w:t xml:space="preserve"> </w:t>
+        <w:t xml:space="preserve">.table-bordered </w:t>
       </w:r>
       <w:r>
         <w:rPr>
@@ -1255,15 +1344,7 @@
           <w:sz w:val="26"/>
           <w:szCs w:val="26"/>
         </w:rPr>
-        <w:t>.table-hover</w:t>
-      </w:r>
-      <w:r>
-        <w:rPr>
-          <w:color w:val="EE0000"/>
-          <w:sz w:val="26"/>
-          <w:szCs w:val="26"/>
-        </w:rPr>
-        <w:t xml:space="preserve"> </w:t>
+        <w:t xml:space="preserve">.table-hover </w:t>
       </w:r>
       <w:r>
         <w:rPr>
@@ -1291,15 +1372,7 @@
           <w:sz w:val="26"/>
           <w:szCs w:val="26"/>
         </w:rPr>
-        <w:t>.table-dark</w:t>
-      </w:r>
-      <w:r>
-        <w:rPr>
-          <w:color w:val="EE0000"/>
-          <w:sz w:val="26"/>
-          <w:szCs w:val="26"/>
-        </w:rPr>
-        <w:t xml:space="preserve"> </w:t>
+        <w:t xml:space="preserve">.table-dark </w:t>
       </w:r>
       <w:r>
         <w:rPr>
@@ -1354,6 +1427,7 @@
       </w:pPr>
       <w:r>
         <w:rPr>
+          <w:noProof/>
           <w:sz w:val="26"/>
           <w:szCs w:val="26"/>
         </w:rPr>
@@ -1412,15 +1486,7 @@
           <w:sz w:val="26"/>
           <w:szCs w:val="26"/>
         </w:rPr>
-        <w:t>.table-responsive</w:t>
-      </w:r>
-      <w:r>
-        <w:rPr>
-          <w:color w:val="EE0000"/>
-          <w:sz w:val="26"/>
-          <w:szCs w:val="26"/>
-        </w:rPr>
-        <w:t xml:space="preserve"> </w:t>
+        <w:t xml:space="preserve">.table-responsive </w:t>
       </w:r>
       <w:r>
         <w:rPr>
@@ -1752,15 +1818,7 @@
           <w:sz w:val="26"/>
           <w:szCs w:val="26"/>
         </w:rPr>
-        <w:t>.alert-link</w:t>
-      </w:r>
-      <w:r>
-        <w:rPr>
-          <w:color w:val="EE0000"/>
-          <w:sz w:val="26"/>
-          <w:szCs w:val="26"/>
-        </w:rPr>
-        <w:t xml:space="preserve"> </w:t>
+        <w:t xml:space="preserve">.alert-link </w:t>
       </w:r>
       <w:r>
         <w:rPr>
@@ -1901,7 +1959,14 @@
           <w:sz w:val="26"/>
           <w:szCs w:val="26"/>
         </w:rPr>
-        <w:t> .fade</w:t>
+        <w:t xml:space="preserve"> .fade </w:t>
+      </w:r>
+      <w:r>
+        <w:rPr>
+          <w:sz w:val="26"/>
+          <w:szCs w:val="26"/>
+        </w:rPr>
+        <w:t>và </w:t>
       </w:r>
       <w:r>
         <w:rPr>
@@ -1909,30 +1974,7 @@
           <w:sz w:val="26"/>
           <w:szCs w:val="26"/>
         </w:rPr>
-        <w:t xml:space="preserve"> </w:t>
-      </w:r>
-      <w:r>
-        <w:rPr>
-          <w:sz w:val="26"/>
-          <w:szCs w:val="26"/>
-        </w:rPr>
-        <w:t>và </w:t>
-      </w:r>
-      <w:r>
-        <w:rPr>
-          <w:color w:val="EE0000"/>
-          <w:sz w:val="26"/>
-          <w:szCs w:val="26"/>
-        </w:rPr>
-        <w:t>.show</w:t>
-      </w:r>
-      <w:r>
-        <w:rPr>
-          <w:color w:val="EE0000"/>
-          <w:sz w:val="26"/>
-          <w:szCs w:val="26"/>
-        </w:rPr>
-        <w:t xml:space="preserve"> </w:t>
+        <w:t xml:space="preserve">.show </w:t>
       </w:r>
       <w:r>
         <w:rPr>
@@ -1970,6 +2012,7 @@
       </w:pPr>
       <w:r>
         <w:rPr>
+          <w:noProof/>
           <w:sz w:val="26"/>
           <w:szCs w:val="26"/>
         </w:rPr>
@@ -2019,6 +2062,7 @@
       </w:pPr>
       <w:r>
         <w:rPr>
+          <w:noProof/>
           <w:sz w:val="26"/>
           <w:szCs w:val="26"/>
         </w:rPr>
@@ -2432,6 +2476,7 @@
       </w:pPr>
       <w:r>
         <w:rPr>
+          <w:noProof/>
           <w:sz w:val="26"/>
           <w:szCs w:val="26"/>
         </w:rPr>
@@ -2502,6 +2547,7 @@
       </w:pPr>
       <w:r>
         <w:rPr>
+          <w:noProof/>
           <w:sz w:val="26"/>
           <w:szCs w:val="26"/>
         </w:rPr>
@@ -2998,6 +3044,7 @@
       </w:pPr>
       <w:r>
         <w:rPr>
+          <w:noProof/>
           <w:sz w:val="26"/>
           <w:szCs w:val="26"/>
         </w:rPr>
@@ -3153,7 +3200,14 @@
           <w:sz w:val="26"/>
           <w:szCs w:val="26"/>
         </w:rPr>
-        <w:t>.card-header</w:t>
+        <w:t xml:space="preserve">.card-header </w:t>
+      </w:r>
+      <w:r>
+        <w:rPr>
+          <w:sz w:val="26"/>
+          <w:szCs w:val="26"/>
+        </w:rPr>
+        <w:t>thêm tiêu đề vào thẻ và </w:t>
       </w:r>
       <w:r>
         <w:rPr>
@@ -3161,14 +3215,36 @@
           <w:sz w:val="26"/>
           <w:szCs w:val="26"/>
         </w:rPr>
-        <w:t xml:space="preserve"> </w:t>
-      </w:r>
-      <w:r>
-        <w:rPr>
-          <w:sz w:val="26"/>
-          <w:szCs w:val="26"/>
-        </w:rPr>
-        <w:t>thêm tiêu đề vào thẻ và </w:t>
+        <w:t xml:space="preserve">.card-footer </w:t>
+      </w:r>
+      <w:r>
+        <w:rPr>
+          <w:sz w:val="26"/>
+          <w:szCs w:val="26"/>
+        </w:rPr>
+        <w:t>thêm chân trang vào thẻ</w:t>
+      </w:r>
+    </w:p>
+    <w:p>
+      <w:pPr>
+        <w:rPr>
+          <w:sz w:val="26"/>
+          <w:szCs w:val="26"/>
+        </w:rPr>
+      </w:pPr>
+      <w:r>
+        <w:rPr>
+          <w:sz w:val="26"/>
+          <w:szCs w:val="26"/>
+        </w:rPr>
+        <w:t xml:space="preserve">- </w:t>
+      </w:r>
+      <w:r>
+        <w:rPr>
+          <w:sz w:val="26"/>
+          <w:szCs w:val="26"/>
+        </w:rPr>
+        <w:t>Dùng </w:t>
       </w:r>
       <w:r>
         <w:rPr>
@@ -3176,7 +3252,14 @@
           <w:sz w:val="26"/>
           <w:szCs w:val="26"/>
         </w:rPr>
-        <w:t>.card-footer</w:t>
+        <w:t xml:space="preserve">.card-title </w:t>
+      </w:r>
+      <w:r>
+        <w:rPr>
+          <w:sz w:val="26"/>
+          <w:szCs w:val="26"/>
+        </w:rPr>
+        <w:t>để thêm tiêu đề thẻ vào bất kỳ phần tử tiêu đề nào. </w:t>
       </w:r>
       <w:r>
         <w:rPr>
@@ -3184,14 +3267,29 @@
           <w:sz w:val="26"/>
           <w:szCs w:val="26"/>
         </w:rPr>
-        <w:t xml:space="preserve"> </w:t>
-      </w:r>
-      <w:r>
-        <w:rPr>
-          <w:sz w:val="26"/>
-          <w:szCs w:val="26"/>
-        </w:rPr>
-        <w:t>thêm chân trang vào thẻ</w:t>
+        <w:t xml:space="preserve">.card-text </w:t>
+      </w:r>
+      <w:r>
+        <w:rPr>
+          <w:sz w:val="26"/>
+          <w:szCs w:val="26"/>
+        </w:rPr>
+        <w:t>Lớp này được dùng để xóa lề dưới của phần tử &lt;p&gt; nếu đó là phần tử con cuối cùng (hoặc phần tử con duy nhất) bên trong .card-body. </w:t>
+      </w:r>
+      <w:r>
+        <w:rPr>
+          <w:color w:val="EE0000"/>
+          <w:sz w:val="26"/>
+          <w:szCs w:val="26"/>
+        </w:rPr>
+        <w:t xml:space="preserve">.card-link </w:t>
+      </w:r>
+      <w:r>
+        <w:rPr>
+          <w:sz w:val="26"/>
+          <w:szCs w:val="26"/>
+        </w:rPr>
+        <w:t>Lớp này thêm màu xanh lam vào bất kỳ liên kết nào và hiệu ứng di chuột.</w:t>
       </w:r>
     </w:p>
     <w:p>
@@ -3213,7 +3311,7 @@
           <w:sz w:val="26"/>
           <w:szCs w:val="26"/>
         </w:rPr>
-        <w:t>Dùng </w:t>
+        <w:t>Thêm </w:t>
       </w:r>
       <w:r>
         <w:rPr>
@@ -3221,7 +3319,14 @@
           <w:sz w:val="26"/>
           <w:szCs w:val="26"/>
         </w:rPr>
-        <w:t>.card-title</w:t>
+        <w:t xml:space="preserve">.card-img-top </w:t>
+      </w:r>
+      <w:r>
+        <w:rPr>
+          <w:sz w:val="26"/>
+          <w:szCs w:val="26"/>
+        </w:rPr>
+        <w:t>hoặc </w:t>
       </w:r>
       <w:r>
         <w:rPr>
@@ -3229,14 +3334,14 @@
           <w:sz w:val="26"/>
           <w:szCs w:val="26"/>
         </w:rPr>
-        <w:t xml:space="preserve"> </w:t>
-      </w:r>
-      <w:r>
-        <w:rPr>
-          <w:sz w:val="26"/>
-          <w:szCs w:val="26"/>
-        </w:rPr>
-        <w:t>để thêm tiêu đề thẻ vào bất kỳ phần tử tiêu đề nào. </w:t>
+        <w:t xml:space="preserve">.card-img-bottom </w:t>
+      </w:r>
+      <w:r>
+        <w:rPr>
+          <w:sz w:val="26"/>
+          <w:szCs w:val="26"/>
+        </w:rPr>
+        <w:t>vào &lt;img&gt;để đặt hình ảnh ở trên cùng hoặc dưới cùng bên trong thẻ. Lưu ý rằng chúng tôi đã thêm hình ảnh bên ngoài để .</w:t>
       </w:r>
       <w:r>
         <w:rPr>
@@ -3244,129 +3349,7 @@
           <w:sz w:val="26"/>
           <w:szCs w:val="26"/>
         </w:rPr>
-        <w:t>.card-text</w:t>
-      </w:r>
-      <w:r>
-        <w:rPr>
-          <w:color w:val="EE0000"/>
-          <w:sz w:val="26"/>
-          <w:szCs w:val="26"/>
-        </w:rPr>
-        <w:t xml:space="preserve"> </w:t>
-      </w:r>
-      <w:r>
-        <w:rPr>
-          <w:sz w:val="26"/>
-          <w:szCs w:val="26"/>
-        </w:rPr>
-        <w:t>Lớp này được dùng để xóa lề dưới của phần tử &lt;p&gt; nếu đó là phần tử con cuối cùng (hoặc phần tử con duy nhất) bên trong .card-body. </w:t>
-      </w:r>
-      <w:r>
-        <w:rPr>
-          <w:color w:val="EE0000"/>
-          <w:sz w:val="26"/>
-          <w:szCs w:val="26"/>
-        </w:rPr>
-        <w:t>.card-link</w:t>
-      </w:r>
-      <w:r>
-        <w:rPr>
-          <w:color w:val="EE0000"/>
-          <w:sz w:val="26"/>
-          <w:szCs w:val="26"/>
-        </w:rPr>
-        <w:t xml:space="preserve"> </w:t>
-      </w:r>
-      <w:r>
-        <w:rPr>
-          <w:sz w:val="26"/>
-          <w:szCs w:val="26"/>
-        </w:rPr>
-        <w:t>Lớp này thêm màu xanh lam vào bất kỳ liên kết nào và hiệu ứng di chuột.</w:t>
-      </w:r>
-    </w:p>
-    <w:p>
-      <w:pPr>
-        <w:rPr>
-          <w:sz w:val="26"/>
-          <w:szCs w:val="26"/>
-        </w:rPr>
-      </w:pPr>
-      <w:r>
-        <w:rPr>
-          <w:sz w:val="26"/>
-          <w:szCs w:val="26"/>
-        </w:rPr>
-        <w:t xml:space="preserve">- </w:t>
-      </w:r>
-      <w:r>
-        <w:rPr>
-          <w:sz w:val="26"/>
-          <w:szCs w:val="26"/>
-        </w:rPr>
-        <w:t>Thêm </w:t>
-      </w:r>
-      <w:r>
-        <w:rPr>
-          <w:color w:val="EE0000"/>
-          <w:sz w:val="26"/>
-          <w:szCs w:val="26"/>
-        </w:rPr>
-        <w:t>.card-img-top</w:t>
-      </w:r>
-      <w:r>
-        <w:rPr>
-          <w:color w:val="EE0000"/>
-          <w:sz w:val="26"/>
-          <w:szCs w:val="26"/>
-        </w:rPr>
-        <w:t xml:space="preserve"> </w:t>
-      </w:r>
-      <w:r>
-        <w:rPr>
-          <w:sz w:val="26"/>
-          <w:szCs w:val="26"/>
-        </w:rPr>
-        <w:t>hoặc </w:t>
-      </w:r>
-      <w:r>
-        <w:rPr>
-          <w:color w:val="EE0000"/>
-          <w:sz w:val="26"/>
-          <w:szCs w:val="26"/>
-        </w:rPr>
-        <w:t>.card-img-bottom</w:t>
-      </w:r>
-      <w:r>
-        <w:rPr>
-          <w:color w:val="EE0000"/>
-          <w:sz w:val="26"/>
-          <w:szCs w:val="26"/>
-        </w:rPr>
-        <w:t xml:space="preserve"> </w:t>
-      </w:r>
-      <w:r>
-        <w:rPr>
-          <w:sz w:val="26"/>
-          <w:szCs w:val="26"/>
-        </w:rPr>
-        <w:t>vào &lt;img&gt;để đặt hình ảnh ở trên cùng hoặc dưới cùng bên trong thẻ. Lưu ý rằng chúng tôi đã thêm hình ảnh bên ngoài để .</w:t>
-      </w:r>
-      <w:r>
-        <w:rPr>
-          <w:color w:val="EE0000"/>
-          <w:sz w:val="26"/>
-          <w:szCs w:val="26"/>
-        </w:rPr>
-        <w:t>card-body</w:t>
-      </w:r>
-      <w:r>
-        <w:rPr>
-          <w:color w:val="EE0000"/>
-          <w:sz w:val="26"/>
-          <w:szCs w:val="26"/>
-        </w:rPr>
-        <w:t xml:space="preserve"> </w:t>
+        <w:t xml:space="preserve">card-body </w:t>
       </w:r>
       <w:r>
         <w:rPr>
@@ -3583,7 +3566,14 @@
           <w:sz w:val="26"/>
           <w:szCs w:val="26"/>
         </w:rPr>
-        <w:t>.dropdown-toggle</w:t>
+        <w:t xml:space="preserve">.dropdown-toggle </w:t>
+      </w:r>
+      <w:r>
+        <w:rPr>
+          <w:sz w:val="26"/>
+          <w:szCs w:val="26"/>
+        </w:rPr>
+        <w:t>và </w:t>
       </w:r>
       <w:r>
         <w:rPr>
@@ -3591,14 +3581,29 @@
           <w:sz w:val="26"/>
           <w:szCs w:val="26"/>
         </w:rPr>
-        <w:t xml:space="preserve"> </w:t>
-      </w:r>
-      <w:r>
-        <w:rPr>
-          <w:sz w:val="26"/>
-          <w:szCs w:val="26"/>
-        </w:rPr>
-        <w:t>và </w:t>
+        <w:t xml:space="preserve">data-bs-toggle="dropdown" </w:t>
+      </w:r>
+      <w:r>
+        <w:rPr>
+          <w:sz w:val="26"/>
+          <w:szCs w:val="26"/>
+        </w:rPr>
+        <w:t>thuộc tính.</w:t>
+      </w:r>
+    </w:p>
+    <w:p>
+      <w:pPr>
+        <w:rPr>
+          <w:sz w:val="26"/>
+          <w:szCs w:val="26"/>
+        </w:rPr>
+      </w:pPr>
+      <w:r>
+        <w:rPr>
+          <w:sz w:val="26"/>
+          <w:szCs w:val="26"/>
+        </w:rPr>
+        <w:t>Thêm </w:t>
       </w:r>
       <w:r>
         <w:rPr>
@@ -3606,7 +3611,14 @@
           <w:sz w:val="26"/>
           <w:szCs w:val="26"/>
         </w:rPr>
-        <w:t>data-bs-toggle="dropdown"</w:t>
+        <w:t xml:space="preserve">.dropdown-menu </w:t>
+      </w:r>
+      <w:r>
+        <w:rPr>
+          <w:sz w:val="26"/>
+          <w:szCs w:val="26"/>
+        </w:rPr>
+        <w:t>lớp vào phần tử chứa, chẳng hạn như &lt;div&gt; hoặc &lt;ul&gt;, để xây dựng menu thả xuống. Sau đó, thêm </w:t>
       </w:r>
       <w:r>
         <w:rPr>
@@ -3614,68 +3626,7 @@
           <w:sz w:val="26"/>
           <w:szCs w:val="26"/>
         </w:rPr>
-        <w:t xml:space="preserve"> </w:t>
-      </w:r>
-      <w:r>
-        <w:rPr>
-          <w:sz w:val="26"/>
-          <w:szCs w:val="26"/>
-        </w:rPr>
-        <w:t>thuộc tính.</w:t>
-      </w:r>
-    </w:p>
-    <w:p>
-      <w:pPr>
-        <w:rPr>
-          <w:sz w:val="26"/>
-          <w:szCs w:val="26"/>
-        </w:rPr>
-      </w:pPr>
-      <w:r>
-        <w:rPr>
-          <w:sz w:val="26"/>
-          <w:szCs w:val="26"/>
-        </w:rPr>
-        <w:t>Thêm </w:t>
-      </w:r>
-      <w:r>
-        <w:rPr>
-          <w:color w:val="EE0000"/>
-          <w:sz w:val="26"/>
-          <w:szCs w:val="26"/>
-        </w:rPr>
-        <w:t>.dropdown-menu</w:t>
-      </w:r>
-      <w:r>
-        <w:rPr>
-          <w:color w:val="EE0000"/>
-          <w:sz w:val="26"/>
-          <w:szCs w:val="26"/>
-        </w:rPr>
-        <w:t xml:space="preserve"> </w:t>
-      </w:r>
-      <w:r>
-        <w:rPr>
-          <w:sz w:val="26"/>
-          <w:szCs w:val="26"/>
-        </w:rPr>
-        <w:t>lớp vào phần tử chứa, chẳng hạn như &lt;div&gt; hoặc &lt;ul&gt;, để xây dựng menu thả xuống. Sau đó, thêm </w:t>
-      </w:r>
-      <w:r>
-        <w:rPr>
-          <w:color w:val="EE0000"/>
-          <w:sz w:val="26"/>
-          <w:szCs w:val="26"/>
-        </w:rPr>
-        <w:t>.dropdown-item</w:t>
-      </w:r>
-      <w:r>
-        <w:rPr>
-          <w:color w:val="EE0000"/>
-          <w:sz w:val="26"/>
-          <w:szCs w:val="26"/>
-        </w:rPr>
-        <w:t xml:space="preserve"> </w:t>
+        <w:t xml:space="preserve">.dropdown-item </w:t>
       </w:r>
       <w:r>
         <w:rPr>
@@ -3829,23 +3780,3376 @@
     <w:p>
       <w:pPr>
         <w:rPr>
-          <w:sz w:val="26"/>
-          <w:szCs w:val="26"/>
-        </w:rPr>
-      </w:pPr>
-    </w:p>
-    <w:p>
-      <w:pPr>
+          <w:b/>
+          <w:bCs/>
+          <w:sz w:val="26"/>
+          <w:szCs w:val="26"/>
+        </w:rPr>
+      </w:pPr>
+      <w:r>
+        <w:rPr>
+          <w:b/>
+          <w:bCs/>
+          <w:sz w:val="26"/>
+          <w:szCs w:val="26"/>
+        </w:rPr>
+        <w:t xml:space="preserve">16. Collapse </w:t>
+      </w:r>
+    </w:p>
+    <w:p>
+      <w:pPr>
+        <w:rPr>
+          <w:sz w:val="26"/>
+          <w:szCs w:val="26"/>
+        </w:rPr>
+      </w:pPr>
+      <w:r>
+        <w:rPr>
+          <w:sz w:val="26"/>
+          <w:szCs w:val="26"/>
+        </w:rPr>
+        <w:t>- ẩn hiện 1 đoạn văn bản dài</w:t>
+      </w:r>
+    </w:p>
+    <w:p>
+      <w:pPr>
+        <w:rPr>
+          <w:sz w:val="26"/>
+          <w:szCs w:val="26"/>
+        </w:rPr>
+      </w:pPr>
+      <w:r>
+        <w:rPr>
+          <w:sz w:val="26"/>
+          <w:szCs w:val="26"/>
+        </w:rPr>
+        <w:t>&lt;button data-bs-toggle="collapse" data-bs-target="#demo"&gt;Collapsible&lt;/button&gt;</w:t>
+      </w:r>
+      <w:r>
+        <w:rPr>
+          <w:sz w:val="26"/>
+          <w:szCs w:val="26"/>
+        </w:rPr>
+        <w:br/>
+      </w:r>
+      <w:r>
+        <w:rPr>
+          <w:sz w:val="26"/>
+          <w:szCs w:val="26"/>
+        </w:rPr>
+        <w:br/>
+        <w:t>&lt;div id="demo" class="collapse"&gt;</w:t>
+      </w:r>
+      <w:r>
+        <w:rPr>
+          <w:sz w:val="26"/>
+          <w:szCs w:val="26"/>
+        </w:rPr>
+        <w:br/>
+        <w:t>Lorem ipsum dolor text....</w:t>
+      </w:r>
+      <w:r>
+        <w:rPr>
+          <w:sz w:val="26"/>
+          <w:szCs w:val="26"/>
+        </w:rPr>
+        <w:br/>
+        <w:t>&lt;/div&gt;</w:t>
+      </w:r>
+    </w:p>
+    <w:p>
+      <w:pPr>
+        <w:pStyle w:val="ListParagraph"/>
+        <w:numPr>
+          <w:ilvl w:val="0"/>
+          <w:numId w:val="2"/>
+        </w:numPr>
+        <w:rPr>
+          <w:sz w:val="26"/>
+          <w:szCs w:val="26"/>
+        </w:rPr>
+      </w:pPr>
+      <w:r>
+        <w:rPr>
+          <w:sz w:val="26"/>
+          <w:szCs w:val="26"/>
+        </w:rPr>
+        <w:t>Theo mặc định thì phần tử sẽ bị ẩn đi. Nếu muốn hiển thị ban đầu thì thêm .show</w:t>
+      </w:r>
+      <w:r>
+        <w:rPr>
+          <w:sz w:val="26"/>
+          <w:szCs w:val="26"/>
+        </w:rPr>
+        <w:tab/>
+      </w:r>
+    </w:p>
+    <w:p>
+      <w:pPr>
+        <w:rPr>
+          <w:sz w:val="26"/>
+          <w:szCs w:val="26"/>
+        </w:rPr>
+      </w:pPr>
+    </w:p>
+    <w:p>
+      <w:pPr>
+        <w:rPr>
+          <w:b/>
+          <w:bCs/>
+          <w:sz w:val="26"/>
+          <w:szCs w:val="26"/>
+        </w:rPr>
+      </w:pPr>
+      <w:r>
+        <w:rPr>
+          <w:b/>
+          <w:bCs/>
+          <w:sz w:val="26"/>
+          <w:szCs w:val="26"/>
+        </w:rPr>
+        <w:lastRenderedPageBreak/>
+        <w:t>17. Navs</w:t>
+      </w:r>
+    </w:p>
+    <w:p>
+      <w:pPr>
+        <w:pStyle w:val="ListParagraph"/>
+        <w:numPr>
+          <w:ilvl w:val="0"/>
+          <w:numId w:val="2"/>
+        </w:numPr>
+        <w:rPr>
+          <w:sz w:val="26"/>
+          <w:szCs w:val="26"/>
+        </w:rPr>
+      </w:pPr>
+      <w:r>
+        <w:rPr>
+          <w:sz w:val="26"/>
+          <w:szCs w:val="26"/>
+        </w:rPr>
+        <w:t>Nếu bạn muốn tạo một menu ngang đơn giản, hãy thêm .nav</w:t>
+      </w:r>
+      <w:r>
+        <w:rPr>
+          <w:sz w:val="26"/>
+          <w:szCs w:val="26"/>
+        </w:rPr>
+        <w:t xml:space="preserve"> </w:t>
+      </w:r>
+      <w:r>
+        <w:rPr>
+          <w:sz w:val="26"/>
+          <w:szCs w:val="26"/>
+        </w:rPr>
+        <w:t>lớp vào một &lt;ul&gt;</w:t>
+      </w:r>
+      <w:r>
+        <w:rPr>
+          <w:sz w:val="26"/>
+          <w:szCs w:val="26"/>
+        </w:rPr>
+        <w:t xml:space="preserve"> </w:t>
+      </w:r>
+      <w:r>
+        <w:rPr>
+          <w:sz w:val="26"/>
+          <w:szCs w:val="26"/>
+        </w:rPr>
+        <w:t>phần tử, tiếp theo là .nav-item cho từng phần tử &lt;li&gt;</w:t>
+      </w:r>
+      <w:r>
+        <w:rPr>
+          <w:sz w:val="26"/>
+          <w:szCs w:val="26"/>
+        </w:rPr>
+        <w:t xml:space="preserve"> </w:t>
+      </w:r>
+      <w:r>
+        <w:rPr>
+          <w:sz w:val="26"/>
+          <w:szCs w:val="26"/>
+        </w:rPr>
+        <w:t>và thêm .nav-link</w:t>
+      </w:r>
+      <w:r>
+        <w:rPr>
+          <w:sz w:val="26"/>
+          <w:szCs w:val="26"/>
+        </w:rPr>
+        <w:t xml:space="preserve"> </w:t>
+      </w:r>
+      <w:r>
+        <w:rPr>
+          <w:sz w:val="26"/>
+          <w:szCs w:val="26"/>
+        </w:rPr>
+        <w:t>lớp vào liên kết của chúng</w:t>
+      </w:r>
+    </w:p>
+    <w:p>
+      <w:pPr>
+        <w:pStyle w:val="ListParagraph"/>
+        <w:numPr>
+          <w:ilvl w:val="0"/>
+          <w:numId w:val="2"/>
+        </w:numPr>
+        <w:rPr>
+          <w:sz w:val="26"/>
+          <w:szCs w:val="26"/>
+        </w:rPr>
+      </w:pPr>
+      <w:r>
+        <w:rPr>
+          <w:sz w:val="26"/>
+          <w:szCs w:val="26"/>
+        </w:rPr>
+        <w:t>Thêm .justify-content-center</w:t>
+      </w:r>
+      <w:r>
+        <w:rPr>
+          <w:sz w:val="26"/>
+          <w:szCs w:val="26"/>
+        </w:rPr>
+        <w:t xml:space="preserve"> </w:t>
+      </w:r>
+      <w:r>
+        <w:rPr>
+          <w:sz w:val="26"/>
+          <w:szCs w:val="26"/>
+        </w:rPr>
+        <w:t>lớp để căn giữa phần điều hướng và .justify-content-end</w:t>
+      </w:r>
+      <w:r>
+        <w:rPr>
+          <w:sz w:val="26"/>
+          <w:szCs w:val="26"/>
+        </w:rPr>
+        <w:t xml:space="preserve"> </w:t>
+      </w:r>
+      <w:r>
+        <w:rPr>
+          <w:sz w:val="26"/>
+          <w:szCs w:val="26"/>
+        </w:rPr>
+        <w:t>lớp để căn phải phần điều hướng</w:t>
+      </w:r>
+    </w:p>
+    <w:p>
+      <w:pPr>
+        <w:pStyle w:val="ListParagraph"/>
+        <w:numPr>
+          <w:ilvl w:val="0"/>
+          <w:numId w:val="2"/>
+        </w:numPr>
+        <w:rPr>
+          <w:sz w:val="26"/>
+          <w:szCs w:val="26"/>
+        </w:rPr>
+      </w:pPr>
+      <w:r>
+        <w:rPr>
+          <w:sz w:val="26"/>
+          <w:szCs w:val="26"/>
+        </w:rPr>
+        <w:t>Thêm .flex-column</w:t>
+      </w:r>
+      <w:r>
+        <w:rPr>
+          <w:sz w:val="26"/>
+          <w:szCs w:val="26"/>
+        </w:rPr>
+        <w:t xml:space="preserve"> </w:t>
+      </w:r>
+      <w:r>
+        <w:rPr>
+          <w:sz w:val="26"/>
+          <w:szCs w:val="26"/>
+        </w:rPr>
+        <w:t>lớp để tạo thanh điều hướng dọc</w:t>
+      </w:r>
+    </w:p>
+    <w:p>
+      <w:pPr>
+        <w:pStyle w:val="ListParagraph"/>
+        <w:numPr>
+          <w:ilvl w:val="0"/>
+          <w:numId w:val="2"/>
+        </w:numPr>
+        <w:rPr>
+          <w:sz w:val="26"/>
+          <w:szCs w:val="26"/>
+        </w:rPr>
+      </w:pPr>
+      <w:r>
+        <w:rPr>
+          <w:sz w:val="26"/>
+          <w:szCs w:val="26"/>
+        </w:rPr>
+        <w:t>Biến menu điều hướng thành các tab điều hướng bằng .nav-tabslớp. Thêm .activelớp vào liên kết đang hoạt động/hiện tại. Nếu bạn muốn các tab có thể chuyển đổi, hãy xem ví dụ cuối cùng trên trang này</w:t>
+      </w:r>
+    </w:p>
+    <w:p>
+      <w:pPr>
+        <w:rPr>
+          <w:sz w:val="26"/>
+          <w:szCs w:val="26"/>
+        </w:rPr>
+      </w:pPr>
+      <w:r>
+        <w:rPr>
+          <w:sz w:val="26"/>
+          <w:szCs w:val="26"/>
+        </w:rPr>
+        <w:drawing>
+          <wp:inline distT="0" distB="0" distL="0" distR="0" wp14:anchorId="1239CFCB" wp14:editId="4EE55944">
+            <wp:extent cx="4277322" cy="685896"/>
+            <wp:effectExtent l="0" t="0" r="0" b="0"/>
+            <wp:docPr id="1489156166" name="Picture 1"/>
+            <wp:cNvGraphicFramePr>
+              <a:graphicFrameLocks xmlns:a="http://schemas.openxmlformats.org/drawingml/2006/main" noChangeAspect="1"/>
+            </wp:cNvGraphicFramePr>
+            <a:graphic xmlns:a="http://schemas.openxmlformats.org/drawingml/2006/main">
+              <a:graphicData uri="http://schemas.openxmlformats.org/drawingml/2006/picture">
+                <pic:pic xmlns:pic="http://schemas.openxmlformats.org/drawingml/2006/picture">
+                  <pic:nvPicPr>
+                    <pic:cNvPr id="1489156166" name=""/>
+                    <pic:cNvPicPr/>
+                  </pic:nvPicPr>
+                  <pic:blipFill>
+                    <a:blip r:embed="rId16"/>
+                    <a:stretch>
+                      <a:fillRect/>
+                    </a:stretch>
+                  </pic:blipFill>
+                  <pic:spPr>
+                    <a:xfrm>
+                      <a:off x="0" y="0"/>
+                      <a:ext cx="4277322" cy="685896"/>
+                    </a:xfrm>
+                    <a:prstGeom prst="rect">
+                      <a:avLst/>
+                    </a:prstGeom>
+                  </pic:spPr>
+                </pic:pic>
+              </a:graphicData>
+            </a:graphic>
+          </wp:inline>
+        </w:drawing>
+      </w:r>
+    </w:p>
+    <w:p>
+      <w:pPr>
+        <w:pStyle w:val="ListParagraph"/>
+        <w:numPr>
+          <w:ilvl w:val="0"/>
+          <w:numId w:val="2"/>
+        </w:numPr>
+        <w:rPr>
+          <w:sz w:val="26"/>
+          <w:szCs w:val="26"/>
+        </w:rPr>
+      </w:pPr>
+      <w:r>
+        <w:rPr>
+          <w:sz w:val="26"/>
+          <w:szCs w:val="26"/>
+        </w:rPr>
+        <w:t>Biến menu điều hướng thành các viên thuốc điều hướng với .nav-pills</w:t>
+      </w:r>
+      <w:r>
+        <w:rPr>
+          <w:sz w:val="26"/>
+          <w:szCs w:val="26"/>
+        </w:rPr>
+        <w:t xml:space="preserve"> </w:t>
+      </w:r>
+      <w:r>
+        <w:rPr>
+          <w:sz w:val="26"/>
+          <w:szCs w:val="26"/>
+        </w:rPr>
+        <w:t>lớp. Nếu bạn muốn các viên thuốc có thể bật/tắt được, hãy xem ví dụ cuối cùng trên trang này.</w:t>
+      </w:r>
+    </w:p>
+    <w:p>
+      <w:pPr>
+        <w:rPr>
+          <w:sz w:val="26"/>
+          <w:szCs w:val="26"/>
+        </w:rPr>
+      </w:pPr>
+      <w:r>
+        <w:rPr>
+          <w:sz w:val="26"/>
+          <w:szCs w:val="26"/>
+        </w:rPr>
+        <w:drawing>
+          <wp:inline distT="0" distB="0" distL="0" distR="0" wp14:anchorId="36C7D0C6" wp14:editId="2AA10091">
+            <wp:extent cx="4582164" cy="952633"/>
+            <wp:effectExtent l="0" t="0" r="0" b="0"/>
+            <wp:docPr id="1486329254" name="Picture 1"/>
+            <wp:cNvGraphicFramePr>
+              <a:graphicFrameLocks xmlns:a="http://schemas.openxmlformats.org/drawingml/2006/main" noChangeAspect="1"/>
+            </wp:cNvGraphicFramePr>
+            <a:graphic xmlns:a="http://schemas.openxmlformats.org/drawingml/2006/main">
+              <a:graphicData uri="http://schemas.openxmlformats.org/drawingml/2006/picture">
+                <pic:pic xmlns:pic="http://schemas.openxmlformats.org/drawingml/2006/picture">
+                  <pic:nvPicPr>
+                    <pic:cNvPr id="1486329254" name=""/>
+                    <pic:cNvPicPr/>
+                  </pic:nvPicPr>
+                  <pic:blipFill>
+                    <a:blip r:embed="rId17"/>
+                    <a:stretch>
+                      <a:fillRect/>
+                    </a:stretch>
+                  </pic:blipFill>
+                  <pic:spPr>
+                    <a:xfrm>
+                      <a:off x="0" y="0"/>
+                      <a:ext cx="4582164" cy="952633"/>
+                    </a:xfrm>
+                    <a:prstGeom prst="rect">
+                      <a:avLst/>
+                    </a:prstGeom>
+                  </pic:spPr>
+                </pic:pic>
+              </a:graphicData>
+            </a:graphic>
+          </wp:inline>
+        </w:drawing>
+      </w:r>
+    </w:p>
+    <w:p>
+      <w:pPr>
+        <w:pStyle w:val="ListParagraph"/>
+        <w:numPr>
+          <w:ilvl w:val="0"/>
+          <w:numId w:val="2"/>
+        </w:numPr>
+        <w:rPr>
+          <w:sz w:val="26"/>
+          <w:szCs w:val="26"/>
+        </w:rPr>
+      </w:pPr>
+      <w:r>
+        <w:rPr>
+          <w:sz w:val="26"/>
+          <w:szCs w:val="26"/>
+        </w:rPr>
+        <w:t>Căn chỉnh các tab/viên thuốc theo .nav-justified</w:t>
+      </w:r>
+      <w:r>
+        <w:rPr>
+          <w:sz w:val="26"/>
+          <w:szCs w:val="26"/>
+        </w:rPr>
+        <w:t>. Có chiều rộng bằng nhau trên cả màn hình</w:t>
+      </w:r>
+    </w:p>
+    <w:p>
+      <w:pPr>
+        <w:pStyle w:val="ListParagraph"/>
+        <w:numPr>
+          <w:ilvl w:val="0"/>
+          <w:numId w:val="2"/>
+        </w:numPr>
+        <w:rPr>
+          <w:sz w:val="26"/>
+          <w:szCs w:val="26"/>
+        </w:rPr>
+      </w:pPr>
+      <w:r>
+        <w:rPr>
+          <w:sz w:val="26"/>
+          <w:szCs w:val="26"/>
+        </w:rPr>
+        <w:t>Để các tab có thể chuyển đổi, thêm data-toggle=”tab” vào mỗi liên kết. sau đó thêm class .tab-pen có ID duy nhất cho mỗi tap và nằm trong 1 div có lớp tab-content</w:t>
+      </w:r>
+    </w:p>
+    <w:p>
+      <w:pPr>
+        <w:shd w:val="clear" w:color="auto" w:fill="FFFFFF"/>
+        <w:tabs>
+          <w:tab w:val="left" w:pos="916"/>
+          <w:tab w:val="left" w:pos="1832"/>
+          <w:tab w:val="left" w:pos="2748"/>
+          <w:tab w:val="left" w:pos="3664"/>
+          <w:tab w:val="left" w:pos="4580"/>
+          <w:tab w:val="left" w:pos="5496"/>
+          <w:tab w:val="left" w:pos="6412"/>
+          <w:tab w:val="left" w:pos="7328"/>
+          <w:tab w:val="left" w:pos="8244"/>
+          <w:tab w:val="left" w:pos="9160"/>
+          <w:tab w:val="left" w:pos="10076"/>
+          <w:tab w:val="left" w:pos="10992"/>
+          <w:tab w:val="left" w:pos="11908"/>
+          <w:tab w:val="left" w:pos="12824"/>
+          <w:tab w:val="left" w:pos="13740"/>
+          <w:tab w:val="left" w:pos="14656"/>
+        </w:tabs>
+        <w:spacing w:after="0" w:line="240" w:lineRule="auto"/>
         <w:ind w:left="360"/>
         <w:rPr>
-          <w:sz w:val="26"/>
-          <w:szCs w:val="26"/>
-        </w:rPr>
-      </w:pPr>
-    </w:p>
-    <w:p>
-      <w:pPr>
+          <w:rFonts w:ascii="Courier New" w:eastAsia="Times New Roman" w:hAnsi="Courier New" w:cs="Courier New"/>
+          <w:color w:val="000000"/>
+          <w:kern w:val="0"/>
+          <w:sz w:val="20"/>
+          <w:szCs w:val="20"/>
+          <w14:ligatures w14:val="none"/>
+        </w:rPr>
+      </w:pPr>
+      <w:r>
+        <w:rPr>
+          <w:rFonts w:ascii="Courier New" w:eastAsia="Times New Roman" w:hAnsi="Courier New" w:cs="Courier New"/>
+          <w:color w:val="A65700"/>
+          <w:kern w:val="0"/>
+          <w:sz w:val="20"/>
+          <w:szCs w:val="20"/>
+          <w14:ligatures w14:val="none"/>
+        </w:rPr>
+        <w:t>&lt;</w:t>
+      </w:r>
+      <w:r>
+        <w:rPr>
+          <w:rFonts w:ascii="Courier New" w:eastAsia="Times New Roman" w:hAnsi="Courier New" w:cs="Courier New"/>
+          <w:b/>
+          <w:bCs/>
+          <w:color w:val="800000"/>
+          <w:kern w:val="0"/>
+          <w:sz w:val="20"/>
+          <w:szCs w:val="20"/>
+          <w14:ligatures w14:val="none"/>
+        </w:rPr>
+        <w:t>ul</w:t>
+      </w:r>
+      <w:r>
+        <w:rPr>
+          <w:rFonts w:ascii="Courier New" w:eastAsia="Times New Roman" w:hAnsi="Courier New" w:cs="Courier New"/>
+          <w:color w:val="274796"/>
+          <w:kern w:val="0"/>
+          <w:sz w:val="20"/>
+          <w:szCs w:val="20"/>
+          <w14:ligatures w14:val="none"/>
+        </w:rPr>
+        <w:t xml:space="preserve"> </w:t>
+      </w:r>
+      <w:r>
+        <w:rPr>
+          <w:rFonts w:ascii="Courier New" w:eastAsia="Times New Roman" w:hAnsi="Courier New" w:cs="Courier New"/>
+          <w:color w:val="074726"/>
+          <w:kern w:val="0"/>
+          <w:sz w:val="20"/>
+          <w:szCs w:val="20"/>
+          <w14:ligatures w14:val="none"/>
+        </w:rPr>
+        <w:t>class</w:t>
+      </w:r>
+      <w:r>
+        <w:rPr>
+          <w:rFonts w:ascii="Courier New" w:eastAsia="Times New Roman" w:hAnsi="Courier New" w:cs="Courier New"/>
+          <w:color w:val="808030"/>
+          <w:kern w:val="0"/>
+          <w:sz w:val="20"/>
+          <w:szCs w:val="20"/>
+          <w14:ligatures w14:val="none"/>
+        </w:rPr>
+        <w:t>=</w:t>
+      </w:r>
+      <w:r>
+        <w:rPr>
+          <w:rFonts w:ascii="Courier New" w:eastAsia="Times New Roman" w:hAnsi="Courier New" w:cs="Courier New"/>
+          <w:color w:val="0000E6"/>
+          <w:kern w:val="0"/>
+          <w:sz w:val="20"/>
+          <w:szCs w:val="20"/>
+          <w14:ligatures w14:val="none"/>
+        </w:rPr>
+        <w:t>"nav nav-tabs"</w:t>
+      </w:r>
+      <w:r>
+        <w:rPr>
+          <w:rFonts w:ascii="Courier New" w:eastAsia="Times New Roman" w:hAnsi="Courier New" w:cs="Courier New"/>
+          <w:color w:val="A65700"/>
+          <w:kern w:val="0"/>
+          <w:sz w:val="20"/>
+          <w:szCs w:val="20"/>
+          <w14:ligatures w14:val="none"/>
+        </w:rPr>
+        <w:t>&gt;</w:t>
+      </w:r>
+    </w:p>
+    <w:p>
+      <w:pPr>
+        <w:shd w:val="clear" w:color="auto" w:fill="FFFFFF"/>
+        <w:tabs>
+          <w:tab w:val="left" w:pos="916"/>
+          <w:tab w:val="left" w:pos="1832"/>
+          <w:tab w:val="left" w:pos="2748"/>
+          <w:tab w:val="left" w:pos="3664"/>
+          <w:tab w:val="left" w:pos="4580"/>
+          <w:tab w:val="left" w:pos="5496"/>
+          <w:tab w:val="left" w:pos="6412"/>
+          <w:tab w:val="left" w:pos="7328"/>
+          <w:tab w:val="left" w:pos="8244"/>
+          <w:tab w:val="left" w:pos="9160"/>
+          <w:tab w:val="left" w:pos="10076"/>
+          <w:tab w:val="left" w:pos="10992"/>
+          <w:tab w:val="left" w:pos="11908"/>
+          <w:tab w:val="left" w:pos="12824"/>
+          <w:tab w:val="left" w:pos="13740"/>
+          <w:tab w:val="left" w:pos="14656"/>
+        </w:tabs>
+        <w:spacing w:after="0" w:line="240" w:lineRule="auto"/>
         <w:ind w:left="360"/>
+        <w:rPr>
+          <w:rFonts w:ascii="Courier New" w:eastAsia="Times New Roman" w:hAnsi="Courier New" w:cs="Courier New"/>
+          <w:color w:val="000000"/>
+          <w:kern w:val="0"/>
+          <w:sz w:val="20"/>
+          <w:szCs w:val="20"/>
+          <w14:ligatures w14:val="none"/>
+        </w:rPr>
+      </w:pPr>
+      <w:r>
+        <w:rPr>
+          <w:rFonts w:ascii="Courier New" w:eastAsia="Times New Roman" w:hAnsi="Courier New" w:cs="Courier New"/>
+          <w:color w:val="000000"/>
+          <w:kern w:val="0"/>
+          <w:sz w:val="20"/>
+          <w:szCs w:val="20"/>
+          <w14:ligatures w14:val="none"/>
+        </w:rPr>
+        <w:t xml:space="preserve">  </w:t>
+      </w:r>
+      <w:r>
+        <w:rPr>
+          <w:rFonts w:ascii="Courier New" w:eastAsia="Times New Roman" w:hAnsi="Courier New" w:cs="Courier New"/>
+          <w:color w:val="A65700"/>
+          <w:kern w:val="0"/>
+          <w:sz w:val="20"/>
+          <w:szCs w:val="20"/>
+          <w14:ligatures w14:val="none"/>
+        </w:rPr>
+        <w:t>&lt;</w:t>
+      </w:r>
+      <w:r>
+        <w:rPr>
+          <w:rFonts w:ascii="Courier New" w:eastAsia="Times New Roman" w:hAnsi="Courier New" w:cs="Courier New"/>
+          <w:b/>
+          <w:bCs/>
+          <w:color w:val="800000"/>
+          <w:kern w:val="0"/>
+          <w:sz w:val="20"/>
+          <w:szCs w:val="20"/>
+          <w14:ligatures w14:val="none"/>
+        </w:rPr>
+        <w:t>li</w:t>
+      </w:r>
+      <w:r>
+        <w:rPr>
+          <w:rFonts w:ascii="Courier New" w:eastAsia="Times New Roman" w:hAnsi="Courier New" w:cs="Courier New"/>
+          <w:color w:val="274796"/>
+          <w:kern w:val="0"/>
+          <w:sz w:val="20"/>
+          <w:szCs w:val="20"/>
+          <w14:ligatures w14:val="none"/>
+        </w:rPr>
+        <w:t xml:space="preserve"> </w:t>
+      </w:r>
+      <w:r>
+        <w:rPr>
+          <w:rFonts w:ascii="Courier New" w:eastAsia="Times New Roman" w:hAnsi="Courier New" w:cs="Courier New"/>
+          <w:color w:val="074726"/>
+          <w:kern w:val="0"/>
+          <w:sz w:val="20"/>
+          <w:szCs w:val="20"/>
+          <w14:ligatures w14:val="none"/>
+        </w:rPr>
+        <w:t>class</w:t>
+      </w:r>
+      <w:r>
+        <w:rPr>
+          <w:rFonts w:ascii="Courier New" w:eastAsia="Times New Roman" w:hAnsi="Courier New" w:cs="Courier New"/>
+          <w:color w:val="808030"/>
+          <w:kern w:val="0"/>
+          <w:sz w:val="20"/>
+          <w:szCs w:val="20"/>
+          <w14:ligatures w14:val="none"/>
+        </w:rPr>
+        <w:t>=</w:t>
+      </w:r>
+      <w:r>
+        <w:rPr>
+          <w:rFonts w:ascii="Courier New" w:eastAsia="Times New Roman" w:hAnsi="Courier New" w:cs="Courier New"/>
+          <w:color w:val="0000E6"/>
+          <w:kern w:val="0"/>
+          <w:sz w:val="20"/>
+          <w:szCs w:val="20"/>
+          <w14:ligatures w14:val="none"/>
+        </w:rPr>
+        <w:t>"nav-item"</w:t>
+      </w:r>
+      <w:r>
+        <w:rPr>
+          <w:rFonts w:ascii="Courier New" w:eastAsia="Times New Roman" w:hAnsi="Courier New" w:cs="Courier New"/>
+          <w:color w:val="A65700"/>
+          <w:kern w:val="0"/>
+          <w:sz w:val="20"/>
+          <w:szCs w:val="20"/>
+          <w14:ligatures w14:val="none"/>
+        </w:rPr>
+        <w:t>&gt;</w:t>
+      </w:r>
+    </w:p>
+    <w:p>
+      <w:pPr>
+        <w:shd w:val="clear" w:color="auto" w:fill="FFFFFF"/>
+        <w:tabs>
+          <w:tab w:val="left" w:pos="916"/>
+          <w:tab w:val="left" w:pos="1832"/>
+          <w:tab w:val="left" w:pos="2748"/>
+          <w:tab w:val="left" w:pos="3664"/>
+          <w:tab w:val="left" w:pos="4580"/>
+          <w:tab w:val="left" w:pos="5496"/>
+          <w:tab w:val="left" w:pos="6412"/>
+          <w:tab w:val="left" w:pos="7328"/>
+          <w:tab w:val="left" w:pos="8244"/>
+          <w:tab w:val="left" w:pos="9160"/>
+          <w:tab w:val="left" w:pos="10076"/>
+          <w:tab w:val="left" w:pos="10992"/>
+          <w:tab w:val="left" w:pos="11908"/>
+          <w:tab w:val="left" w:pos="12824"/>
+          <w:tab w:val="left" w:pos="13740"/>
+          <w:tab w:val="left" w:pos="14656"/>
+        </w:tabs>
+        <w:spacing w:after="0" w:line="240" w:lineRule="auto"/>
+        <w:ind w:left="360"/>
+        <w:rPr>
+          <w:rFonts w:ascii="Courier New" w:eastAsia="Times New Roman" w:hAnsi="Courier New" w:cs="Courier New"/>
+          <w:color w:val="000000"/>
+          <w:kern w:val="0"/>
+          <w:sz w:val="20"/>
+          <w:szCs w:val="20"/>
+          <w14:ligatures w14:val="none"/>
+        </w:rPr>
+      </w:pPr>
+      <w:r>
+        <w:rPr>
+          <w:rFonts w:ascii="Courier New" w:eastAsia="Times New Roman" w:hAnsi="Courier New" w:cs="Courier New"/>
+          <w:color w:val="000000"/>
+          <w:kern w:val="0"/>
+          <w:sz w:val="20"/>
+          <w:szCs w:val="20"/>
+          <w14:ligatures w14:val="none"/>
+        </w:rPr>
+        <w:t xml:space="preserve">    </w:t>
+      </w:r>
+      <w:r>
+        <w:rPr>
+          <w:rFonts w:ascii="Courier New" w:eastAsia="Times New Roman" w:hAnsi="Courier New" w:cs="Courier New"/>
+          <w:color w:val="A65700"/>
+          <w:kern w:val="0"/>
+          <w:sz w:val="20"/>
+          <w:szCs w:val="20"/>
+          <w14:ligatures w14:val="none"/>
+        </w:rPr>
+        <w:t>&lt;</w:t>
+      </w:r>
+      <w:r>
+        <w:rPr>
+          <w:rFonts w:ascii="Courier New" w:eastAsia="Times New Roman" w:hAnsi="Courier New" w:cs="Courier New"/>
+          <w:b/>
+          <w:bCs/>
+          <w:color w:val="800000"/>
+          <w:kern w:val="0"/>
+          <w:sz w:val="20"/>
+          <w:szCs w:val="20"/>
+          <w14:ligatures w14:val="none"/>
+        </w:rPr>
+        <w:t>a</w:t>
+      </w:r>
+      <w:r>
+        <w:rPr>
+          <w:rFonts w:ascii="Courier New" w:eastAsia="Times New Roman" w:hAnsi="Courier New" w:cs="Courier New"/>
+          <w:color w:val="274796"/>
+          <w:kern w:val="0"/>
+          <w:sz w:val="20"/>
+          <w:szCs w:val="20"/>
+          <w14:ligatures w14:val="none"/>
+        </w:rPr>
+        <w:t xml:space="preserve"> </w:t>
+      </w:r>
+      <w:r>
+        <w:rPr>
+          <w:rFonts w:ascii="Courier New" w:eastAsia="Times New Roman" w:hAnsi="Courier New" w:cs="Courier New"/>
+          <w:color w:val="074726"/>
+          <w:kern w:val="0"/>
+          <w:sz w:val="20"/>
+          <w:szCs w:val="20"/>
+          <w14:ligatures w14:val="none"/>
+        </w:rPr>
+        <w:t>class</w:t>
+      </w:r>
+      <w:r>
+        <w:rPr>
+          <w:rFonts w:ascii="Courier New" w:eastAsia="Times New Roman" w:hAnsi="Courier New" w:cs="Courier New"/>
+          <w:color w:val="808030"/>
+          <w:kern w:val="0"/>
+          <w:sz w:val="20"/>
+          <w:szCs w:val="20"/>
+          <w14:ligatures w14:val="none"/>
+        </w:rPr>
+        <w:t>=</w:t>
+      </w:r>
+      <w:r>
+        <w:rPr>
+          <w:rFonts w:ascii="Courier New" w:eastAsia="Times New Roman" w:hAnsi="Courier New" w:cs="Courier New"/>
+          <w:color w:val="0000E6"/>
+          <w:kern w:val="0"/>
+          <w:sz w:val="20"/>
+          <w:szCs w:val="20"/>
+          <w14:ligatures w14:val="none"/>
+        </w:rPr>
+        <w:t>"nav-link active"</w:t>
+      </w:r>
+      <w:r>
+        <w:rPr>
+          <w:rFonts w:ascii="Courier New" w:eastAsia="Times New Roman" w:hAnsi="Courier New" w:cs="Courier New"/>
+          <w:color w:val="274796"/>
+          <w:kern w:val="0"/>
+          <w:sz w:val="20"/>
+          <w:szCs w:val="20"/>
+          <w14:ligatures w14:val="none"/>
+        </w:rPr>
+        <w:t xml:space="preserve"> </w:t>
+      </w:r>
+      <w:r>
+        <w:rPr>
+          <w:rFonts w:ascii="Courier New" w:eastAsia="Times New Roman" w:hAnsi="Courier New" w:cs="Courier New"/>
+          <w:color w:val="074726"/>
+          <w:kern w:val="0"/>
+          <w:sz w:val="20"/>
+          <w:szCs w:val="20"/>
+          <w14:ligatures w14:val="none"/>
+        </w:rPr>
+        <w:t>data</w:t>
+      </w:r>
+      <w:r>
+        <w:rPr>
+          <w:rFonts w:ascii="Courier New" w:eastAsia="Times New Roman" w:hAnsi="Courier New" w:cs="Courier New"/>
+          <w:color w:val="274796"/>
+          <w:kern w:val="0"/>
+          <w:sz w:val="20"/>
+          <w:szCs w:val="20"/>
+          <w14:ligatures w14:val="none"/>
+        </w:rPr>
+        <w:t>-bs-toggle</w:t>
+      </w:r>
+      <w:r>
+        <w:rPr>
+          <w:rFonts w:ascii="Courier New" w:eastAsia="Times New Roman" w:hAnsi="Courier New" w:cs="Courier New"/>
+          <w:color w:val="808030"/>
+          <w:kern w:val="0"/>
+          <w:sz w:val="20"/>
+          <w:szCs w:val="20"/>
+          <w14:ligatures w14:val="none"/>
+        </w:rPr>
+        <w:t>=</w:t>
+      </w:r>
+      <w:r>
+        <w:rPr>
+          <w:rFonts w:ascii="Courier New" w:eastAsia="Times New Roman" w:hAnsi="Courier New" w:cs="Courier New"/>
+          <w:color w:val="0000E6"/>
+          <w:kern w:val="0"/>
+          <w:sz w:val="20"/>
+          <w:szCs w:val="20"/>
+          <w14:ligatures w14:val="none"/>
+        </w:rPr>
+        <w:t>"tab"</w:t>
+      </w:r>
+      <w:r>
+        <w:rPr>
+          <w:rFonts w:ascii="Courier New" w:eastAsia="Times New Roman" w:hAnsi="Courier New" w:cs="Courier New"/>
+          <w:color w:val="274796"/>
+          <w:kern w:val="0"/>
+          <w:sz w:val="20"/>
+          <w:szCs w:val="20"/>
+          <w14:ligatures w14:val="none"/>
+        </w:rPr>
+        <w:t xml:space="preserve"> </w:t>
+      </w:r>
+      <w:r>
+        <w:rPr>
+          <w:rFonts w:ascii="Courier New" w:eastAsia="Times New Roman" w:hAnsi="Courier New" w:cs="Courier New"/>
+          <w:color w:val="074726"/>
+          <w:kern w:val="0"/>
+          <w:sz w:val="20"/>
+          <w:szCs w:val="20"/>
+          <w14:ligatures w14:val="none"/>
+        </w:rPr>
+        <w:t>href</w:t>
+      </w:r>
+      <w:r>
+        <w:rPr>
+          <w:rFonts w:ascii="Courier New" w:eastAsia="Times New Roman" w:hAnsi="Courier New" w:cs="Courier New"/>
+          <w:color w:val="808030"/>
+          <w:kern w:val="0"/>
+          <w:sz w:val="20"/>
+          <w:szCs w:val="20"/>
+          <w14:ligatures w14:val="none"/>
+        </w:rPr>
+        <w:t>=</w:t>
+      </w:r>
+      <w:r>
+        <w:rPr>
+          <w:rFonts w:ascii="Courier New" w:eastAsia="Times New Roman" w:hAnsi="Courier New" w:cs="Courier New"/>
+          <w:color w:val="0000E6"/>
+          <w:kern w:val="0"/>
+          <w:sz w:val="20"/>
+          <w:szCs w:val="20"/>
+          <w14:ligatures w14:val="none"/>
+        </w:rPr>
+        <w:t>"#home"</w:t>
+      </w:r>
+      <w:r>
+        <w:rPr>
+          <w:rFonts w:ascii="Courier New" w:eastAsia="Times New Roman" w:hAnsi="Courier New" w:cs="Courier New"/>
+          <w:color w:val="A65700"/>
+          <w:kern w:val="0"/>
+          <w:sz w:val="20"/>
+          <w:szCs w:val="20"/>
+          <w14:ligatures w14:val="none"/>
+        </w:rPr>
+        <w:t>&gt;</w:t>
+      </w:r>
+      <w:r>
+        <w:rPr>
+          <w:rFonts w:ascii="Courier New" w:eastAsia="Times New Roman" w:hAnsi="Courier New" w:cs="Courier New"/>
+          <w:color w:val="000000"/>
+          <w:kern w:val="0"/>
+          <w:sz w:val="20"/>
+          <w:szCs w:val="20"/>
+          <w14:ligatures w14:val="none"/>
+        </w:rPr>
+        <w:t>Home</w:t>
+      </w:r>
+      <w:r>
+        <w:rPr>
+          <w:rFonts w:ascii="Courier New" w:eastAsia="Times New Roman" w:hAnsi="Courier New" w:cs="Courier New"/>
+          <w:color w:val="A65700"/>
+          <w:kern w:val="0"/>
+          <w:sz w:val="20"/>
+          <w:szCs w:val="20"/>
+          <w14:ligatures w14:val="none"/>
+        </w:rPr>
+        <w:t>&lt;/</w:t>
+      </w:r>
+      <w:r>
+        <w:rPr>
+          <w:rFonts w:ascii="Courier New" w:eastAsia="Times New Roman" w:hAnsi="Courier New" w:cs="Courier New"/>
+          <w:b/>
+          <w:bCs/>
+          <w:color w:val="800000"/>
+          <w:kern w:val="0"/>
+          <w:sz w:val="20"/>
+          <w:szCs w:val="20"/>
+          <w14:ligatures w14:val="none"/>
+        </w:rPr>
+        <w:t>a</w:t>
+      </w:r>
+      <w:r>
+        <w:rPr>
+          <w:rFonts w:ascii="Courier New" w:eastAsia="Times New Roman" w:hAnsi="Courier New" w:cs="Courier New"/>
+          <w:color w:val="A65700"/>
+          <w:kern w:val="0"/>
+          <w:sz w:val="20"/>
+          <w:szCs w:val="20"/>
+          <w14:ligatures w14:val="none"/>
+        </w:rPr>
+        <w:t>&gt;</w:t>
+      </w:r>
+    </w:p>
+    <w:p>
+      <w:pPr>
+        <w:shd w:val="clear" w:color="auto" w:fill="FFFFFF"/>
+        <w:tabs>
+          <w:tab w:val="left" w:pos="916"/>
+          <w:tab w:val="left" w:pos="1832"/>
+          <w:tab w:val="left" w:pos="2748"/>
+          <w:tab w:val="left" w:pos="3664"/>
+          <w:tab w:val="left" w:pos="4580"/>
+          <w:tab w:val="left" w:pos="5496"/>
+          <w:tab w:val="left" w:pos="6412"/>
+          <w:tab w:val="left" w:pos="7328"/>
+          <w:tab w:val="left" w:pos="8244"/>
+          <w:tab w:val="left" w:pos="9160"/>
+          <w:tab w:val="left" w:pos="10076"/>
+          <w:tab w:val="left" w:pos="10992"/>
+          <w:tab w:val="left" w:pos="11908"/>
+          <w:tab w:val="left" w:pos="12824"/>
+          <w:tab w:val="left" w:pos="13740"/>
+          <w:tab w:val="left" w:pos="14656"/>
+        </w:tabs>
+        <w:spacing w:after="0" w:line="240" w:lineRule="auto"/>
+        <w:ind w:left="360"/>
+        <w:rPr>
+          <w:rFonts w:ascii="Courier New" w:eastAsia="Times New Roman" w:hAnsi="Courier New" w:cs="Courier New"/>
+          <w:color w:val="000000"/>
+          <w:kern w:val="0"/>
+          <w:sz w:val="20"/>
+          <w:szCs w:val="20"/>
+          <w14:ligatures w14:val="none"/>
+        </w:rPr>
+      </w:pPr>
+      <w:r>
+        <w:rPr>
+          <w:rFonts w:ascii="Courier New" w:eastAsia="Times New Roman" w:hAnsi="Courier New" w:cs="Courier New"/>
+          <w:color w:val="000000"/>
+          <w:kern w:val="0"/>
+          <w:sz w:val="20"/>
+          <w:szCs w:val="20"/>
+          <w14:ligatures w14:val="none"/>
+        </w:rPr>
+        <w:t xml:space="preserve">  </w:t>
+      </w:r>
+      <w:r>
+        <w:rPr>
+          <w:rFonts w:ascii="Courier New" w:eastAsia="Times New Roman" w:hAnsi="Courier New" w:cs="Courier New"/>
+          <w:color w:val="A65700"/>
+          <w:kern w:val="0"/>
+          <w:sz w:val="20"/>
+          <w:szCs w:val="20"/>
+          <w14:ligatures w14:val="none"/>
+        </w:rPr>
+        <w:t>&lt;/</w:t>
+      </w:r>
+      <w:r>
+        <w:rPr>
+          <w:rFonts w:ascii="Courier New" w:eastAsia="Times New Roman" w:hAnsi="Courier New" w:cs="Courier New"/>
+          <w:b/>
+          <w:bCs/>
+          <w:color w:val="800000"/>
+          <w:kern w:val="0"/>
+          <w:sz w:val="20"/>
+          <w:szCs w:val="20"/>
+          <w14:ligatures w14:val="none"/>
+        </w:rPr>
+        <w:t>li</w:t>
+      </w:r>
+      <w:r>
+        <w:rPr>
+          <w:rFonts w:ascii="Courier New" w:eastAsia="Times New Roman" w:hAnsi="Courier New" w:cs="Courier New"/>
+          <w:color w:val="A65700"/>
+          <w:kern w:val="0"/>
+          <w:sz w:val="20"/>
+          <w:szCs w:val="20"/>
+          <w14:ligatures w14:val="none"/>
+        </w:rPr>
+        <w:t>&gt;</w:t>
+      </w:r>
+    </w:p>
+    <w:p>
+      <w:pPr>
+        <w:shd w:val="clear" w:color="auto" w:fill="FFFFFF"/>
+        <w:tabs>
+          <w:tab w:val="left" w:pos="916"/>
+          <w:tab w:val="left" w:pos="1832"/>
+          <w:tab w:val="left" w:pos="2748"/>
+          <w:tab w:val="left" w:pos="3664"/>
+          <w:tab w:val="left" w:pos="4580"/>
+          <w:tab w:val="left" w:pos="5496"/>
+          <w:tab w:val="left" w:pos="6412"/>
+          <w:tab w:val="left" w:pos="7328"/>
+          <w:tab w:val="left" w:pos="8244"/>
+          <w:tab w:val="left" w:pos="9160"/>
+          <w:tab w:val="left" w:pos="10076"/>
+          <w:tab w:val="left" w:pos="10992"/>
+          <w:tab w:val="left" w:pos="11908"/>
+          <w:tab w:val="left" w:pos="12824"/>
+          <w:tab w:val="left" w:pos="13740"/>
+          <w:tab w:val="left" w:pos="14656"/>
+        </w:tabs>
+        <w:spacing w:after="0" w:line="240" w:lineRule="auto"/>
+        <w:ind w:left="360"/>
+        <w:rPr>
+          <w:rFonts w:ascii="Courier New" w:eastAsia="Times New Roman" w:hAnsi="Courier New" w:cs="Courier New"/>
+          <w:color w:val="000000"/>
+          <w:kern w:val="0"/>
+          <w:sz w:val="20"/>
+          <w:szCs w:val="20"/>
+          <w14:ligatures w14:val="none"/>
+        </w:rPr>
+      </w:pPr>
+      <w:r>
+        <w:rPr>
+          <w:rFonts w:ascii="Courier New" w:eastAsia="Times New Roman" w:hAnsi="Courier New" w:cs="Courier New"/>
+          <w:color w:val="000000"/>
+          <w:kern w:val="0"/>
+          <w:sz w:val="20"/>
+          <w:szCs w:val="20"/>
+          <w14:ligatures w14:val="none"/>
+        </w:rPr>
+        <w:t xml:space="preserve">  </w:t>
+      </w:r>
+      <w:r>
+        <w:rPr>
+          <w:rFonts w:ascii="Courier New" w:eastAsia="Times New Roman" w:hAnsi="Courier New" w:cs="Courier New"/>
+          <w:color w:val="A65700"/>
+          <w:kern w:val="0"/>
+          <w:sz w:val="20"/>
+          <w:szCs w:val="20"/>
+          <w14:ligatures w14:val="none"/>
+        </w:rPr>
+        <w:t>&lt;</w:t>
+      </w:r>
+      <w:r>
+        <w:rPr>
+          <w:rFonts w:ascii="Courier New" w:eastAsia="Times New Roman" w:hAnsi="Courier New" w:cs="Courier New"/>
+          <w:b/>
+          <w:bCs/>
+          <w:color w:val="800000"/>
+          <w:kern w:val="0"/>
+          <w:sz w:val="20"/>
+          <w:szCs w:val="20"/>
+          <w14:ligatures w14:val="none"/>
+        </w:rPr>
+        <w:t>li</w:t>
+      </w:r>
+      <w:r>
+        <w:rPr>
+          <w:rFonts w:ascii="Courier New" w:eastAsia="Times New Roman" w:hAnsi="Courier New" w:cs="Courier New"/>
+          <w:color w:val="274796"/>
+          <w:kern w:val="0"/>
+          <w:sz w:val="20"/>
+          <w:szCs w:val="20"/>
+          <w14:ligatures w14:val="none"/>
+        </w:rPr>
+        <w:t xml:space="preserve"> </w:t>
+      </w:r>
+      <w:r>
+        <w:rPr>
+          <w:rFonts w:ascii="Courier New" w:eastAsia="Times New Roman" w:hAnsi="Courier New" w:cs="Courier New"/>
+          <w:color w:val="074726"/>
+          <w:kern w:val="0"/>
+          <w:sz w:val="20"/>
+          <w:szCs w:val="20"/>
+          <w14:ligatures w14:val="none"/>
+        </w:rPr>
+        <w:t>class</w:t>
+      </w:r>
+      <w:r>
+        <w:rPr>
+          <w:rFonts w:ascii="Courier New" w:eastAsia="Times New Roman" w:hAnsi="Courier New" w:cs="Courier New"/>
+          <w:color w:val="808030"/>
+          <w:kern w:val="0"/>
+          <w:sz w:val="20"/>
+          <w:szCs w:val="20"/>
+          <w14:ligatures w14:val="none"/>
+        </w:rPr>
+        <w:t>=</w:t>
+      </w:r>
+      <w:r>
+        <w:rPr>
+          <w:rFonts w:ascii="Courier New" w:eastAsia="Times New Roman" w:hAnsi="Courier New" w:cs="Courier New"/>
+          <w:color w:val="0000E6"/>
+          <w:kern w:val="0"/>
+          <w:sz w:val="20"/>
+          <w:szCs w:val="20"/>
+          <w14:ligatures w14:val="none"/>
+        </w:rPr>
+        <w:t>"nav-item"</w:t>
+      </w:r>
+      <w:r>
+        <w:rPr>
+          <w:rFonts w:ascii="Courier New" w:eastAsia="Times New Roman" w:hAnsi="Courier New" w:cs="Courier New"/>
+          <w:color w:val="A65700"/>
+          <w:kern w:val="0"/>
+          <w:sz w:val="20"/>
+          <w:szCs w:val="20"/>
+          <w14:ligatures w14:val="none"/>
+        </w:rPr>
+        <w:t>&gt;</w:t>
+      </w:r>
+    </w:p>
+    <w:p>
+      <w:pPr>
+        <w:shd w:val="clear" w:color="auto" w:fill="FFFFFF"/>
+        <w:tabs>
+          <w:tab w:val="left" w:pos="916"/>
+          <w:tab w:val="left" w:pos="1832"/>
+          <w:tab w:val="left" w:pos="2748"/>
+          <w:tab w:val="left" w:pos="3664"/>
+          <w:tab w:val="left" w:pos="4580"/>
+          <w:tab w:val="left" w:pos="5496"/>
+          <w:tab w:val="left" w:pos="6412"/>
+          <w:tab w:val="left" w:pos="7328"/>
+          <w:tab w:val="left" w:pos="8244"/>
+          <w:tab w:val="left" w:pos="9160"/>
+          <w:tab w:val="left" w:pos="10076"/>
+          <w:tab w:val="left" w:pos="10992"/>
+          <w:tab w:val="left" w:pos="11908"/>
+          <w:tab w:val="left" w:pos="12824"/>
+          <w:tab w:val="left" w:pos="13740"/>
+          <w:tab w:val="left" w:pos="14656"/>
+        </w:tabs>
+        <w:spacing w:after="0" w:line="240" w:lineRule="auto"/>
+        <w:ind w:left="360"/>
+        <w:rPr>
+          <w:rFonts w:ascii="Courier New" w:eastAsia="Times New Roman" w:hAnsi="Courier New" w:cs="Courier New"/>
+          <w:color w:val="000000"/>
+          <w:kern w:val="0"/>
+          <w:sz w:val="20"/>
+          <w:szCs w:val="20"/>
+          <w14:ligatures w14:val="none"/>
+        </w:rPr>
+      </w:pPr>
+      <w:r>
+        <w:rPr>
+          <w:rFonts w:ascii="Courier New" w:eastAsia="Times New Roman" w:hAnsi="Courier New" w:cs="Courier New"/>
+          <w:color w:val="000000"/>
+          <w:kern w:val="0"/>
+          <w:sz w:val="20"/>
+          <w:szCs w:val="20"/>
+          <w14:ligatures w14:val="none"/>
+        </w:rPr>
+        <w:t xml:space="preserve">    </w:t>
+      </w:r>
+      <w:r>
+        <w:rPr>
+          <w:rFonts w:ascii="Courier New" w:eastAsia="Times New Roman" w:hAnsi="Courier New" w:cs="Courier New"/>
+          <w:color w:val="A65700"/>
+          <w:kern w:val="0"/>
+          <w:sz w:val="20"/>
+          <w:szCs w:val="20"/>
+          <w14:ligatures w14:val="none"/>
+        </w:rPr>
+        <w:t>&lt;</w:t>
+      </w:r>
+      <w:r>
+        <w:rPr>
+          <w:rFonts w:ascii="Courier New" w:eastAsia="Times New Roman" w:hAnsi="Courier New" w:cs="Courier New"/>
+          <w:b/>
+          <w:bCs/>
+          <w:color w:val="800000"/>
+          <w:kern w:val="0"/>
+          <w:sz w:val="20"/>
+          <w:szCs w:val="20"/>
+          <w14:ligatures w14:val="none"/>
+        </w:rPr>
+        <w:t>a</w:t>
+      </w:r>
+      <w:r>
+        <w:rPr>
+          <w:rFonts w:ascii="Courier New" w:eastAsia="Times New Roman" w:hAnsi="Courier New" w:cs="Courier New"/>
+          <w:color w:val="274796"/>
+          <w:kern w:val="0"/>
+          <w:sz w:val="20"/>
+          <w:szCs w:val="20"/>
+          <w14:ligatures w14:val="none"/>
+        </w:rPr>
+        <w:t xml:space="preserve"> </w:t>
+      </w:r>
+      <w:r>
+        <w:rPr>
+          <w:rFonts w:ascii="Courier New" w:eastAsia="Times New Roman" w:hAnsi="Courier New" w:cs="Courier New"/>
+          <w:color w:val="074726"/>
+          <w:kern w:val="0"/>
+          <w:sz w:val="20"/>
+          <w:szCs w:val="20"/>
+          <w14:ligatures w14:val="none"/>
+        </w:rPr>
+        <w:t>class</w:t>
+      </w:r>
+      <w:r>
+        <w:rPr>
+          <w:rFonts w:ascii="Courier New" w:eastAsia="Times New Roman" w:hAnsi="Courier New" w:cs="Courier New"/>
+          <w:color w:val="808030"/>
+          <w:kern w:val="0"/>
+          <w:sz w:val="20"/>
+          <w:szCs w:val="20"/>
+          <w14:ligatures w14:val="none"/>
+        </w:rPr>
+        <w:t>=</w:t>
+      </w:r>
+      <w:r>
+        <w:rPr>
+          <w:rFonts w:ascii="Courier New" w:eastAsia="Times New Roman" w:hAnsi="Courier New" w:cs="Courier New"/>
+          <w:color w:val="0000E6"/>
+          <w:kern w:val="0"/>
+          <w:sz w:val="20"/>
+          <w:szCs w:val="20"/>
+          <w14:ligatures w14:val="none"/>
+        </w:rPr>
+        <w:t>"nav-link"</w:t>
+      </w:r>
+      <w:r>
+        <w:rPr>
+          <w:rFonts w:ascii="Courier New" w:eastAsia="Times New Roman" w:hAnsi="Courier New" w:cs="Courier New"/>
+          <w:color w:val="274796"/>
+          <w:kern w:val="0"/>
+          <w:sz w:val="20"/>
+          <w:szCs w:val="20"/>
+          <w14:ligatures w14:val="none"/>
+        </w:rPr>
+        <w:t xml:space="preserve"> </w:t>
+      </w:r>
+      <w:r>
+        <w:rPr>
+          <w:rFonts w:ascii="Courier New" w:eastAsia="Times New Roman" w:hAnsi="Courier New" w:cs="Courier New"/>
+          <w:color w:val="074726"/>
+          <w:kern w:val="0"/>
+          <w:sz w:val="20"/>
+          <w:szCs w:val="20"/>
+          <w14:ligatures w14:val="none"/>
+        </w:rPr>
+        <w:t>data</w:t>
+      </w:r>
+      <w:r>
+        <w:rPr>
+          <w:rFonts w:ascii="Courier New" w:eastAsia="Times New Roman" w:hAnsi="Courier New" w:cs="Courier New"/>
+          <w:color w:val="274796"/>
+          <w:kern w:val="0"/>
+          <w:sz w:val="20"/>
+          <w:szCs w:val="20"/>
+          <w14:ligatures w14:val="none"/>
+        </w:rPr>
+        <w:t>-bs-toggle</w:t>
+      </w:r>
+      <w:r>
+        <w:rPr>
+          <w:rFonts w:ascii="Courier New" w:eastAsia="Times New Roman" w:hAnsi="Courier New" w:cs="Courier New"/>
+          <w:color w:val="808030"/>
+          <w:kern w:val="0"/>
+          <w:sz w:val="20"/>
+          <w:szCs w:val="20"/>
+          <w14:ligatures w14:val="none"/>
+        </w:rPr>
+        <w:t>=</w:t>
+      </w:r>
+      <w:r>
+        <w:rPr>
+          <w:rFonts w:ascii="Courier New" w:eastAsia="Times New Roman" w:hAnsi="Courier New" w:cs="Courier New"/>
+          <w:color w:val="0000E6"/>
+          <w:kern w:val="0"/>
+          <w:sz w:val="20"/>
+          <w:szCs w:val="20"/>
+          <w14:ligatures w14:val="none"/>
+        </w:rPr>
+        <w:t>"tab"</w:t>
+      </w:r>
+      <w:r>
+        <w:rPr>
+          <w:rFonts w:ascii="Courier New" w:eastAsia="Times New Roman" w:hAnsi="Courier New" w:cs="Courier New"/>
+          <w:color w:val="274796"/>
+          <w:kern w:val="0"/>
+          <w:sz w:val="20"/>
+          <w:szCs w:val="20"/>
+          <w14:ligatures w14:val="none"/>
+        </w:rPr>
+        <w:t xml:space="preserve"> </w:t>
+      </w:r>
+      <w:r>
+        <w:rPr>
+          <w:rFonts w:ascii="Courier New" w:eastAsia="Times New Roman" w:hAnsi="Courier New" w:cs="Courier New"/>
+          <w:color w:val="074726"/>
+          <w:kern w:val="0"/>
+          <w:sz w:val="20"/>
+          <w:szCs w:val="20"/>
+          <w14:ligatures w14:val="none"/>
+        </w:rPr>
+        <w:t>href</w:t>
+      </w:r>
+      <w:r>
+        <w:rPr>
+          <w:rFonts w:ascii="Courier New" w:eastAsia="Times New Roman" w:hAnsi="Courier New" w:cs="Courier New"/>
+          <w:color w:val="808030"/>
+          <w:kern w:val="0"/>
+          <w:sz w:val="20"/>
+          <w:szCs w:val="20"/>
+          <w14:ligatures w14:val="none"/>
+        </w:rPr>
+        <w:t>=</w:t>
+      </w:r>
+      <w:r>
+        <w:rPr>
+          <w:rFonts w:ascii="Courier New" w:eastAsia="Times New Roman" w:hAnsi="Courier New" w:cs="Courier New"/>
+          <w:color w:val="0000E6"/>
+          <w:kern w:val="0"/>
+          <w:sz w:val="20"/>
+          <w:szCs w:val="20"/>
+          <w14:ligatures w14:val="none"/>
+        </w:rPr>
+        <w:t>"#menu1"</w:t>
+      </w:r>
+      <w:r>
+        <w:rPr>
+          <w:rFonts w:ascii="Courier New" w:eastAsia="Times New Roman" w:hAnsi="Courier New" w:cs="Courier New"/>
+          <w:color w:val="A65700"/>
+          <w:kern w:val="0"/>
+          <w:sz w:val="20"/>
+          <w:szCs w:val="20"/>
+          <w14:ligatures w14:val="none"/>
+        </w:rPr>
+        <w:t>&gt;</w:t>
+      </w:r>
+      <w:r>
+        <w:rPr>
+          <w:rFonts w:ascii="Courier New" w:eastAsia="Times New Roman" w:hAnsi="Courier New" w:cs="Courier New"/>
+          <w:color w:val="000000"/>
+          <w:kern w:val="0"/>
+          <w:sz w:val="20"/>
+          <w:szCs w:val="20"/>
+          <w14:ligatures w14:val="none"/>
+        </w:rPr>
+        <w:t xml:space="preserve">Menu </w:t>
+      </w:r>
+      <w:r>
+        <w:rPr>
+          <w:rFonts w:ascii="Courier New" w:eastAsia="Times New Roman" w:hAnsi="Courier New" w:cs="Courier New"/>
+          <w:color w:val="008C00"/>
+          <w:kern w:val="0"/>
+          <w:sz w:val="20"/>
+          <w:szCs w:val="20"/>
+          <w14:ligatures w14:val="none"/>
+        </w:rPr>
+        <w:t>1</w:t>
+      </w:r>
+      <w:r>
+        <w:rPr>
+          <w:rFonts w:ascii="Courier New" w:eastAsia="Times New Roman" w:hAnsi="Courier New" w:cs="Courier New"/>
+          <w:color w:val="A65700"/>
+          <w:kern w:val="0"/>
+          <w:sz w:val="20"/>
+          <w:szCs w:val="20"/>
+          <w14:ligatures w14:val="none"/>
+        </w:rPr>
+        <w:t>&lt;/</w:t>
+      </w:r>
+      <w:r>
+        <w:rPr>
+          <w:rFonts w:ascii="Courier New" w:eastAsia="Times New Roman" w:hAnsi="Courier New" w:cs="Courier New"/>
+          <w:b/>
+          <w:bCs/>
+          <w:color w:val="800000"/>
+          <w:kern w:val="0"/>
+          <w:sz w:val="20"/>
+          <w:szCs w:val="20"/>
+          <w14:ligatures w14:val="none"/>
+        </w:rPr>
+        <w:t>a</w:t>
+      </w:r>
+      <w:r>
+        <w:rPr>
+          <w:rFonts w:ascii="Courier New" w:eastAsia="Times New Roman" w:hAnsi="Courier New" w:cs="Courier New"/>
+          <w:color w:val="A65700"/>
+          <w:kern w:val="0"/>
+          <w:sz w:val="20"/>
+          <w:szCs w:val="20"/>
+          <w14:ligatures w14:val="none"/>
+        </w:rPr>
+        <w:t>&gt;</w:t>
+      </w:r>
+    </w:p>
+    <w:p>
+      <w:pPr>
+        <w:shd w:val="clear" w:color="auto" w:fill="FFFFFF"/>
+        <w:tabs>
+          <w:tab w:val="left" w:pos="916"/>
+          <w:tab w:val="left" w:pos="1832"/>
+          <w:tab w:val="left" w:pos="2748"/>
+          <w:tab w:val="left" w:pos="3664"/>
+          <w:tab w:val="left" w:pos="4580"/>
+          <w:tab w:val="left" w:pos="5496"/>
+          <w:tab w:val="left" w:pos="6412"/>
+          <w:tab w:val="left" w:pos="7328"/>
+          <w:tab w:val="left" w:pos="8244"/>
+          <w:tab w:val="left" w:pos="9160"/>
+          <w:tab w:val="left" w:pos="10076"/>
+          <w:tab w:val="left" w:pos="10992"/>
+          <w:tab w:val="left" w:pos="11908"/>
+          <w:tab w:val="left" w:pos="12824"/>
+          <w:tab w:val="left" w:pos="13740"/>
+          <w:tab w:val="left" w:pos="14656"/>
+        </w:tabs>
+        <w:spacing w:after="0" w:line="240" w:lineRule="auto"/>
+        <w:ind w:left="360"/>
+        <w:rPr>
+          <w:rFonts w:ascii="Courier New" w:eastAsia="Times New Roman" w:hAnsi="Courier New" w:cs="Courier New"/>
+          <w:color w:val="000000"/>
+          <w:kern w:val="0"/>
+          <w:sz w:val="20"/>
+          <w:szCs w:val="20"/>
+          <w14:ligatures w14:val="none"/>
+        </w:rPr>
+      </w:pPr>
+      <w:r>
+        <w:rPr>
+          <w:rFonts w:ascii="Courier New" w:eastAsia="Times New Roman" w:hAnsi="Courier New" w:cs="Courier New"/>
+          <w:color w:val="000000"/>
+          <w:kern w:val="0"/>
+          <w:sz w:val="20"/>
+          <w:szCs w:val="20"/>
+          <w14:ligatures w14:val="none"/>
+        </w:rPr>
+        <w:t xml:space="preserve">  </w:t>
+      </w:r>
+      <w:r>
+        <w:rPr>
+          <w:rFonts w:ascii="Courier New" w:eastAsia="Times New Roman" w:hAnsi="Courier New" w:cs="Courier New"/>
+          <w:color w:val="A65700"/>
+          <w:kern w:val="0"/>
+          <w:sz w:val="20"/>
+          <w:szCs w:val="20"/>
+          <w14:ligatures w14:val="none"/>
+        </w:rPr>
+        <w:t>&lt;/</w:t>
+      </w:r>
+      <w:r>
+        <w:rPr>
+          <w:rFonts w:ascii="Courier New" w:eastAsia="Times New Roman" w:hAnsi="Courier New" w:cs="Courier New"/>
+          <w:b/>
+          <w:bCs/>
+          <w:color w:val="800000"/>
+          <w:kern w:val="0"/>
+          <w:sz w:val="20"/>
+          <w:szCs w:val="20"/>
+          <w14:ligatures w14:val="none"/>
+        </w:rPr>
+        <w:t>li</w:t>
+      </w:r>
+      <w:r>
+        <w:rPr>
+          <w:rFonts w:ascii="Courier New" w:eastAsia="Times New Roman" w:hAnsi="Courier New" w:cs="Courier New"/>
+          <w:color w:val="A65700"/>
+          <w:kern w:val="0"/>
+          <w:sz w:val="20"/>
+          <w:szCs w:val="20"/>
+          <w14:ligatures w14:val="none"/>
+        </w:rPr>
+        <w:t>&gt;</w:t>
+      </w:r>
+    </w:p>
+    <w:p>
+      <w:pPr>
+        <w:shd w:val="clear" w:color="auto" w:fill="FFFFFF"/>
+        <w:tabs>
+          <w:tab w:val="left" w:pos="916"/>
+          <w:tab w:val="left" w:pos="1832"/>
+          <w:tab w:val="left" w:pos="2748"/>
+          <w:tab w:val="left" w:pos="3664"/>
+          <w:tab w:val="left" w:pos="4580"/>
+          <w:tab w:val="left" w:pos="5496"/>
+          <w:tab w:val="left" w:pos="6412"/>
+          <w:tab w:val="left" w:pos="7328"/>
+          <w:tab w:val="left" w:pos="8244"/>
+          <w:tab w:val="left" w:pos="9160"/>
+          <w:tab w:val="left" w:pos="10076"/>
+          <w:tab w:val="left" w:pos="10992"/>
+          <w:tab w:val="left" w:pos="11908"/>
+          <w:tab w:val="left" w:pos="12824"/>
+          <w:tab w:val="left" w:pos="13740"/>
+          <w:tab w:val="left" w:pos="14656"/>
+        </w:tabs>
+        <w:spacing w:after="0" w:line="240" w:lineRule="auto"/>
+        <w:ind w:left="360"/>
+        <w:rPr>
+          <w:rFonts w:ascii="Courier New" w:eastAsia="Times New Roman" w:hAnsi="Courier New" w:cs="Courier New"/>
+          <w:color w:val="000000"/>
+          <w:kern w:val="0"/>
+          <w:sz w:val="20"/>
+          <w:szCs w:val="20"/>
+          <w14:ligatures w14:val="none"/>
+        </w:rPr>
+      </w:pPr>
+      <w:r>
+        <w:rPr>
+          <w:rFonts w:ascii="Courier New" w:eastAsia="Times New Roman" w:hAnsi="Courier New" w:cs="Courier New"/>
+          <w:color w:val="000000"/>
+          <w:kern w:val="0"/>
+          <w:sz w:val="20"/>
+          <w:szCs w:val="20"/>
+          <w14:ligatures w14:val="none"/>
+        </w:rPr>
+        <w:t xml:space="preserve">  </w:t>
+      </w:r>
+      <w:r>
+        <w:rPr>
+          <w:rFonts w:ascii="Courier New" w:eastAsia="Times New Roman" w:hAnsi="Courier New" w:cs="Courier New"/>
+          <w:color w:val="A65700"/>
+          <w:kern w:val="0"/>
+          <w:sz w:val="20"/>
+          <w:szCs w:val="20"/>
+          <w14:ligatures w14:val="none"/>
+        </w:rPr>
+        <w:t>&lt;</w:t>
+      </w:r>
+      <w:r>
+        <w:rPr>
+          <w:rFonts w:ascii="Courier New" w:eastAsia="Times New Roman" w:hAnsi="Courier New" w:cs="Courier New"/>
+          <w:b/>
+          <w:bCs/>
+          <w:color w:val="800000"/>
+          <w:kern w:val="0"/>
+          <w:sz w:val="20"/>
+          <w:szCs w:val="20"/>
+          <w14:ligatures w14:val="none"/>
+        </w:rPr>
+        <w:t>li</w:t>
+      </w:r>
+      <w:r>
+        <w:rPr>
+          <w:rFonts w:ascii="Courier New" w:eastAsia="Times New Roman" w:hAnsi="Courier New" w:cs="Courier New"/>
+          <w:color w:val="274796"/>
+          <w:kern w:val="0"/>
+          <w:sz w:val="20"/>
+          <w:szCs w:val="20"/>
+          <w14:ligatures w14:val="none"/>
+        </w:rPr>
+        <w:t xml:space="preserve"> </w:t>
+      </w:r>
+      <w:r>
+        <w:rPr>
+          <w:rFonts w:ascii="Courier New" w:eastAsia="Times New Roman" w:hAnsi="Courier New" w:cs="Courier New"/>
+          <w:color w:val="074726"/>
+          <w:kern w:val="0"/>
+          <w:sz w:val="20"/>
+          <w:szCs w:val="20"/>
+          <w14:ligatures w14:val="none"/>
+        </w:rPr>
+        <w:t>class</w:t>
+      </w:r>
+      <w:r>
+        <w:rPr>
+          <w:rFonts w:ascii="Courier New" w:eastAsia="Times New Roman" w:hAnsi="Courier New" w:cs="Courier New"/>
+          <w:color w:val="808030"/>
+          <w:kern w:val="0"/>
+          <w:sz w:val="20"/>
+          <w:szCs w:val="20"/>
+          <w14:ligatures w14:val="none"/>
+        </w:rPr>
+        <w:t>=</w:t>
+      </w:r>
+      <w:r>
+        <w:rPr>
+          <w:rFonts w:ascii="Courier New" w:eastAsia="Times New Roman" w:hAnsi="Courier New" w:cs="Courier New"/>
+          <w:color w:val="0000E6"/>
+          <w:kern w:val="0"/>
+          <w:sz w:val="20"/>
+          <w:szCs w:val="20"/>
+          <w14:ligatures w14:val="none"/>
+        </w:rPr>
+        <w:t>"nav-item"</w:t>
+      </w:r>
+      <w:r>
+        <w:rPr>
+          <w:rFonts w:ascii="Courier New" w:eastAsia="Times New Roman" w:hAnsi="Courier New" w:cs="Courier New"/>
+          <w:color w:val="A65700"/>
+          <w:kern w:val="0"/>
+          <w:sz w:val="20"/>
+          <w:szCs w:val="20"/>
+          <w14:ligatures w14:val="none"/>
+        </w:rPr>
+        <w:t>&gt;</w:t>
+      </w:r>
+    </w:p>
+    <w:p>
+      <w:pPr>
+        <w:shd w:val="clear" w:color="auto" w:fill="FFFFFF"/>
+        <w:tabs>
+          <w:tab w:val="left" w:pos="916"/>
+          <w:tab w:val="left" w:pos="1832"/>
+          <w:tab w:val="left" w:pos="2748"/>
+          <w:tab w:val="left" w:pos="3664"/>
+          <w:tab w:val="left" w:pos="4580"/>
+          <w:tab w:val="left" w:pos="5496"/>
+          <w:tab w:val="left" w:pos="6412"/>
+          <w:tab w:val="left" w:pos="7328"/>
+          <w:tab w:val="left" w:pos="8244"/>
+          <w:tab w:val="left" w:pos="9160"/>
+          <w:tab w:val="left" w:pos="10076"/>
+          <w:tab w:val="left" w:pos="10992"/>
+          <w:tab w:val="left" w:pos="11908"/>
+          <w:tab w:val="left" w:pos="12824"/>
+          <w:tab w:val="left" w:pos="13740"/>
+          <w:tab w:val="left" w:pos="14656"/>
+        </w:tabs>
+        <w:spacing w:after="0" w:line="240" w:lineRule="auto"/>
+        <w:ind w:left="360"/>
+        <w:rPr>
+          <w:rFonts w:ascii="Courier New" w:eastAsia="Times New Roman" w:hAnsi="Courier New" w:cs="Courier New"/>
+          <w:color w:val="000000"/>
+          <w:kern w:val="0"/>
+          <w:sz w:val="20"/>
+          <w:szCs w:val="20"/>
+          <w14:ligatures w14:val="none"/>
+        </w:rPr>
+      </w:pPr>
+      <w:r>
+        <w:rPr>
+          <w:rFonts w:ascii="Courier New" w:eastAsia="Times New Roman" w:hAnsi="Courier New" w:cs="Courier New"/>
+          <w:color w:val="000000"/>
+          <w:kern w:val="0"/>
+          <w:sz w:val="20"/>
+          <w:szCs w:val="20"/>
+          <w14:ligatures w14:val="none"/>
+        </w:rPr>
+        <w:t xml:space="preserve">    </w:t>
+      </w:r>
+      <w:r>
+        <w:rPr>
+          <w:rFonts w:ascii="Courier New" w:eastAsia="Times New Roman" w:hAnsi="Courier New" w:cs="Courier New"/>
+          <w:color w:val="A65700"/>
+          <w:kern w:val="0"/>
+          <w:sz w:val="20"/>
+          <w:szCs w:val="20"/>
+          <w14:ligatures w14:val="none"/>
+        </w:rPr>
+        <w:t>&lt;</w:t>
+      </w:r>
+      <w:r>
+        <w:rPr>
+          <w:rFonts w:ascii="Courier New" w:eastAsia="Times New Roman" w:hAnsi="Courier New" w:cs="Courier New"/>
+          <w:b/>
+          <w:bCs/>
+          <w:color w:val="800000"/>
+          <w:kern w:val="0"/>
+          <w:sz w:val="20"/>
+          <w:szCs w:val="20"/>
+          <w14:ligatures w14:val="none"/>
+        </w:rPr>
+        <w:t>a</w:t>
+      </w:r>
+      <w:r>
+        <w:rPr>
+          <w:rFonts w:ascii="Courier New" w:eastAsia="Times New Roman" w:hAnsi="Courier New" w:cs="Courier New"/>
+          <w:color w:val="274796"/>
+          <w:kern w:val="0"/>
+          <w:sz w:val="20"/>
+          <w:szCs w:val="20"/>
+          <w14:ligatures w14:val="none"/>
+        </w:rPr>
+        <w:t xml:space="preserve"> </w:t>
+      </w:r>
+      <w:r>
+        <w:rPr>
+          <w:rFonts w:ascii="Courier New" w:eastAsia="Times New Roman" w:hAnsi="Courier New" w:cs="Courier New"/>
+          <w:color w:val="074726"/>
+          <w:kern w:val="0"/>
+          <w:sz w:val="20"/>
+          <w:szCs w:val="20"/>
+          <w14:ligatures w14:val="none"/>
+        </w:rPr>
+        <w:t>class</w:t>
+      </w:r>
+      <w:r>
+        <w:rPr>
+          <w:rFonts w:ascii="Courier New" w:eastAsia="Times New Roman" w:hAnsi="Courier New" w:cs="Courier New"/>
+          <w:color w:val="808030"/>
+          <w:kern w:val="0"/>
+          <w:sz w:val="20"/>
+          <w:szCs w:val="20"/>
+          <w14:ligatures w14:val="none"/>
+        </w:rPr>
+        <w:t>=</w:t>
+      </w:r>
+      <w:r>
+        <w:rPr>
+          <w:rFonts w:ascii="Courier New" w:eastAsia="Times New Roman" w:hAnsi="Courier New" w:cs="Courier New"/>
+          <w:color w:val="0000E6"/>
+          <w:kern w:val="0"/>
+          <w:sz w:val="20"/>
+          <w:szCs w:val="20"/>
+          <w14:ligatures w14:val="none"/>
+        </w:rPr>
+        <w:t>"nav-link"</w:t>
+      </w:r>
+      <w:r>
+        <w:rPr>
+          <w:rFonts w:ascii="Courier New" w:eastAsia="Times New Roman" w:hAnsi="Courier New" w:cs="Courier New"/>
+          <w:color w:val="274796"/>
+          <w:kern w:val="0"/>
+          <w:sz w:val="20"/>
+          <w:szCs w:val="20"/>
+          <w14:ligatures w14:val="none"/>
+        </w:rPr>
+        <w:t xml:space="preserve"> </w:t>
+      </w:r>
+      <w:r>
+        <w:rPr>
+          <w:rFonts w:ascii="Courier New" w:eastAsia="Times New Roman" w:hAnsi="Courier New" w:cs="Courier New"/>
+          <w:color w:val="074726"/>
+          <w:kern w:val="0"/>
+          <w:sz w:val="20"/>
+          <w:szCs w:val="20"/>
+          <w14:ligatures w14:val="none"/>
+        </w:rPr>
+        <w:t>data</w:t>
+      </w:r>
+      <w:r>
+        <w:rPr>
+          <w:rFonts w:ascii="Courier New" w:eastAsia="Times New Roman" w:hAnsi="Courier New" w:cs="Courier New"/>
+          <w:color w:val="274796"/>
+          <w:kern w:val="0"/>
+          <w:sz w:val="20"/>
+          <w:szCs w:val="20"/>
+          <w14:ligatures w14:val="none"/>
+        </w:rPr>
+        <w:t>-bs-toggle</w:t>
+      </w:r>
+      <w:r>
+        <w:rPr>
+          <w:rFonts w:ascii="Courier New" w:eastAsia="Times New Roman" w:hAnsi="Courier New" w:cs="Courier New"/>
+          <w:color w:val="808030"/>
+          <w:kern w:val="0"/>
+          <w:sz w:val="20"/>
+          <w:szCs w:val="20"/>
+          <w14:ligatures w14:val="none"/>
+        </w:rPr>
+        <w:t>=</w:t>
+      </w:r>
+      <w:r>
+        <w:rPr>
+          <w:rFonts w:ascii="Courier New" w:eastAsia="Times New Roman" w:hAnsi="Courier New" w:cs="Courier New"/>
+          <w:color w:val="0000E6"/>
+          <w:kern w:val="0"/>
+          <w:sz w:val="20"/>
+          <w:szCs w:val="20"/>
+          <w14:ligatures w14:val="none"/>
+        </w:rPr>
+        <w:t>"tab"</w:t>
+      </w:r>
+      <w:r>
+        <w:rPr>
+          <w:rFonts w:ascii="Courier New" w:eastAsia="Times New Roman" w:hAnsi="Courier New" w:cs="Courier New"/>
+          <w:color w:val="274796"/>
+          <w:kern w:val="0"/>
+          <w:sz w:val="20"/>
+          <w:szCs w:val="20"/>
+          <w14:ligatures w14:val="none"/>
+        </w:rPr>
+        <w:t xml:space="preserve"> </w:t>
+      </w:r>
+      <w:r>
+        <w:rPr>
+          <w:rFonts w:ascii="Courier New" w:eastAsia="Times New Roman" w:hAnsi="Courier New" w:cs="Courier New"/>
+          <w:color w:val="074726"/>
+          <w:kern w:val="0"/>
+          <w:sz w:val="20"/>
+          <w:szCs w:val="20"/>
+          <w14:ligatures w14:val="none"/>
+        </w:rPr>
+        <w:t>href</w:t>
+      </w:r>
+      <w:r>
+        <w:rPr>
+          <w:rFonts w:ascii="Courier New" w:eastAsia="Times New Roman" w:hAnsi="Courier New" w:cs="Courier New"/>
+          <w:color w:val="808030"/>
+          <w:kern w:val="0"/>
+          <w:sz w:val="20"/>
+          <w:szCs w:val="20"/>
+          <w14:ligatures w14:val="none"/>
+        </w:rPr>
+        <w:t>=</w:t>
+      </w:r>
+      <w:r>
+        <w:rPr>
+          <w:rFonts w:ascii="Courier New" w:eastAsia="Times New Roman" w:hAnsi="Courier New" w:cs="Courier New"/>
+          <w:color w:val="0000E6"/>
+          <w:kern w:val="0"/>
+          <w:sz w:val="20"/>
+          <w:szCs w:val="20"/>
+          <w14:ligatures w14:val="none"/>
+        </w:rPr>
+        <w:t>"#menu2"</w:t>
+      </w:r>
+      <w:r>
+        <w:rPr>
+          <w:rFonts w:ascii="Courier New" w:eastAsia="Times New Roman" w:hAnsi="Courier New" w:cs="Courier New"/>
+          <w:color w:val="A65700"/>
+          <w:kern w:val="0"/>
+          <w:sz w:val="20"/>
+          <w:szCs w:val="20"/>
+          <w14:ligatures w14:val="none"/>
+        </w:rPr>
+        <w:t>&gt;</w:t>
+      </w:r>
+      <w:r>
+        <w:rPr>
+          <w:rFonts w:ascii="Courier New" w:eastAsia="Times New Roman" w:hAnsi="Courier New" w:cs="Courier New"/>
+          <w:color w:val="000000"/>
+          <w:kern w:val="0"/>
+          <w:sz w:val="20"/>
+          <w:szCs w:val="20"/>
+          <w14:ligatures w14:val="none"/>
+        </w:rPr>
+        <w:t xml:space="preserve">Menu </w:t>
+      </w:r>
+      <w:r>
+        <w:rPr>
+          <w:rFonts w:ascii="Courier New" w:eastAsia="Times New Roman" w:hAnsi="Courier New" w:cs="Courier New"/>
+          <w:color w:val="008C00"/>
+          <w:kern w:val="0"/>
+          <w:sz w:val="20"/>
+          <w:szCs w:val="20"/>
+          <w14:ligatures w14:val="none"/>
+        </w:rPr>
+        <w:t>2</w:t>
+      </w:r>
+      <w:r>
+        <w:rPr>
+          <w:rFonts w:ascii="Courier New" w:eastAsia="Times New Roman" w:hAnsi="Courier New" w:cs="Courier New"/>
+          <w:color w:val="A65700"/>
+          <w:kern w:val="0"/>
+          <w:sz w:val="20"/>
+          <w:szCs w:val="20"/>
+          <w14:ligatures w14:val="none"/>
+        </w:rPr>
+        <w:t>&lt;/</w:t>
+      </w:r>
+      <w:r>
+        <w:rPr>
+          <w:rFonts w:ascii="Courier New" w:eastAsia="Times New Roman" w:hAnsi="Courier New" w:cs="Courier New"/>
+          <w:b/>
+          <w:bCs/>
+          <w:color w:val="800000"/>
+          <w:kern w:val="0"/>
+          <w:sz w:val="20"/>
+          <w:szCs w:val="20"/>
+          <w14:ligatures w14:val="none"/>
+        </w:rPr>
+        <w:t>a</w:t>
+      </w:r>
+      <w:r>
+        <w:rPr>
+          <w:rFonts w:ascii="Courier New" w:eastAsia="Times New Roman" w:hAnsi="Courier New" w:cs="Courier New"/>
+          <w:color w:val="A65700"/>
+          <w:kern w:val="0"/>
+          <w:sz w:val="20"/>
+          <w:szCs w:val="20"/>
+          <w14:ligatures w14:val="none"/>
+        </w:rPr>
+        <w:t>&gt;</w:t>
+      </w:r>
+    </w:p>
+    <w:p>
+      <w:pPr>
+        <w:shd w:val="clear" w:color="auto" w:fill="FFFFFF"/>
+        <w:tabs>
+          <w:tab w:val="left" w:pos="916"/>
+          <w:tab w:val="left" w:pos="1832"/>
+          <w:tab w:val="left" w:pos="2748"/>
+          <w:tab w:val="left" w:pos="3664"/>
+          <w:tab w:val="left" w:pos="4580"/>
+          <w:tab w:val="left" w:pos="5496"/>
+          <w:tab w:val="left" w:pos="6412"/>
+          <w:tab w:val="left" w:pos="7328"/>
+          <w:tab w:val="left" w:pos="8244"/>
+          <w:tab w:val="left" w:pos="9160"/>
+          <w:tab w:val="left" w:pos="10076"/>
+          <w:tab w:val="left" w:pos="10992"/>
+          <w:tab w:val="left" w:pos="11908"/>
+          <w:tab w:val="left" w:pos="12824"/>
+          <w:tab w:val="left" w:pos="13740"/>
+          <w:tab w:val="left" w:pos="14656"/>
+        </w:tabs>
+        <w:spacing w:after="0" w:line="240" w:lineRule="auto"/>
+        <w:ind w:left="360"/>
+        <w:rPr>
+          <w:rFonts w:ascii="Courier New" w:eastAsia="Times New Roman" w:hAnsi="Courier New" w:cs="Courier New"/>
+          <w:color w:val="000000"/>
+          <w:kern w:val="0"/>
+          <w:sz w:val="20"/>
+          <w:szCs w:val="20"/>
+          <w14:ligatures w14:val="none"/>
+        </w:rPr>
+      </w:pPr>
+      <w:r>
+        <w:rPr>
+          <w:rFonts w:ascii="Courier New" w:eastAsia="Times New Roman" w:hAnsi="Courier New" w:cs="Courier New"/>
+          <w:color w:val="000000"/>
+          <w:kern w:val="0"/>
+          <w:sz w:val="20"/>
+          <w:szCs w:val="20"/>
+          <w14:ligatures w14:val="none"/>
+        </w:rPr>
+        <w:t xml:space="preserve">  </w:t>
+      </w:r>
+      <w:r>
+        <w:rPr>
+          <w:rFonts w:ascii="Courier New" w:eastAsia="Times New Roman" w:hAnsi="Courier New" w:cs="Courier New"/>
+          <w:color w:val="A65700"/>
+          <w:kern w:val="0"/>
+          <w:sz w:val="20"/>
+          <w:szCs w:val="20"/>
+          <w14:ligatures w14:val="none"/>
+        </w:rPr>
+        <w:t>&lt;/</w:t>
+      </w:r>
+      <w:r>
+        <w:rPr>
+          <w:rFonts w:ascii="Courier New" w:eastAsia="Times New Roman" w:hAnsi="Courier New" w:cs="Courier New"/>
+          <w:b/>
+          <w:bCs/>
+          <w:color w:val="800000"/>
+          <w:kern w:val="0"/>
+          <w:sz w:val="20"/>
+          <w:szCs w:val="20"/>
+          <w14:ligatures w14:val="none"/>
+        </w:rPr>
+        <w:t>li</w:t>
+      </w:r>
+      <w:r>
+        <w:rPr>
+          <w:rFonts w:ascii="Courier New" w:eastAsia="Times New Roman" w:hAnsi="Courier New" w:cs="Courier New"/>
+          <w:color w:val="A65700"/>
+          <w:kern w:val="0"/>
+          <w:sz w:val="20"/>
+          <w:szCs w:val="20"/>
+          <w14:ligatures w14:val="none"/>
+        </w:rPr>
+        <w:t>&gt;</w:t>
+      </w:r>
+    </w:p>
+    <w:p>
+      <w:pPr>
+        <w:shd w:val="clear" w:color="auto" w:fill="FFFFFF"/>
+        <w:tabs>
+          <w:tab w:val="left" w:pos="916"/>
+          <w:tab w:val="left" w:pos="1832"/>
+          <w:tab w:val="left" w:pos="2748"/>
+          <w:tab w:val="left" w:pos="3664"/>
+          <w:tab w:val="left" w:pos="4580"/>
+          <w:tab w:val="left" w:pos="5496"/>
+          <w:tab w:val="left" w:pos="6412"/>
+          <w:tab w:val="left" w:pos="7328"/>
+          <w:tab w:val="left" w:pos="8244"/>
+          <w:tab w:val="left" w:pos="9160"/>
+          <w:tab w:val="left" w:pos="10076"/>
+          <w:tab w:val="left" w:pos="10992"/>
+          <w:tab w:val="left" w:pos="11908"/>
+          <w:tab w:val="left" w:pos="12824"/>
+          <w:tab w:val="left" w:pos="13740"/>
+          <w:tab w:val="left" w:pos="14656"/>
+        </w:tabs>
+        <w:spacing w:after="0" w:line="240" w:lineRule="auto"/>
+        <w:ind w:left="360"/>
+        <w:rPr>
+          <w:rFonts w:ascii="Courier New" w:eastAsia="Times New Roman" w:hAnsi="Courier New" w:cs="Courier New"/>
+          <w:color w:val="000000"/>
+          <w:kern w:val="0"/>
+          <w:sz w:val="20"/>
+          <w:szCs w:val="20"/>
+          <w14:ligatures w14:val="none"/>
+        </w:rPr>
+      </w:pPr>
+      <w:r>
+        <w:rPr>
+          <w:rFonts w:ascii="Courier New" w:eastAsia="Times New Roman" w:hAnsi="Courier New" w:cs="Courier New"/>
+          <w:color w:val="A65700"/>
+          <w:kern w:val="0"/>
+          <w:sz w:val="20"/>
+          <w:szCs w:val="20"/>
+          <w14:ligatures w14:val="none"/>
+        </w:rPr>
+        <w:t>&lt;/</w:t>
+      </w:r>
+      <w:r>
+        <w:rPr>
+          <w:rFonts w:ascii="Courier New" w:eastAsia="Times New Roman" w:hAnsi="Courier New" w:cs="Courier New"/>
+          <w:b/>
+          <w:bCs/>
+          <w:color w:val="800000"/>
+          <w:kern w:val="0"/>
+          <w:sz w:val="20"/>
+          <w:szCs w:val="20"/>
+          <w14:ligatures w14:val="none"/>
+        </w:rPr>
+        <w:t>ul</w:t>
+      </w:r>
+      <w:r>
+        <w:rPr>
+          <w:rFonts w:ascii="Courier New" w:eastAsia="Times New Roman" w:hAnsi="Courier New" w:cs="Courier New"/>
+          <w:color w:val="A65700"/>
+          <w:kern w:val="0"/>
+          <w:sz w:val="20"/>
+          <w:szCs w:val="20"/>
+          <w14:ligatures w14:val="none"/>
+        </w:rPr>
+        <w:t>&gt;</w:t>
+      </w:r>
+    </w:p>
+    <w:p>
+      <w:pPr>
+        <w:shd w:val="clear" w:color="auto" w:fill="FFFFFF"/>
+        <w:tabs>
+          <w:tab w:val="left" w:pos="916"/>
+          <w:tab w:val="left" w:pos="1832"/>
+          <w:tab w:val="left" w:pos="2748"/>
+          <w:tab w:val="left" w:pos="3664"/>
+          <w:tab w:val="left" w:pos="4580"/>
+          <w:tab w:val="left" w:pos="5496"/>
+          <w:tab w:val="left" w:pos="6412"/>
+          <w:tab w:val="left" w:pos="7328"/>
+          <w:tab w:val="left" w:pos="8244"/>
+          <w:tab w:val="left" w:pos="9160"/>
+          <w:tab w:val="left" w:pos="10076"/>
+          <w:tab w:val="left" w:pos="10992"/>
+          <w:tab w:val="left" w:pos="11908"/>
+          <w:tab w:val="left" w:pos="12824"/>
+          <w:tab w:val="left" w:pos="13740"/>
+          <w:tab w:val="left" w:pos="14656"/>
+        </w:tabs>
+        <w:spacing w:after="0" w:line="240" w:lineRule="auto"/>
+        <w:ind w:left="360"/>
+        <w:rPr>
+          <w:rFonts w:ascii="Courier New" w:eastAsia="Times New Roman" w:hAnsi="Courier New" w:cs="Courier New"/>
+          <w:color w:val="000000"/>
+          <w:kern w:val="0"/>
+          <w:sz w:val="20"/>
+          <w:szCs w:val="20"/>
+          <w14:ligatures w14:val="none"/>
+        </w:rPr>
+      </w:pPr>
+    </w:p>
+    <w:p>
+      <w:pPr>
+        <w:shd w:val="clear" w:color="auto" w:fill="FFFFFF"/>
+        <w:tabs>
+          <w:tab w:val="left" w:pos="916"/>
+          <w:tab w:val="left" w:pos="1832"/>
+          <w:tab w:val="left" w:pos="2748"/>
+          <w:tab w:val="left" w:pos="3664"/>
+          <w:tab w:val="left" w:pos="4580"/>
+          <w:tab w:val="left" w:pos="5496"/>
+          <w:tab w:val="left" w:pos="6412"/>
+          <w:tab w:val="left" w:pos="7328"/>
+          <w:tab w:val="left" w:pos="8244"/>
+          <w:tab w:val="left" w:pos="9160"/>
+          <w:tab w:val="left" w:pos="10076"/>
+          <w:tab w:val="left" w:pos="10992"/>
+          <w:tab w:val="left" w:pos="11908"/>
+          <w:tab w:val="left" w:pos="12824"/>
+          <w:tab w:val="left" w:pos="13740"/>
+          <w:tab w:val="left" w:pos="14656"/>
+        </w:tabs>
+        <w:spacing w:after="0" w:line="240" w:lineRule="auto"/>
+        <w:ind w:left="360"/>
+        <w:rPr>
+          <w:rFonts w:ascii="Courier New" w:eastAsia="Times New Roman" w:hAnsi="Courier New" w:cs="Courier New"/>
+          <w:color w:val="000000"/>
+          <w:kern w:val="0"/>
+          <w:sz w:val="20"/>
+          <w:szCs w:val="20"/>
+          <w14:ligatures w14:val="none"/>
+        </w:rPr>
+      </w:pPr>
+      <w:r>
+        <w:rPr>
+          <w:rFonts w:ascii="Courier New" w:eastAsia="Times New Roman" w:hAnsi="Courier New" w:cs="Courier New"/>
+          <w:color w:val="696969"/>
+          <w:kern w:val="0"/>
+          <w:sz w:val="20"/>
+          <w:szCs w:val="20"/>
+          <w14:ligatures w14:val="none"/>
+        </w:rPr>
+        <w:t>&lt;!-- Tab panes --&gt;</w:t>
+      </w:r>
+    </w:p>
+    <w:p>
+      <w:pPr>
+        <w:shd w:val="clear" w:color="auto" w:fill="FFFFFF"/>
+        <w:tabs>
+          <w:tab w:val="left" w:pos="916"/>
+          <w:tab w:val="left" w:pos="1832"/>
+          <w:tab w:val="left" w:pos="2748"/>
+          <w:tab w:val="left" w:pos="3664"/>
+          <w:tab w:val="left" w:pos="4580"/>
+          <w:tab w:val="left" w:pos="5496"/>
+          <w:tab w:val="left" w:pos="6412"/>
+          <w:tab w:val="left" w:pos="7328"/>
+          <w:tab w:val="left" w:pos="8244"/>
+          <w:tab w:val="left" w:pos="9160"/>
+          <w:tab w:val="left" w:pos="10076"/>
+          <w:tab w:val="left" w:pos="10992"/>
+          <w:tab w:val="left" w:pos="11908"/>
+          <w:tab w:val="left" w:pos="12824"/>
+          <w:tab w:val="left" w:pos="13740"/>
+          <w:tab w:val="left" w:pos="14656"/>
+        </w:tabs>
+        <w:spacing w:after="0" w:line="240" w:lineRule="auto"/>
+        <w:ind w:left="360"/>
+        <w:rPr>
+          <w:rFonts w:ascii="Courier New" w:eastAsia="Times New Roman" w:hAnsi="Courier New" w:cs="Courier New"/>
+          <w:color w:val="000000"/>
+          <w:kern w:val="0"/>
+          <w:sz w:val="20"/>
+          <w:szCs w:val="20"/>
+          <w14:ligatures w14:val="none"/>
+        </w:rPr>
+      </w:pPr>
+      <w:r>
+        <w:rPr>
+          <w:rFonts w:ascii="Courier New" w:eastAsia="Times New Roman" w:hAnsi="Courier New" w:cs="Courier New"/>
+          <w:color w:val="A65700"/>
+          <w:kern w:val="0"/>
+          <w:sz w:val="20"/>
+          <w:szCs w:val="20"/>
+          <w14:ligatures w14:val="none"/>
+        </w:rPr>
+        <w:t>&lt;</w:t>
+      </w:r>
+      <w:r>
+        <w:rPr>
+          <w:rFonts w:ascii="Courier New" w:eastAsia="Times New Roman" w:hAnsi="Courier New" w:cs="Courier New"/>
+          <w:b/>
+          <w:bCs/>
+          <w:color w:val="800000"/>
+          <w:kern w:val="0"/>
+          <w:sz w:val="20"/>
+          <w:szCs w:val="20"/>
+          <w14:ligatures w14:val="none"/>
+        </w:rPr>
+        <w:t>div</w:t>
+      </w:r>
+      <w:r>
+        <w:rPr>
+          <w:rFonts w:ascii="Courier New" w:eastAsia="Times New Roman" w:hAnsi="Courier New" w:cs="Courier New"/>
+          <w:color w:val="274796"/>
+          <w:kern w:val="0"/>
+          <w:sz w:val="20"/>
+          <w:szCs w:val="20"/>
+          <w14:ligatures w14:val="none"/>
+        </w:rPr>
+        <w:t xml:space="preserve"> </w:t>
+      </w:r>
+      <w:r>
+        <w:rPr>
+          <w:rFonts w:ascii="Courier New" w:eastAsia="Times New Roman" w:hAnsi="Courier New" w:cs="Courier New"/>
+          <w:color w:val="074726"/>
+          <w:kern w:val="0"/>
+          <w:sz w:val="20"/>
+          <w:szCs w:val="20"/>
+          <w14:ligatures w14:val="none"/>
+        </w:rPr>
+        <w:t>class</w:t>
+      </w:r>
+      <w:r>
+        <w:rPr>
+          <w:rFonts w:ascii="Courier New" w:eastAsia="Times New Roman" w:hAnsi="Courier New" w:cs="Courier New"/>
+          <w:color w:val="808030"/>
+          <w:kern w:val="0"/>
+          <w:sz w:val="20"/>
+          <w:szCs w:val="20"/>
+          <w14:ligatures w14:val="none"/>
+        </w:rPr>
+        <w:t>=</w:t>
+      </w:r>
+      <w:r>
+        <w:rPr>
+          <w:rFonts w:ascii="Courier New" w:eastAsia="Times New Roman" w:hAnsi="Courier New" w:cs="Courier New"/>
+          <w:color w:val="0000E6"/>
+          <w:kern w:val="0"/>
+          <w:sz w:val="20"/>
+          <w:szCs w:val="20"/>
+          <w14:ligatures w14:val="none"/>
+        </w:rPr>
+        <w:t>"tab-content"</w:t>
+      </w:r>
+      <w:r>
+        <w:rPr>
+          <w:rFonts w:ascii="Courier New" w:eastAsia="Times New Roman" w:hAnsi="Courier New" w:cs="Courier New"/>
+          <w:color w:val="A65700"/>
+          <w:kern w:val="0"/>
+          <w:sz w:val="20"/>
+          <w:szCs w:val="20"/>
+          <w14:ligatures w14:val="none"/>
+        </w:rPr>
+        <w:t>&gt;</w:t>
+      </w:r>
+    </w:p>
+    <w:p>
+      <w:pPr>
+        <w:shd w:val="clear" w:color="auto" w:fill="FFFFFF"/>
+        <w:tabs>
+          <w:tab w:val="left" w:pos="916"/>
+          <w:tab w:val="left" w:pos="1832"/>
+          <w:tab w:val="left" w:pos="2748"/>
+          <w:tab w:val="left" w:pos="3664"/>
+          <w:tab w:val="left" w:pos="4580"/>
+          <w:tab w:val="left" w:pos="5496"/>
+          <w:tab w:val="left" w:pos="6412"/>
+          <w:tab w:val="left" w:pos="7328"/>
+          <w:tab w:val="left" w:pos="8244"/>
+          <w:tab w:val="left" w:pos="9160"/>
+          <w:tab w:val="left" w:pos="10076"/>
+          <w:tab w:val="left" w:pos="10992"/>
+          <w:tab w:val="left" w:pos="11908"/>
+          <w:tab w:val="left" w:pos="12824"/>
+          <w:tab w:val="left" w:pos="13740"/>
+          <w:tab w:val="left" w:pos="14656"/>
+        </w:tabs>
+        <w:spacing w:after="0" w:line="240" w:lineRule="auto"/>
+        <w:ind w:left="360"/>
+        <w:rPr>
+          <w:rFonts w:ascii="Courier New" w:eastAsia="Times New Roman" w:hAnsi="Courier New" w:cs="Courier New"/>
+          <w:color w:val="000000"/>
+          <w:kern w:val="0"/>
+          <w:sz w:val="20"/>
+          <w:szCs w:val="20"/>
+          <w14:ligatures w14:val="none"/>
+        </w:rPr>
+      </w:pPr>
+      <w:r>
+        <w:rPr>
+          <w:rFonts w:ascii="Courier New" w:eastAsia="Times New Roman" w:hAnsi="Courier New" w:cs="Courier New"/>
+          <w:color w:val="000000"/>
+          <w:kern w:val="0"/>
+          <w:sz w:val="20"/>
+          <w:szCs w:val="20"/>
+          <w14:ligatures w14:val="none"/>
+        </w:rPr>
+        <w:t xml:space="preserve">  </w:t>
+      </w:r>
+      <w:r>
+        <w:rPr>
+          <w:rFonts w:ascii="Courier New" w:eastAsia="Times New Roman" w:hAnsi="Courier New" w:cs="Courier New"/>
+          <w:color w:val="A65700"/>
+          <w:kern w:val="0"/>
+          <w:sz w:val="20"/>
+          <w:szCs w:val="20"/>
+          <w14:ligatures w14:val="none"/>
+        </w:rPr>
+        <w:t>&lt;</w:t>
+      </w:r>
+      <w:r>
+        <w:rPr>
+          <w:rFonts w:ascii="Courier New" w:eastAsia="Times New Roman" w:hAnsi="Courier New" w:cs="Courier New"/>
+          <w:b/>
+          <w:bCs/>
+          <w:color w:val="800000"/>
+          <w:kern w:val="0"/>
+          <w:sz w:val="20"/>
+          <w:szCs w:val="20"/>
+          <w14:ligatures w14:val="none"/>
+        </w:rPr>
+        <w:t>div</w:t>
+      </w:r>
+      <w:r>
+        <w:rPr>
+          <w:rFonts w:ascii="Courier New" w:eastAsia="Times New Roman" w:hAnsi="Courier New" w:cs="Courier New"/>
+          <w:color w:val="274796"/>
+          <w:kern w:val="0"/>
+          <w:sz w:val="20"/>
+          <w:szCs w:val="20"/>
+          <w14:ligatures w14:val="none"/>
+        </w:rPr>
+        <w:t xml:space="preserve"> </w:t>
+      </w:r>
+      <w:r>
+        <w:rPr>
+          <w:rFonts w:ascii="Courier New" w:eastAsia="Times New Roman" w:hAnsi="Courier New" w:cs="Courier New"/>
+          <w:color w:val="074726"/>
+          <w:kern w:val="0"/>
+          <w:sz w:val="20"/>
+          <w:szCs w:val="20"/>
+          <w14:ligatures w14:val="none"/>
+        </w:rPr>
+        <w:t>class</w:t>
+      </w:r>
+      <w:r>
+        <w:rPr>
+          <w:rFonts w:ascii="Courier New" w:eastAsia="Times New Roman" w:hAnsi="Courier New" w:cs="Courier New"/>
+          <w:color w:val="808030"/>
+          <w:kern w:val="0"/>
+          <w:sz w:val="20"/>
+          <w:szCs w:val="20"/>
+          <w14:ligatures w14:val="none"/>
+        </w:rPr>
+        <w:t>=</w:t>
+      </w:r>
+      <w:r>
+        <w:rPr>
+          <w:rFonts w:ascii="Courier New" w:eastAsia="Times New Roman" w:hAnsi="Courier New" w:cs="Courier New"/>
+          <w:color w:val="0000E6"/>
+          <w:kern w:val="0"/>
+          <w:sz w:val="20"/>
+          <w:szCs w:val="20"/>
+          <w14:ligatures w14:val="none"/>
+        </w:rPr>
+        <w:t>"tab-pane container active"</w:t>
+      </w:r>
+      <w:r>
+        <w:rPr>
+          <w:rFonts w:ascii="Courier New" w:eastAsia="Times New Roman" w:hAnsi="Courier New" w:cs="Courier New"/>
+          <w:color w:val="274796"/>
+          <w:kern w:val="0"/>
+          <w:sz w:val="20"/>
+          <w:szCs w:val="20"/>
+          <w14:ligatures w14:val="none"/>
+        </w:rPr>
+        <w:t xml:space="preserve"> </w:t>
+      </w:r>
+      <w:r>
+        <w:rPr>
+          <w:rFonts w:ascii="Courier New" w:eastAsia="Times New Roman" w:hAnsi="Courier New" w:cs="Courier New"/>
+          <w:color w:val="074726"/>
+          <w:kern w:val="0"/>
+          <w:sz w:val="20"/>
+          <w:szCs w:val="20"/>
+          <w14:ligatures w14:val="none"/>
+        </w:rPr>
+        <w:t>id</w:t>
+      </w:r>
+      <w:r>
+        <w:rPr>
+          <w:rFonts w:ascii="Courier New" w:eastAsia="Times New Roman" w:hAnsi="Courier New" w:cs="Courier New"/>
+          <w:color w:val="808030"/>
+          <w:kern w:val="0"/>
+          <w:sz w:val="20"/>
+          <w:szCs w:val="20"/>
+          <w14:ligatures w14:val="none"/>
+        </w:rPr>
+        <w:t>=</w:t>
+      </w:r>
+      <w:r>
+        <w:rPr>
+          <w:rFonts w:ascii="Courier New" w:eastAsia="Times New Roman" w:hAnsi="Courier New" w:cs="Courier New"/>
+          <w:color w:val="0000E6"/>
+          <w:kern w:val="0"/>
+          <w:sz w:val="20"/>
+          <w:szCs w:val="20"/>
+          <w14:ligatures w14:val="none"/>
+        </w:rPr>
+        <w:t>"home"</w:t>
+      </w:r>
+      <w:r>
+        <w:rPr>
+          <w:rFonts w:ascii="Courier New" w:eastAsia="Times New Roman" w:hAnsi="Courier New" w:cs="Courier New"/>
+          <w:color w:val="A65700"/>
+          <w:kern w:val="0"/>
+          <w:sz w:val="20"/>
+          <w:szCs w:val="20"/>
+          <w14:ligatures w14:val="none"/>
+        </w:rPr>
+        <w:t>&gt;</w:t>
+      </w:r>
+      <w:r>
+        <w:rPr>
+          <w:rFonts w:ascii="Courier New" w:eastAsia="Times New Roman" w:hAnsi="Courier New" w:cs="Courier New"/>
+          <w:color w:val="000000"/>
+          <w:kern w:val="0"/>
+          <w:sz w:val="20"/>
+          <w:szCs w:val="20"/>
+          <w14:ligatures w14:val="none"/>
+        </w:rPr>
+        <w:t>...</w:t>
+      </w:r>
+      <w:r>
+        <w:rPr>
+          <w:rFonts w:ascii="Courier New" w:eastAsia="Times New Roman" w:hAnsi="Courier New" w:cs="Courier New"/>
+          <w:color w:val="A65700"/>
+          <w:kern w:val="0"/>
+          <w:sz w:val="20"/>
+          <w:szCs w:val="20"/>
+          <w14:ligatures w14:val="none"/>
+        </w:rPr>
+        <w:t>&lt;/</w:t>
+      </w:r>
+      <w:r>
+        <w:rPr>
+          <w:rFonts w:ascii="Courier New" w:eastAsia="Times New Roman" w:hAnsi="Courier New" w:cs="Courier New"/>
+          <w:b/>
+          <w:bCs/>
+          <w:color w:val="800000"/>
+          <w:kern w:val="0"/>
+          <w:sz w:val="20"/>
+          <w:szCs w:val="20"/>
+          <w14:ligatures w14:val="none"/>
+        </w:rPr>
+        <w:t>div</w:t>
+      </w:r>
+      <w:r>
+        <w:rPr>
+          <w:rFonts w:ascii="Courier New" w:eastAsia="Times New Roman" w:hAnsi="Courier New" w:cs="Courier New"/>
+          <w:color w:val="A65700"/>
+          <w:kern w:val="0"/>
+          <w:sz w:val="20"/>
+          <w:szCs w:val="20"/>
+          <w14:ligatures w14:val="none"/>
+        </w:rPr>
+        <w:t>&gt;</w:t>
+      </w:r>
+    </w:p>
+    <w:p>
+      <w:pPr>
+        <w:shd w:val="clear" w:color="auto" w:fill="FFFFFF"/>
+        <w:tabs>
+          <w:tab w:val="left" w:pos="916"/>
+          <w:tab w:val="left" w:pos="1832"/>
+          <w:tab w:val="left" w:pos="2748"/>
+          <w:tab w:val="left" w:pos="3664"/>
+          <w:tab w:val="left" w:pos="4580"/>
+          <w:tab w:val="left" w:pos="5496"/>
+          <w:tab w:val="left" w:pos="6412"/>
+          <w:tab w:val="left" w:pos="7328"/>
+          <w:tab w:val="left" w:pos="8244"/>
+          <w:tab w:val="left" w:pos="9160"/>
+          <w:tab w:val="left" w:pos="10076"/>
+          <w:tab w:val="left" w:pos="10992"/>
+          <w:tab w:val="left" w:pos="11908"/>
+          <w:tab w:val="left" w:pos="12824"/>
+          <w:tab w:val="left" w:pos="13740"/>
+          <w:tab w:val="left" w:pos="14656"/>
+        </w:tabs>
+        <w:spacing w:after="0" w:line="240" w:lineRule="auto"/>
+        <w:ind w:left="360"/>
+        <w:rPr>
+          <w:rFonts w:ascii="Courier New" w:eastAsia="Times New Roman" w:hAnsi="Courier New" w:cs="Courier New"/>
+          <w:color w:val="000000"/>
+          <w:kern w:val="0"/>
+          <w:sz w:val="20"/>
+          <w:szCs w:val="20"/>
+          <w14:ligatures w14:val="none"/>
+        </w:rPr>
+      </w:pPr>
+      <w:r>
+        <w:rPr>
+          <w:rFonts w:ascii="Courier New" w:eastAsia="Times New Roman" w:hAnsi="Courier New" w:cs="Courier New"/>
+          <w:color w:val="000000"/>
+          <w:kern w:val="0"/>
+          <w:sz w:val="20"/>
+          <w:szCs w:val="20"/>
+          <w14:ligatures w14:val="none"/>
+        </w:rPr>
+        <w:t xml:space="preserve">  </w:t>
+      </w:r>
+      <w:r>
+        <w:rPr>
+          <w:rFonts w:ascii="Courier New" w:eastAsia="Times New Roman" w:hAnsi="Courier New" w:cs="Courier New"/>
+          <w:color w:val="A65700"/>
+          <w:kern w:val="0"/>
+          <w:sz w:val="20"/>
+          <w:szCs w:val="20"/>
+          <w14:ligatures w14:val="none"/>
+        </w:rPr>
+        <w:t>&lt;</w:t>
+      </w:r>
+      <w:r>
+        <w:rPr>
+          <w:rFonts w:ascii="Courier New" w:eastAsia="Times New Roman" w:hAnsi="Courier New" w:cs="Courier New"/>
+          <w:b/>
+          <w:bCs/>
+          <w:color w:val="800000"/>
+          <w:kern w:val="0"/>
+          <w:sz w:val="20"/>
+          <w:szCs w:val="20"/>
+          <w14:ligatures w14:val="none"/>
+        </w:rPr>
+        <w:t>div</w:t>
+      </w:r>
+      <w:r>
+        <w:rPr>
+          <w:rFonts w:ascii="Courier New" w:eastAsia="Times New Roman" w:hAnsi="Courier New" w:cs="Courier New"/>
+          <w:color w:val="274796"/>
+          <w:kern w:val="0"/>
+          <w:sz w:val="20"/>
+          <w:szCs w:val="20"/>
+          <w14:ligatures w14:val="none"/>
+        </w:rPr>
+        <w:t xml:space="preserve"> </w:t>
+      </w:r>
+      <w:r>
+        <w:rPr>
+          <w:rFonts w:ascii="Courier New" w:eastAsia="Times New Roman" w:hAnsi="Courier New" w:cs="Courier New"/>
+          <w:color w:val="074726"/>
+          <w:kern w:val="0"/>
+          <w:sz w:val="20"/>
+          <w:szCs w:val="20"/>
+          <w14:ligatures w14:val="none"/>
+        </w:rPr>
+        <w:t>class</w:t>
+      </w:r>
+      <w:r>
+        <w:rPr>
+          <w:rFonts w:ascii="Courier New" w:eastAsia="Times New Roman" w:hAnsi="Courier New" w:cs="Courier New"/>
+          <w:color w:val="808030"/>
+          <w:kern w:val="0"/>
+          <w:sz w:val="20"/>
+          <w:szCs w:val="20"/>
+          <w14:ligatures w14:val="none"/>
+        </w:rPr>
+        <w:t>=</w:t>
+      </w:r>
+      <w:r>
+        <w:rPr>
+          <w:rFonts w:ascii="Courier New" w:eastAsia="Times New Roman" w:hAnsi="Courier New" w:cs="Courier New"/>
+          <w:color w:val="0000E6"/>
+          <w:kern w:val="0"/>
+          <w:sz w:val="20"/>
+          <w:szCs w:val="20"/>
+          <w14:ligatures w14:val="none"/>
+        </w:rPr>
+        <w:t>"tab-pane container fade"</w:t>
+      </w:r>
+      <w:r>
+        <w:rPr>
+          <w:rFonts w:ascii="Courier New" w:eastAsia="Times New Roman" w:hAnsi="Courier New" w:cs="Courier New"/>
+          <w:color w:val="274796"/>
+          <w:kern w:val="0"/>
+          <w:sz w:val="20"/>
+          <w:szCs w:val="20"/>
+          <w14:ligatures w14:val="none"/>
+        </w:rPr>
+        <w:t xml:space="preserve"> </w:t>
+      </w:r>
+      <w:r>
+        <w:rPr>
+          <w:rFonts w:ascii="Courier New" w:eastAsia="Times New Roman" w:hAnsi="Courier New" w:cs="Courier New"/>
+          <w:color w:val="074726"/>
+          <w:kern w:val="0"/>
+          <w:sz w:val="20"/>
+          <w:szCs w:val="20"/>
+          <w14:ligatures w14:val="none"/>
+        </w:rPr>
+        <w:t>id</w:t>
+      </w:r>
+      <w:r>
+        <w:rPr>
+          <w:rFonts w:ascii="Courier New" w:eastAsia="Times New Roman" w:hAnsi="Courier New" w:cs="Courier New"/>
+          <w:color w:val="808030"/>
+          <w:kern w:val="0"/>
+          <w:sz w:val="20"/>
+          <w:szCs w:val="20"/>
+          <w14:ligatures w14:val="none"/>
+        </w:rPr>
+        <w:t>=</w:t>
+      </w:r>
+      <w:r>
+        <w:rPr>
+          <w:rFonts w:ascii="Courier New" w:eastAsia="Times New Roman" w:hAnsi="Courier New" w:cs="Courier New"/>
+          <w:color w:val="0000E6"/>
+          <w:kern w:val="0"/>
+          <w:sz w:val="20"/>
+          <w:szCs w:val="20"/>
+          <w14:ligatures w14:val="none"/>
+        </w:rPr>
+        <w:t>"menu1"</w:t>
+      </w:r>
+      <w:r>
+        <w:rPr>
+          <w:rFonts w:ascii="Courier New" w:eastAsia="Times New Roman" w:hAnsi="Courier New" w:cs="Courier New"/>
+          <w:color w:val="A65700"/>
+          <w:kern w:val="0"/>
+          <w:sz w:val="20"/>
+          <w:szCs w:val="20"/>
+          <w14:ligatures w14:val="none"/>
+        </w:rPr>
+        <w:t>&gt;</w:t>
+      </w:r>
+      <w:r>
+        <w:rPr>
+          <w:rFonts w:ascii="Courier New" w:eastAsia="Times New Roman" w:hAnsi="Courier New" w:cs="Courier New"/>
+          <w:color w:val="000000"/>
+          <w:kern w:val="0"/>
+          <w:sz w:val="20"/>
+          <w:szCs w:val="20"/>
+          <w14:ligatures w14:val="none"/>
+        </w:rPr>
+        <w:t>...</w:t>
+      </w:r>
+      <w:r>
+        <w:rPr>
+          <w:rFonts w:ascii="Courier New" w:eastAsia="Times New Roman" w:hAnsi="Courier New" w:cs="Courier New"/>
+          <w:color w:val="A65700"/>
+          <w:kern w:val="0"/>
+          <w:sz w:val="20"/>
+          <w:szCs w:val="20"/>
+          <w14:ligatures w14:val="none"/>
+        </w:rPr>
+        <w:t>&lt;/</w:t>
+      </w:r>
+      <w:r>
+        <w:rPr>
+          <w:rFonts w:ascii="Courier New" w:eastAsia="Times New Roman" w:hAnsi="Courier New" w:cs="Courier New"/>
+          <w:b/>
+          <w:bCs/>
+          <w:color w:val="800000"/>
+          <w:kern w:val="0"/>
+          <w:sz w:val="20"/>
+          <w:szCs w:val="20"/>
+          <w14:ligatures w14:val="none"/>
+        </w:rPr>
+        <w:t>div</w:t>
+      </w:r>
+      <w:r>
+        <w:rPr>
+          <w:rFonts w:ascii="Courier New" w:eastAsia="Times New Roman" w:hAnsi="Courier New" w:cs="Courier New"/>
+          <w:color w:val="A65700"/>
+          <w:kern w:val="0"/>
+          <w:sz w:val="20"/>
+          <w:szCs w:val="20"/>
+          <w14:ligatures w14:val="none"/>
+        </w:rPr>
+        <w:t>&gt;</w:t>
+      </w:r>
+    </w:p>
+    <w:p>
+      <w:pPr>
+        <w:shd w:val="clear" w:color="auto" w:fill="FFFFFF"/>
+        <w:tabs>
+          <w:tab w:val="left" w:pos="916"/>
+          <w:tab w:val="left" w:pos="1832"/>
+          <w:tab w:val="left" w:pos="2748"/>
+          <w:tab w:val="left" w:pos="3664"/>
+          <w:tab w:val="left" w:pos="4580"/>
+          <w:tab w:val="left" w:pos="5496"/>
+          <w:tab w:val="left" w:pos="6412"/>
+          <w:tab w:val="left" w:pos="7328"/>
+          <w:tab w:val="left" w:pos="8244"/>
+          <w:tab w:val="left" w:pos="9160"/>
+          <w:tab w:val="left" w:pos="10076"/>
+          <w:tab w:val="left" w:pos="10992"/>
+          <w:tab w:val="left" w:pos="11908"/>
+          <w:tab w:val="left" w:pos="12824"/>
+          <w:tab w:val="left" w:pos="13740"/>
+          <w:tab w:val="left" w:pos="14656"/>
+        </w:tabs>
+        <w:spacing w:after="0" w:line="240" w:lineRule="auto"/>
+        <w:ind w:left="360"/>
+        <w:rPr>
+          <w:rFonts w:ascii="Courier New" w:eastAsia="Times New Roman" w:hAnsi="Courier New" w:cs="Courier New"/>
+          <w:color w:val="000000"/>
+          <w:kern w:val="0"/>
+          <w:sz w:val="20"/>
+          <w:szCs w:val="20"/>
+          <w14:ligatures w14:val="none"/>
+        </w:rPr>
+      </w:pPr>
+      <w:r>
+        <w:rPr>
+          <w:rFonts w:ascii="Courier New" w:eastAsia="Times New Roman" w:hAnsi="Courier New" w:cs="Courier New"/>
+          <w:color w:val="000000"/>
+          <w:kern w:val="0"/>
+          <w:sz w:val="20"/>
+          <w:szCs w:val="20"/>
+          <w14:ligatures w14:val="none"/>
+        </w:rPr>
+        <w:t xml:space="preserve">  </w:t>
+      </w:r>
+      <w:r>
+        <w:rPr>
+          <w:rFonts w:ascii="Courier New" w:eastAsia="Times New Roman" w:hAnsi="Courier New" w:cs="Courier New"/>
+          <w:color w:val="A65700"/>
+          <w:kern w:val="0"/>
+          <w:sz w:val="20"/>
+          <w:szCs w:val="20"/>
+          <w14:ligatures w14:val="none"/>
+        </w:rPr>
+        <w:t>&lt;</w:t>
+      </w:r>
+      <w:r>
+        <w:rPr>
+          <w:rFonts w:ascii="Courier New" w:eastAsia="Times New Roman" w:hAnsi="Courier New" w:cs="Courier New"/>
+          <w:b/>
+          <w:bCs/>
+          <w:color w:val="800000"/>
+          <w:kern w:val="0"/>
+          <w:sz w:val="20"/>
+          <w:szCs w:val="20"/>
+          <w14:ligatures w14:val="none"/>
+        </w:rPr>
+        <w:t>div</w:t>
+      </w:r>
+      <w:r>
+        <w:rPr>
+          <w:rFonts w:ascii="Courier New" w:eastAsia="Times New Roman" w:hAnsi="Courier New" w:cs="Courier New"/>
+          <w:color w:val="274796"/>
+          <w:kern w:val="0"/>
+          <w:sz w:val="20"/>
+          <w:szCs w:val="20"/>
+          <w14:ligatures w14:val="none"/>
+        </w:rPr>
+        <w:t xml:space="preserve"> </w:t>
+      </w:r>
+      <w:r>
+        <w:rPr>
+          <w:rFonts w:ascii="Courier New" w:eastAsia="Times New Roman" w:hAnsi="Courier New" w:cs="Courier New"/>
+          <w:color w:val="074726"/>
+          <w:kern w:val="0"/>
+          <w:sz w:val="20"/>
+          <w:szCs w:val="20"/>
+          <w14:ligatures w14:val="none"/>
+        </w:rPr>
+        <w:t>class</w:t>
+      </w:r>
+      <w:r>
+        <w:rPr>
+          <w:rFonts w:ascii="Courier New" w:eastAsia="Times New Roman" w:hAnsi="Courier New" w:cs="Courier New"/>
+          <w:color w:val="808030"/>
+          <w:kern w:val="0"/>
+          <w:sz w:val="20"/>
+          <w:szCs w:val="20"/>
+          <w14:ligatures w14:val="none"/>
+        </w:rPr>
+        <w:t>=</w:t>
+      </w:r>
+      <w:r>
+        <w:rPr>
+          <w:rFonts w:ascii="Courier New" w:eastAsia="Times New Roman" w:hAnsi="Courier New" w:cs="Courier New"/>
+          <w:color w:val="0000E6"/>
+          <w:kern w:val="0"/>
+          <w:sz w:val="20"/>
+          <w:szCs w:val="20"/>
+          <w14:ligatures w14:val="none"/>
+        </w:rPr>
+        <w:t>"tab-pane container fade"</w:t>
+      </w:r>
+      <w:r>
+        <w:rPr>
+          <w:rFonts w:ascii="Courier New" w:eastAsia="Times New Roman" w:hAnsi="Courier New" w:cs="Courier New"/>
+          <w:color w:val="274796"/>
+          <w:kern w:val="0"/>
+          <w:sz w:val="20"/>
+          <w:szCs w:val="20"/>
+          <w14:ligatures w14:val="none"/>
+        </w:rPr>
+        <w:t xml:space="preserve"> </w:t>
+      </w:r>
+      <w:r>
+        <w:rPr>
+          <w:rFonts w:ascii="Courier New" w:eastAsia="Times New Roman" w:hAnsi="Courier New" w:cs="Courier New"/>
+          <w:color w:val="074726"/>
+          <w:kern w:val="0"/>
+          <w:sz w:val="20"/>
+          <w:szCs w:val="20"/>
+          <w14:ligatures w14:val="none"/>
+        </w:rPr>
+        <w:t>id</w:t>
+      </w:r>
+      <w:r>
+        <w:rPr>
+          <w:rFonts w:ascii="Courier New" w:eastAsia="Times New Roman" w:hAnsi="Courier New" w:cs="Courier New"/>
+          <w:color w:val="808030"/>
+          <w:kern w:val="0"/>
+          <w:sz w:val="20"/>
+          <w:szCs w:val="20"/>
+          <w14:ligatures w14:val="none"/>
+        </w:rPr>
+        <w:t>=</w:t>
+      </w:r>
+      <w:r>
+        <w:rPr>
+          <w:rFonts w:ascii="Courier New" w:eastAsia="Times New Roman" w:hAnsi="Courier New" w:cs="Courier New"/>
+          <w:color w:val="0000E6"/>
+          <w:kern w:val="0"/>
+          <w:sz w:val="20"/>
+          <w:szCs w:val="20"/>
+          <w14:ligatures w14:val="none"/>
+        </w:rPr>
+        <w:t>"menu2"</w:t>
+      </w:r>
+      <w:r>
+        <w:rPr>
+          <w:rFonts w:ascii="Courier New" w:eastAsia="Times New Roman" w:hAnsi="Courier New" w:cs="Courier New"/>
+          <w:color w:val="A65700"/>
+          <w:kern w:val="0"/>
+          <w:sz w:val="20"/>
+          <w:szCs w:val="20"/>
+          <w14:ligatures w14:val="none"/>
+        </w:rPr>
+        <w:t>&gt;</w:t>
+      </w:r>
+      <w:r>
+        <w:rPr>
+          <w:rFonts w:ascii="Courier New" w:eastAsia="Times New Roman" w:hAnsi="Courier New" w:cs="Courier New"/>
+          <w:color w:val="000000"/>
+          <w:kern w:val="0"/>
+          <w:sz w:val="20"/>
+          <w:szCs w:val="20"/>
+          <w14:ligatures w14:val="none"/>
+        </w:rPr>
+        <w:t>...</w:t>
+      </w:r>
+      <w:r>
+        <w:rPr>
+          <w:rFonts w:ascii="Courier New" w:eastAsia="Times New Roman" w:hAnsi="Courier New" w:cs="Courier New"/>
+          <w:color w:val="A65700"/>
+          <w:kern w:val="0"/>
+          <w:sz w:val="20"/>
+          <w:szCs w:val="20"/>
+          <w14:ligatures w14:val="none"/>
+        </w:rPr>
+        <w:t>&lt;/</w:t>
+      </w:r>
+      <w:r>
+        <w:rPr>
+          <w:rFonts w:ascii="Courier New" w:eastAsia="Times New Roman" w:hAnsi="Courier New" w:cs="Courier New"/>
+          <w:b/>
+          <w:bCs/>
+          <w:color w:val="800000"/>
+          <w:kern w:val="0"/>
+          <w:sz w:val="20"/>
+          <w:szCs w:val="20"/>
+          <w14:ligatures w14:val="none"/>
+        </w:rPr>
+        <w:t>div</w:t>
+      </w:r>
+      <w:r>
+        <w:rPr>
+          <w:rFonts w:ascii="Courier New" w:eastAsia="Times New Roman" w:hAnsi="Courier New" w:cs="Courier New"/>
+          <w:color w:val="A65700"/>
+          <w:kern w:val="0"/>
+          <w:sz w:val="20"/>
+          <w:szCs w:val="20"/>
+          <w14:ligatures w14:val="none"/>
+        </w:rPr>
+        <w:t>&gt;</w:t>
+      </w:r>
+    </w:p>
+    <w:p>
+      <w:pPr>
+        <w:shd w:val="clear" w:color="auto" w:fill="FFFFFF"/>
+        <w:tabs>
+          <w:tab w:val="left" w:pos="916"/>
+          <w:tab w:val="left" w:pos="1832"/>
+          <w:tab w:val="left" w:pos="2748"/>
+          <w:tab w:val="left" w:pos="3664"/>
+          <w:tab w:val="left" w:pos="4580"/>
+          <w:tab w:val="left" w:pos="5496"/>
+          <w:tab w:val="left" w:pos="6412"/>
+          <w:tab w:val="left" w:pos="7328"/>
+          <w:tab w:val="left" w:pos="8244"/>
+          <w:tab w:val="left" w:pos="9160"/>
+          <w:tab w:val="left" w:pos="10076"/>
+          <w:tab w:val="left" w:pos="10992"/>
+          <w:tab w:val="left" w:pos="11908"/>
+          <w:tab w:val="left" w:pos="12824"/>
+          <w:tab w:val="left" w:pos="13740"/>
+          <w:tab w:val="left" w:pos="14656"/>
+        </w:tabs>
+        <w:spacing w:after="0" w:line="240" w:lineRule="auto"/>
+        <w:ind w:left="360"/>
+        <w:rPr>
+          <w:rFonts w:ascii="Courier New" w:eastAsia="Times New Roman" w:hAnsi="Courier New" w:cs="Courier New"/>
+          <w:color w:val="000000"/>
+          <w:kern w:val="0"/>
+          <w:sz w:val="20"/>
+          <w:szCs w:val="20"/>
+          <w14:ligatures w14:val="none"/>
+        </w:rPr>
+      </w:pPr>
+      <w:r>
+        <w:rPr>
+          <w:rFonts w:ascii="Courier New" w:eastAsia="Times New Roman" w:hAnsi="Courier New" w:cs="Courier New"/>
+          <w:color w:val="A65700"/>
+          <w:kern w:val="0"/>
+          <w:sz w:val="20"/>
+          <w:szCs w:val="20"/>
+          <w14:ligatures w14:val="none"/>
+        </w:rPr>
+        <w:t>&lt;/</w:t>
+      </w:r>
+      <w:r>
+        <w:rPr>
+          <w:rFonts w:ascii="Courier New" w:eastAsia="Times New Roman" w:hAnsi="Courier New" w:cs="Courier New"/>
+          <w:b/>
+          <w:bCs/>
+          <w:color w:val="800000"/>
+          <w:kern w:val="0"/>
+          <w:sz w:val="20"/>
+          <w:szCs w:val="20"/>
+          <w14:ligatures w14:val="none"/>
+        </w:rPr>
+        <w:t>div</w:t>
+      </w:r>
+      <w:r>
+        <w:rPr>
+          <w:rFonts w:ascii="Courier New" w:eastAsia="Times New Roman" w:hAnsi="Courier New" w:cs="Courier New"/>
+          <w:color w:val="A65700"/>
+          <w:kern w:val="0"/>
+          <w:sz w:val="20"/>
+          <w:szCs w:val="20"/>
+          <w14:ligatures w14:val="none"/>
+        </w:rPr>
+        <w:t>&gt;</w:t>
+      </w:r>
+    </w:p>
+    <w:p>
+      <w:pPr>
+        <w:ind w:left="360"/>
+        <w:rPr>
+          <w:sz w:val="26"/>
+          <w:szCs w:val="26"/>
+        </w:rPr>
+      </w:pPr>
+    </w:p>
+    <w:p>
+      <w:pPr>
+        <w:ind w:left="360"/>
+        <w:rPr>
+          <w:b/>
+          <w:bCs/>
+          <w:sz w:val="26"/>
+          <w:szCs w:val="26"/>
+        </w:rPr>
+      </w:pPr>
+      <w:r>
+        <w:rPr>
+          <w:b/>
+          <w:bCs/>
+          <w:sz w:val="26"/>
+          <w:szCs w:val="26"/>
+        </w:rPr>
+        <w:t>18. Navbars</w:t>
+      </w:r>
+    </w:p>
+    <w:p>
+      <w:pPr>
+        <w:ind w:left="360"/>
+        <w:rPr>
+          <w:sz w:val="26"/>
+          <w:szCs w:val="26"/>
+        </w:rPr>
+      </w:pPr>
+      <w:r>
+        <w:rPr>
+          <w:sz w:val="26"/>
+          <w:szCs w:val="26"/>
+        </w:rPr>
+        <w:drawing>
+          <wp:inline distT="0" distB="0" distL="0" distR="0" wp14:anchorId="6DEF25B0" wp14:editId="089011A3">
+            <wp:extent cx="5943600" cy="842010"/>
+            <wp:effectExtent l="0" t="0" r="0" b="0"/>
+            <wp:docPr id="319866108" name="Picture 1"/>
+            <wp:cNvGraphicFramePr>
+              <a:graphicFrameLocks xmlns:a="http://schemas.openxmlformats.org/drawingml/2006/main" noChangeAspect="1"/>
+            </wp:cNvGraphicFramePr>
+            <a:graphic xmlns:a="http://schemas.openxmlformats.org/drawingml/2006/main">
+              <a:graphicData uri="http://schemas.openxmlformats.org/drawingml/2006/picture">
+                <pic:pic xmlns:pic="http://schemas.openxmlformats.org/drawingml/2006/picture">
+                  <pic:nvPicPr>
+                    <pic:cNvPr id="319866108" name=""/>
+                    <pic:cNvPicPr/>
+                  </pic:nvPicPr>
+                  <pic:blipFill>
+                    <a:blip r:embed="rId18"/>
+                    <a:stretch>
+                      <a:fillRect/>
+                    </a:stretch>
+                  </pic:blipFill>
+                  <pic:spPr>
+                    <a:xfrm>
+                      <a:off x="0" y="0"/>
+                      <a:ext cx="5943600" cy="842010"/>
+                    </a:xfrm>
+                    <a:prstGeom prst="rect">
+                      <a:avLst/>
+                    </a:prstGeom>
+                  </pic:spPr>
+                </pic:pic>
+              </a:graphicData>
+            </a:graphic>
+          </wp:inline>
+        </w:drawing>
+      </w:r>
+    </w:p>
+    <w:p>
+      <w:pPr>
+        <w:pStyle w:val="ListParagraph"/>
+        <w:numPr>
+          <w:ilvl w:val="0"/>
+          <w:numId w:val="2"/>
+        </w:numPr>
+        <w:rPr>
+          <w:sz w:val="26"/>
+          <w:szCs w:val="26"/>
+        </w:rPr>
+      </w:pPr>
+      <w:r>
+        <w:rPr>
+          <w:sz w:val="26"/>
+          <w:szCs w:val="26"/>
+        </w:rPr>
+        <w:t>Một thanh điều hướng chuẩn được tạo bằng .navbar lớp này, theo sau là một lớp thu gọn đáp ứng: </w:t>
+      </w:r>
+      <w:r>
+        <w:rPr>
+          <w:color w:val="EE0000"/>
+          <w:sz w:val="26"/>
+          <w:szCs w:val="26"/>
+        </w:rPr>
+        <w:t>.navbar-expand-xxl|xl|lg|md|sm</w:t>
+      </w:r>
+      <w:r>
+        <w:rPr>
+          <w:sz w:val="26"/>
+          <w:szCs w:val="26"/>
+        </w:rPr>
+        <w:t xml:space="preserve"> (xếp chồng thanh điều hướng theo chiều dọc trên màn hình </w:t>
+      </w:r>
+      <w:r>
+        <w:rPr>
+          <w:color w:val="EE0000"/>
+          <w:sz w:val="26"/>
+          <w:szCs w:val="26"/>
+        </w:rPr>
+        <w:t>xxlarge, extra large, large, medium hoặc small</w:t>
+      </w:r>
+      <w:r>
+        <w:rPr>
+          <w:sz w:val="26"/>
+          <w:szCs w:val="26"/>
+        </w:rPr>
+        <w:t>).</w:t>
+      </w:r>
+    </w:p>
+    <w:p>
+      <w:pPr>
+        <w:pStyle w:val="ListParagraph"/>
+        <w:numPr>
+          <w:ilvl w:val="0"/>
+          <w:numId w:val="2"/>
+        </w:numPr>
+        <w:rPr>
+          <w:sz w:val="26"/>
+          <w:szCs w:val="26"/>
+        </w:rPr>
+      </w:pPr>
+      <w:r>
+        <w:rPr>
+          <w:sz w:val="26"/>
+          <w:szCs w:val="26"/>
+        </w:rPr>
+        <w:t>Để thêm liên kết vào thanh điều hướng, hãy sử dụng một &lt;ul&gt;</w:t>
+      </w:r>
+      <w:r>
+        <w:rPr>
+          <w:sz w:val="26"/>
+          <w:szCs w:val="26"/>
+        </w:rPr>
+        <w:t xml:space="preserve"> </w:t>
+      </w:r>
+      <w:r>
+        <w:rPr>
+          <w:sz w:val="26"/>
+          <w:szCs w:val="26"/>
+        </w:rPr>
+        <w:t>phần tử (hoặc một phần tử &lt;div&gt;) với class="</w:t>
+      </w:r>
+      <w:r>
+        <w:rPr>
+          <w:color w:val="EE0000"/>
+          <w:sz w:val="26"/>
+          <w:szCs w:val="26"/>
+        </w:rPr>
+        <w:t>navbar-nav</w:t>
+      </w:r>
+      <w:r>
+        <w:rPr>
+          <w:sz w:val="26"/>
+          <w:szCs w:val="26"/>
+        </w:rPr>
+        <w:t>". Sau đó, thêm &lt;li&gt;</w:t>
+      </w:r>
+      <w:r>
+        <w:rPr>
+          <w:sz w:val="26"/>
+          <w:szCs w:val="26"/>
+        </w:rPr>
+        <w:t xml:space="preserve"> </w:t>
+      </w:r>
+      <w:r>
+        <w:rPr>
+          <w:sz w:val="26"/>
+          <w:szCs w:val="26"/>
+        </w:rPr>
+        <w:t>các phần tử có </w:t>
+      </w:r>
+      <w:r>
+        <w:rPr>
+          <w:color w:val="EE0000"/>
+          <w:sz w:val="26"/>
+          <w:szCs w:val="26"/>
+        </w:rPr>
+        <w:t>.nav-item</w:t>
+      </w:r>
+      <w:r>
+        <w:rPr>
+          <w:color w:val="EE0000"/>
+          <w:sz w:val="26"/>
+          <w:szCs w:val="26"/>
+        </w:rPr>
+        <w:t xml:space="preserve"> </w:t>
+      </w:r>
+      <w:r>
+        <w:rPr>
+          <w:sz w:val="26"/>
+          <w:szCs w:val="26"/>
+        </w:rPr>
+        <w:t>class theo sau là một &lt;a&gt;phần tử có </w:t>
+      </w:r>
+      <w:r>
+        <w:rPr>
+          <w:color w:val="EE0000"/>
+          <w:sz w:val="26"/>
+          <w:szCs w:val="26"/>
+        </w:rPr>
+        <w:t>.nav-link</w:t>
+      </w:r>
+    </w:p>
+    <w:p>
+      <w:pPr>
+        <w:pStyle w:val="ListParagraph"/>
+        <w:numPr>
+          <w:ilvl w:val="0"/>
+          <w:numId w:val="2"/>
+        </w:numPr>
+        <w:rPr>
+          <w:sz w:val="26"/>
+          <w:szCs w:val="26"/>
+        </w:rPr>
+      </w:pPr>
+      <w:r>
+        <w:rPr>
+          <w:sz w:val="26"/>
+          <w:szCs w:val="26"/>
+        </w:rPr>
+        <w:t>Nếu muốn tạo thanh dọc thì xóa navbar-expand-*</w:t>
+      </w:r>
+    </w:p>
+    <w:p>
+      <w:pPr>
+        <w:pStyle w:val="ListParagraph"/>
+        <w:numPr>
+          <w:ilvl w:val="0"/>
+          <w:numId w:val="2"/>
+        </w:numPr>
+        <w:rPr>
+          <w:sz w:val="26"/>
+          <w:szCs w:val="26"/>
+        </w:rPr>
+      </w:pPr>
+      <w:r>
+        <w:rPr>
+          <w:sz w:val="26"/>
+          <w:szCs w:val="26"/>
+        </w:rPr>
+        <w:t>Thêm justify-content-center để căn giữa thanh điều hướng</w:t>
+      </w:r>
+    </w:p>
+    <w:p>
+      <w:pPr>
+        <w:pStyle w:val="ListParagraph"/>
+        <w:numPr>
+          <w:ilvl w:val="0"/>
+          <w:numId w:val="2"/>
+        </w:numPr>
+        <w:rPr>
+          <w:sz w:val="26"/>
+          <w:szCs w:val="26"/>
+        </w:rPr>
+      </w:pPr>
+      <w:r>
+        <w:rPr>
+          <w:sz w:val="26"/>
+          <w:szCs w:val="26"/>
+        </w:rPr>
+        <w:t>Lớp navbar-brand được sử dụng để làm nổi bật logo</w:t>
+      </w:r>
+    </w:p>
+    <w:p>
+      <w:pPr>
+        <w:pStyle w:val="NormalWeb"/>
+        <w:numPr>
+          <w:ilvl w:val="0"/>
+          <w:numId w:val="2"/>
+        </w:numPr>
+        <w:shd w:val="clear" w:color="auto" w:fill="FFFFFF"/>
+        <w:spacing w:before="288" w:beforeAutospacing="0" w:after="288" w:afterAutospacing="0"/>
+        <w:rPr>
+          <w:rFonts w:ascii="Segoe UI" w:hAnsi="Segoe UI" w:cs="Segoe UI"/>
+          <w:color w:val="000000"/>
+        </w:rPr>
+      </w:pPr>
+      <w:r>
+        <w:rPr>
+          <w:rFonts w:ascii="Segoe UI" w:hAnsi="Segoe UI" w:cs="Segoe UI"/>
+          <w:color w:val="000000"/>
+        </w:rPr>
+        <w:t>Rất thường xuyên, đặc biệt là trên màn hình nhỏ, bạn muốn ẩn các liên kết điều hướng và thay thế chúng bằng một nút hiển thị chúng khi nhấp vào.</w:t>
+      </w:r>
+    </w:p>
+    <w:p>
+      <w:pPr>
+        <w:pStyle w:val="NormalWeb"/>
+        <w:numPr>
+          <w:ilvl w:val="1"/>
+          <w:numId w:val="2"/>
+        </w:numPr>
+        <w:shd w:val="clear" w:color="auto" w:fill="FFFFFF"/>
+        <w:spacing w:before="288" w:beforeAutospacing="0" w:after="288" w:afterAutospacing="0"/>
+        <w:rPr>
+          <w:rFonts w:ascii="Segoe UI" w:hAnsi="Segoe UI" w:cs="Segoe UI"/>
+          <w:color w:val="000000"/>
+        </w:rPr>
+      </w:pPr>
+      <w:r>
+        <w:rPr>
+          <w:rFonts w:ascii="Segoe UI" w:hAnsi="Segoe UI" w:cs="Segoe UI"/>
+          <w:color w:val="000000"/>
+        </w:rPr>
+        <w:t>Để tạo thanh điều hướng có thể thu gọn, hãy sử dụng nút có đuôi . Sau đó, bọc nội dung thanh điều hướng (liên kết, v.v.) bên trong phần tử &lt;div&gt; với đuôi , theo sau là một id khớp với nút: " </w:t>
+      </w:r>
+      <w:r>
+        <w:rPr>
+          <w:rStyle w:val="Emphasis"/>
+          <w:rFonts w:ascii="Segoe UI" w:eastAsiaTheme="majorEastAsia" w:hAnsi="Segoe UI" w:cs="Segoe UI"/>
+          <w:color w:val="000000"/>
+        </w:rPr>
+        <w:t>thetarget</w:t>
+      </w:r>
+      <w:r>
+        <w:rPr>
+          <w:rFonts w:ascii="Segoe UI" w:hAnsi="Segoe UI" w:cs="Segoe UI"/>
+          <w:color w:val="000000"/>
+        </w:rPr>
+        <w:t> ".</w:t>
+      </w:r>
+      <w:r>
+        <w:rPr>
+          <w:rStyle w:val="HTMLCode"/>
+          <w:rFonts w:ascii="Consolas" w:eastAsiaTheme="majorEastAsia" w:hAnsi="Consolas"/>
+          <w:color w:val="DC143C"/>
+        </w:rPr>
+        <w:t>class="navbar-toggler", data-bs-toggle="collapse" and data-bs-target="#</w:t>
+      </w:r>
+      <w:r>
+        <w:rPr>
+          <w:rStyle w:val="Emphasis"/>
+          <w:rFonts w:ascii="Consolas" w:eastAsiaTheme="majorEastAsia" w:hAnsi="Consolas" w:cs="Courier New"/>
+          <w:color w:val="DC143C"/>
+        </w:rPr>
+        <w:t>thetarget</w:t>
+      </w:r>
+      <w:r>
+        <w:rPr>
+          <w:rStyle w:val="HTMLCode"/>
+          <w:rFonts w:ascii="Consolas" w:eastAsiaTheme="majorEastAsia" w:hAnsi="Consolas"/>
+          <w:color w:val="DC143C"/>
+        </w:rPr>
+        <w:t>"class="collapse navbar-collapse"data-bs-target</w:t>
+      </w:r>
+    </w:p>
+    <w:p>
+      <w:pPr>
+        <w:pStyle w:val="ListParagraph"/>
+        <w:numPr>
+          <w:ilvl w:val="0"/>
+          <w:numId w:val="2"/>
+        </w:numPr>
         <w:rPr>
           <w:sz w:val="26"/>
           <w:szCs w:val="26"/>
@@ -3980,7 +7284,7 @@
   <w:abstractNum w:abstractNumId="1" w15:restartNumberingAfterBreak="0">
     <w:nsid w:val="763052C7"/>
     <w:multiLevelType w:val="hybridMultilevel"/>
-    <w:tmpl w:val="1314451C"/>
+    <w:tmpl w:val="D5D0158A"/>
     <w:lvl w:ilvl="0" w:tplc="7BA259EC">
       <w:start w:val="2"/>
       <w:numFmt w:val="bullet"/>
@@ -3993,7 +7297,7 @@
         <w:rFonts w:ascii="Calibri" w:eastAsiaTheme="minorEastAsia" w:hAnsi="Calibri" w:cs="Calibri" w:hint="default"/>
       </w:rPr>
     </w:lvl>
-    <w:lvl w:ilvl="1" w:tplc="04090003" w:tentative="1">
+    <w:lvl w:ilvl="1" w:tplc="04090003">
       <w:start w:val="1"/>
       <w:numFmt w:val="bullet"/>
       <w:lvlText w:val="o"/>
@@ -5158,6 +8462,74 @@
       <w:szCs w:val="20"/>
     </w:rPr>
   </w:style>
+  <w:style w:type="paragraph" w:styleId="HTMLPreformatted">
+    <w:name w:val="HTML Preformatted"/>
+    <w:basedOn w:val="Normal"/>
+    <w:link w:val="HTMLPreformattedChar"/>
+    <w:uiPriority w:val="99"/>
+    <w:semiHidden/>
+    <w:unhideWhenUsed/>
+    <w:rsid w:val="00103AA7"/>
+    <w:pPr>
+      <w:tabs>
+        <w:tab w:val="left" w:pos="916"/>
+        <w:tab w:val="left" w:pos="1832"/>
+        <w:tab w:val="left" w:pos="2748"/>
+        <w:tab w:val="left" w:pos="3664"/>
+        <w:tab w:val="left" w:pos="4580"/>
+        <w:tab w:val="left" w:pos="5496"/>
+        <w:tab w:val="left" w:pos="6412"/>
+        <w:tab w:val="left" w:pos="7328"/>
+        <w:tab w:val="left" w:pos="8244"/>
+        <w:tab w:val="left" w:pos="9160"/>
+        <w:tab w:val="left" w:pos="10076"/>
+        <w:tab w:val="left" w:pos="10992"/>
+        <w:tab w:val="left" w:pos="11908"/>
+        <w:tab w:val="left" w:pos="12824"/>
+        <w:tab w:val="left" w:pos="13740"/>
+        <w:tab w:val="left" w:pos="14656"/>
+      </w:tabs>
+      <w:spacing w:after="0" w:line="240" w:lineRule="auto"/>
+    </w:pPr>
+    <w:rPr>
+      <w:rFonts w:ascii="Courier New" w:eastAsia="Times New Roman" w:hAnsi="Courier New" w:cs="Courier New"/>
+      <w:kern w:val="0"/>
+      <w:sz w:val="20"/>
+      <w:szCs w:val="20"/>
+      <w14:ligatures w14:val="none"/>
+    </w:rPr>
+  </w:style>
+  <w:style w:type="character" w:customStyle="1" w:styleId="HTMLPreformattedChar">
+    <w:name w:val="HTML Preformatted Char"/>
+    <w:basedOn w:val="DefaultParagraphFont"/>
+    <w:link w:val="HTMLPreformatted"/>
+    <w:uiPriority w:val="99"/>
+    <w:semiHidden/>
+    <w:rsid w:val="00103AA7"/>
+    <w:rPr>
+      <w:rFonts w:ascii="Courier New" w:eastAsia="Times New Roman" w:hAnsi="Courier New" w:cs="Courier New"/>
+      <w:kern w:val="0"/>
+      <w:sz w:val="20"/>
+      <w:szCs w:val="20"/>
+      <w14:ligatures w14:val="none"/>
+    </w:rPr>
+  </w:style>
+  <w:style w:type="character" w:customStyle="1" w:styleId="linewrapper">
+    <w:name w:val="line_wrapper"/>
+    <w:basedOn w:val="DefaultParagraphFont"/>
+    <w:rsid w:val="00103AA7"/>
+  </w:style>
+  <w:style w:type="character" w:styleId="Emphasis">
+    <w:name w:val="Emphasis"/>
+    <w:basedOn w:val="DefaultParagraphFont"/>
+    <w:uiPriority w:val="20"/>
+    <w:qFormat/>
+    <w:rsid w:val="00A328FE"/>
+    <w:rPr>
+      <w:i/>
+      <w:iCs/>
+    </w:rPr>
+  </w:style>
 </w:styles>
 </file>
 

--- a/FE/LyThuyet/BOOTSTRAP.docx
+++ b/FE/LyThuyet/BOOTSTRAP.docx
@@ -3929,63 +3929,7 @@
           <w:sz w:val="26"/>
           <w:szCs w:val="26"/>
         </w:rPr>
-        <w:t>Nếu bạn muốn tạo một menu ngang đơn giản, hãy thêm .nav</w:t>
-      </w:r>
-      <w:r>
-        <w:rPr>
-          <w:sz w:val="26"/>
-          <w:szCs w:val="26"/>
-        </w:rPr>
-        <w:t xml:space="preserve"> </w:t>
-      </w:r>
-      <w:r>
-        <w:rPr>
-          <w:sz w:val="26"/>
-          <w:szCs w:val="26"/>
-        </w:rPr>
-        <w:t>lớp vào một &lt;ul&gt;</w:t>
-      </w:r>
-      <w:r>
-        <w:rPr>
-          <w:sz w:val="26"/>
-          <w:szCs w:val="26"/>
-        </w:rPr>
-        <w:t xml:space="preserve"> </w:t>
-      </w:r>
-      <w:r>
-        <w:rPr>
-          <w:sz w:val="26"/>
-          <w:szCs w:val="26"/>
-        </w:rPr>
-        <w:t>phần tử, tiếp theo là .nav-item cho từng phần tử &lt;li&gt;</w:t>
-      </w:r>
-      <w:r>
-        <w:rPr>
-          <w:sz w:val="26"/>
-          <w:szCs w:val="26"/>
-        </w:rPr>
-        <w:t xml:space="preserve"> </w:t>
-      </w:r>
-      <w:r>
-        <w:rPr>
-          <w:sz w:val="26"/>
-          <w:szCs w:val="26"/>
-        </w:rPr>
-        <w:t>và thêm .nav-link</w:t>
-      </w:r>
-      <w:r>
-        <w:rPr>
-          <w:sz w:val="26"/>
-          <w:szCs w:val="26"/>
-        </w:rPr>
-        <w:t xml:space="preserve"> </w:t>
-      </w:r>
-      <w:r>
-        <w:rPr>
-          <w:sz w:val="26"/>
-          <w:szCs w:val="26"/>
-        </w:rPr>
-        <w:t>lớp vào liên kết của chúng</w:t>
+        <w:t>Nếu bạn muốn tạo một menu ngang đơn giản, hãy thêm .nav lớp vào một &lt;ul&gt; phần tử, tiếp theo là .nav-item cho từng phần tử &lt;li&gt; và thêm .nav-link lớp vào liên kết của chúng</w:t>
       </w:r>
     </w:p>
     <w:p>
@@ -4005,35 +3949,7 @@
           <w:sz w:val="26"/>
           <w:szCs w:val="26"/>
         </w:rPr>
-        <w:t>Thêm .justify-content-center</w:t>
-      </w:r>
-      <w:r>
-        <w:rPr>
-          <w:sz w:val="26"/>
-          <w:szCs w:val="26"/>
-        </w:rPr>
-        <w:t xml:space="preserve"> </w:t>
-      </w:r>
-      <w:r>
-        <w:rPr>
-          <w:sz w:val="26"/>
-          <w:szCs w:val="26"/>
-        </w:rPr>
-        <w:t>lớp để căn giữa phần điều hướng và .justify-content-end</w:t>
-      </w:r>
-      <w:r>
-        <w:rPr>
-          <w:sz w:val="26"/>
-          <w:szCs w:val="26"/>
-        </w:rPr>
-        <w:t xml:space="preserve"> </w:t>
-      </w:r>
-      <w:r>
-        <w:rPr>
-          <w:sz w:val="26"/>
-          <w:szCs w:val="26"/>
-        </w:rPr>
-        <w:t>lớp để căn phải phần điều hướng</w:t>
+        <w:t>Thêm .justify-content-center lớp để căn giữa phần điều hướng và .justify-content-end lớp để căn phải phần điều hướng</w:t>
       </w:r>
     </w:p>
     <w:p>
@@ -4053,21 +3969,7 @@
           <w:sz w:val="26"/>
           <w:szCs w:val="26"/>
         </w:rPr>
-        <w:t>Thêm .flex-column</w:t>
-      </w:r>
-      <w:r>
-        <w:rPr>
-          <w:sz w:val="26"/>
-          <w:szCs w:val="26"/>
-        </w:rPr>
-        <w:t xml:space="preserve"> </w:t>
-      </w:r>
-      <w:r>
-        <w:rPr>
-          <w:sz w:val="26"/>
-          <w:szCs w:val="26"/>
-        </w:rPr>
-        <w:t>lớp để tạo thanh điều hướng dọc</w:t>
+        <w:t>Thêm .flex-column lớp để tạo thanh điều hướng dọc</w:t>
       </w:r>
     </w:p>
     <w:p>
@@ -4099,6 +4001,7 @@
       </w:pPr>
       <w:r>
         <w:rPr>
+          <w:noProof/>
           <w:sz w:val="26"/>
           <w:szCs w:val="26"/>
         </w:rPr>
@@ -4182,6 +4085,7 @@
       </w:pPr>
       <w:r>
         <w:rPr>
+          <w:noProof/>
           <w:sz w:val="26"/>
           <w:szCs w:val="26"/>
         </w:rPr>
@@ -6816,6 +6720,7 @@
       </w:pPr>
       <w:r>
         <w:rPr>
+          <w:noProof/>
           <w:sz w:val="26"/>
           <w:szCs w:val="26"/>
         </w:rPr>
@@ -6974,15 +6879,7 @@
           <w:sz w:val="26"/>
           <w:szCs w:val="26"/>
         </w:rPr>
-        <w:t>.nav-item</w:t>
-      </w:r>
-      <w:r>
-        <w:rPr>
-          <w:color w:val="EE0000"/>
-          <w:sz w:val="26"/>
-          <w:szCs w:val="26"/>
-        </w:rPr>
-        <w:t xml:space="preserve"> </w:t>
+        <w:t xml:space="preserve">.nav-item </w:t>
       </w:r>
       <w:r>
         <w:rPr>
@@ -7150,6 +7047,3100 @@
           <w:ilvl w:val="0"/>
           <w:numId w:val="2"/>
         </w:numPr>
+        <w:rPr>
+          <w:sz w:val="26"/>
+          <w:szCs w:val="26"/>
+        </w:rPr>
+      </w:pPr>
+      <w:r>
+        <w:rPr>
+          <w:sz w:val="26"/>
+          <w:szCs w:val="26"/>
+        </w:rPr>
+        <w:t>Nếu muốn navbar cố định thì sử dụng fixed-top trong thẻ nav, nếu muốn ở dưới thì sử dụng fixed-bottom</w:t>
+      </w:r>
+    </w:p>
+    <w:p>
+      <w:pPr>
+        <w:pStyle w:val="ListParagraph"/>
+        <w:numPr>
+          <w:ilvl w:val="0"/>
+          <w:numId w:val="2"/>
+        </w:numPr>
+        <w:rPr>
+          <w:sz w:val="26"/>
+          <w:szCs w:val="26"/>
+        </w:rPr>
+      </w:pPr>
+      <w:r>
+        <w:rPr>
+          <w:sz w:val="26"/>
+          <w:szCs w:val="26"/>
+        </w:rPr>
+        <w:t>Khi 1 thanh kh ở đầu mà muốn khi cuộn thì ở đầu chứ kh mất thì sử dụng .sticky-top</w:t>
+      </w:r>
+    </w:p>
+    <w:p>
+      <w:pPr>
+        <w:rPr>
+          <w:b/>
+          <w:bCs/>
+          <w:sz w:val="26"/>
+          <w:szCs w:val="26"/>
+        </w:rPr>
+      </w:pPr>
+      <w:r>
+        <w:rPr>
+          <w:b/>
+          <w:bCs/>
+          <w:sz w:val="26"/>
+          <w:szCs w:val="26"/>
+        </w:rPr>
+        <w:t>19. Slideshow</w:t>
+      </w:r>
+    </w:p>
+    <w:p>
+      <w:pPr>
+        <w:pStyle w:val="ListParagraph"/>
+        <w:numPr>
+          <w:ilvl w:val="0"/>
+          <w:numId w:val="2"/>
+        </w:numPr>
+        <w:rPr>
+          <w:sz w:val="26"/>
+          <w:szCs w:val="26"/>
+        </w:rPr>
+      </w:pPr>
+      <w:r>
+        <w:rPr>
+          <w:sz w:val="26"/>
+          <w:szCs w:val="26"/>
+        </w:rPr>
+        <w:lastRenderedPageBreak/>
+        <w:t>.slide: thêm hiệu ứng chuyển cảnh từ ảnh này sang ảnh khác</w:t>
+      </w:r>
+    </w:p>
+    <w:p>
+      <w:pPr>
+        <w:pStyle w:val="ListParagraph"/>
+        <w:numPr>
+          <w:ilvl w:val="0"/>
+          <w:numId w:val="2"/>
+        </w:numPr>
+        <w:rPr>
+          <w:sz w:val="26"/>
+          <w:szCs w:val="26"/>
+        </w:rPr>
+      </w:pPr>
+      <w:r>
+        <w:rPr>
+          <w:sz w:val="26"/>
+          <w:szCs w:val="26"/>
+        </w:rPr>
+        <w:t>.carousel: tạo 1 vòng lặp</w:t>
+      </w:r>
+    </w:p>
+    <w:p>
+      <w:pPr>
+        <w:pStyle w:val="ListParagraph"/>
+        <w:numPr>
+          <w:ilvl w:val="0"/>
+          <w:numId w:val="2"/>
+        </w:numPr>
+        <w:rPr>
+          <w:sz w:val="26"/>
+          <w:szCs w:val="26"/>
+        </w:rPr>
+      </w:pPr>
+      <w:r>
+        <w:rPr>
+          <w:sz w:val="26"/>
+          <w:szCs w:val="26"/>
+        </w:rPr>
+        <w:t>.carousel-indicators</w:t>
+      </w:r>
+      <w:r>
+        <w:rPr>
+          <w:sz w:val="26"/>
+          <w:szCs w:val="26"/>
+        </w:rPr>
+        <w:t>: thêm các chấm biểu thị số hình ảnh và hình ảnh đang được hiển thị</w:t>
+      </w:r>
+    </w:p>
+    <w:p>
+      <w:pPr>
+        <w:pStyle w:val="ListParagraph"/>
+        <w:numPr>
+          <w:ilvl w:val="0"/>
+          <w:numId w:val="2"/>
+        </w:numPr>
+        <w:rPr>
+          <w:sz w:val="26"/>
+          <w:szCs w:val="26"/>
+        </w:rPr>
+      </w:pPr>
+      <w:r>
+        <w:rPr>
+          <w:sz w:val="26"/>
+          <w:szCs w:val="26"/>
+        </w:rPr>
+        <w:t>.</w:t>
+      </w:r>
+      <w:r>
+        <w:rPr>
+          <w:rFonts w:ascii="Consolas" w:hAnsi="Consolas"/>
+          <w:color w:val="005CC5"/>
+          <w:sz w:val="23"/>
+          <w:szCs w:val="23"/>
+          <w:shd w:val="clear" w:color="auto" w:fill="FFFFFF"/>
+        </w:rPr>
+        <w:t xml:space="preserve"> </w:t>
+      </w:r>
+      <w:r>
+        <w:rPr>
+          <w:sz w:val="26"/>
+          <w:szCs w:val="26"/>
+        </w:rPr>
+        <w:t>carousel-inner</w:t>
+      </w:r>
+      <w:r>
+        <w:rPr>
+          <w:sz w:val="26"/>
+          <w:szCs w:val="26"/>
+        </w:rPr>
+        <w:t>: thêm các slide ảnh vào vòng lặp</w:t>
+      </w:r>
+    </w:p>
+    <w:p>
+      <w:pPr>
+        <w:pStyle w:val="ListParagraph"/>
+        <w:numPr>
+          <w:ilvl w:val="0"/>
+          <w:numId w:val="2"/>
+        </w:numPr>
+        <w:rPr>
+          <w:sz w:val="26"/>
+          <w:szCs w:val="26"/>
+        </w:rPr>
+      </w:pPr>
+      <w:r>
+        <w:rPr>
+          <w:sz w:val="26"/>
+          <w:szCs w:val="26"/>
+        </w:rPr>
+        <w:t>.carousel-item</w:t>
+      </w:r>
+      <w:r>
+        <w:rPr>
+          <w:sz w:val="26"/>
+          <w:szCs w:val="26"/>
+        </w:rPr>
+        <w:t xml:space="preserve"> : thêm vào thẻ div cho mỗi slide</w:t>
+      </w:r>
+    </w:p>
+    <w:p>
+      <w:pPr>
+        <w:pStyle w:val="ListParagraph"/>
+        <w:numPr>
+          <w:ilvl w:val="0"/>
+          <w:numId w:val="2"/>
+        </w:numPr>
+        <w:rPr>
+          <w:sz w:val="26"/>
+          <w:szCs w:val="26"/>
+        </w:rPr>
+      </w:pPr>
+      <w:r>
+        <w:rPr>
+          <w:sz w:val="26"/>
+          <w:szCs w:val="26"/>
+        </w:rPr>
+        <w:t>.carousel-control-prev</w:t>
+      </w:r>
+      <w:r>
+        <w:rPr>
+          <w:sz w:val="26"/>
+          <w:szCs w:val="26"/>
+        </w:rPr>
+        <w:t xml:space="preserve">: nút trở về slide trước. sử dụng </w:t>
+      </w:r>
+      <w:r>
+        <w:rPr>
+          <w:sz w:val="26"/>
+          <w:szCs w:val="26"/>
+        </w:rPr>
+        <w:t>.carousel-control-prev-icon</w:t>
+      </w:r>
+      <w:r>
+        <w:rPr>
+          <w:sz w:val="26"/>
+          <w:szCs w:val="26"/>
+        </w:rPr>
+        <w:t xml:space="preserve"> để tạo icon trở về trước</w:t>
+      </w:r>
+    </w:p>
+    <w:p>
+      <w:pPr>
+        <w:pStyle w:val="ListParagraph"/>
+        <w:numPr>
+          <w:ilvl w:val="0"/>
+          <w:numId w:val="2"/>
+        </w:numPr>
+        <w:rPr>
+          <w:sz w:val="26"/>
+          <w:szCs w:val="26"/>
+        </w:rPr>
+      </w:pPr>
+      <w:r>
+        <w:rPr>
+          <w:sz w:val="26"/>
+          <w:szCs w:val="26"/>
+        </w:rPr>
+        <w:t>.carousel-control-next</w:t>
+      </w:r>
+      <w:r>
+        <w:rPr>
+          <w:sz w:val="26"/>
+          <w:szCs w:val="26"/>
+        </w:rPr>
+        <w:t xml:space="preserve">: nút chuyển đến slide tiếp theo. Sử dụng </w:t>
+      </w:r>
+      <w:r>
+        <w:rPr>
+          <w:sz w:val="26"/>
+          <w:szCs w:val="26"/>
+        </w:rPr>
+        <w:t>.carousel-control-next-icon</w:t>
+      </w:r>
+      <w:r>
+        <w:rPr>
+          <w:sz w:val="26"/>
+          <w:szCs w:val="26"/>
+        </w:rPr>
+        <w:t xml:space="preserve"> để tạo icon tiếp theo</w:t>
+      </w:r>
+    </w:p>
+    <w:p>
+      <w:pPr>
+        <w:pStyle w:val="HTMLPreformatted"/>
+        <w:shd w:val="clear" w:color="auto" w:fill="FFFFFF"/>
+        <w:ind w:left="360"/>
+        <w:rPr>
+          <w:color w:val="000000"/>
+        </w:rPr>
+      </w:pPr>
+      <w:r>
+        <w:rPr>
+          <w:rStyle w:val="linewrapper"/>
+          <w:rFonts w:eastAsiaTheme="majorEastAsia"/>
+          <w:color w:val="696969"/>
+        </w:rPr>
+        <w:t>&lt;!-- Carousel --&gt;</w:t>
+      </w:r>
+    </w:p>
+    <w:p>
+      <w:pPr>
+        <w:pStyle w:val="HTMLPreformatted"/>
+        <w:shd w:val="clear" w:color="auto" w:fill="FFFFFF"/>
+        <w:ind w:left="360"/>
+        <w:rPr>
+          <w:color w:val="000000"/>
+        </w:rPr>
+      </w:pPr>
+      <w:r>
+        <w:rPr>
+          <w:rStyle w:val="linewrapper"/>
+          <w:rFonts w:eastAsiaTheme="majorEastAsia"/>
+          <w:color w:val="A65700"/>
+        </w:rPr>
+        <w:t>&lt;</w:t>
+      </w:r>
+      <w:r>
+        <w:rPr>
+          <w:rStyle w:val="linewrapper"/>
+          <w:rFonts w:eastAsiaTheme="majorEastAsia"/>
+          <w:b/>
+          <w:bCs/>
+          <w:color w:val="800000"/>
+        </w:rPr>
+        <w:t>div</w:t>
+      </w:r>
+      <w:r>
+        <w:rPr>
+          <w:rStyle w:val="linewrapper"/>
+          <w:rFonts w:eastAsiaTheme="majorEastAsia"/>
+          <w:color w:val="274796"/>
+        </w:rPr>
+        <w:t xml:space="preserve"> </w:t>
+      </w:r>
+      <w:r>
+        <w:rPr>
+          <w:rStyle w:val="linewrapper"/>
+          <w:rFonts w:eastAsiaTheme="majorEastAsia"/>
+          <w:color w:val="074726"/>
+        </w:rPr>
+        <w:t>id</w:t>
+      </w:r>
+      <w:r>
+        <w:rPr>
+          <w:rStyle w:val="linewrapper"/>
+          <w:rFonts w:eastAsiaTheme="majorEastAsia"/>
+          <w:color w:val="808030"/>
+        </w:rPr>
+        <w:t>=</w:t>
+      </w:r>
+      <w:r>
+        <w:rPr>
+          <w:rStyle w:val="linewrapper"/>
+          <w:rFonts w:eastAsiaTheme="majorEastAsia"/>
+          <w:color w:val="0000E6"/>
+        </w:rPr>
+        <w:t>"demo"</w:t>
+      </w:r>
+      <w:r>
+        <w:rPr>
+          <w:rStyle w:val="linewrapper"/>
+          <w:rFonts w:eastAsiaTheme="majorEastAsia"/>
+          <w:color w:val="274796"/>
+        </w:rPr>
+        <w:t xml:space="preserve"> </w:t>
+      </w:r>
+      <w:r>
+        <w:rPr>
+          <w:rStyle w:val="linewrapper"/>
+          <w:rFonts w:eastAsiaTheme="majorEastAsia"/>
+          <w:color w:val="074726"/>
+        </w:rPr>
+        <w:t>class</w:t>
+      </w:r>
+      <w:r>
+        <w:rPr>
+          <w:rStyle w:val="linewrapper"/>
+          <w:rFonts w:eastAsiaTheme="majorEastAsia"/>
+          <w:color w:val="808030"/>
+        </w:rPr>
+        <w:t>=</w:t>
+      </w:r>
+      <w:r>
+        <w:rPr>
+          <w:rStyle w:val="linewrapper"/>
+          <w:rFonts w:eastAsiaTheme="majorEastAsia"/>
+          <w:color w:val="0000E6"/>
+        </w:rPr>
+        <w:t>"carousel slide"</w:t>
+      </w:r>
+      <w:r>
+        <w:rPr>
+          <w:rStyle w:val="linewrapper"/>
+          <w:rFonts w:eastAsiaTheme="majorEastAsia"/>
+          <w:color w:val="274796"/>
+        </w:rPr>
+        <w:t xml:space="preserve"> </w:t>
+      </w:r>
+      <w:r>
+        <w:rPr>
+          <w:rStyle w:val="linewrapper"/>
+          <w:rFonts w:eastAsiaTheme="majorEastAsia"/>
+          <w:color w:val="074726"/>
+        </w:rPr>
+        <w:t>data</w:t>
+      </w:r>
+      <w:r>
+        <w:rPr>
+          <w:rStyle w:val="linewrapper"/>
+          <w:rFonts w:eastAsiaTheme="majorEastAsia"/>
+          <w:color w:val="274796"/>
+        </w:rPr>
+        <w:t>-bs-ride</w:t>
+      </w:r>
+      <w:r>
+        <w:rPr>
+          <w:rStyle w:val="linewrapper"/>
+          <w:rFonts w:eastAsiaTheme="majorEastAsia"/>
+          <w:color w:val="808030"/>
+        </w:rPr>
+        <w:t>=</w:t>
+      </w:r>
+      <w:r>
+        <w:rPr>
+          <w:rStyle w:val="linewrapper"/>
+          <w:rFonts w:eastAsiaTheme="majorEastAsia"/>
+          <w:color w:val="0000E6"/>
+        </w:rPr>
+        <w:t>"carousel"</w:t>
+      </w:r>
+      <w:r>
+        <w:rPr>
+          <w:rStyle w:val="linewrapper"/>
+          <w:rFonts w:eastAsiaTheme="majorEastAsia"/>
+          <w:color w:val="A65700"/>
+        </w:rPr>
+        <w:t>&gt;</w:t>
+      </w:r>
+    </w:p>
+    <w:p>
+      <w:pPr>
+        <w:pStyle w:val="HTMLPreformatted"/>
+        <w:shd w:val="clear" w:color="auto" w:fill="FFFFFF"/>
+        <w:ind w:left="360"/>
+        <w:rPr>
+          <w:color w:val="000000"/>
+        </w:rPr>
+      </w:pPr>
+    </w:p>
+    <w:p>
+      <w:pPr>
+        <w:pStyle w:val="HTMLPreformatted"/>
+        <w:shd w:val="clear" w:color="auto" w:fill="FFFFFF"/>
+        <w:ind w:left="360"/>
+        <w:rPr>
+          <w:color w:val="000000"/>
+        </w:rPr>
+      </w:pPr>
+      <w:r>
+        <w:rPr>
+          <w:rStyle w:val="linewrapper"/>
+          <w:rFonts w:eastAsiaTheme="majorEastAsia"/>
+          <w:color w:val="000000"/>
+        </w:rPr>
+        <w:t xml:space="preserve">  </w:t>
+      </w:r>
+      <w:r>
+        <w:rPr>
+          <w:rStyle w:val="linewrapper"/>
+          <w:rFonts w:eastAsiaTheme="majorEastAsia"/>
+          <w:color w:val="696969"/>
+        </w:rPr>
+        <w:t>&lt;!-- Indicators/dots --&gt;</w:t>
+      </w:r>
+    </w:p>
+    <w:p>
+      <w:pPr>
+        <w:pStyle w:val="HTMLPreformatted"/>
+        <w:shd w:val="clear" w:color="auto" w:fill="FFFFFF"/>
+        <w:ind w:left="360"/>
+        <w:rPr>
+          <w:color w:val="000000"/>
+        </w:rPr>
+      </w:pPr>
+      <w:r>
+        <w:rPr>
+          <w:rStyle w:val="linewrapper"/>
+          <w:rFonts w:eastAsiaTheme="majorEastAsia"/>
+          <w:color w:val="000000"/>
+        </w:rPr>
+        <w:t xml:space="preserve">  </w:t>
+      </w:r>
+      <w:r>
+        <w:rPr>
+          <w:rStyle w:val="linewrapper"/>
+          <w:rFonts w:eastAsiaTheme="majorEastAsia"/>
+          <w:color w:val="A65700"/>
+        </w:rPr>
+        <w:t>&lt;</w:t>
+      </w:r>
+      <w:r>
+        <w:rPr>
+          <w:rStyle w:val="linewrapper"/>
+          <w:rFonts w:eastAsiaTheme="majorEastAsia"/>
+          <w:b/>
+          <w:bCs/>
+          <w:color w:val="800000"/>
+        </w:rPr>
+        <w:t>div</w:t>
+      </w:r>
+      <w:r>
+        <w:rPr>
+          <w:rStyle w:val="linewrapper"/>
+          <w:rFonts w:eastAsiaTheme="majorEastAsia"/>
+          <w:color w:val="274796"/>
+        </w:rPr>
+        <w:t xml:space="preserve"> </w:t>
+      </w:r>
+      <w:r>
+        <w:rPr>
+          <w:rStyle w:val="linewrapper"/>
+          <w:rFonts w:eastAsiaTheme="majorEastAsia"/>
+          <w:color w:val="074726"/>
+        </w:rPr>
+        <w:t>class</w:t>
+      </w:r>
+      <w:r>
+        <w:rPr>
+          <w:rStyle w:val="linewrapper"/>
+          <w:rFonts w:eastAsiaTheme="majorEastAsia"/>
+          <w:color w:val="808030"/>
+        </w:rPr>
+        <w:t>=</w:t>
+      </w:r>
+      <w:r>
+        <w:rPr>
+          <w:rStyle w:val="linewrapper"/>
+          <w:rFonts w:eastAsiaTheme="majorEastAsia"/>
+          <w:color w:val="0000E6"/>
+        </w:rPr>
+        <w:t>"carousel-indicators"</w:t>
+      </w:r>
+      <w:r>
+        <w:rPr>
+          <w:rStyle w:val="linewrapper"/>
+          <w:rFonts w:eastAsiaTheme="majorEastAsia"/>
+          <w:color w:val="A65700"/>
+        </w:rPr>
+        <w:t>&gt;</w:t>
+      </w:r>
+    </w:p>
+    <w:p>
+      <w:pPr>
+        <w:pStyle w:val="HTMLPreformatted"/>
+        <w:shd w:val="clear" w:color="auto" w:fill="FFFFFF"/>
+        <w:ind w:left="360"/>
+        <w:rPr>
+          <w:color w:val="000000"/>
+        </w:rPr>
+      </w:pPr>
+      <w:r>
+        <w:rPr>
+          <w:rStyle w:val="linewrapper"/>
+          <w:rFonts w:eastAsiaTheme="majorEastAsia"/>
+          <w:color w:val="000000"/>
+        </w:rPr>
+        <w:t xml:space="preserve">    </w:t>
+      </w:r>
+      <w:r>
+        <w:rPr>
+          <w:rStyle w:val="linewrapper"/>
+          <w:rFonts w:eastAsiaTheme="majorEastAsia"/>
+          <w:color w:val="A65700"/>
+        </w:rPr>
+        <w:t>&lt;</w:t>
+      </w:r>
+      <w:r>
+        <w:rPr>
+          <w:rStyle w:val="linewrapper"/>
+          <w:rFonts w:eastAsiaTheme="majorEastAsia"/>
+          <w:b/>
+          <w:bCs/>
+          <w:color w:val="800000"/>
+        </w:rPr>
+        <w:t>button</w:t>
+      </w:r>
+      <w:r>
+        <w:rPr>
+          <w:rStyle w:val="linewrapper"/>
+          <w:rFonts w:eastAsiaTheme="majorEastAsia"/>
+          <w:color w:val="274796"/>
+        </w:rPr>
+        <w:t xml:space="preserve"> </w:t>
+      </w:r>
+      <w:r>
+        <w:rPr>
+          <w:rStyle w:val="linewrapper"/>
+          <w:rFonts w:eastAsiaTheme="majorEastAsia"/>
+          <w:color w:val="074726"/>
+        </w:rPr>
+        <w:t>type</w:t>
+      </w:r>
+      <w:r>
+        <w:rPr>
+          <w:rStyle w:val="linewrapper"/>
+          <w:rFonts w:eastAsiaTheme="majorEastAsia"/>
+          <w:color w:val="808030"/>
+        </w:rPr>
+        <w:t>=</w:t>
+      </w:r>
+      <w:r>
+        <w:rPr>
+          <w:rStyle w:val="linewrapper"/>
+          <w:rFonts w:eastAsiaTheme="majorEastAsia"/>
+          <w:color w:val="0000E6"/>
+        </w:rPr>
+        <w:t>"button"</w:t>
+      </w:r>
+      <w:r>
+        <w:rPr>
+          <w:rStyle w:val="linewrapper"/>
+          <w:rFonts w:eastAsiaTheme="majorEastAsia"/>
+          <w:color w:val="274796"/>
+        </w:rPr>
+        <w:t xml:space="preserve"> </w:t>
+      </w:r>
+      <w:r>
+        <w:rPr>
+          <w:rStyle w:val="linewrapper"/>
+          <w:rFonts w:eastAsiaTheme="majorEastAsia"/>
+          <w:color w:val="074726"/>
+        </w:rPr>
+        <w:t>data</w:t>
+      </w:r>
+      <w:r>
+        <w:rPr>
+          <w:rStyle w:val="linewrapper"/>
+          <w:rFonts w:eastAsiaTheme="majorEastAsia"/>
+          <w:color w:val="274796"/>
+        </w:rPr>
+        <w:t>-bs-</w:t>
+      </w:r>
+      <w:r>
+        <w:rPr>
+          <w:rStyle w:val="linewrapper"/>
+          <w:rFonts w:eastAsiaTheme="majorEastAsia"/>
+          <w:color w:val="074726"/>
+        </w:rPr>
+        <w:t>target</w:t>
+      </w:r>
+      <w:r>
+        <w:rPr>
+          <w:rStyle w:val="linewrapper"/>
+          <w:rFonts w:eastAsiaTheme="majorEastAsia"/>
+          <w:color w:val="808030"/>
+        </w:rPr>
+        <w:t>=</w:t>
+      </w:r>
+      <w:r>
+        <w:rPr>
+          <w:rStyle w:val="linewrapper"/>
+          <w:rFonts w:eastAsiaTheme="majorEastAsia"/>
+          <w:color w:val="0000E6"/>
+        </w:rPr>
+        <w:t>"#demo"</w:t>
+      </w:r>
+      <w:r>
+        <w:rPr>
+          <w:rStyle w:val="linewrapper"/>
+          <w:rFonts w:eastAsiaTheme="majorEastAsia"/>
+          <w:color w:val="274796"/>
+        </w:rPr>
+        <w:t xml:space="preserve"> </w:t>
+      </w:r>
+      <w:r>
+        <w:rPr>
+          <w:rStyle w:val="linewrapper"/>
+          <w:rFonts w:eastAsiaTheme="majorEastAsia"/>
+          <w:color w:val="074726"/>
+        </w:rPr>
+        <w:t>data</w:t>
+      </w:r>
+      <w:r>
+        <w:rPr>
+          <w:rStyle w:val="linewrapper"/>
+          <w:rFonts w:eastAsiaTheme="majorEastAsia"/>
+          <w:color w:val="274796"/>
+        </w:rPr>
+        <w:t>-bs-slide-to</w:t>
+      </w:r>
+      <w:r>
+        <w:rPr>
+          <w:rStyle w:val="linewrapper"/>
+          <w:rFonts w:eastAsiaTheme="majorEastAsia"/>
+          <w:color w:val="808030"/>
+        </w:rPr>
+        <w:t>=</w:t>
+      </w:r>
+      <w:r>
+        <w:rPr>
+          <w:rStyle w:val="linewrapper"/>
+          <w:rFonts w:eastAsiaTheme="majorEastAsia"/>
+          <w:color w:val="0000E6"/>
+        </w:rPr>
+        <w:t>"0"</w:t>
+      </w:r>
+      <w:r>
+        <w:rPr>
+          <w:rStyle w:val="linewrapper"/>
+          <w:rFonts w:eastAsiaTheme="majorEastAsia"/>
+          <w:color w:val="274796"/>
+        </w:rPr>
+        <w:t xml:space="preserve"> </w:t>
+      </w:r>
+      <w:r>
+        <w:rPr>
+          <w:rStyle w:val="linewrapper"/>
+          <w:rFonts w:eastAsiaTheme="majorEastAsia"/>
+          <w:color w:val="074726"/>
+        </w:rPr>
+        <w:t>class</w:t>
+      </w:r>
+      <w:r>
+        <w:rPr>
+          <w:rStyle w:val="linewrapper"/>
+          <w:rFonts w:eastAsiaTheme="majorEastAsia"/>
+          <w:color w:val="808030"/>
+        </w:rPr>
+        <w:t>=</w:t>
+      </w:r>
+      <w:r>
+        <w:rPr>
+          <w:rStyle w:val="linewrapper"/>
+          <w:rFonts w:eastAsiaTheme="majorEastAsia"/>
+          <w:color w:val="0000E6"/>
+        </w:rPr>
+        <w:t>"active"</w:t>
+      </w:r>
+      <w:r>
+        <w:rPr>
+          <w:rStyle w:val="linewrapper"/>
+          <w:rFonts w:eastAsiaTheme="majorEastAsia"/>
+          <w:color w:val="A65700"/>
+        </w:rPr>
+        <w:t>&gt;&lt;/</w:t>
+      </w:r>
+      <w:r>
+        <w:rPr>
+          <w:rStyle w:val="linewrapper"/>
+          <w:rFonts w:eastAsiaTheme="majorEastAsia"/>
+          <w:b/>
+          <w:bCs/>
+          <w:color w:val="800000"/>
+        </w:rPr>
+        <w:t>button</w:t>
+      </w:r>
+      <w:r>
+        <w:rPr>
+          <w:rStyle w:val="linewrapper"/>
+          <w:rFonts w:eastAsiaTheme="majorEastAsia"/>
+          <w:color w:val="A65700"/>
+        </w:rPr>
+        <w:t>&gt;</w:t>
+      </w:r>
+    </w:p>
+    <w:p>
+      <w:pPr>
+        <w:pStyle w:val="HTMLPreformatted"/>
+        <w:shd w:val="clear" w:color="auto" w:fill="FFFFFF"/>
+        <w:ind w:left="360"/>
+        <w:rPr>
+          <w:color w:val="000000"/>
+        </w:rPr>
+      </w:pPr>
+      <w:r>
+        <w:rPr>
+          <w:rStyle w:val="linewrapper"/>
+          <w:rFonts w:eastAsiaTheme="majorEastAsia"/>
+          <w:color w:val="000000"/>
+        </w:rPr>
+        <w:t xml:space="preserve">    </w:t>
+      </w:r>
+      <w:r>
+        <w:rPr>
+          <w:rStyle w:val="linewrapper"/>
+          <w:rFonts w:eastAsiaTheme="majorEastAsia"/>
+          <w:color w:val="A65700"/>
+        </w:rPr>
+        <w:t>&lt;</w:t>
+      </w:r>
+      <w:r>
+        <w:rPr>
+          <w:rStyle w:val="linewrapper"/>
+          <w:rFonts w:eastAsiaTheme="majorEastAsia"/>
+          <w:b/>
+          <w:bCs/>
+          <w:color w:val="800000"/>
+        </w:rPr>
+        <w:t>button</w:t>
+      </w:r>
+      <w:r>
+        <w:rPr>
+          <w:rStyle w:val="linewrapper"/>
+          <w:rFonts w:eastAsiaTheme="majorEastAsia"/>
+          <w:color w:val="274796"/>
+        </w:rPr>
+        <w:t xml:space="preserve"> </w:t>
+      </w:r>
+      <w:r>
+        <w:rPr>
+          <w:rStyle w:val="linewrapper"/>
+          <w:rFonts w:eastAsiaTheme="majorEastAsia"/>
+          <w:color w:val="074726"/>
+        </w:rPr>
+        <w:t>type</w:t>
+      </w:r>
+      <w:r>
+        <w:rPr>
+          <w:rStyle w:val="linewrapper"/>
+          <w:rFonts w:eastAsiaTheme="majorEastAsia"/>
+          <w:color w:val="808030"/>
+        </w:rPr>
+        <w:t>=</w:t>
+      </w:r>
+      <w:r>
+        <w:rPr>
+          <w:rStyle w:val="linewrapper"/>
+          <w:rFonts w:eastAsiaTheme="majorEastAsia"/>
+          <w:color w:val="0000E6"/>
+        </w:rPr>
+        <w:t>"button"</w:t>
+      </w:r>
+      <w:r>
+        <w:rPr>
+          <w:rStyle w:val="linewrapper"/>
+          <w:rFonts w:eastAsiaTheme="majorEastAsia"/>
+          <w:color w:val="274796"/>
+        </w:rPr>
+        <w:t xml:space="preserve"> </w:t>
+      </w:r>
+      <w:r>
+        <w:rPr>
+          <w:rStyle w:val="linewrapper"/>
+          <w:rFonts w:eastAsiaTheme="majorEastAsia"/>
+          <w:color w:val="074726"/>
+        </w:rPr>
+        <w:t>data</w:t>
+      </w:r>
+      <w:r>
+        <w:rPr>
+          <w:rStyle w:val="linewrapper"/>
+          <w:rFonts w:eastAsiaTheme="majorEastAsia"/>
+          <w:color w:val="274796"/>
+        </w:rPr>
+        <w:t>-bs-</w:t>
+      </w:r>
+      <w:r>
+        <w:rPr>
+          <w:rStyle w:val="linewrapper"/>
+          <w:rFonts w:eastAsiaTheme="majorEastAsia"/>
+          <w:color w:val="074726"/>
+        </w:rPr>
+        <w:t>target</w:t>
+      </w:r>
+      <w:r>
+        <w:rPr>
+          <w:rStyle w:val="linewrapper"/>
+          <w:rFonts w:eastAsiaTheme="majorEastAsia"/>
+          <w:color w:val="808030"/>
+        </w:rPr>
+        <w:t>=</w:t>
+      </w:r>
+      <w:r>
+        <w:rPr>
+          <w:rStyle w:val="linewrapper"/>
+          <w:rFonts w:eastAsiaTheme="majorEastAsia"/>
+          <w:color w:val="0000E6"/>
+        </w:rPr>
+        <w:t>"#demo"</w:t>
+      </w:r>
+      <w:r>
+        <w:rPr>
+          <w:rStyle w:val="linewrapper"/>
+          <w:rFonts w:eastAsiaTheme="majorEastAsia"/>
+          <w:color w:val="274796"/>
+        </w:rPr>
+        <w:t xml:space="preserve"> </w:t>
+      </w:r>
+      <w:r>
+        <w:rPr>
+          <w:rStyle w:val="linewrapper"/>
+          <w:rFonts w:eastAsiaTheme="majorEastAsia"/>
+          <w:color w:val="074726"/>
+        </w:rPr>
+        <w:t>data</w:t>
+      </w:r>
+      <w:r>
+        <w:rPr>
+          <w:rStyle w:val="linewrapper"/>
+          <w:rFonts w:eastAsiaTheme="majorEastAsia"/>
+          <w:color w:val="274796"/>
+        </w:rPr>
+        <w:t>-bs-slide-to</w:t>
+      </w:r>
+      <w:r>
+        <w:rPr>
+          <w:rStyle w:val="linewrapper"/>
+          <w:rFonts w:eastAsiaTheme="majorEastAsia"/>
+          <w:color w:val="808030"/>
+        </w:rPr>
+        <w:t>=</w:t>
+      </w:r>
+      <w:r>
+        <w:rPr>
+          <w:rStyle w:val="linewrapper"/>
+          <w:rFonts w:eastAsiaTheme="majorEastAsia"/>
+          <w:color w:val="0000E6"/>
+        </w:rPr>
+        <w:t>"1"</w:t>
+      </w:r>
+      <w:r>
+        <w:rPr>
+          <w:rStyle w:val="linewrapper"/>
+          <w:rFonts w:eastAsiaTheme="majorEastAsia"/>
+          <w:color w:val="A65700"/>
+        </w:rPr>
+        <w:t>&gt;&lt;/</w:t>
+      </w:r>
+      <w:r>
+        <w:rPr>
+          <w:rStyle w:val="linewrapper"/>
+          <w:rFonts w:eastAsiaTheme="majorEastAsia"/>
+          <w:b/>
+          <w:bCs/>
+          <w:color w:val="800000"/>
+        </w:rPr>
+        <w:t>button</w:t>
+      </w:r>
+      <w:r>
+        <w:rPr>
+          <w:rStyle w:val="linewrapper"/>
+          <w:rFonts w:eastAsiaTheme="majorEastAsia"/>
+          <w:color w:val="A65700"/>
+        </w:rPr>
+        <w:t>&gt;</w:t>
+      </w:r>
+    </w:p>
+    <w:p>
+      <w:pPr>
+        <w:pStyle w:val="HTMLPreformatted"/>
+        <w:shd w:val="clear" w:color="auto" w:fill="FFFFFF"/>
+        <w:ind w:left="360"/>
+        <w:rPr>
+          <w:color w:val="000000"/>
+        </w:rPr>
+      </w:pPr>
+      <w:r>
+        <w:rPr>
+          <w:rStyle w:val="linewrapper"/>
+          <w:rFonts w:eastAsiaTheme="majorEastAsia"/>
+          <w:color w:val="000000"/>
+        </w:rPr>
+        <w:t xml:space="preserve">    </w:t>
+      </w:r>
+      <w:r>
+        <w:rPr>
+          <w:rStyle w:val="linewrapper"/>
+          <w:rFonts w:eastAsiaTheme="majorEastAsia"/>
+          <w:color w:val="A65700"/>
+        </w:rPr>
+        <w:t>&lt;</w:t>
+      </w:r>
+      <w:r>
+        <w:rPr>
+          <w:rStyle w:val="linewrapper"/>
+          <w:rFonts w:eastAsiaTheme="majorEastAsia"/>
+          <w:b/>
+          <w:bCs/>
+          <w:color w:val="800000"/>
+        </w:rPr>
+        <w:t>button</w:t>
+      </w:r>
+      <w:r>
+        <w:rPr>
+          <w:rStyle w:val="linewrapper"/>
+          <w:rFonts w:eastAsiaTheme="majorEastAsia"/>
+          <w:color w:val="274796"/>
+        </w:rPr>
+        <w:t xml:space="preserve"> </w:t>
+      </w:r>
+      <w:r>
+        <w:rPr>
+          <w:rStyle w:val="linewrapper"/>
+          <w:rFonts w:eastAsiaTheme="majorEastAsia"/>
+          <w:color w:val="074726"/>
+        </w:rPr>
+        <w:t>type</w:t>
+      </w:r>
+      <w:r>
+        <w:rPr>
+          <w:rStyle w:val="linewrapper"/>
+          <w:rFonts w:eastAsiaTheme="majorEastAsia"/>
+          <w:color w:val="808030"/>
+        </w:rPr>
+        <w:t>=</w:t>
+      </w:r>
+      <w:r>
+        <w:rPr>
+          <w:rStyle w:val="linewrapper"/>
+          <w:rFonts w:eastAsiaTheme="majorEastAsia"/>
+          <w:color w:val="0000E6"/>
+        </w:rPr>
+        <w:t>"button"</w:t>
+      </w:r>
+      <w:r>
+        <w:rPr>
+          <w:rStyle w:val="linewrapper"/>
+          <w:rFonts w:eastAsiaTheme="majorEastAsia"/>
+          <w:color w:val="274796"/>
+        </w:rPr>
+        <w:t xml:space="preserve"> </w:t>
+      </w:r>
+      <w:r>
+        <w:rPr>
+          <w:rStyle w:val="linewrapper"/>
+          <w:rFonts w:eastAsiaTheme="majorEastAsia"/>
+          <w:color w:val="074726"/>
+        </w:rPr>
+        <w:t>data</w:t>
+      </w:r>
+      <w:r>
+        <w:rPr>
+          <w:rStyle w:val="linewrapper"/>
+          <w:rFonts w:eastAsiaTheme="majorEastAsia"/>
+          <w:color w:val="274796"/>
+        </w:rPr>
+        <w:t>-bs-</w:t>
+      </w:r>
+      <w:r>
+        <w:rPr>
+          <w:rStyle w:val="linewrapper"/>
+          <w:rFonts w:eastAsiaTheme="majorEastAsia"/>
+          <w:color w:val="074726"/>
+        </w:rPr>
+        <w:t>target</w:t>
+      </w:r>
+      <w:r>
+        <w:rPr>
+          <w:rStyle w:val="linewrapper"/>
+          <w:rFonts w:eastAsiaTheme="majorEastAsia"/>
+          <w:color w:val="808030"/>
+        </w:rPr>
+        <w:t>=</w:t>
+      </w:r>
+      <w:r>
+        <w:rPr>
+          <w:rStyle w:val="linewrapper"/>
+          <w:rFonts w:eastAsiaTheme="majorEastAsia"/>
+          <w:color w:val="0000E6"/>
+        </w:rPr>
+        <w:t>"#demo"</w:t>
+      </w:r>
+      <w:r>
+        <w:rPr>
+          <w:rStyle w:val="linewrapper"/>
+          <w:rFonts w:eastAsiaTheme="majorEastAsia"/>
+          <w:color w:val="274796"/>
+        </w:rPr>
+        <w:t xml:space="preserve"> </w:t>
+      </w:r>
+      <w:r>
+        <w:rPr>
+          <w:rStyle w:val="linewrapper"/>
+          <w:rFonts w:eastAsiaTheme="majorEastAsia"/>
+          <w:color w:val="074726"/>
+        </w:rPr>
+        <w:t>data</w:t>
+      </w:r>
+      <w:r>
+        <w:rPr>
+          <w:rStyle w:val="linewrapper"/>
+          <w:rFonts w:eastAsiaTheme="majorEastAsia"/>
+          <w:color w:val="274796"/>
+        </w:rPr>
+        <w:t>-bs-slide-to</w:t>
+      </w:r>
+      <w:r>
+        <w:rPr>
+          <w:rStyle w:val="linewrapper"/>
+          <w:rFonts w:eastAsiaTheme="majorEastAsia"/>
+          <w:color w:val="808030"/>
+        </w:rPr>
+        <w:t>=</w:t>
+      </w:r>
+      <w:r>
+        <w:rPr>
+          <w:rStyle w:val="linewrapper"/>
+          <w:rFonts w:eastAsiaTheme="majorEastAsia"/>
+          <w:color w:val="0000E6"/>
+        </w:rPr>
+        <w:t>"2"</w:t>
+      </w:r>
+      <w:r>
+        <w:rPr>
+          <w:rStyle w:val="linewrapper"/>
+          <w:rFonts w:eastAsiaTheme="majorEastAsia"/>
+          <w:color w:val="A65700"/>
+        </w:rPr>
+        <w:t>&gt;&lt;/</w:t>
+      </w:r>
+      <w:r>
+        <w:rPr>
+          <w:rStyle w:val="linewrapper"/>
+          <w:rFonts w:eastAsiaTheme="majorEastAsia"/>
+          <w:b/>
+          <w:bCs/>
+          <w:color w:val="800000"/>
+        </w:rPr>
+        <w:t>button</w:t>
+      </w:r>
+      <w:r>
+        <w:rPr>
+          <w:rStyle w:val="linewrapper"/>
+          <w:rFonts w:eastAsiaTheme="majorEastAsia"/>
+          <w:color w:val="A65700"/>
+        </w:rPr>
+        <w:t>&gt;</w:t>
+      </w:r>
+    </w:p>
+    <w:p>
+      <w:pPr>
+        <w:pStyle w:val="HTMLPreformatted"/>
+        <w:shd w:val="clear" w:color="auto" w:fill="FFFFFF"/>
+        <w:ind w:left="360"/>
+        <w:rPr>
+          <w:color w:val="000000"/>
+        </w:rPr>
+      </w:pPr>
+      <w:r>
+        <w:rPr>
+          <w:rStyle w:val="linewrapper"/>
+          <w:rFonts w:eastAsiaTheme="majorEastAsia"/>
+          <w:color w:val="000000"/>
+        </w:rPr>
+        <w:t xml:space="preserve">  </w:t>
+      </w:r>
+      <w:r>
+        <w:rPr>
+          <w:rStyle w:val="linewrapper"/>
+          <w:rFonts w:eastAsiaTheme="majorEastAsia"/>
+          <w:color w:val="A65700"/>
+        </w:rPr>
+        <w:t>&lt;/</w:t>
+      </w:r>
+      <w:r>
+        <w:rPr>
+          <w:rStyle w:val="linewrapper"/>
+          <w:rFonts w:eastAsiaTheme="majorEastAsia"/>
+          <w:b/>
+          <w:bCs/>
+          <w:color w:val="800000"/>
+        </w:rPr>
+        <w:t>div</w:t>
+      </w:r>
+      <w:r>
+        <w:rPr>
+          <w:rStyle w:val="linewrapper"/>
+          <w:rFonts w:eastAsiaTheme="majorEastAsia"/>
+          <w:color w:val="A65700"/>
+        </w:rPr>
+        <w:t>&gt;</w:t>
+      </w:r>
+    </w:p>
+    <w:p>
+      <w:pPr>
+        <w:pStyle w:val="HTMLPreformatted"/>
+        <w:shd w:val="clear" w:color="auto" w:fill="FFFFFF"/>
+        <w:ind w:left="360"/>
+        <w:rPr>
+          <w:color w:val="000000"/>
+        </w:rPr>
+      </w:pPr>
+      <w:r>
+        <w:rPr>
+          <w:rStyle w:val="linewrapper"/>
+          <w:rFonts w:eastAsiaTheme="majorEastAsia"/>
+          <w:color w:val="000000"/>
+        </w:rPr>
+        <w:t xml:space="preserve">  </w:t>
+      </w:r>
+    </w:p>
+    <w:p>
+      <w:pPr>
+        <w:pStyle w:val="HTMLPreformatted"/>
+        <w:shd w:val="clear" w:color="auto" w:fill="FFFFFF"/>
+        <w:ind w:left="360"/>
+        <w:rPr>
+          <w:color w:val="000000"/>
+        </w:rPr>
+      </w:pPr>
+      <w:r>
+        <w:rPr>
+          <w:rStyle w:val="linewrapper"/>
+          <w:rFonts w:eastAsiaTheme="majorEastAsia"/>
+          <w:color w:val="000000"/>
+        </w:rPr>
+        <w:t xml:space="preserve">  </w:t>
+      </w:r>
+      <w:r>
+        <w:rPr>
+          <w:rStyle w:val="linewrapper"/>
+          <w:rFonts w:eastAsiaTheme="majorEastAsia"/>
+          <w:color w:val="696969"/>
+        </w:rPr>
+        <w:t>&lt;!-- The slideshow/carousel --&gt;</w:t>
+      </w:r>
+    </w:p>
+    <w:p>
+      <w:pPr>
+        <w:pStyle w:val="HTMLPreformatted"/>
+        <w:shd w:val="clear" w:color="auto" w:fill="FFFFFF"/>
+        <w:ind w:left="360"/>
+        <w:rPr>
+          <w:color w:val="000000"/>
+        </w:rPr>
+      </w:pPr>
+      <w:r>
+        <w:rPr>
+          <w:rStyle w:val="linewrapper"/>
+          <w:rFonts w:eastAsiaTheme="majorEastAsia"/>
+          <w:color w:val="000000"/>
+        </w:rPr>
+        <w:t xml:space="preserve">  </w:t>
+      </w:r>
+      <w:r>
+        <w:rPr>
+          <w:rStyle w:val="linewrapper"/>
+          <w:rFonts w:eastAsiaTheme="majorEastAsia"/>
+          <w:color w:val="A65700"/>
+        </w:rPr>
+        <w:t>&lt;</w:t>
+      </w:r>
+      <w:r>
+        <w:rPr>
+          <w:rStyle w:val="linewrapper"/>
+          <w:rFonts w:eastAsiaTheme="majorEastAsia"/>
+          <w:b/>
+          <w:bCs/>
+          <w:color w:val="800000"/>
+        </w:rPr>
+        <w:t>div</w:t>
+      </w:r>
+      <w:r>
+        <w:rPr>
+          <w:rStyle w:val="linewrapper"/>
+          <w:rFonts w:eastAsiaTheme="majorEastAsia"/>
+          <w:color w:val="274796"/>
+        </w:rPr>
+        <w:t xml:space="preserve"> </w:t>
+      </w:r>
+      <w:r>
+        <w:rPr>
+          <w:rStyle w:val="linewrapper"/>
+          <w:rFonts w:eastAsiaTheme="majorEastAsia"/>
+          <w:color w:val="074726"/>
+        </w:rPr>
+        <w:t>class</w:t>
+      </w:r>
+      <w:r>
+        <w:rPr>
+          <w:rStyle w:val="linewrapper"/>
+          <w:rFonts w:eastAsiaTheme="majorEastAsia"/>
+          <w:color w:val="808030"/>
+        </w:rPr>
+        <w:t>=</w:t>
+      </w:r>
+      <w:r>
+        <w:rPr>
+          <w:rStyle w:val="linewrapper"/>
+          <w:rFonts w:eastAsiaTheme="majorEastAsia"/>
+          <w:color w:val="0000E6"/>
+        </w:rPr>
+        <w:t>"carousel-inner"</w:t>
+      </w:r>
+      <w:r>
+        <w:rPr>
+          <w:rStyle w:val="linewrapper"/>
+          <w:rFonts w:eastAsiaTheme="majorEastAsia"/>
+          <w:color w:val="A65700"/>
+        </w:rPr>
+        <w:t>&gt;</w:t>
+      </w:r>
+    </w:p>
+    <w:p>
+      <w:pPr>
+        <w:pStyle w:val="HTMLPreformatted"/>
+        <w:shd w:val="clear" w:color="auto" w:fill="FFFFFF"/>
+        <w:ind w:left="360"/>
+        <w:rPr>
+          <w:color w:val="000000"/>
+        </w:rPr>
+      </w:pPr>
+      <w:r>
+        <w:rPr>
+          <w:rStyle w:val="linewrapper"/>
+          <w:rFonts w:eastAsiaTheme="majorEastAsia"/>
+          <w:color w:val="000000"/>
+        </w:rPr>
+        <w:t xml:space="preserve">    </w:t>
+      </w:r>
+      <w:r>
+        <w:rPr>
+          <w:rStyle w:val="linewrapper"/>
+          <w:rFonts w:eastAsiaTheme="majorEastAsia"/>
+          <w:color w:val="A65700"/>
+        </w:rPr>
+        <w:t>&lt;</w:t>
+      </w:r>
+      <w:r>
+        <w:rPr>
+          <w:rStyle w:val="linewrapper"/>
+          <w:rFonts w:eastAsiaTheme="majorEastAsia"/>
+          <w:b/>
+          <w:bCs/>
+          <w:color w:val="800000"/>
+        </w:rPr>
+        <w:t>div</w:t>
+      </w:r>
+      <w:r>
+        <w:rPr>
+          <w:rStyle w:val="linewrapper"/>
+          <w:rFonts w:eastAsiaTheme="majorEastAsia"/>
+          <w:color w:val="274796"/>
+        </w:rPr>
+        <w:t xml:space="preserve"> </w:t>
+      </w:r>
+      <w:r>
+        <w:rPr>
+          <w:rStyle w:val="linewrapper"/>
+          <w:rFonts w:eastAsiaTheme="majorEastAsia"/>
+          <w:color w:val="074726"/>
+        </w:rPr>
+        <w:t>class</w:t>
+      </w:r>
+      <w:r>
+        <w:rPr>
+          <w:rStyle w:val="linewrapper"/>
+          <w:rFonts w:eastAsiaTheme="majorEastAsia"/>
+          <w:color w:val="808030"/>
+        </w:rPr>
+        <w:t>=</w:t>
+      </w:r>
+      <w:r>
+        <w:rPr>
+          <w:rStyle w:val="linewrapper"/>
+          <w:rFonts w:eastAsiaTheme="majorEastAsia"/>
+          <w:color w:val="0000E6"/>
+        </w:rPr>
+        <w:t>"carousel-item active"</w:t>
+      </w:r>
+      <w:r>
+        <w:rPr>
+          <w:rStyle w:val="linewrapper"/>
+          <w:rFonts w:eastAsiaTheme="majorEastAsia"/>
+          <w:color w:val="A65700"/>
+        </w:rPr>
+        <w:t>&gt;</w:t>
+      </w:r>
+    </w:p>
+    <w:p>
+      <w:pPr>
+        <w:pStyle w:val="HTMLPreformatted"/>
+        <w:shd w:val="clear" w:color="auto" w:fill="FFFFFF"/>
+        <w:ind w:left="360"/>
+        <w:rPr>
+          <w:color w:val="000000"/>
+        </w:rPr>
+      </w:pPr>
+      <w:r>
+        <w:rPr>
+          <w:rStyle w:val="linewrapper"/>
+          <w:rFonts w:eastAsiaTheme="majorEastAsia"/>
+          <w:color w:val="000000"/>
+        </w:rPr>
+        <w:t xml:space="preserve">      </w:t>
+      </w:r>
+      <w:r>
+        <w:rPr>
+          <w:rStyle w:val="linewrapper"/>
+          <w:rFonts w:eastAsiaTheme="majorEastAsia"/>
+          <w:color w:val="A65700"/>
+        </w:rPr>
+        <w:t>&lt;</w:t>
+      </w:r>
+      <w:r>
+        <w:rPr>
+          <w:rStyle w:val="linewrapper"/>
+          <w:rFonts w:eastAsiaTheme="majorEastAsia"/>
+          <w:b/>
+          <w:bCs/>
+          <w:color w:val="800000"/>
+        </w:rPr>
+        <w:t>img</w:t>
+      </w:r>
+      <w:r>
+        <w:rPr>
+          <w:rStyle w:val="linewrapper"/>
+          <w:rFonts w:eastAsiaTheme="majorEastAsia"/>
+          <w:color w:val="274796"/>
+        </w:rPr>
+        <w:t xml:space="preserve"> </w:t>
+      </w:r>
+      <w:r>
+        <w:rPr>
+          <w:rStyle w:val="linewrapper"/>
+          <w:rFonts w:eastAsiaTheme="majorEastAsia"/>
+          <w:color w:val="074726"/>
+        </w:rPr>
+        <w:t>src</w:t>
+      </w:r>
+      <w:r>
+        <w:rPr>
+          <w:rStyle w:val="linewrapper"/>
+          <w:rFonts w:eastAsiaTheme="majorEastAsia"/>
+          <w:color w:val="808030"/>
+        </w:rPr>
+        <w:t>=</w:t>
+      </w:r>
+      <w:r>
+        <w:rPr>
+          <w:rStyle w:val="linewrapper"/>
+          <w:rFonts w:eastAsiaTheme="majorEastAsia"/>
+          <w:color w:val="0000E6"/>
+        </w:rPr>
+        <w:t>"la.jpg"</w:t>
+      </w:r>
+      <w:r>
+        <w:rPr>
+          <w:rStyle w:val="linewrapper"/>
+          <w:rFonts w:eastAsiaTheme="majorEastAsia"/>
+          <w:color w:val="274796"/>
+        </w:rPr>
+        <w:t xml:space="preserve"> </w:t>
+      </w:r>
+      <w:r>
+        <w:rPr>
+          <w:rStyle w:val="linewrapper"/>
+          <w:rFonts w:eastAsiaTheme="majorEastAsia"/>
+          <w:color w:val="074726"/>
+        </w:rPr>
+        <w:t>alt</w:t>
+      </w:r>
+      <w:r>
+        <w:rPr>
+          <w:rStyle w:val="linewrapper"/>
+          <w:rFonts w:eastAsiaTheme="majorEastAsia"/>
+          <w:color w:val="808030"/>
+        </w:rPr>
+        <w:t>=</w:t>
+      </w:r>
+      <w:r>
+        <w:rPr>
+          <w:rStyle w:val="linewrapper"/>
+          <w:rFonts w:eastAsiaTheme="majorEastAsia"/>
+          <w:color w:val="0000E6"/>
+        </w:rPr>
+        <w:t>"Los Angeles"</w:t>
+      </w:r>
+      <w:r>
+        <w:rPr>
+          <w:rStyle w:val="linewrapper"/>
+          <w:rFonts w:eastAsiaTheme="majorEastAsia"/>
+          <w:color w:val="274796"/>
+        </w:rPr>
+        <w:t xml:space="preserve"> </w:t>
+      </w:r>
+      <w:r>
+        <w:rPr>
+          <w:rStyle w:val="linewrapper"/>
+          <w:rFonts w:eastAsiaTheme="majorEastAsia"/>
+          <w:color w:val="074726"/>
+        </w:rPr>
+        <w:t>class</w:t>
+      </w:r>
+      <w:r>
+        <w:rPr>
+          <w:rStyle w:val="linewrapper"/>
+          <w:rFonts w:eastAsiaTheme="majorEastAsia"/>
+          <w:color w:val="808030"/>
+        </w:rPr>
+        <w:t>=</w:t>
+      </w:r>
+      <w:r>
+        <w:rPr>
+          <w:rStyle w:val="linewrapper"/>
+          <w:rFonts w:eastAsiaTheme="majorEastAsia"/>
+          <w:color w:val="0000E6"/>
+        </w:rPr>
+        <w:t>"d-block"</w:t>
+      </w:r>
+      <w:r>
+        <w:rPr>
+          <w:rStyle w:val="linewrapper"/>
+          <w:rFonts w:eastAsiaTheme="majorEastAsia"/>
+          <w:color w:val="274796"/>
+        </w:rPr>
+        <w:t xml:space="preserve"> </w:t>
+      </w:r>
+      <w:r>
+        <w:rPr>
+          <w:rStyle w:val="linewrapper"/>
+          <w:rFonts w:eastAsiaTheme="majorEastAsia"/>
+          <w:color w:val="074726"/>
+        </w:rPr>
+        <w:t>style</w:t>
+      </w:r>
+      <w:r>
+        <w:rPr>
+          <w:rStyle w:val="linewrapper"/>
+          <w:rFonts w:eastAsiaTheme="majorEastAsia"/>
+          <w:color w:val="808030"/>
+        </w:rPr>
+        <w:t>=</w:t>
+      </w:r>
+      <w:r>
+        <w:rPr>
+          <w:rStyle w:val="linewrapper"/>
+          <w:rFonts w:eastAsiaTheme="majorEastAsia"/>
+          <w:color w:val="0000E6"/>
+        </w:rPr>
+        <w:t>"</w:t>
+      </w:r>
+      <w:r>
+        <w:rPr>
+          <w:rStyle w:val="linewrapper"/>
+          <w:rFonts w:eastAsiaTheme="majorEastAsia"/>
+          <w:b/>
+          <w:bCs/>
+          <w:color w:val="BB7977"/>
+        </w:rPr>
+        <w:t>width</w:t>
+      </w:r>
+      <w:r>
+        <w:rPr>
+          <w:rStyle w:val="linewrapper"/>
+          <w:rFonts w:eastAsiaTheme="majorEastAsia"/>
+          <w:color w:val="808030"/>
+        </w:rPr>
+        <w:t>:</w:t>
+      </w:r>
+      <w:r>
+        <w:rPr>
+          <w:rStyle w:val="linewrapper"/>
+          <w:rFonts w:eastAsiaTheme="majorEastAsia"/>
+          <w:color w:val="008C00"/>
+        </w:rPr>
+        <w:t>100</w:t>
+      </w:r>
+      <w:r>
+        <w:rPr>
+          <w:rStyle w:val="linewrapper"/>
+          <w:rFonts w:eastAsiaTheme="majorEastAsia"/>
+          <w:color w:val="006600"/>
+        </w:rPr>
+        <w:t>%</w:t>
+      </w:r>
+      <w:r>
+        <w:rPr>
+          <w:rStyle w:val="linewrapper"/>
+          <w:rFonts w:eastAsiaTheme="majorEastAsia"/>
+          <w:color w:val="0000E6"/>
+        </w:rPr>
+        <w:t>"</w:t>
+      </w:r>
+      <w:r>
+        <w:rPr>
+          <w:rStyle w:val="linewrapper"/>
+          <w:rFonts w:eastAsiaTheme="majorEastAsia"/>
+          <w:color w:val="A65700"/>
+        </w:rPr>
+        <w:t>&gt;</w:t>
+      </w:r>
+    </w:p>
+    <w:p>
+      <w:pPr>
+        <w:pStyle w:val="HTMLPreformatted"/>
+        <w:shd w:val="clear" w:color="auto" w:fill="FFFFFF"/>
+        <w:ind w:left="360"/>
+        <w:rPr>
+          <w:color w:val="000000"/>
+        </w:rPr>
+      </w:pPr>
+      <w:r>
+        <w:rPr>
+          <w:rStyle w:val="linewrapper"/>
+          <w:rFonts w:eastAsiaTheme="majorEastAsia"/>
+          <w:color w:val="000000"/>
+        </w:rPr>
+        <w:t xml:space="preserve">    </w:t>
+      </w:r>
+      <w:r>
+        <w:rPr>
+          <w:rStyle w:val="linewrapper"/>
+          <w:rFonts w:eastAsiaTheme="majorEastAsia"/>
+          <w:color w:val="A65700"/>
+        </w:rPr>
+        <w:t>&lt;/</w:t>
+      </w:r>
+      <w:r>
+        <w:rPr>
+          <w:rStyle w:val="linewrapper"/>
+          <w:rFonts w:eastAsiaTheme="majorEastAsia"/>
+          <w:b/>
+          <w:bCs/>
+          <w:color w:val="800000"/>
+        </w:rPr>
+        <w:t>div</w:t>
+      </w:r>
+      <w:r>
+        <w:rPr>
+          <w:rStyle w:val="linewrapper"/>
+          <w:rFonts w:eastAsiaTheme="majorEastAsia"/>
+          <w:color w:val="A65700"/>
+        </w:rPr>
+        <w:t>&gt;</w:t>
+      </w:r>
+    </w:p>
+    <w:p>
+      <w:pPr>
+        <w:pStyle w:val="HTMLPreformatted"/>
+        <w:shd w:val="clear" w:color="auto" w:fill="FFFFFF"/>
+        <w:ind w:left="360"/>
+        <w:rPr>
+          <w:color w:val="000000"/>
+        </w:rPr>
+      </w:pPr>
+      <w:r>
+        <w:rPr>
+          <w:rStyle w:val="linewrapper"/>
+          <w:rFonts w:eastAsiaTheme="majorEastAsia"/>
+          <w:color w:val="000000"/>
+        </w:rPr>
+        <w:t xml:space="preserve">    </w:t>
+      </w:r>
+      <w:r>
+        <w:rPr>
+          <w:rStyle w:val="linewrapper"/>
+          <w:rFonts w:eastAsiaTheme="majorEastAsia"/>
+          <w:color w:val="A65700"/>
+        </w:rPr>
+        <w:t>&lt;</w:t>
+      </w:r>
+      <w:r>
+        <w:rPr>
+          <w:rStyle w:val="linewrapper"/>
+          <w:rFonts w:eastAsiaTheme="majorEastAsia"/>
+          <w:b/>
+          <w:bCs/>
+          <w:color w:val="800000"/>
+        </w:rPr>
+        <w:t>div</w:t>
+      </w:r>
+      <w:r>
+        <w:rPr>
+          <w:rStyle w:val="linewrapper"/>
+          <w:rFonts w:eastAsiaTheme="majorEastAsia"/>
+          <w:color w:val="274796"/>
+        </w:rPr>
+        <w:t xml:space="preserve"> </w:t>
+      </w:r>
+      <w:r>
+        <w:rPr>
+          <w:rStyle w:val="linewrapper"/>
+          <w:rFonts w:eastAsiaTheme="majorEastAsia"/>
+          <w:color w:val="074726"/>
+        </w:rPr>
+        <w:t>class</w:t>
+      </w:r>
+      <w:r>
+        <w:rPr>
+          <w:rStyle w:val="linewrapper"/>
+          <w:rFonts w:eastAsiaTheme="majorEastAsia"/>
+          <w:color w:val="808030"/>
+        </w:rPr>
+        <w:t>=</w:t>
+      </w:r>
+      <w:r>
+        <w:rPr>
+          <w:rStyle w:val="linewrapper"/>
+          <w:rFonts w:eastAsiaTheme="majorEastAsia"/>
+          <w:color w:val="0000E6"/>
+        </w:rPr>
+        <w:t>"carousel-item"</w:t>
+      </w:r>
+      <w:r>
+        <w:rPr>
+          <w:rStyle w:val="linewrapper"/>
+          <w:rFonts w:eastAsiaTheme="majorEastAsia"/>
+          <w:color w:val="A65700"/>
+        </w:rPr>
+        <w:t>&gt;</w:t>
+      </w:r>
+    </w:p>
+    <w:p>
+      <w:pPr>
+        <w:pStyle w:val="HTMLPreformatted"/>
+        <w:shd w:val="clear" w:color="auto" w:fill="FFFFFF"/>
+        <w:ind w:left="360"/>
+        <w:rPr>
+          <w:color w:val="000000"/>
+        </w:rPr>
+      </w:pPr>
+      <w:r>
+        <w:rPr>
+          <w:rStyle w:val="linewrapper"/>
+          <w:rFonts w:eastAsiaTheme="majorEastAsia"/>
+          <w:color w:val="000000"/>
+        </w:rPr>
+        <w:t xml:space="preserve">      </w:t>
+      </w:r>
+      <w:r>
+        <w:rPr>
+          <w:rStyle w:val="linewrapper"/>
+          <w:rFonts w:eastAsiaTheme="majorEastAsia"/>
+          <w:color w:val="A65700"/>
+        </w:rPr>
+        <w:t>&lt;</w:t>
+      </w:r>
+      <w:r>
+        <w:rPr>
+          <w:rStyle w:val="linewrapper"/>
+          <w:rFonts w:eastAsiaTheme="majorEastAsia"/>
+          <w:b/>
+          <w:bCs/>
+          <w:color w:val="800000"/>
+        </w:rPr>
+        <w:t>img</w:t>
+      </w:r>
+      <w:r>
+        <w:rPr>
+          <w:rStyle w:val="linewrapper"/>
+          <w:rFonts w:eastAsiaTheme="majorEastAsia"/>
+          <w:color w:val="274796"/>
+        </w:rPr>
+        <w:t xml:space="preserve"> </w:t>
+      </w:r>
+      <w:r>
+        <w:rPr>
+          <w:rStyle w:val="linewrapper"/>
+          <w:rFonts w:eastAsiaTheme="majorEastAsia"/>
+          <w:color w:val="074726"/>
+        </w:rPr>
+        <w:t>src</w:t>
+      </w:r>
+      <w:r>
+        <w:rPr>
+          <w:rStyle w:val="linewrapper"/>
+          <w:rFonts w:eastAsiaTheme="majorEastAsia"/>
+          <w:color w:val="808030"/>
+        </w:rPr>
+        <w:t>=</w:t>
+      </w:r>
+      <w:r>
+        <w:rPr>
+          <w:rStyle w:val="linewrapper"/>
+          <w:rFonts w:eastAsiaTheme="majorEastAsia"/>
+          <w:color w:val="0000E6"/>
+        </w:rPr>
+        <w:t>"chicago.jpg"</w:t>
+      </w:r>
+      <w:r>
+        <w:rPr>
+          <w:rStyle w:val="linewrapper"/>
+          <w:rFonts w:eastAsiaTheme="majorEastAsia"/>
+          <w:color w:val="274796"/>
+        </w:rPr>
+        <w:t xml:space="preserve"> </w:t>
+      </w:r>
+      <w:r>
+        <w:rPr>
+          <w:rStyle w:val="linewrapper"/>
+          <w:rFonts w:eastAsiaTheme="majorEastAsia"/>
+          <w:color w:val="074726"/>
+        </w:rPr>
+        <w:t>alt</w:t>
+      </w:r>
+      <w:r>
+        <w:rPr>
+          <w:rStyle w:val="linewrapper"/>
+          <w:rFonts w:eastAsiaTheme="majorEastAsia"/>
+          <w:color w:val="808030"/>
+        </w:rPr>
+        <w:t>=</w:t>
+      </w:r>
+      <w:r>
+        <w:rPr>
+          <w:rStyle w:val="linewrapper"/>
+          <w:rFonts w:eastAsiaTheme="majorEastAsia"/>
+          <w:color w:val="0000E6"/>
+        </w:rPr>
+        <w:t>"Chicago"</w:t>
+      </w:r>
+      <w:r>
+        <w:rPr>
+          <w:rStyle w:val="linewrapper"/>
+          <w:rFonts w:eastAsiaTheme="majorEastAsia"/>
+          <w:color w:val="274796"/>
+        </w:rPr>
+        <w:t xml:space="preserve"> </w:t>
+      </w:r>
+      <w:r>
+        <w:rPr>
+          <w:rStyle w:val="linewrapper"/>
+          <w:rFonts w:eastAsiaTheme="majorEastAsia"/>
+          <w:color w:val="074726"/>
+        </w:rPr>
+        <w:t>class</w:t>
+      </w:r>
+      <w:r>
+        <w:rPr>
+          <w:rStyle w:val="linewrapper"/>
+          <w:rFonts w:eastAsiaTheme="majorEastAsia"/>
+          <w:color w:val="808030"/>
+        </w:rPr>
+        <w:t>=</w:t>
+      </w:r>
+      <w:r>
+        <w:rPr>
+          <w:rStyle w:val="linewrapper"/>
+          <w:rFonts w:eastAsiaTheme="majorEastAsia"/>
+          <w:color w:val="0000E6"/>
+        </w:rPr>
+        <w:t>"d-block"</w:t>
+      </w:r>
+      <w:r>
+        <w:rPr>
+          <w:rStyle w:val="linewrapper"/>
+          <w:rFonts w:eastAsiaTheme="majorEastAsia"/>
+          <w:color w:val="274796"/>
+        </w:rPr>
+        <w:t xml:space="preserve"> </w:t>
+      </w:r>
+      <w:r>
+        <w:rPr>
+          <w:rStyle w:val="linewrapper"/>
+          <w:rFonts w:eastAsiaTheme="majorEastAsia"/>
+          <w:color w:val="074726"/>
+        </w:rPr>
+        <w:t>style</w:t>
+      </w:r>
+      <w:r>
+        <w:rPr>
+          <w:rStyle w:val="linewrapper"/>
+          <w:rFonts w:eastAsiaTheme="majorEastAsia"/>
+          <w:color w:val="808030"/>
+        </w:rPr>
+        <w:t>=</w:t>
+      </w:r>
+      <w:r>
+        <w:rPr>
+          <w:rStyle w:val="linewrapper"/>
+          <w:rFonts w:eastAsiaTheme="majorEastAsia"/>
+          <w:color w:val="0000E6"/>
+        </w:rPr>
+        <w:t>"</w:t>
+      </w:r>
+      <w:r>
+        <w:rPr>
+          <w:rStyle w:val="linewrapper"/>
+          <w:rFonts w:eastAsiaTheme="majorEastAsia"/>
+          <w:b/>
+          <w:bCs/>
+          <w:color w:val="BB7977"/>
+        </w:rPr>
+        <w:t>width</w:t>
+      </w:r>
+      <w:r>
+        <w:rPr>
+          <w:rStyle w:val="linewrapper"/>
+          <w:rFonts w:eastAsiaTheme="majorEastAsia"/>
+          <w:color w:val="808030"/>
+        </w:rPr>
+        <w:t>:</w:t>
+      </w:r>
+      <w:r>
+        <w:rPr>
+          <w:rStyle w:val="linewrapper"/>
+          <w:rFonts w:eastAsiaTheme="majorEastAsia"/>
+          <w:color w:val="008C00"/>
+        </w:rPr>
+        <w:t>100</w:t>
+      </w:r>
+      <w:r>
+        <w:rPr>
+          <w:rStyle w:val="linewrapper"/>
+          <w:rFonts w:eastAsiaTheme="majorEastAsia"/>
+          <w:color w:val="006600"/>
+        </w:rPr>
+        <w:t>%</w:t>
+      </w:r>
+      <w:r>
+        <w:rPr>
+          <w:rStyle w:val="linewrapper"/>
+          <w:rFonts w:eastAsiaTheme="majorEastAsia"/>
+          <w:color w:val="0000E6"/>
+        </w:rPr>
+        <w:t>"</w:t>
+      </w:r>
+      <w:r>
+        <w:rPr>
+          <w:rStyle w:val="linewrapper"/>
+          <w:rFonts w:eastAsiaTheme="majorEastAsia"/>
+          <w:color w:val="A65700"/>
+        </w:rPr>
+        <w:t>&gt;</w:t>
+      </w:r>
+    </w:p>
+    <w:p>
+      <w:pPr>
+        <w:pStyle w:val="HTMLPreformatted"/>
+        <w:shd w:val="clear" w:color="auto" w:fill="FFFFFF"/>
+        <w:ind w:left="360"/>
+        <w:rPr>
+          <w:color w:val="000000"/>
+        </w:rPr>
+      </w:pPr>
+      <w:r>
+        <w:rPr>
+          <w:rStyle w:val="linewrapper"/>
+          <w:rFonts w:eastAsiaTheme="majorEastAsia"/>
+          <w:color w:val="000000"/>
+        </w:rPr>
+        <w:t xml:space="preserve">    </w:t>
+      </w:r>
+      <w:r>
+        <w:rPr>
+          <w:rStyle w:val="linewrapper"/>
+          <w:rFonts w:eastAsiaTheme="majorEastAsia"/>
+          <w:color w:val="A65700"/>
+        </w:rPr>
+        <w:t>&lt;/</w:t>
+      </w:r>
+      <w:r>
+        <w:rPr>
+          <w:rStyle w:val="linewrapper"/>
+          <w:rFonts w:eastAsiaTheme="majorEastAsia"/>
+          <w:b/>
+          <w:bCs/>
+          <w:color w:val="800000"/>
+        </w:rPr>
+        <w:t>div</w:t>
+      </w:r>
+      <w:r>
+        <w:rPr>
+          <w:rStyle w:val="linewrapper"/>
+          <w:rFonts w:eastAsiaTheme="majorEastAsia"/>
+          <w:color w:val="A65700"/>
+        </w:rPr>
+        <w:t>&gt;</w:t>
+      </w:r>
+    </w:p>
+    <w:p>
+      <w:pPr>
+        <w:pStyle w:val="HTMLPreformatted"/>
+        <w:shd w:val="clear" w:color="auto" w:fill="FFFFFF"/>
+        <w:ind w:left="360"/>
+        <w:rPr>
+          <w:color w:val="000000"/>
+        </w:rPr>
+      </w:pPr>
+      <w:r>
+        <w:rPr>
+          <w:rStyle w:val="linewrapper"/>
+          <w:rFonts w:eastAsiaTheme="majorEastAsia"/>
+          <w:color w:val="000000"/>
+        </w:rPr>
+        <w:t xml:space="preserve">    </w:t>
+      </w:r>
+      <w:r>
+        <w:rPr>
+          <w:rStyle w:val="linewrapper"/>
+          <w:rFonts w:eastAsiaTheme="majorEastAsia"/>
+          <w:color w:val="A65700"/>
+        </w:rPr>
+        <w:t>&lt;</w:t>
+      </w:r>
+      <w:r>
+        <w:rPr>
+          <w:rStyle w:val="linewrapper"/>
+          <w:rFonts w:eastAsiaTheme="majorEastAsia"/>
+          <w:b/>
+          <w:bCs/>
+          <w:color w:val="800000"/>
+        </w:rPr>
+        <w:t>div</w:t>
+      </w:r>
+      <w:r>
+        <w:rPr>
+          <w:rStyle w:val="linewrapper"/>
+          <w:rFonts w:eastAsiaTheme="majorEastAsia"/>
+          <w:color w:val="274796"/>
+        </w:rPr>
+        <w:t xml:space="preserve"> </w:t>
+      </w:r>
+      <w:r>
+        <w:rPr>
+          <w:rStyle w:val="linewrapper"/>
+          <w:rFonts w:eastAsiaTheme="majorEastAsia"/>
+          <w:color w:val="074726"/>
+        </w:rPr>
+        <w:t>class</w:t>
+      </w:r>
+      <w:r>
+        <w:rPr>
+          <w:rStyle w:val="linewrapper"/>
+          <w:rFonts w:eastAsiaTheme="majorEastAsia"/>
+          <w:color w:val="808030"/>
+        </w:rPr>
+        <w:t>=</w:t>
+      </w:r>
+      <w:r>
+        <w:rPr>
+          <w:rStyle w:val="linewrapper"/>
+          <w:rFonts w:eastAsiaTheme="majorEastAsia"/>
+          <w:color w:val="0000E6"/>
+        </w:rPr>
+        <w:t>"carousel-item"</w:t>
+      </w:r>
+      <w:r>
+        <w:rPr>
+          <w:rStyle w:val="linewrapper"/>
+          <w:rFonts w:eastAsiaTheme="majorEastAsia"/>
+          <w:color w:val="A65700"/>
+        </w:rPr>
+        <w:t>&gt;</w:t>
+      </w:r>
+    </w:p>
+    <w:p>
+      <w:pPr>
+        <w:pStyle w:val="HTMLPreformatted"/>
+        <w:shd w:val="clear" w:color="auto" w:fill="FFFFFF"/>
+        <w:ind w:left="360"/>
+        <w:rPr>
+          <w:color w:val="000000"/>
+        </w:rPr>
+      </w:pPr>
+      <w:r>
+        <w:rPr>
+          <w:rStyle w:val="linewrapper"/>
+          <w:rFonts w:eastAsiaTheme="majorEastAsia"/>
+          <w:color w:val="000000"/>
+        </w:rPr>
+        <w:t xml:space="preserve">      </w:t>
+      </w:r>
+      <w:r>
+        <w:rPr>
+          <w:rStyle w:val="linewrapper"/>
+          <w:rFonts w:eastAsiaTheme="majorEastAsia"/>
+          <w:color w:val="A65700"/>
+        </w:rPr>
+        <w:t>&lt;</w:t>
+      </w:r>
+      <w:r>
+        <w:rPr>
+          <w:rStyle w:val="linewrapper"/>
+          <w:rFonts w:eastAsiaTheme="majorEastAsia"/>
+          <w:b/>
+          <w:bCs/>
+          <w:color w:val="800000"/>
+        </w:rPr>
+        <w:t>img</w:t>
+      </w:r>
+      <w:r>
+        <w:rPr>
+          <w:rStyle w:val="linewrapper"/>
+          <w:rFonts w:eastAsiaTheme="majorEastAsia"/>
+          <w:color w:val="274796"/>
+        </w:rPr>
+        <w:t xml:space="preserve"> </w:t>
+      </w:r>
+      <w:r>
+        <w:rPr>
+          <w:rStyle w:val="linewrapper"/>
+          <w:rFonts w:eastAsiaTheme="majorEastAsia"/>
+          <w:color w:val="074726"/>
+        </w:rPr>
+        <w:t>src</w:t>
+      </w:r>
+      <w:r>
+        <w:rPr>
+          <w:rStyle w:val="linewrapper"/>
+          <w:rFonts w:eastAsiaTheme="majorEastAsia"/>
+          <w:color w:val="808030"/>
+        </w:rPr>
+        <w:t>=</w:t>
+      </w:r>
+      <w:r>
+        <w:rPr>
+          <w:rStyle w:val="linewrapper"/>
+          <w:rFonts w:eastAsiaTheme="majorEastAsia"/>
+          <w:color w:val="0000E6"/>
+        </w:rPr>
+        <w:t>"ny.jpg"</w:t>
+      </w:r>
+      <w:r>
+        <w:rPr>
+          <w:rStyle w:val="linewrapper"/>
+          <w:rFonts w:eastAsiaTheme="majorEastAsia"/>
+          <w:color w:val="274796"/>
+        </w:rPr>
+        <w:t xml:space="preserve"> </w:t>
+      </w:r>
+      <w:r>
+        <w:rPr>
+          <w:rStyle w:val="linewrapper"/>
+          <w:rFonts w:eastAsiaTheme="majorEastAsia"/>
+          <w:color w:val="074726"/>
+        </w:rPr>
+        <w:t>alt</w:t>
+      </w:r>
+      <w:r>
+        <w:rPr>
+          <w:rStyle w:val="linewrapper"/>
+          <w:rFonts w:eastAsiaTheme="majorEastAsia"/>
+          <w:color w:val="808030"/>
+        </w:rPr>
+        <w:t>=</w:t>
+      </w:r>
+      <w:r>
+        <w:rPr>
+          <w:rStyle w:val="linewrapper"/>
+          <w:rFonts w:eastAsiaTheme="majorEastAsia"/>
+          <w:color w:val="0000E6"/>
+        </w:rPr>
+        <w:t>"New York"</w:t>
+      </w:r>
+      <w:r>
+        <w:rPr>
+          <w:rStyle w:val="linewrapper"/>
+          <w:rFonts w:eastAsiaTheme="majorEastAsia"/>
+          <w:color w:val="274796"/>
+        </w:rPr>
+        <w:t xml:space="preserve"> </w:t>
+      </w:r>
+      <w:r>
+        <w:rPr>
+          <w:rStyle w:val="linewrapper"/>
+          <w:rFonts w:eastAsiaTheme="majorEastAsia"/>
+          <w:color w:val="074726"/>
+        </w:rPr>
+        <w:t>class</w:t>
+      </w:r>
+      <w:r>
+        <w:rPr>
+          <w:rStyle w:val="linewrapper"/>
+          <w:rFonts w:eastAsiaTheme="majorEastAsia"/>
+          <w:color w:val="808030"/>
+        </w:rPr>
+        <w:t>=</w:t>
+      </w:r>
+      <w:r>
+        <w:rPr>
+          <w:rStyle w:val="linewrapper"/>
+          <w:rFonts w:eastAsiaTheme="majorEastAsia"/>
+          <w:color w:val="0000E6"/>
+        </w:rPr>
+        <w:t>"d-block"</w:t>
+      </w:r>
+      <w:r>
+        <w:rPr>
+          <w:rStyle w:val="linewrapper"/>
+          <w:rFonts w:eastAsiaTheme="majorEastAsia"/>
+          <w:color w:val="274796"/>
+        </w:rPr>
+        <w:t xml:space="preserve"> </w:t>
+      </w:r>
+      <w:r>
+        <w:rPr>
+          <w:rStyle w:val="linewrapper"/>
+          <w:rFonts w:eastAsiaTheme="majorEastAsia"/>
+          <w:color w:val="074726"/>
+        </w:rPr>
+        <w:t>style</w:t>
+      </w:r>
+      <w:r>
+        <w:rPr>
+          <w:rStyle w:val="linewrapper"/>
+          <w:rFonts w:eastAsiaTheme="majorEastAsia"/>
+          <w:color w:val="808030"/>
+        </w:rPr>
+        <w:t>=</w:t>
+      </w:r>
+      <w:r>
+        <w:rPr>
+          <w:rStyle w:val="linewrapper"/>
+          <w:rFonts w:eastAsiaTheme="majorEastAsia"/>
+          <w:color w:val="0000E6"/>
+        </w:rPr>
+        <w:t>"</w:t>
+      </w:r>
+      <w:r>
+        <w:rPr>
+          <w:rStyle w:val="linewrapper"/>
+          <w:rFonts w:eastAsiaTheme="majorEastAsia"/>
+          <w:b/>
+          <w:bCs/>
+          <w:color w:val="BB7977"/>
+        </w:rPr>
+        <w:t>width</w:t>
+      </w:r>
+      <w:r>
+        <w:rPr>
+          <w:rStyle w:val="linewrapper"/>
+          <w:rFonts w:eastAsiaTheme="majorEastAsia"/>
+          <w:color w:val="808030"/>
+        </w:rPr>
+        <w:t>:</w:t>
+      </w:r>
+      <w:r>
+        <w:rPr>
+          <w:rStyle w:val="linewrapper"/>
+          <w:rFonts w:eastAsiaTheme="majorEastAsia"/>
+          <w:color w:val="008C00"/>
+        </w:rPr>
+        <w:t>100</w:t>
+      </w:r>
+      <w:r>
+        <w:rPr>
+          <w:rStyle w:val="linewrapper"/>
+          <w:rFonts w:eastAsiaTheme="majorEastAsia"/>
+          <w:color w:val="006600"/>
+        </w:rPr>
+        <w:t>%</w:t>
+      </w:r>
+      <w:r>
+        <w:rPr>
+          <w:rStyle w:val="linewrapper"/>
+          <w:rFonts w:eastAsiaTheme="majorEastAsia"/>
+          <w:color w:val="0000E6"/>
+        </w:rPr>
+        <w:t>"</w:t>
+      </w:r>
+      <w:r>
+        <w:rPr>
+          <w:rStyle w:val="linewrapper"/>
+          <w:rFonts w:eastAsiaTheme="majorEastAsia"/>
+          <w:color w:val="A65700"/>
+        </w:rPr>
+        <w:t>&gt;</w:t>
+      </w:r>
+    </w:p>
+    <w:p>
+      <w:pPr>
+        <w:pStyle w:val="HTMLPreformatted"/>
+        <w:shd w:val="clear" w:color="auto" w:fill="FFFFFF"/>
+        <w:ind w:left="360"/>
+        <w:rPr>
+          <w:color w:val="000000"/>
+        </w:rPr>
+      </w:pPr>
+      <w:r>
+        <w:rPr>
+          <w:rStyle w:val="linewrapper"/>
+          <w:rFonts w:eastAsiaTheme="majorEastAsia"/>
+          <w:color w:val="000000"/>
+        </w:rPr>
+        <w:t xml:space="preserve">    </w:t>
+      </w:r>
+      <w:r>
+        <w:rPr>
+          <w:rStyle w:val="linewrapper"/>
+          <w:rFonts w:eastAsiaTheme="majorEastAsia"/>
+          <w:color w:val="A65700"/>
+        </w:rPr>
+        <w:t>&lt;/</w:t>
+      </w:r>
+      <w:r>
+        <w:rPr>
+          <w:rStyle w:val="linewrapper"/>
+          <w:rFonts w:eastAsiaTheme="majorEastAsia"/>
+          <w:b/>
+          <w:bCs/>
+          <w:color w:val="800000"/>
+        </w:rPr>
+        <w:t>div</w:t>
+      </w:r>
+      <w:r>
+        <w:rPr>
+          <w:rStyle w:val="linewrapper"/>
+          <w:rFonts w:eastAsiaTheme="majorEastAsia"/>
+          <w:color w:val="A65700"/>
+        </w:rPr>
+        <w:t>&gt;</w:t>
+      </w:r>
+    </w:p>
+    <w:p>
+      <w:pPr>
+        <w:pStyle w:val="HTMLPreformatted"/>
+        <w:shd w:val="clear" w:color="auto" w:fill="FFFFFF"/>
+        <w:ind w:left="360"/>
+        <w:rPr>
+          <w:color w:val="000000"/>
+        </w:rPr>
+      </w:pPr>
+      <w:r>
+        <w:rPr>
+          <w:rStyle w:val="linewrapper"/>
+          <w:rFonts w:eastAsiaTheme="majorEastAsia"/>
+          <w:color w:val="000000"/>
+        </w:rPr>
+        <w:t xml:space="preserve">  </w:t>
+      </w:r>
+      <w:r>
+        <w:rPr>
+          <w:rStyle w:val="linewrapper"/>
+          <w:rFonts w:eastAsiaTheme="majorEastAsia"/>
+          <w:color w:val="A65700"/>
+        </w:rPr>
+        <w:t>&lt;/</w:t>
+      </w:r>
+      <w:r>
+        <w:rPr>
+          <w:rStyle w:val="linewrapper"/>
+          <w:rFonts w:eastAsiaTheme="majorEastAsia"/>
+          <w:b/>
+          <w:bCs/>
+          <w:color w:val="800000"/>
+        </w:rPr>
+        <w:t>div</w:t>
+      </w:r>
+      <w:r>
+        <w:rPr>
+          <w:rStyle w:val="linewrapper"/>
+          <w:rFonts w:eastAsiaTheme="majorEastAsia"/>
+          <w:color w:val="A65700"/>
+        </w:rPr>
+        <w:t>&gt;</w:t>
+      </w:r>
+    </w:p>
+    <w:p>
+      <w:pPr>
+        <w:pStyle w:val="HTMLPreformatted"/>
+        <w:shd w:val="clear" w:color="auto" w:fill="FFFFFF"/>
+        <w:ind w:left="360"/>
+        <w:rPr>
+          <w:color w:val="000000"/>
+        </w:rPr>
+      </w:pPr>
+      <w:r>
+        <w:rPr>
+          <w:rStyle w:val="linewrapper"/>
+          <w:rFonts w:eastAsiaTheme="majorEastAsia"/>
+          <w:color w:val="000000"/>
+        </w:rPr>
+        <w:t xml:space="preserve">  </w:t>
+      </w:r>
+    </w:p>
+    <w:p>
+      <w:pPr>
+        <w:pStyle w:val="HTMLPreformatted"/>
+        <w:shd w:val="clear" w:color="auto" w:fill="FFFFFF"/>
+        <w:ind w:left="360"/>
+        <w:rPr>
+          <w:color w:val="000000"/>
+        </w:rPr>
+      </w:pPr>
+      <w:r>
+        <w:rPr>
+          <w:rStyle w:val="linewrapper"/>
+          <w:rFonts w:eastAsiaTheme="majorEastAsia"/>
+          <w:color w:val="000000"/>
+        </w:rPr>
+        <w:t xml:space="preserve">  </w:t>
+      </w:r>
+      <w:r>
+        <w:rPr>
+          <w:rStyle w:val="linewrapper"/>
+          <w:rFonts w:eastAsiaTheme="majorEastAsia"/>
+          <w:color w:val="696969"/>
+        </w:rPr>
+        <w:t>&lt;!-- Left and right controls/icons --&gt;</w:t>
+      </w:r>
+    </w:p>
+    <w:p>
+      <w:pPr>
+        <w:pStyle w:val="HTMLPreformatted"/>
+        <w:shd w:val="clear" w:color="auto" w:fill="FFFFFF"/>
+        <w:ind w:left="360"/>
+        <w:rPr>
+          <w:color w:val="000000"/>
+        </w:rPr>
+      </w:pPr>
+      <w:r>
+        <w:rPr>
+          <w:rStyle w:val="linewrapper"/>
+          <w:rFonts w:eastAsiaTheme="majorEastAsia"/>
+          <w:color w:val="000000"/>
+        </w:rPr>
+        <w:t xml:space="preserve">  </w:t>
+      </w:r>
+      <w:r>
+        <w:rPr>
+          <w:rStyle w:val="linewrapper"/>
+          <w:rFonts w:eastAsiaTheme="majorEastAsia"/>
+          <w:color w:val="A65700"/>
+        </w:rPr>
+        <w:t>&lt;</w:t>
+      </w:r>
+      <w:r>
+        <w:rPr>
+          <w:rStyle w:val="linewrapper"/>
+          <w:rFonts w:eastAsiaTheme="majorEastAsia"/>
+          <w:b/>
+          <w:bCs/>
+          <w:color w:val="800000"/>
+        </w:rPr>
+        <w:t>button</w:t>
+      </w:r>
+      <w:r>
+        <w:rPr>
+          <w:rStyle w:val="linewrapper"/>
+          <w:rFonts w:eastAsiaTheme="majorEastAsia"/>
+          <w:color w:val="274796"/>
+        </w:rPr>
+        <w:t xml:space="preserve"> </w:t>
+      </w:r>
+      <w:r>
+        <w:rPr>
+          <w:rStyle w:val="linewrapper"/>
+          <w:rFonts w:eastAsiaTheme="majorEastAsia"/>
+          <w:color w:val="074726"/>
+        </w:rPr>
+        <w:t>class</w:t>
+      </w:r>
+      <w:r>
+        <w:rPr>
+          <w:rStyle w:val="linewrapper"/>
+          <w:rFonts w:eastAsiaTheme="majorEastAsia"/>
+          <w:color w:val="808030"/>
+        </w:rPr>
+        <w:t>=</w:t>
+      </w:r>
+      <w:r>
+        <w:rPr>
+          <w:rStyle w:val="linewrapper"/>
+          <w:rFonts w:eastAsiaTheme="majorEastAsia"/>
+          <w:color w:val="0000E6"/>
+        </w:rPr>
+        <w:t>"carousel-control-prev"</w:t>
+      </w:r>
+      <w:r>
+        <w:rPr>
+          <w:rStyle w:val="linewrapper"/>
+          <w:rFonts w:eastAsiaTheme="majorEastAsia"/>
+          <w:color w:val="274796"/>
+        </w:rPr>
+        <w:t xml:space="preserve"> </w:t>
+      </w:r>
+      <w:r>
+        <w:rPr>
+          <w:rStyle w:val="linewrapper"/>
+          <w:rFonts w:eastAsiaTheme="majorEastAsia"/>
+          <w:color w:val="074726"/>
+        </w:rPr>
+        <w:t>type</w:t>
+      </w:r>
+      <w:r>
+        <w:rPr>
+          <w:rStyle w:val="linewrapper"/>
+          <w:rFonts w:eastAsiaTheme="majorEastAsia"/>
+          <w:color w:val="808030"/>
+        </w:rPr>
+        <w:t>=</w:t>
+      </w:r>
+      <w:r>
+        <w:rPr>
+          <w:rStyle w:val="linewrapper"/>
+          <w:rFonts w:eastAsiaTheme="majorEastAsia"/>
+          <w:color w:val="0000E6"/>
+        </w:rPr>
+        <w:t>"button"</w:t>
+      </w:r>
+      <w:r>
+        <w:rPr>
+          <w:rStyle w:val="linewrapper"/>
+          <w:rFonts w:eastAsiaTheme="majorEastAsia"/>
+          <w:color w:val="274796"/>
+        </w:rPr>
+        <w:t xml:space="preserve"> </w:t>
+      </w:r>
+      <w:r>
+        <w:rPr>
+          <w:rStyle w:val="linewrapper"/>
+          <w:rFonts w:eastAsiaTheme="majorEastAsia"/>
+          <w:color w:val="074726"/>
+        </w:rPr>
+        <w:t>data</w:t>
+      </w:r>
+      <w:r>
+        <w:rPr>
+          <w:rStyle w:val="linewrapper"/>
+          <w:rFonts w:eastAsiaTheme="majorEastAsia"/>
+          <w:color w:val="274796"/>
+        </w:rPr>
+        <w:t>-bs-</w:t>
+      </w:r>
+      <w:r>
+        <w:rPr>
+          <w:rStyle w:val="linewrapper"/>
+          <w:rFonts w:eastAsiaTheme="majorEastAsia"/>
+          <w:color w:val="074726"/>
+        </w:rPr>
+        <w:t>target</w:t>
+      </w:r>
+      <w:r>
+        <w:rPr>
+          <w:rStyle w:val="linewrapper"/>
+          <w:rFonts w:eastAsiaTheme="majorEastAsia"/>
+          <w:color w:val="808030"/>
+        </w:rPr>
+        <w:t>=</w:t>
+      </w:r>
+      <w:r>
+        <w:rPr>
+          <w:rStyle w:val="linewrapper"/>
+          <w:rFonts w:eastAsiaTheme="majorEastAsia"/>
+          <w:color w:val="0000E6"/>
+        </w:rPr>
+        <w:t>"#demo"</w:t>
+      </w:r>
+      <w:r>
+        <w:rPr>
+          <w:rStyle w:val="linewrapper"/>
+          <w:rFonts w:eastAsiaTheme="majorEastAsia"/>
+          <w:color w:val="274796"/>
+        </w:rPr>
+        <w:t xml:space="preserve"> </w:t>
+      </w:r>
+      <w:r>
+        <w:rPr>
+          <w:rStyle w:val="linewrapper"/>
+          <w:rFonts w:eastAsiaTheme="majorEastAsia"/>
+          <w:color w:val="074726"/>
+        </w:rPr>
+        <w:t>data</w:t>
+      </w:r>
+      <w:r>
+        <w:rPr>
+          <w:rStyle w:val="linewrapper"/>
+          <w:rFonts w:eastAsiaTheme="majorEastAsia"/>
+          <w:color w:val="274796"/>
+        </w:rPr>
+        <w:t>-bs-slide</w:t>
+      </w:r>
+      <w:r>
+        <w:rPr>
+          <w:rStyle w:val="linewrapper"/>
+          <w:rFonts w:eastAsiaTheme="majorEastAsia"/>
+          <w:color w:val="808030"/>
+        </w:rPr>
+        <w:t>=</w:t>
+      </w:r>
+      <w:r>
+        <w:rPr>
+          <w:rStyle w:val="linewrapper"/>
+          <w:rFonts w:eastAsiaTheme="majorEastAsia"/>
+          <w:color w:val="0000E6"/>
+        </w:rPr>
+        <w:t>"prev"</w:t>
+      </w:r>
+      <w:r>
+        <w:rPr>
+          <w:rStyle w:val="linewrapper"/>
+          <w:rFonts w:eastAsiaTheme="majorEastAsia"/>
+          <w:color w:val="A65700"/>
+        </w:rPr>
+        <w:t>&gt;</w:t>
+      </w:r>
+    </w:p>
+    <w:p>
+      <w:pPr>
+        <w:pStyle w:val="HTMLPreformatted"/>
+        <w:shd w:val="clear" w:color="auto" w:fill="FFFFFF"/>
+        <w:ind w:left="360"/>
+        <w:rPr>
+          <w:color w:val="000000"/>
+        </w:rPr>
+      </w:pPr>
+      <w:r>
+        <w:rPr>
+          <w:rStyle w:val="linewrapper"/>
+          <w:rFonts w:eastAsiaTheme="majorEastAsia"/>
+          <w:color w:val="000000"/>
+        </w:rPr>
+        <w:t xml:space="preserve">    </w:t>
+      </w:r>
+      <w:r>
+        <w:rPr>
+          <w:rStyle w:val="linewrapper"/>
+          <w:rFonts w:eastAsiaTheme="majorEastAsia"/>
+          <w:color w:val="A65700"/>
+        </w:rPr>
+        <w:t>&lt;</w:t>
+      </w:r>
+      <w:r>
+        <w:rPr>
+          <w:rStyle w:val="linewrapper"/>
+          <w:rFonts w:eastAsiaTheme="majorEastAsia"/>
+          <w:b/>
+          <w:bCs/>
+          <w:color w:val="800000"/>
+        </w:rPr>
+        <w:t>span</w:t>
+      </w:r>
+      <w:r>
+        <w:rPr>
+          <w:rStyle w:val="linewrapper"/>
+          <w:rFonts w:eastAsiaTheme="majorEastAsia"/>
+          <w:color w:val="274796"/>
+        </w:rPr>
+        <w:t xml:space="preserve"> </w:t>
+      </w:r>
+      <w:r>
+        <w:rPr>
+          <w:rStyle w:val="linewrapper"/>
+          <w:rFonts w:eastAsiaTheme="majorEastAsia"/>
+          <w:color w:val="074726"/>
+        </w:rPr>
+        <w:t>class</w:t>
+      </w:r>
+      <w:r>
+        <w:rPr>
+          <w:rStyle w:val="linewrapper"/>
+          <w:rFonts w:eastAsiaTheme="majorEastAsia"/>
+          <w:color w:val="808030"/>
+        </w:rPr>
+        <w:t>=</w:t>
+      </w:r>
+      <w:r>
+        <w:rPr>
+          <w:rStyle w:val="linewrapper"/>
+          <w:rFonts w:eastAsiaTheme="majorEastAsia"/>
+          <w:color w:val="0000E6"/>
+        </w:rPr>
+        <w:t>"carousel-control-prev-icon"</w:t>
+      </w:r>
+      <w:r>
+        <w:rPr>
+          <w:rStyle w:val="linewrapper"/>
+          <w:rFonts w:eastAsiaTheme="majorEastAsia"/>
+          <w:color w:val="A65700"/>
+        </w:rPr>
+        <w:t>&gt;&lt;/</w:t>
+      </w:r>
+      <w:r>
+        <w:rPr>
+          <w:rStyle w:val="linewrapper"/>
+          <w:rFonts w:eastAsiaTheme="majorEastAsia"/>
+          <w:b/>
+          <w:bCs/>
+          <w:color w:val="800000"/>
+        </w:rPr>
+        <w:t>span</w:t>
+      </w:r>
+      <w:r>
+        <w:rPr>
+          <w:rStyle w:val="linewrapper"/>
+          <w:rFonts w:eastAsiaTheme="majorEastAsia"/>
+          <w:color w:val="A65700"/>
+        </w:rPr>
+        <w:t>&gt;</w:t>
+      </w:r>
+    </w:p>
+    <w:p>
+      <w:pPr>
+        <w:pStyle w:val="HTMLPreformatted"/>
+        <w:shd w:val="clear" w:color="auto" w:fill="FFFFFF"/>
+        <w:ind w:left="360"/>
+        <w:rPr>
+          <w:color w:val="000000"/>
+        </w:rPr>
+      </w:pPr>
+      <w:r>
+        <w:rPr>
+          <w:rStyle w:val="linewrapper"/>
+          <w:rFonts w:eastAsiaTheme="majorEastAsia"/>
+          <w:color w:val="000000"/>
+        </w:rPr>
+        <w:t xml:space="preserve">  </w:t>
+      </w:r>
+      <w:r>
+        <w:rPr>
+          <w:rStyle w:val="linewrapper"/>
+          <w:rFonts w:eastAsiaTheme="majorEastAsia"/>
+          <w:color w:val="A65700"/>
+        </w:rPr>
+        <w:t>&lt;/</w:t>
+      </w:r>
+      <w:r>
+        <w:rPr>
+          <w:rStyle w:val="linewrapper"/>
+          <w:rFonts w:eastAsiaTheme="majorEastAsia"/>
+          <w:b/>
+          <w:bCs/>
+          <w:color w:val="800000"/>
+        </w:rPr>
+        <w:t>button</w:t>
+      </w:r>
+      <w:r>
+        <w:rPr>
+          <w:rStyle w:val="linewrapper"/>
+          <w:rFonts w:eastAsiaTheme="majorEastAsia"/>
+          <w:color w:val="A65700"/>
+        </w:rPr>
+        <w:t>&gt;</w:t>
+      </w:r>
+    </w:p>
+    <w:p>
+      <w:pPr>
+        <w:pStyle w:val="HTMLPreformatted"/>
+        <w:shd w:val="clear" w:color="auto" w:fill="FFFFFF"/>
+        <w:ind w:left="360"/>
+        <w:rPr>
+          <w:color w:val="000000"/>
+        </w:rPr>
+      </w:pPr>
+      <w:r>
+        <w:rPr>
+          <w:rStyle w:val="linewrapper"/>
+          <w:rFonts w:eastAsiaTheme="majorEastAsia"/>
+          <w:color w:val="000000"/>
+        </w:rPr>
+        <w:t xml:space="preserve">  </w:t>
+      </w:r>
+      <w:r>
+        <w:rPr>
+          <w:rStyle w:val="linewrapper"/>
+          <w:rFonts w:eastAsiaTheme="majorEastAsia"/>
+          <w:color w:val="A65700"/>
+        </w:rPr>
+        <w:t>&lt;</w:t>
+      </w:r>
+      <w:r>
+        <w:rPr>
+          <w:rStyle w:val="linewrapper"/>
+          <w:rFonts w:eastAsiaTheme="majorEastAsia"/>
+          <w:b/>
+          <w:bCs/>
+          <w:color w:val="800000"/>
+        </w:rPr>
+        <w:t>button</w:t>
+      </w:r>
+      <w:r>
+        <w:rPr>
+          <w:rStyle w:val="linewrapper"/>
+          <w:rFonts w:eastAsiaTheme="majorEastAsia"/>
+          <w:color w:val="274796"/>
+        </w:rPr>
+        <w:t xml:space="preserve"> </w:t>
+      </w:r>
+      <w:r>
+        <w:rPr>
+          <w:rStyle w:val="linewrapper"/>
+          <w:rFonts w:eastAsiaTheme="majorEastAsia"/>
+          <w:color w:val="074726"/>
+        </w:rPr>
+        <w:t>class</w:t>
+      </w:r>
+      <w:r>
+        <w:rPr>
+          <w:rStyle w:val="linewrapper"/>
+          <w:rFonts w:eastAsiaTheme="majorEastAsia"/>
+          <w:color w:val="808030"/>
+        </w:rPr>
+        <w:t>=</w:t>
+      </w:r>
+      <w:r>
+        <w:rPr>
+          <w:rStyle w:val="linewrapper"/>
+          <w:rFonts w:eastAsiaTheme="majorEastAsia"/>
+          <w:color w:val="0000E6"/>
+        </w:rPr>
+        <w:t>"carousel-control-next"</w:t>
+      </w:r>
+      <w:r>
+        <w:rPr>
+          <w:rStyle w:val="linewrapper"/>
+          <w:rFonts w:eastAsiaTheme="majorEastAsia"/>
+          <w:color w:val="274796"/>
+        </w:rPr>
+        <w:t xml:space="preserve"> </w:t>
+      </w:r>
+      <w:r>
+        <w:rPr>
+          <w:rStyle w:val="linewrapper"/>
+          <w:rFonts w:eastAsiaTheme="majorEastAsia"/>
+          <w:color w:val="074726"/>
+        </w:rPr>
+        <w:t>type</w:t>
+      </w:r>
+      <w:r>
+        <w:rPr>
+          <w:rStyle w:val="linewrapper"/>
+          <w:rFonts w:eastAsiaTheme="majorEastAsia"/>
+          <w:color w:val="808030"/>
+        </w:rPr>
+        <w:t>=</w:t>
+      </w:r>
+      <w:r>
+        <w:rPr>
+          <w:rStyle w:val="linewrapper"/>
+          <w:rFonts w:eastAsiaTheme="majorEastAsia"/>
+          <w:color w:val="0000E6"/>
+        </w:rPr>
+        <w:t>"button"</w:t>
+      </w:r>
+      <w:r>
+        <w:rPr>
+          <w:rStyle w:val="linewrapper"/>
+          <w:rFonts w:eastAsiaTheme="majorEastAsia"/>
+          <w:color w:val="274796"/>
+        </w:rPr>
+        <w:t xml:space="preserve"> </w:t>
+      </w:r>
+      <w:r>
+        <w:rPr>
+          <w:rStyle w:val="linewrapper"/>
+          <w:rFonts w:eastAsiaTheme="majorEastAsia"/>
+          <w:color w:val="074726"/>
+        </w:rPr>
+        <w:t>data</w:t>
+      </w:r>
+      <w:r>
+        <w:rPr>
+          <w:rStyle w:val="linewrapper"/>
+          <w:rFonts w:eastAsiaTheme="majorEastAsia"/>
+          <w:color w:val="274796"/>
+        </w:rPr>
+        <w:t>-bs-</w:t>
+      </w:r>
+      <w:r>
+        <w:rPr>
+          <w:rStyle w:val="linewrapper"/>
+          <w:rFonts w:eastAsiaTheme="majorEastAsia"/>
+          <w:color w:val="074726"/>
+        </w:rPr>
+        <w:t>target</w:t>
+      </w:r>
+      <w:r>
+        <w:rPr>
+          <w:rStyle w:val="linewrapper"/>
+          <w:rFonts w:eastAsiaTheme="majorEastAsia"/>
+          <w:color w:val="808030"/>
+        </w:rPr>
+        <w:t>=</w:t>
+      </w:r>
+      <w:r>
+        <w:rPr>
+          <w:rStyle w:val="linewrapper"/>
+          <w:rFonts w:eastAsiaTheme="majorEastAsia"/>
+          <w:color w:val="0000E6"/>
+        </w:rPr>
+        <w:t>"#demo"</w:t>
+      </w:r>
+      <w:r>
+        <w:rPr>
+          <w:rStyle w:val="linewrapper"/>
+          <w:rFonts w:eastAsiaTheme="majorEastAsia"/>
+          <w:color w:val="274796"/>
+        </w:rPr>
+        <w:t xml:space="preserve"> </w:t>
+      </w:r>
+      <w:r>
+        <w:rPr>
+          <w:rStyle w:val="linewrapper"/>
+          <w:rFonts w:eastAsiaTheme="majorEastAsia"/>
+          <w:color w:val="074726"/>
+        </w:rPr>
+        <w:t>data</w:t>
+      </w:r>
+      <w:r>
+        <w:rPr>
+          <w:rStyle w:val="linewrapper"/>
+          <w:rFonts w:eastAsiaTheme="majorEastAsia"/>
+          <w:color w:val="274796"/>
+        </w:rPr>
+        <w:t>-bs-slide</w:t>
+      </w:r>
+      <w:r>
+        <w:rPr>
+          <w:rStyle w:val="linewrapper"/>
+          <w:rFonts w:eastAsiaTheme="majorEastAsia"/>
+          <w:color w:val="808030"/>
+        </w:rPr>
+        <w:t>=</w:t>
+      </w:r>
+      <w:r>
+        <w:rPr>
+          <w:rStyle w:val="linewrapper"/>
+          <w:rFonts w:eastAsiaTheme="majorEastAsia"/>
+          <w:color w:val="0000E6"/>
+        </w:rPr>
+        <w:t>"next"</w:t>
+      </w:r>
+      <w:r>
+        <w:rPr>
+          <w:rStyle w:val="linewrapper"/>
+          <w:rFonts w:eastAsiaTheme="majorEastAsia"/>
+          <w:color w:val="A65700"/>
+        </w:rPr>
+        <w:t>&gt;</w:t>
+      </w:r>
+    </w:p>
+    <w:p>
+      <w:pPr>
+        <w:pStyle w:val="HTMLPreformatted"/>
+        <w:shd w:val="clear" w:color="auto" w:fill="FFFFFF"/>
+        <w:ind w:left="360"/>
+        <w:rPr>
+          <w:color w:val="000000"/>
+        </w:rPr>
+      </w:pPr>
+      <w:r>
+        <w:rPr>
+          <w:rStyle w:val="linewrapper"/>
+          <w:rFonts w:eastAsiaTheme="majorEastAsia"/>
+          <w:color w:val="000000"/>
+        </w:rPr>
+        <w:t xml:space="preserve">    </w:t>
+      </w:r>
+      <w:r>
+        <w:rPr>
+          <w:rStyle w:val="linewrapper"/>
+          <w:rFonts w:eastAsiaTheme="majorEastAsia"/>
+          <w:color w:val="A65700"/>
+        </w:rPr>
+        <w:t>&lt;</w:t>
+      </w:r>
+      <w:r>
+        <w:rPr>
+          <w:rStyle w:val="linewrapper"/>
+          <w:rFonts w:eastAsiaTheme="majorEastAsia"/>
+          <w:b/>
+          <w:bCs/>
+          <w:color w:val="800000"/>
+        </w:rPr>
+        <w:t>span</w:t>
+      </w:r>
+      <w:r>
+        <w:rPr>
+          <w:rStyle w:val="linewrapper"/>
+          <w:rFonts w:eastAsiaTheme="majorEastAsia"/>
+          <w:color w:val="274796"/>
+        </w:rPr>
+        <w:t xml:space="preserve"> </w:t>
+      </w:r>
+      <w:r>
+        <w:rPr>
+          <w:rStyle w:val="linewrapper"/>
+          <w:rFonts w:eastAsiaTheme="majorEastAsia"/>
+          <w:color w:val="074726"/>
+        </w:rPr>
+        <w:t>class</w:t>
+      </w:r>
+      <w:r>
+        <w:rPr>
+          <w:rStyle w:val="linewrapper"/>
+          <w:rFonts w:eastAsiaTheme="majorEastAsia"/>
+          <w:color w:val="808030"/>
+        </w:rPr>
+        <w:t>=</w:t>
+      </w:r>
+      <w:r>
+        <w:rPr>
+          <w:rStyle w:val="linewrapper"/>
+          <w:rFonts w:eastAsiaTheme="majorEastAsia"/>
+          <w:color w:val="0000E6"/>
+        </w:rPr>
+        <w:t>"carousel-control-next-icon"</w:t>
+      </w:r>
+      <w:r>
+        <w:rPr>
+          <w:rStyle w:val="linewrapper"/>
+          <w:rFonts w:eastAsiaTheme="majorEastAsia"/>
+          <w:color w:val="A65700"/>
+        </w:rPr>
+        <w:t>&gt;&lt;/</w:t>
+      </w:r>
+      <w:r>
+        <w:rPr>
+          <w:rStyle w:val="linewrapper"/>
+          <w:rFonts w:eastAsiaTheme="majorEastAsia"/>
+          <w:b/>
+          <w:bCs/>
+          <w:color w:val="800000"/>
+        </w:rPr>
+        <w:t>span</w:t>
+      </w:r>
+      <w:r>
+        <w:rPr>
+          <w:rStyle w:val="linewrapper"/>
+          <w:rFonts w:eastAsiaTheme="majorEastAsia"/>
+          <w:color w:val="A65700"/>
+        </w:rPr>
+        <w:t>&gt;</w:t>
+      </w:r>
+    </w:p>
+    <w:p>
+      <w:pPr>
+        <w:pStyle w:val="HTMLPreformatted"/>
+        <w:shd w:val="clear" w:color="auto" w:fill="FFFFFF"/>
+        <w:ind w:left="360"/>
+        <w:rPr>
+          <w:color w:val="000000"/>
+        </w:rPr>
+      </w:pPr>
+      <w:r>
+        <w:rPr>
+          <w:rStyle w:val="linewrapper"/>
+          <w:rFonts w:eastAsiaTheme="majorEastAsia"/>
+          <w:color w:val="000000"/>
+        </w:rPr>
+        <w:t xml:space="preserve">  </w:t>
+      </w:r>
+      <w:r>
+        <w:rPr>
+          <w:rStyle w:val="linewrapper"/>
+          <w:rFonts w:eastAsiaTheme="majorEastAsia"/>
+          <w:color w:val="A65700"/>
+        </w:rPr>
+        <w:t>&lt;/</w:t>
+      </w:r>
+      <w:r>
+        <w:rPr>
+          <w:rStyle w:val="linewrapper"/>
+          <w:rFonts w:eastAsiaTheme="majorEastAsia"/>
+          <w:b/>
+          <w:bCs/>
+          <w:color w:val="800000"/>
+        </w:rPr>
+        <w:t>button</w:t>
+      </w:r>
+      <w:r>
+        <w:rPr>
+          <w:rStyle w:val="linewrapper"/>
+          <w:rFonts w:eastAsiaTheme="majorEastAsia"/>
+          <w:color w:val="A65700"/>
+        </w:rPr>
+        <w:t>&gt;</w:t>
+      </w:r>
+    </w:p>
+    <w:p>
+      <w:pPr>
+        <w:pStyle w:val="HTMLPreformatted"/>
+        <w:shd w:val="clear" w:color="auto" w:fill="FFFFFF"/>
+        <w:ind w:left="360"/>
+        <w:rPr>
+          <w:color w:val="000000"/>
+        </w:rPr>
+      </w:pPr>
+      <w:r>
+        <w:rPr>
+          <w:rStyle w:val="linewrapper"/>
+          <w:rFonts w:eastAsiaTheme="majorEastAsia"/>
+          <w:color w:val="A65700"/>
+        </w:rPr>
+        <w:t>&lt;/</w:t>
+      </w:r>
+      <w:r>
+        <w:rPr>
+          <w:rStyle w:val="linewrapper"/>
+          <w:rFonts w:eastAsiaTheme="majorEastAsia"/>
+          <w:b/>
+          <w:bCs/>
+          <w:color w:val="800000"/>
+        </w:rPr>
+        <w:t>div</w:t>
+      </w:r>
+      <w:r>
+        <w:rPr>
+          <w:rStyle w:val="linewrapper"/>
+          <w:rFonts w:eastAsiaTheme="majorEastAsia"/>
+          <w:color w:val="A65700"/>
+        </w:rPr>
+        <w:t>&gt;</w:t>
+      </w:r>
+    </w:p>
+    <w:p>
+      <w:pPr>
+        <w:pStyle w:val="ListParagraph"/>
+        <w:numPr>
+          <w:ilvl w:val="0"/>
+          <w:numId w:val="2"/>
+        </w:numPr>
+        <w:rPr>
+          <w:sz w:val="26"/>
+          <w:szCs w:val="26"/>
+        </w:rPr>
+      </w:pPr>
+    </w:p>
+    <w:p>
+      <w:pPr>
         <w:rPr>
           <w:sz w:val="26"/>
           <w:szCs w:val="26"/>
@@ -7395,6 +10386,119 @@
     </w:lvl>
   </w:abstractNum>
   <w:abstractNum w:abstractNumId="2" w15:restartNumberingAfterBreak="0">
+    <w:nsid w:val="7DA03EAA"/>
+    <w:multiLevelType w:val="hybridMultilevel"/>
+    <w:tmpl w:val="A186401E"/>
+    <w:lvl w:ilvl="0" w:tplc="04090001">
+      <w:start w:val="1"/>
+      <w:numFmt w:val="bullet"/>
+      <w:lvlText w:val=""/>
+      <w:lvlJc w:val="left"/>
+      <w:pPr>
+        <w:ind w:left="720" w:hanging="360"/>
+      </w:pPr>
+      <w:rPr>
+        <w:rFonts w:ascii="Symbol" w:hAnsi="Symbol" w:hint="default"/>
+      </w:rPr>
+    </w:lvl>
+    <w:lvl w:ilvl="1" w:tplc="04090003" w:tentative="1">
+      <w:start w:val="1"/>
+      <w:numFmt w:val="bullet"/>
+      <w:lvlText w:val="o"/>
+      <w:lvlJc w:val="left"/>
+      <w:pPr>
+        <w:ind w:left="1440" w:hanging="360"/>
+      </w:pPr>
+      <w:rPr>
+        <w:rFonts w:ascii="Courier New" w:hAnsi="Courier New" w:cs="Courier New" w:hint="default"/>
+      </w:rPr>
+    </w:lvl>
+    <w:lvl w:ilvl="2" w:tplc="04090005" w:tentative="1">
+      <w:start w:val="1"/>
+      <w:numFmt w:val="bullet"/>
+      <w:lvlText w:val=""/>
+      <w:lvlJc w:val="left"/>
+      <w:pPr>
+        <w:ind w:left="2160" w:hanging="360"/>
+      </w:pPr>
+      <w:rPr>
+        <w:rFonts w:ascii="Wingdings" w:hAnsi="Wingdings" w:hint="default"/>
+      </w:rPr>
+    </w:lvl>
+    <w:lvl w:ilvl="3" w:tplc="04090001" w:tentative="1">
+      <w:start w:val="1"/>
+      <w:numFmt w:val="bullet"/>
+      <w:lvlText w:val=""/>
+      <w:lvlJc w:val="left"/>
+      <w:pPr>
+        <w:ind w:left="2880" w:hanging="360"/>
+      </w:pPr>
+      <w:rPr>
+        <w:rFonts w:ascii="Symbol" w:hAnsi="Symbol" w:hint="default"/>
+      </w:rPr>
+    </w:lvl>
+    <w:lvl w:ilvl="4" w:tplc="04090003" w:tentative="1">
+      <w:start w:val="1"/>
+      <w:numFmt w:val="bullet"/>
+      <w:lvlText w:val="o"/>
+      <w:lvlJc w:val="left"/>
+      <w:pPr>
+        <w:ind w:left="3600" w:hanging="360"/>
+      </w:pPr>
+      <w:rPr>
+        <w:rFonts w:ascii="Courier New" w:hAnsi="Courier New" w:cs="Courier New" w:hint="default"/>
+      </w:rPr>
+    </w:lvl>
+    <w:lvl w:ilvl="5" w:tplc="04090005" w:tentative="1">
+      <w:start w:val="1"/>
+      <w:numFmt w:val="bullet"/>
+      <w:lvlText w:val=""/>
+      <w:lvlJc w:val="left"/>
+      <w:pPr>
+        <w:ind w:left="4320" w:hanging="360"/>
+      </w:pPr>
+      <w:rPr>
+        <w:rFonts w:ascii="Wingdings" w:hAnsi="Wingdings" w:hint="default"/>
+      </w:rPr>
+    </w:lvl>
+    <w:lvl w:ilvl="6" w:tplc="04090001" w:tentative="1">
+      <w:start w:val="1"/>
+      <w:numFmt w:val="bullet"/>
+      <w:lvlText w:val=""/>
+      <w:lvlJc w:val="left"/>
+      <w:pPr>
+        <w:ind w:left="5040" w:hanging="360"/>
+      </w:pPr>
+      <w:rPr>
+        <w:rFonts w:ascii="Symbol" w:hAnsi="Symbol" w:hint="default"/>
+      </w:rPr>
+    </w:lvl>
+    <w:lvl w:ilvl="7" w:tplc="04090003" w:tentative="1">
+      <w:start w:val="1"/>
+      <w:numFmt w:val="bullet"/>
+      <w:lvlText w:val="o"/>
+      <w:lvlJc w:val="left"/>
+      <w:pPr>
+        <w:ind w:left="5760" w:hanging="360"/>
+      </w:pPr>
+      <w:rPr>
+        <w:rFonts w:ascii="Courier New" w:hAnsi="Courier New" w:cs="Courier New" w:hint="default"/>
+      </w:rPr>
+    </w:lvl>
+    <w:lvl w:ilvl="8" w:tplc="04090005" w:tentative="1">
+      <w:start w:val="1"/>
+      <w:numFmt w:val="bullet"/>
+      <w:lvlText w:val=""/>
+      <w:lvlJc w:val="left"/>
+      <w:pPr>
+        <w:ind w:left="6480" w:hanging="360"/>
+      </w:pPr>
+      <w:rPr>
+        <w:rFonts w:ascii="Wingdings" w:hAnsi="Wingdings" w:hint="default"/>
+      </w:rPr>
+    </w:lvl>
+  </w:abstractNum>
+  <w:abstractNum w:abstractNumId="3" w15:restartNumberingAfterBreak="0">
     <w:nsid w:val="7E24093D"/>
     <w:multiLevelType w:val="multilevel"/>
     <w:tmpl w:val="522E265A"/>
@@ -7508,13 +10612,16 @@
     </w:lvl>
   </w:abstractNum>
   <w:num w:numId="1" w16cid:durableId="1734693700">
-    <w:abstractNumId w:val="2"/>
+    <w:abstractNumId w:val="3"/>
   </w:num>
   <w:num w:numId="2" w16cid:durableId="188030291">
     <w:abstractNumId w:val="1"/>
   </w:num>
   <w:num w:numId="3" w16cid:durableId="330262242">
     <w:abstractNumId w:val="0"/>
+  </w:num>
+  <w:num w:numId="4" w16cid:durableId="249823978">
+    <w:abstractNumId w:val="2"/>
   </w:num>
 </w:numbering>
 </file>

--- a/FE/LyThuyet/BOOTSTRAP.docx
+++ b/FE/LyThuyet/BOOTSTRAP.docx
@@ -10138,6 +10138,1861 @@
           <w:szCs w:val="26"/>
         </w:rPr>
       </w:pPr>
+      <w:r>
+        <w:rPr>
+          <w:sz w:val="26"/>
+          <w:szCs w:val="26"/>
+        </w:rPr>
+        <w:lastRenderedPageBreak/>
+        <w:t>Thêm các thành phần bên &lt;div class="carousel-caption"&gt;</w:t>
+      </w:r>
+      <w:r>
+        <w:rPr>
+          <w:sz w:val="26"/>
+          <w:szCs w:val="26"/>
+        </w:rPr>
+        <w:t xml:space="preserve"> </w:t>
+      </w:r>
+      <w:r>
+        <w:rPr>
+          <w:sz w:val="26"/>
+          <w:szCs w:val="26"/>
+        </w:rPr>
+        <w:t>trong mỗi phần &lt;div class="carousel-item"&gt;</w:t>
+      </w:r>
+      <w:r>
+        <w:rPr>
+          <w:sz w:val="26"/>
+          <w:szCs w:val="26"/>
+        </w:rPr>
+        <w:t xml:space="preserve"> </w:t>
+      </w:r>
+      <w:r>
+        <w:rPr>
+          <w:sz w:val="26"/>
+          <w:szCs w:val="26"/>
+        </w:rPr>
+        <w:t>để tạo chú thích cho từng trang chiếu</w:t>
+      </w:r>
+    </w:p>
+    <w:p>
+      <w:pPr>
+        <w:rPr>
+          <w:b/>
+          <w:bCs/>
+          <w:sz w:val="26"/>
+          <w:szCs w:val="26"/>
+        </w:rPr>
+      </w:pPr>
+      <w:r>
+        <w:rPr>
+          <w:b/>
+          <w:bCs/>
+          <w:sz w:val="26"/>
+          <w:szCs w:val="26"/>
+        </w:rPr>
+        <w:t>20. Modal</w:t>
+      </w:r>
+    </w:p>
+    <w:p>
+      <w:pPr>
+        <w:pStyle w:val="HTMLPreformatted"/>
+        <w:shd w:val="clear" w:color="auto" w:fill="FFFFFF"/>
+        <w:ind w:left="360"/>
+        <w:rPr>
+          <w:color w:val="000000"/>
+        </w:rPr>
+      </w:pPr>
+      <w:r>
+        <w:rPr>
+          <w:rStyle w:val="linewrapper"/>
+          <w:rFonts w:eastAsiaTheme="majorEastAsia"/>
+          <w:color w:val="696969"/>
+        </w:rPr>
+        <w:t>&lt;!-- Button to Open the Modal --&gt;</w:t>
+      </w:r>
+    </w:p>
+    <w:p>
+      <w:pPr>
+        <w:pStyle w:val="HTMLPreformatted"/>
+        <w:shd w:val="clear" w:color="auto" w:fill="FFFFFF"/>
+        <w:ind w:left="360"/>
+        <w:rPr>
+          <w:color w:val="000000"/>
+        </w:rPr>
+      </w:pPr>
+      <w:r>
+        <w:rPr>
+          <w:rStyle w:val="linewrapper"/>
+          <w:rFonts w:eastAsiaTheme="majorEastAsia"/>
+          <w:color w:val="A65700"/>
+        </w:rPr>
+        <w:t>&lt;</w:t>
+      </w:r>
+      <w:r>
+        <w:rPr>
+          <w:rStyle w:val="linewrapper"/>
+          <w:rFonts w:eastAsiaTheme="majorEastAsia"/>
+          <w:b/>
+          <w:bCs/>
+          <w:color w:val="800000"/>
+        </w:rPr>
+        <w:t>button</w:t>
+      </w:r>
+      <w:r>
+        <w:rPr>
+          <w:rStyle w:val="linewrapper"/>
+          <w:rFonts w:eastAsiaTheme="majorEastAsia"/>
+          <w:color w:val="274796"/>
+        </w:rPr>
+        <w:t xml:space="preserve"> </w:t>
+      </w:r>
+      <w:r>
+        <w:rPr>
+          <w:rStyle w:val="linewrapper"/>
+          <w:rFonts w:eastAsiaTheme="majorEastAsia"/>
+          <w:color w:val="074726"/>
+        </w:rPr>
+        <w:t>type</w:t>
+      </w:r>
+      <w:r>
+        <w:rPr>
+          <w:rStyle w:val="linewrapper"/>
+          <w:rFonts w:eastAsiaTheme="majorEastAsia"/>
+          <w:color w:val="808030"/>
+        </w:rPr>
+        <w:t>=</w:t>
+      </w:r>
+      <w:r>
+        <w:rPr>
+          <w:rStyle w:val="linewrapper"/>
+          <w:rFonts w:eastAsiaTheme="majorEastAsia"/>
+          <w:color w:val="0000E6"/>
+        </w:rPr>
+        <w:t>"button"</w:t>
+      </w:r>
+      <w:r>
+        <w:rPr>
+          <w:rStyle w:val="linewrapper"/>
+          <w:rFonts w:eastAsiaTheme="majorEastAsia"/>
+          <w:color w:val="274796"/>
+        </w:rPr>
+        <w:t xml:space="preserve"> </w:t>
+      </w:r>
+      <w:r>
+        <w:rPr>
+          <w:rStyle w:val="linewrapper"/>
+          <w:rFonts w:eastAsiaTheme="majorEastAsia"/>
+          <w:color w:val="074726"/>
+        </w:rPr>
+        <w:t>class</w:t>
+      </w:r>
+      <w:r>
+        <w:rPr>
+          <w:rStyle w:val="linewrapper"/>
+          <w:rFonts w:eastAsiaTheme="majorEastAsia"/>
+          <w:color w:val="808030"/>
+        </w:rPr>
+        <w:t>=</w:t>
+      </w:r>
+      <w:r>
+        <w:rPr>
+          <w:rStyle w:val="linewrapper"/>
+          <w:rFonts w:eastAsiaTheme="majorEastAsia"/>
+          <w:color w:val="0000E6"/>
+        </w:rPr>
+        <w:t>"btn btn-primary"</w:t>
+      </w:r>
+      <w:r>
+        <w:rPr>
+          <w:rStyle w:val="linewrapper"/>
+          <w:rFonts w:eastAsiaTheme="majorEastAsia"/>
+          <w:color w:val="274796"/>
+        </w:rPr>
+        <w:t xml:space="preserve"> </w:t>
+      </w:r>
+      <w:r>
+        <w:rPr>
+          <w:rStyle w:val="linewrapper"/>
+          <w:rFonts w:eastAsiaTheme="majorEastAsia"/>
+          <w:color w:val="074726"/>
+        </w:rPr>
+        <w:t>data</w:t>
+      </w:r>
+      <w:r>
+        <w:rPr>
+          <w:rStyle w:val="linewrapper"/>
+          <w:rFonts w:eastAsiaTheme="majorEastAsia"/>
+          <w:color w:val="274796"/>
+        </w:rPr>
+        <w:t>-bs-toggle</w:t>
+      </w:r>
+      <w:r>
+        <w:rPr>
+          <w:rStyle w:val="linewrapper"/>
+          <w:rFonts w:eastAsiaTheme="majorEastAsia"/>
+          <w:color w:val="808030"/>
+        </w:rPr>
+        <w:t>=</w:t>
+      </w:r>
+      <w:r>
+        <w:rPr>
+          <w:rStyle w:val="linewrapper"/>
+          <w:rFonts w:eastAsiaTheme="majorEastAsia"/>
+          <w:color w:val="0000E6"/>
+        </w:rPr>
+        <w:t>"modal"</w:t>
+      </w:r>
+      <w:r>
+        <w:rPr>
+          <w:rStyle w:val="linewrapper"/>
+          <w:rFonts w:eastAsiaTheme="majorEastAsia"/>
+          <w:color w:val="274796"/>
+        </w:rPr>
+        <w:t xml:space="preserve"> </w:t>
+      </w:r>
+      <w:r>
+        <w:rPr>
+          <w:rStyle w:val="linewrapper"/>
+          <w:rFonts w:eastAsiaTheme="majorEastAsia"/>
+          <w:color w:val="074726"/>
+        </w:rPr>
+        <w:t>data</w:t>
+      </w:r>
+      <w:r>
+        <w:rPr>
+          <w:rStyle w:val="linewrapper"/>
+          <w:rFonts w:eastAsiaTheme="majorEastAsia"/>
+          <w:color w:val="274796"/>
+        </w:rPr>
+        <w:t>-bs-</w:t>
+      </w:r>
+      <w:r>
+        <w:rPr>
+          <w:rStyle w:val="linewrapper"/>
+          <w:rFonts w:eastAsiaTheme="majorEastAsia"/>
+          <w:color w:val="074726"/>
+        </w:rPr>
+        <w:t>target</w:t>
+      </w:r>
+      <w:r>
+        <w:rPr>
+          <w:rStyle w:val="linewrapper"/>
+          <w:rFonts w:eastAsiaTheme="majorEastAsia"/>
+          <w:color w:val="808030"/>
+        </w:rPr>
+        <w:t>=</w:t>
+      </w:r>
+      <w:r>
+        <w:rPr>
+          <w:rStyle w:val="linewrapper"/>
+          <w:rFonts w:eastAsiaTheme="majorEastAsia"/>
+          <w:color w:val="0000E6"/>
+        </w:rPr>
+        <w:t>"#myModal"</w:t>
+      </w:r>
+      <w:r>
+        <w:rPr>
+          <w:rStyle w:val="linewrapper"/>
+          <w:rFonts w:eastAsiaTheme="majorEastAsia"/>
+          <w:color w:val="A65700"/>
+        </w:rPr>
+        <w:t>&gt;</w:t>
+      </w:r>
+    </w:p>
+    <w:p>
+      <w:pPr>
+        <w:pStyle w:val="HTMLPreformatted"/>
+        <w:shd w:val="clear" w:color="auto" w:fill="FFFFFF"/>
+        <w:ind w:left="360"/>
+        <w:rPr>
+          <w:color w:val="000000"/>
+        </w:rPr>
+      </w:pPr>
+      <w:r>
+        <w:rPr>
+          <w:rStyle w:val="linewrapper"/>
+          <w:rFonts w:eastAsiaTheme="majorEastAsia"/>
+          <w:color w:val="000000"/>
+        </w:rPr>
+        <w:t xml:space="preserve">  Open modal</w:t>
+      </w:r>
+    </w:p>
+    <w:p>
+      <w:pPr>
+        <w:pStyle w:val="HTMLPreformatted"/>
+        <w:shd w:val="clear" w:color="auto" w:fill="FFFFFF"/>
+        <w:ind w:left="360"/>
+        <w:rPr>
+          <w:color w:val="000000"/>
+        </w:rPr>
+      </w:pPr>
+      <w:r>
+        <w:rPr>
+          <w:rStyle w:val="linewrapper"/>
+          <w:rFonts w:eastAsiaTheme="majorEastAsia"/>
+          <w:color w:val="A65700"/>
+        </w:rPr>
+        <w:t>&lt;/</w:t>
+      </w:r>
+      <w:r>
+        <w:rPr>
+          <w:rStyle w:val="linewrapper"/>
+          <w:rFonts w:eastAsiaTheme="majorEastAsia"/>
+          <w:b/>
+          <w:bCs/>
+          <w:color w:val="800000"/>
+        </w:rPr>
+        <w:t>button</w:t>
+      </w:r>
+      <w:r>
+        <w:rPr>
+          <w:rStyle w:val="linewrapper"/>
+          <w:rFonts w:eastAsiaTheme="majorEastAsia"/>
+          <w:color w:val="A65700"/>
+        </w:rPr>
+        <w:t>&gt;</w:t>
+      </w:r>
+    </w:p>
+    <w:p>
+      <w:pPr>
+        <w:pStyle w:val="HTMLPreformatted"/>
+        <w:shd w:val="clear" w:color="auto" w:fill="FFFFFF"/>
+        <w:ind w:left="360"/>
+        <w:rPr>
+          <w:color w:val="000000"/>
+        </w:rPr>
+      </w:pPr>
+    </w:p>
+    <w:p>
+      <w:pPr>
+        <w:pStyle w:val="HTMLPreformatted"/>
+        <w:shd w:val="clear" w:color="auto" w:fill="FFFFFF"/>
+        <w:ind w:left="360"/>
+        <w:rPr>
+          <w:color w:val="000000"/>
+        </w:rPr>
+      </w:pPr>
+      <w:r>
+        <w:rPr>
+          <w:rStyle w:val="linewrapper"/>
+          <w:rFonts w:eastAsiaTheme="majorEastAsia"/>
+          <w:color w:val="696969"/>
+        </w:rPr>
+        <w:t>&lt;!-- The Modal --&gt;</w:t>
+      </w:r>
+    </w:p>
+    <w:p>
+      <w:pPr>
+        <w:pStyle w:val="HTMLPreformatted"/>
+        <w:shd w:val="clear" w:color="auto" w:fill="FFFFFF"/>
+        <w:ind w:left="360"/>
+        <w:rPr>
+          <w:color w:val="000000"/>
+        </w:rPr>
+      </w:pPr>
+      <w:r>
+        <w:rPr>
+          <w:rStyle w:val="linewrapper"/>
+          <w:rFonts w:eastAsiaTheme="majorEastAsia"/>
+          <w:color w:val="A65700"/>
+        </w:rPr>
+        <w:t>&lt;</w:t>
+      </w:r>
+      <w:r>
+        <w:rPr>
+          <w:rStyle w:val="linewrapper"/>
+          <w:rFonts w:eastAsiaTheme="majorEastAsia"/>
+          <w:b/>
+          <w:bCs/>
+          <w:color w:val="800000"/>
+        </w:rPr>
+        <w:t>div</w:t>
+      </w:r>
+      <w:r>
+        <w:rPr>
+          <w:rStyle w:val="linewrapper"/>
+          <w:rFonts w:eastAsiaTheme="majorEastAsia"/>
+          <w:color w:val="274796"/>
+        </w:rPr>
+        <w:t xml:space="preserve"> </w:t>
+      </w:r>
+      <w:r>
+        <w:rPr>
+          <w:rStyle w:val="linewrapper"/>
+          <w:rFonts w:eastAsiaTheme="majorEastAsia"/>
+          <w:color w:val="074726"/>
+        </w:rPr>
+        <w:t>class</w:t>
+      </w:r>
+      <w:r>
+        <w:rPr>
+          <w:rStyle w:val="linewrapper"/>
+          <w:rFonts w:eastAsiaTheme="majorEastAsia"/>
+          <w:color w:val="808030"/>
+        </w:rPr>
+        <w:t>=</w:t>
+      </w:r>
+      <w:r>
+        <w:rPr>
+          <w:rStyle w:val="linewrapper"/>
+          <w:rFonts w:eastAsiaTheme="majorEastAsia"/>
+          <w:color w:val="0000E6"/>
+        </w:rPr>
+        <w:t>"modal"</w:t>
+      </w:r>
+      <w:r>
+        <w:rPr>
+          <w:rStyle w:val="linewrapper"/>
+          <w:rFonts w:eastAsiaTheme="majorEastAsia"/>
+          <w:color w:val="274796"/>
+        </w:rPr>
+        <w:t xml:space="preserve"> </w:t>
+      </w:r>
+      <w:r>
+        <w:rPr>
+          <w:rStyle w:val="linewrapper"/>
+          <w:rFonts w:eastAsiaTheme="majorEastAsia"/>
+          <w:color w:val="074726"/>
+        </w:rPr>
+        <w:t>id</w:t>
+      </w:r>
+      <w:r>
+        <w:rPr>
+          <w:rStyle w:val="linewrapper"/>
+          <w:rFonts w:eastAsiaTheme="majorEastAsia"/>
+          <w:color w:val="808030"/>
+        </w:rPr>
+        <w:t>=</w:t>
+      </w:r>
+      <w:r>
+        <w:rPr>
+          <w:rStyle w:val="linewrapper"/>
+          <w:rFonts w:eastAsiaTheme="majorEastAsia"/>
+          <w:color w:val="0000E6"/>
+        </w:rPr>
+        <w:t>"myModal"</w:t>
+      </w:r>
+      <w:r>
+        <w:rPr>
+          <w:rStyle w:val="linewrapper"/>
+          <w:rFonts w:eastAsiaTheme="majorEastAsia"/>
+          <w:color w:val="A65700"/>
+        </w:rPr>
+        <w:t>&gt;</w:t>
+      </w:r>
+    </w:p>
+    <w:p>
+      <w:pPr>
+        <w:pStyle w:val="HTMLPreformatted"/>
+        <w:shd w:val="clear" w:color="auto" w:fill="FFFFFF"/>
+        <w:ind w:left="360"/>
+        <w:rPr>
+          <w:color w:val="000000"/>
+        </w:rPr>
+      </w:pPr>
+      <w:r>
+        <w:rPr>
+          <w:rStyle w:val="linewrapper"/>
+          <w:rFonts w:eastAsiaTheme="majorEastAsia"/>
+          <w:color w:val="000000"/>
+        </w:rPr>
+        <w:t xml:space="preserve">  </w:t>
+      </w:r>
+      <w:r>
+        <w:rPr>
+          <w:rStyle w:val="linewrapper"/>
+          <w:rFonts w:eastAsiaTheme="majorEastAsia"/>
+          <w:color w:val="A65700"/>
+        </w:rPr>
+        <w:t>&lt;</w:t>
+      </w:r>
+      <w:r>
+        <w:rPr>
+          <w:rStyle w:val="linewrapper"/>
+          <w:rFonts w:eastAsiaTheme="majorEastAsia"/>
+          <w:b/>
+          <w:bCs/>
+          <w:color w:val="800000"/>
+        </w:rPr>
+        <w:t>div</w:t>
+      </w:r>
+      <w:r>
+        <w:rPr>
+          <w:rStyle w:val="linewrapper"/>
+          <w:rFonts w:eastAsiaTheme="majorEastAsia"/>
+          <w:color w:val="274796"/>
+        </w:rPr>
+        <w:t xml:space="preserve"> </w:t>
+      </w:r>
+      <w:r>
+        <w:rPr>
+          <w:rStyle w:val="linewrapper"/>
+          <w:rFonts w:eastAsiaTheme="majorEastAsia"/>
+          <w:color w:val="074726"/>
+        </w:rPr>
+        <w:t>class</w:t>
+      </w:r>
+      <w:r>
+        <w:rPr>
+          <w:rStyle w:val="linewrapper"/>
+          <w:rFonts w:eastAsiaTheme="majorEastAsia"/>
+          <w:color w:val="808030"/>
+        </w:rPr>
+        <w:t>=</w:t>
+      </w:r>
+      <w:r>
+        <w:rPr>
+          <w:rStyle w:val="linewrapper"/>
+          <w:rFonts w:eastAsiaTheme="majorEastAsia"/>
+          <w:color w:val="0000E6"/>
+        </w:rPr>
+        <w:t>"modal-dialog"</w:t>
+      </w:r>
+      <w:r>
+        <w:rPr>
+          <w:rStyle w:val="linewrapper"/>
+          <w:rFonts w:eastAsiaTheme="majorEastAsia"/>
+          <w:color w:val="A65700"/>
+        </w:rPr>
+        <w:t>&gt;</w:t>
+      </w:r>
+    </w:p>
+    <w:p>
+      <w:pPr>
+        <w:pStyle w:val="HTMLPreformatted"/>
+        <w:shd w:val="clear" w:color="auto" w:fill="FFFFFF"/>
+        <w:ind w:left="360"/>
+        <w:rPr>
+          <w:color w:val="000000"/>
+        </w:rPr>
+      </w:pPr>
+      <w:r>
+        <w:rPr>
+          <w:rStyle w:val="linewrapper"/>
+          <w:rFonts w:eastAsiaTheme="majorEastAsia"/>
+          <w:color w:val="000000"/>
+        </w:rPr>
+        <w:t xml:space="preserve">    </w:t>
+      </w:r>
+      <w:r>
+        <w:rPr>
+          <w:rStyle w:val="linewrapper"/>
+          <w:rFonts w:eastAsiaTheme="majorEastAsia"/>
+          <w:color w:val="A65700"/>
+        </w:rPr>
+        <w:t>&lt;</w:t>
+      </w:r>
+      <w:r>
+        <w:rPr>
+          <w:rStyle w:val="linewrapper"/>
+          <w:rFonts w:eastAsiaTheme="majorEastAsia"/>
+          <w:b/>
+          <w:bCs/>
+          <w:color w:val="800000"/>
+        </w:rPr>
+        <w:t>div</w:t>
+      </w:r>
+      <w:r>
+        <w:rPr>
+          <w:rStyle w:val="linewrapper"/>
+          <w:rFonts w:eastAsiaTheme="majorEastAsia"/>
+          <w:color w:val="274796"/>
+        </w:rPr>
+        <w:t xml:space="preserve"> </w:t>
+      </w:r>
+      <w:r>
+        <w:rPr>
+          <w:rStyle w:val="linewrapper"/>
+          <w:rFonts w:eastAsiaTheme="majorEastAsia"/>
+          <w:color w:val="074726"/>
+        </w:rPr>
+        <w:t>class</w:t>
+      </w:r>
+      <w:r>
+        <w:rPr>
+          <w:rStyle w:val="linewrapper"/>
+          <w:rFonts w:eastAsiaTheme="majorEastAsia"/>
+          <w:color w:val="808030"/>
+        </w:rPr>
+        <w:t>=</w:t>
+      </w:r>
+      <w:r>
+        <w:rPr>
+          <w:rStyle w:val="linewrapper"/>
+          <w:rFonts w:eastAsiaTheme="majorEastAsia"/>
+          <w:color w:val="0000E6"/>
+        </w:rPr>
+        <w:t>"modal-content"</w:t>
+      </w:r>
+      <w:r>
+        <w:rPr>
+          <w:rStyle w:val="linewrapper"/>
+          <w:rFonts w:eastAsiaTheme="majorEastAsia"/>
+          <w:color w:val="A65700"/>
+        </w:rPr>
+        <w:t>&gt;</w:t>
+      </w:r>
+    </w:p>
+    <w:p>
+      <w:pPr>
+        <w:pStyle w:val="HTMLPreformatted"/>
+        <w:shd w:val="clear" w:color="auto" w:fill="FFFFFF"/>
+        <w:ind w:left="360"/>
+        <w:rPr>
+          <w:color w:val="000000"/>
+        </w:rPr>
+      </w:pPr>
+    </w:p>
+    <w:p>
+      <w:pPr>
+        <w:pStyle w:val="HTMLPreformatted"/>
+        <w:shd w:val="clear" w:color="auto" w:fill="FFFFFF"/>
+        <w:ind w:left="360"/>
+        <w:rPr>
+          <w:color w:val="000000"/>
+        </w:rPr>
+      </w:pPr>
+      <w:r>
+        <w:rPr>
+          <w:rStyle w:val="linewrapper"/>
+          <w:rFonts w:eastAsiaTheme="majorEastAsia"/>
+          <w:color w:val="000000"/>
+        </w:rPr>
+        <w:t xml:space="preserve">      </w:t>
+      </w:r>
+      <w:r>
+        <w:rPr>
+          <w:rStyle w:val="linewrapper"/>
+          <w:rFonts w:eastAsiaTheme="majorEastAsia"/>
+          <w:color w:val="696969"/>
+        </w:rPr>
+        <w:t>&lt;!-- Modal Header --&gt;</w:t>
+      </w:r>
+    </w:p>
+    <w:p>
+      <w:pPr>
+        <w:pStyle w:val="HTMLPreformatted"/>
+        <w:shd w:val="clear" w:color="auto" w:fill="FFFFFF"/>
+        <w:ind w:left="360"/>
+        <w:rPr>
+          <w:color w:val="000000"/>
+        </w:rPr>
+      </w:pPr>
+      <w:r>
+        <w:rPr>
+          <w:rStyle w:val="linewrapper"/>
+          <w:rFonts w:eastAsiaTheme="majorEastAsia"/>
+          <w:color w:val="000000"/>
+        </w:rPr>
+        <w:t xml:space="preserve">      </w:t>
+      </w:r>
+      <w:r>
+        <w:rPr>
+          <w:rStyle w:val="linewrapper"/>
+          <w:rFonts w:eastAsiaTheme="majorEastAsia"/>
+          <w:color w:val="A65700"/>
+        </w:rPr>
+        <w:t>&lt;</w:t>
+      </w:r>
+      <w:r>
+        <w:rPr>
+          <w:rStyle w:val="linewrapper"/>
+          <w:rFonts w:eastAsiaTheme="majorEastAsia"/>
+          <w:b/>
+          <w:bCs/>
+          <w:color w:val="800000"/>
+        </w:rPr>
+        <w:t>div</w:t>
+      </w:r>
+      <w:r>
+        <w:rPr>
+          <w:rStyle w:val="linewrapper"/>
+          <w:rFonts w:eastAsiaTheme="majorEastAsia"/>
+          <w:color w:val="274796"/>
+        </w:rPr>
+        <w:t xml:space="preserve"> </w:t>
+      </w:r>
+      <w:r>
+        <w:rPr>
+          <w:rStyle w:val="linewrapper"/>
+          <w:rFonts w:eastAsiaTheme="majorEastAsia"/>
+          <w:color w:val="074726"/>
+        </w:rPr>
+        <w:t>class</w:t>
+      </w:r>
+      <w:r>
+        <w:rPr>
+          <w:rStyle w:val="linewrapper"/>
+          <w:rFonts w:eastAsiaTheme="majorEastAsia"/>
+          <w:color w:val="808030"/>
+        </w:rPr>
+        <w:t>=</w:t>
+      </w:r>
+      <w:r>
+        <w:rPr>
+          <w:rStyle w:val="linewrapper"/>
+          <w:rFonts w:eastAsiaTheme="majorEastAsia"/>
+          <w:color w:val="0000E6"/>
+        </w:rPr>
+        <w:t>"modal-header"</w:t>
+      </w:r>
+      <w:r>
+        <w:rPr>
+          <w:rStyle w:val="linewrapper"/>
+          <w:rFonts w:eastAsiaTheme="majorEastAsia"/>
+          <w:color w:val="A65700"/>
+        </w:rPr>
+        <w:t>&gt;</w:t>
+      </w:r>
+    </w:p>
+    <w:p>
+      <w:pPr>
+        <w:pStyle w:val="HTMLPreformatted"/>
+        <w:shd w:val="clear" w:color="auto" w:fill="FFFFFF"/>
+        <w:ind w:left="360"/>
+        <w:rPr>
+          <w:color w:val="000000"/>
+        </w:rPr>
+      </w:pPr>
+      <w:r>
+        <w:rPr>
+          <w:rStyle w:val="linewrapper"/>
+          <w:rFonts w:eastAsiaTheme="majorEastAsia"/>
+          <w:color w:val="000000"/>
+        </w:rPr>
+        <w:t xml:space="preserve">        </w:t>
+      </w:r>
+      <w:r>
+        <w:rPr>
+          <w:rStyle w:val="linewrapper"/>
+          <w:rFonts w:eastAsiaTheme="majorEastAsia"/>
+          <w:color w:val="A65700"/>
+        </w:rPr>
+        <w:t>&lt;</w:t>
+      </w:r>
+      <w:r>
+        <w:rPr>
+          <w:rStyle w:val="linewrapper"/>
+          <w:rFonts w:eastAsiaTheme="majorEastAsia"/>
+          <w:b/>
+          <w:bCs/>
+          <w:color w:val="800000"/>
+        </w:rPr>
+        <w:t>h4</w:t>
+      </w:r>
+      <w:r>
+        <w:rPr>
+          <w:rStyle w:val="linewrapper"/>
+          <w:rFonts w:eastAsiaTheme="majorEastAsia"/>
+          <w:color w:val="274796"/>
+        </w:rPr>
+        <w:t xml:space="preserve"> </w:t>
+      </w:r>
+      <w:r>
+        <w:rPr>
+          <w:rStyle w:val="linewrapper"/>
+          <w:rFonts w:eastAsiaTheme="majorEastAsia"/>
+          <w:color w:val="074726"/>
+        </w:rPr>
+        <w:t>class</w:t>
+      </w:r>
+      <w:r>
+        <w:rPr>
+          <w:rStyle w:val="linewrapper"/>
+          <w:rFonts w:eastAsiaTheme="majorEastAsia"/>
+          <w:color w:val="808030"/>
+        </w:rPr>
+        <w:t>=</w:t>
+      </w:r>
+      <w:r>
+        <w:rPr>
+          <w:rStyle w:val="linewrapper"/>
+          <w:rFonts w:eastAsiaTheme="majorEastAsia"/>
+          <w:color w:val="0000E6"/>
+        </w:rPr>
+        <w:t>"modal-title"</w:t>
+      </w:r>
+      <w:r>
+        <w:rPr>
+          <w:rStyle w:val="linewrapper"/>
+          <w:rFonts w:eastAsiaTheme="majorEastAsia"/>
+          <w:color w:val="A65700"/>
+        </w:rPr>
+        <w:t>&gt;</w:t>
+      </w:r>
+      <w:r>
+        <w:rPr>
+          <w:rStyle w:val="linewrapper"/>
+          <w:rFonts w:eastAsiaTheme="majorEastAsia"/>
+          <w:color w:val="000000"/>
+        </w:rPr>
+        <w:t>Modal Heading</w:t>
+      </w:r>
+      <w:r>
+        <w:rPr>
+          <w:rStyle w:val="linewrapper"/>
+          <w:rFonts w:eastAsiaTheme="majorEastAsia"/>
+          <w:color w:val="A65700"/>
+        </w:rPr>
+        <w:t>&lt;/</w:t>
+      </w:r>
+      <w:r>
+        <w:rPr>
+          <w:rStyle w:val="linewrapper"/>
+          <w:rFonts w:eastAsiaTheme="majorEastAsia"/>
+          <w:b/>
+          <w:bCs/>
+          <w:color w:val="800000"/>
+        </w:rPr>
+        <w:t>h4</w:t>
+      </w:r>
+      <w:r>
+        <w:rPr>
+          <w:rStyle w:val="linewrapper"/>
+          <w:rFonts w:eastAsiaTheme="majorEastAsia"/>
+          <w:color w:val="A65700"/>
+        </w:rPr>
+        <w:t>&gt;</w:t>
+      </w:r>
+    </w:p>
+    <w:p>
+      <w:pPr>
+        <w:pStyle w:val="HTMLPreformatted"/>
+        <w:shd w:val="clear" w:color="auto" w:fill="FFFFFF"/>
+        <w:ind w:left="360"/>
+        <w:rPr>
+          <w:color w:val="000000"/>
+        </w:rPr>
+      </w:pPr>
+      <w:r>
+        <w:rPr>
+          <w:rStyle w:val="linewrapper"/>
+          <w:rFonts w:eastAsiaTheme="majorEastAsia"/>
+          <w:color w:val="000000"/>
+        </w:rPr>
+        <w:t xml:space="preserve">        </w:t>
+      </w:r>
+      <w:r>
+        <w:rPr>
+          <w:rStyle w:val="linewrapper"/>
+          <w:rFonts w:eastAsiaTheme="majorEastAsia"/>
+          <w:color w:val="A65700"/>
+        </w:rPr>
+        <w:t>&lt;</w:t>
+      </w:r>
+      <w:r>
+        <w:rPr>
+          <w:rStyle w:val="linewrapper"/>
+          <w:rFonts w:eastAsiaTheme="majorEastAsia"/>
+          <w:b/>
+          <w:bCs/>
+          <w:color w:val="800000"/>
+        </w:rPr>
+        <w:t>button</w:t>
+      </w:r>
+      <w:r>
+        <w:rPr>
+          <w:rStyle w:val="linewrapper"/>
+          <w:rFonts w:eastAsiaTheme="majorEastAsia"/>
+          <w:color w:val="274796"/>
+        </w:rPr>
+        <w:t xml:space="preserve"> </w:t>
+      </w:r>
+      <w:r>
+        <w:rPr>
+          <w:rStyle w:val="linewrapper"/>
+          <w:rFonts w:eastAsiaTheme="majorEastAsia"/>
+          <w:color w:val="074726"/>
+        </w:rPr>
+        <w:t>type</w:t>
+      </w:r>
+      <w:r>
+        <w:rPr>
+          <w:rStyle w:val="linewrapper"/>
+          <w:rFonts w:eastAsiaTheme="majorEastAsia"/>
+          <w:color w:val="808030"/>
+        </w:rPr>
+        <w:t>=</w:t>
+      </w:r>
+      <w:r>
+        <w:rPr>
+          <w:rStyle w:val="linewrapper"/>
+          <w:rFonts w:eastAsiaTheme="majorEastAsia"/>
+          <w:color w:val="0000E6"/>
+        </w:rPr>
+        <w:t>"button"</w:t>
+      </w:r>
+      <w:r>
+        <w:rPr>
+          <w:rStyle w:val="linewrapper"/>
+          <w:rFonts w:eastAsiaTheme="majorEastAsia"/>
+          <w:color w:val="274796"/>
+        </w:rPr>
+        <w:t xml:space="preserve"> </w:t>
+      </w:r>
+      <w:r>
+        <w:rPr>
+          <w:rStyle w:val="linewrapper"/>
+          <w:rFonts w:eastAsiaTheme="majorEastAsia"/>
+          <w:color w:val="074726"/>
+        </w:rPr>
+        <w:t>class</w:t>
+      </w:r>
+      <w:r>
+        <w:rPr>
+          <w:rStyle w:val="linewrapper"/>
+          <w:rFonts w:eastAsiaTheme="majorEastAsia"/>
+          <w:color w:val="808030"/>
+        </w:rPr>
+        <w:t>=</w:t>
+      </w:r>
+      <w:r>
+        <w:rPr>
+          <w:rStyle w:val="linewrapper"/>
+          <w:rFonts w:eastAsiaTheme="majorEastAsia"/>
+          <w:color w:val="0000E6"/>
+        </w:rPr>
+        <w:t>"btn-close"</w:t>
+      </w:r>
+      <w:r>
+        <w:rPr>
+          <w:rStyle w:val="linewrapper"/>
+          <w:rFonts w:eastAsiaTheme="majorEastAsia"/>
+          <w:color w:val="274796"/>
+        </w:rPr>
+        <w:t xml:space="preserve"> </w:t>
+      </w:r>
+      <w:r>
+        <w:rPr>
+          <w:rStyle w:val="linewrapper"/>
+          <w:rFonts w:eastAsiaTheme="majorEastAsia"/>
+          <w:color w:val="074726"/>
+        </w:rPr>
+        <w:t>data</w:t>
+      </w:r>
+      <w:r>
+        <w:rPr>
+          <w:rStyle w:val="linewrapper"/>
+          <w:rFonts w:eastAsiaTheme="majorEastAsia"/>
+          <w:color w:val="274796"/>
+        </w:rPr>
+        <w:t>-bs-dismiss</w:t>
+      </w:r>
+      <w:r>
+        <w:rPr>
+          <w:rStyle w:val="linewrapper"/>
+          <w:rFonts w:eastAsiaTheme="majorEastAsia"/>
+          <w:color w:val="808030"/>
+        </w:rPr>
+        <w:t>=</w:t>
+      </w:r>
+      <w:r>
+        <w:rPr>
+          <w:rStyle w:val="linewrapper"/>
+          <w:rFonts w:eastAsiaTheme="majorEastAsia"/>
+          <w:color w:val="0000E6"/>
+        </w:rPr>
+        <w:t>"modal"</w:t>
+      </w:r>
+      <w:r>
+        <w:rPr>
+          <w:rStyle w:val="linewrapper"/>
+          <w:rFonts w:eastAsiaTheme="majorEastAsia"/>
+          <w:color w:val="A65700"/>
+        </w:rPr>
+        <w:t>&gt;&lt;/</w:t>
+      </w:r>
+      <w:r>
+        <w:rPr>
+          <w:rStyle w:val="linewrapper"/>
+          <w:rFonts w:eastAsiaTheme="majorEastAsia"/>
+          <w:b/>
+          <w:bCs/>
+          <w:color w:val="800000"/>
+        </w:rPr>
+        <w:t>button</w:t>
+      </w:r>
+      <w:r>
+        <w:rPr>
+          <w:rStyle w:val="linewrapper"/>
+          <w:rFonts w:eastAsiaTheme="majorEastAsia"/>
+          <w:color w:val="A65700"/>
+        </w:rPr>
+        <w:t>&gt;</w:t>
+      </w:r>
+    </w:p>
+    <w:p>
+      <w:pPr>
+        <w:pStyle w:val="HTMLPreformatted"/>
+        <w:shd w:val="clear" w:color="auto" w:fill="FFFFFF"/>
+        <w:ind w:left="360"/>
+        <w:rPr>
+          <w:color w:val="000000"/>
+        </w:rPr>
+      </w:pPr>
+      <w:r>
+        <w:rPr>
+          <w:rStyle w:val="linewrapper"/>
+          <w:rFonts w:eastAsiaTheme="majorEastAsia"/>
+          <w:color w:val="000000"/>
+        </w:rPr>
+        <w:t xml:space="preserve">      </w:t>
+      </w:r>
+      <w:r>
+        <w:rPr>
+          <w:rStyle w:val="linewrapper"/>
+          <w:rFonts w:eastAsiaTheme="majorEastAsia"/>
+          <w:color w:val="A65700"/>
+        </w:rPr>
+        <w:t>&lt;/</w:t>
+      </w:r>
+      <w:r>
+        <w:rPr>
+          <w:rStyle w:val="linewrapper"/>
+          <w:rFonts w:eastAsiaTheme="majorEastAsia"/>
+          <w:b/>
+          <w:bCs/>
+          <w:color w:val="800000"/>
+        </w:rPr>
+        <w:t>div</w:t>
+      </w:r>
+      <w:r>
+        <w:rPr>
+          <w:rStyle w:val="linewrapper"/>
+          <w:rFonts w:eastAsiaTheme="majorEastAsia"/>
+          <w:color w:val="A65700"/>
+        </w:rPr>
+        <w:t>&gt;</w:t>
+      </w:r>
+    </w:p>
+    <w:p>
+      <w:pPr>
+        <w:pStyle w:val="HTMLPreformatted"/>
+        <w:shd w:val="clear" w:color="auto" w:fill="FFFFFF"/>
+        <w:ind w:left="360"/>
+        <w:rPr>
+          <w:color w:val="000000"/>
+        </w:rPr>
+      </w:pPr>
+    </w:p>
+    <w:p>
+      <w:pPr>
+        <w:pStyle w:val="HTMLPreformatted"/>
+        <w:shd w:val="clear" w:color="auto" w:fill="FFFFFF"/>
+        <w:ind w:left="360"/>
+        <w:rPr>
+          <w:color w:val="000000"/>
+        </w:rPr>
+      </w:pPr>
+      <w:r>
+        <w:rPr>
+          <w:rStyle w:val="linewrapper"/>
+          <w:rFonts w:eastAsiaTheme="majorEastAsia"/>
+          <w:color w:val="000000"/>
+        </w:rPr>
+        <w:t xml:space="preserve">      </w:t>
+      </w:r>
+      <w:r>
+        <w:rPr>
+          <w:rStyle w:val="linewrapper"/>
+          <w:rFonts w:eastAsiaTheme="majorEastAsia"/>
+          <w:color w:val="696969"/>
+        </w:rPr>
+        <w:t>&lt;!-- Modal body --&gt;</w:t>
+      </w:r>
+    </w:p>
+    <w:p>
+      <w:pPr>
+        <w:pStyle w:val="HTMLPreformatted"/>
+        <w:shd w:val="clear" w:color="auto" w:fill="FFFFFF"/>
+        <w:ind w:left="360"/>
+        <w:rPr>
+          <w:color w:val="000000"/>
+        </w:rPr>
+      </w:pPr>
+      <w:r>
+        <w:rPr>
+          <w:rStyle w:val="linewrapper"/>
+          <w:rFonts w:eastAsiaTheme="majorEastAsia"/>
+          <w:color w:val="000000"/>
+        </w:rPr>
+        <w:t xml:space="preserve">      </w:t>
+      </w:r>
+      <w:r>
+        <w:rPr>
+          <w:rStyle w:val="linewrapper"/>
+          <w:rFonts w:eastAsiaTheme="majorEastAsia"/>
+          <w:color w:val="A65700"/>
+        </w:rPr>
+        <w:t>&lt;</w:t>
+      </w:r>
+      <w:r>
+        <w:rPr>
+          <w:rStyle w:val="linewrapper"/>
+          <w:rFonts w:eastAsiaTheme="majorEastAsia"/>
+          <w:b/>
+          <w:bCs/>
+          <w:color w:val="800000"/>
+        </w:rPr>
+        <w:t>div</w:t>
+      </w:r>
+      <w:r>
+        <w:rPr>
+          <w:rStyle w:val="linewrapper"/>
+          <w:rFonts w:eastAsiaTheme="majorEastAsia"/>
+          <w:color w:val="274796"/>
+        </w:rPr>
+        <w:t xml:space="preserve"> </w:t>
+      </w:r>
+      <w:r>
+        <w:rPr>
+          <w:rStyle w:val="linewrapper"/>
+          <w:rFonts w:eastAsiaTheme="majorEastAsia"/>
+          <w:color w:val="074726"/>
+        </w:rPr>
+        <w:t>class</w:t>
+      </w:r>
+      <w:r>
+        <w:rPr>
+          <w:rStyle w:val="linewrapper"/>
+          <w:rFonts w:eastAsiaTheme="majorEastAsia"/>
+          <w:color w:val="808030"/>
+        </w:rPr>
+        <w:t>=</w:t>
+      </w:r>
+      <w:r>
+        <w:rPr>
+          <w:rStyle w:val="linewrapper"/>
+          <w:rFonts w:eastAsiaTheme="majorEastAsia"/>
+          <w:color w:val="0000E6"/>
+        </w:rPr>
+        <w:t>"modal-body"</w:t>
+      </w:r>
+      <w:r>
+        <w:rPr>
+          <w:rStyle w:val="linewrapper"/>
+          <w:rFonts w:eastAsiaTheme="majorEastAsia"/>
+          <w:color w:val="A65700"/>
+        </w:rPr>
+        <w:t>&gt;</w:t>
+      </w:r>
+    </w:p>
+    <w:p>
+      <w:pPr>
+        <w:pStyle w:val="HTMLPreformatted"/>
+        <w:shd w:val="clear" w:color="auto" w:fill="FFFFFF"/>
+        <w:ind w:left="360"/>
+        <w:rPr>
+          <w:color w:val="000000"/>
+        </w:rPr>
+      </w:pPr>
+      <w:r>
+        <w:rPr>
+          <w:rStyle w:val="linewrapper"/>
+          <w:rFonts w:eastAsiaTheme="majorEastAsia"/>
+          <w:color w:val="000000"/>
+        </w:rPr>
+        <w:t xml:space="preserve">        Modal body</w:t>
+      </w:r>
+      <w:r>
+        <w:rPr>
+          <w:rStyle w:val="linewrapper"/>
+          <w:rFonts w:eastAsiaTheme="majorEastAsia"/>
+          <w:color w:val="008C00"/>
+        </w:rPr>
+        <w:t>..</w:t>
+      </w:r>
+    </w:p>
+    <w:p>
+      <w:pPr>
+        <w:pStyle w:val="HTMLPreformatted"/>
+        <w:shd w:val="clear" w:color="auto" w:fill="FFFFFF"/>
+        <w:ind w:left="360"/>
+        <w:rPr>
+          <w:color w:val="000000"/>
+        </w:rPr>
+      </w:pPr>
+      <w:r>
+        <w:rPr>
+          <w:rStyle w:val="linewrapper"/>
+          <w:rFonts w:eastAsiaTheme="majorEastAsia"/>
+          <w:color w:val="000000"/>
+        </w:rPr>
+        <w:t xml:space="preserve">      </w:t>
+      </w:r>
+      <w:r>
+        <w:rPr>
+          <w:rStyle w:val="linewrapper"/>
+          <w:rFonts w:eastAsiaTheme="majorEastAsia"/>
+          <w:color w:val="A65700"/>
+        </w:rPr>
+        <w:t>&lt;/</w:t>
+      </w:r>
+      <w:r>
+        <w:rPr>
+          <w:rStyle w:val="linewrapper"/>
+          <w:rFonts w:eastAsiaTheme="majorEastAsia"/>
+          <w:b/>
+          <w:bCs/>
+          <w:color w:val="800000"/>
+        </w:rPr>
+        <w:t>div</w:t>
+      </w:r>
+      <w:r>
+        <w:rPr>
+          <w:rStyle w:val="linewrapper"/>
+          <w:rFonts w:eastAsiaTheme="majorEastAsia"/>
+          <w:color w:val="A65700"/>
+        </w:rPr>
+        <w:t>&gt;</w:t>
+      </w:r>
+    </w:p>
+    <w:p>
+      <w:pPr>
+        <w:pStyle w:val="HTMLPreformatted"/>
+        <w:shd w:val="clear" w:color="auto" w:fill="FFFFFF"/>
+        <w:ind w:left="360"/>
+        <w:rPr>
+          <w:color w:val="000000"/>
+        </w:rPr>
+      </w:pPr>
+    </w:p>
+    <w:p>
+      <w:pPr>
+        <w:pStyle w:val="HTMLPreformatted"/>
+        <w:shd w:val="clear" w:color="auto" w:fill="FFFFFF"/>
+        <w:ind w:left="360"/>
+        <w:rPr>
+          <w:color w:val="000000"/>
+        </w:rPr>
+      </w:pPr>
+      <w:r>
+        <w:rPr>
+          <w:rStyle w:val="linewrapper"/>
+          <w:rFonts w:eastAsiaTheme="majorEastAsia"/>
+          <w:color w:val="000000"/>
+        </w:rPr>
+        <w:t xml:space="preserve">      </w:t>
+      </w:r>
+      <w:r>
+        <w:rPr>
+          <w:rStyle w:val="linewrapper"/>
+          <w:rFonts w:eastAsiaTheme="majorEastAsia"/>
+          <w:color w:val="696969"/>
+        </w:rPr>
+        <w:t>&lt;!-- Modal footer --&gt;</w:t>
+      </w:r>
+    </w:p>
+    <w:p>
+      <w:pPr>
+        <w:pStyle w:val="HTMLPreformatted"/>
+        <w:shd w:val="clear" w:color="auto" w:fill="FFFFFF"/>
+        <w:ind w:left="360"/>
+        <w:rPr>
+          <w:color w:val="000000"/>
+        </w:rPr>
+      </w:pPr>
+      <w:r>
+        <w:rPr>
+          <w:rStyle w:val="linewrapper"/>
+          <w:rFonts w:eastAsiaTheme="majorEastAsia"/>
+          <w:color w:val="000000"/>
+        </w:rPr>
+        <w:t xml:space="preserve">      </w:t>
+      </w:r>
+      <w:r>
+        <w:rPr>
+          <w:rStyle w:val="linewrapper"/>
+          <w:rFonts w:eastAsiaTheme="majorEastAsia"/>
+          <w:color w:val="A65700"/>
+        </w:rPr>
+        <w:t>&lt;</w:t>
+      </w:r>
+      <w:r>
+        <w:rPr>
+          <w:rStyle w:val="linewrapper"/>
+          <w:rFonts w:eastAsiaTheme="majorEastAsia"/>
+          <w:b/>
+          <w:bCs/>
+          <w:color w:val="800000"/>
+        </w:rPr>
+        <w:t>div</w:t>
+      </w:r>
+      <w:r>
+        <w:rPr>
+          <w:rStyle w:val="linewrapper"/>
+          <w:rFonts w:eastAsiaTheme="majorEastAsia"/>
+          <w:color w:val="274796"/>
+        </w:rPr>
+        <w:t xml:space="preserve"> </w:t>
+      </w:r>
+      <w:r>
+        <w:rPr>
+          <w:rStyle w:val="linewrapper"/>
+          <w:rFonts w:eastAsiaTheme="majorEastAsia"/>
+          <w:color w:val="074726"/>
+        </w:rPr>
+        <w:t>class</w:t>
+      </w:r>
+      <w:r>
+        <w:rPr>
+          <w:rStyle w:val="linewrapper"/>
+          <w:rFonts w:eastAsiaTheme="majorEastAsia"/>
+          <w:color w:val="808030"/>
+        </w:rPr>
+        <w:t>=</w:t>
+      </w:r>
+      <w:r>
+        <w:rPr>
+          <w:rStyle w:val="linewrapper"/>
+          <w:rFonts w:eastAsiaTheme="majorEastAsia"/>
+          <w:color w:val="0000E6"/>
+        </w:rPr>
+        <w:t>"modal-footer"</w:t>
+      </w:r>
+      <w:r>
+        <w:rPr>
+          <w:rStyle w:val="linewrapper"/>
+          <w:rFonts w:eastAsiaTheme="majorEastAsia"/>
+          <w:color w:val="A65700"/>
+        </w:rPr>
+        <w:t>&gt;</w:t>
+      </w:r>
+    </w:p>
+    <w:p>
+      <w:pPr>
+        <w:pStyle w:val="HTMLPreformatted"/>
+        <w:shd w:val="clear" w:color="auto" w:fill="FFFFFF"/>
+        <w:ind w:left="360"/>
+        <w:rPr>
+          <w:color w:val="000000"/>
+        </w:rPr>
+      </w:pPr>
+      <w:r>
+        <w:rPr>
+          <w:rStyle w:val="linewrapper"/>
+          <w:rFonts w:eastAsiaTheme="majorEastAsia"/>
+          <w:color w:val="000000"/>
+        </w:rPr>
+        <w:t xml:space="preserve">        </w:t>
+      </w:r>
+      <w:r>
+        <w:rPr>
+          <w:rStyle w:val="linewrapper"/>
+          <w:rFonts w:eastAsiaTheme="majorEastAsia"/>
+          <w:color w:val="A65700"/>
+        </w:rPr>
+        <w:t>&lt;</w:t>
+      </w:r>
+      <w:r>
+        <w:rPr>
+          <w:rStyle w:val="linewrapper"/>
+          <w:rFonts w:eastAsiaTheme="majorEastAsia"/>
+          <w:b/>
+          <w:bCs/>
+          <w:color w:val="800000"/>
+        </w:rPr>
+        <w:t>button</w:t>
+      </w:r>
+      <w:r>
+        <w:rPr>
+          <w:rStyle w:val="linewrapper"/>
+          <w:rFonts w:eastAsiaTheme="majorEastAsia"/>
+          <w:color w:val="274796"/>
+        </w:rPr>
+        <w:t xml:space="preserve"> </w:t>
+      </w:r>
+      <w:r>
+        <w:rPr>
+          <w:rStyle w:val="linewrapper"/>
+          <w:rFonts w:eastAsiaTheme="majorEastAsia"/>
+          <w:color w:val="074726"/>
+        </w:rPr>
+        <w:t>type</w:t>
+      </w:r>
+      <w:r>
+        <w:rPr>
+          <w:rStyle w:val="linewrapper"/>
+          <w:rFonts w:eastAsiaTheme="majorEastAsia"/>
+          <w:color w:val="808030"/>
+        </w:rPr>
+        <w:t>=</w:t>
+      </w:r>
+      <w:r>
+        <w:rPr>
+          <w:rStyle w:val="linewrapper"/>
+          <w:rFonts w:eastAsiaTheme="majorEastAsia"/>
+          <w:color w:val="0000E6"/>
+        </w:rPr>
+        <w:t>"button"</w:t>
+      </w:r>
+      <w:r>
+        <w:rPr>
+          <w:rStyle w:val="linewrapper"/>
+          <w:rFonts w:eastAsiaTheme="majorEastAsia"/>
+          <w:color w:val="274796"/>
+        </w:rPr>
+        <w:t xml:space="preserve"> </w:t>
+      </w:r>
+      <w:r>
+        <w:rPr>
+          <w:rStyle w:val="linewrapper"/>
+          <w:rFonts w:eastAsiaTheme="majorEastAsia"/>
+          <w:color w:val="074726"/>
+        </w:rPr>
+        <w:t>class</w:t>
+      </w:r>
+      <w:r>
+        <w:rPr>
+          <w:rStyle w:val="linewrapper"/>
+          <w:rFonts w:eastAsiaTheme="majorEastAsia"/>
+          <w:color w:val="808030"/>
+        </w:rPr>
+        <w:t>=</w:t>
+      </w:r>
+      <w:r>
+        <w:rPr>
+          <w:rStyle w:val="linewrapper"/>
+          <w:rFonts w:eastAsiaTheme="majorEastAsia"/>
+          <w:color w:val="0000E6"/>
+        </w:rPr>
+        <w:t>"btn btn-danger"</w:t>
+      </w:r>
+      <w:r>
+        <w:rPr>
+          <w:rStyle w:val="linewrapper"/>
+          <w:rFonts w:eastAsiaTheme="majorEastAsia"/>
+          <w:color w:val="274796"/>
+        </w:rPr>
+        <w:t xml:space="preserve"> </w:t>
+      </w:r>
+      <w:r>
+        <w:rPr>
+          <w:rStyle w:val="linewrapper"/>
+          <w:rFonts w:eastAsiaTheme="majorEastAsia"/>
+          <w:color w:val="074726"/>
+        </w:rPr>
+        <w:t>data</w:t>
+      </w:r>
+      <w:r>
+        <w:rPr>
+          <w:rStyle w:val="linewrapper"/>
+          <w:rFonts w:eastAsiaTheme="majorEastAsia"/>
+          <w:color w:val="274796"/>
+        </w:rPr>
+        <w:t>-bs-dismiss</w:t>
+      </w:r>
+      <w:r>
+        <w:rPr>
+          <w:rStyle w:val="linewrapper"/>
+          <w:rFonts w:eastAsiaTheme="majorEastAsia"/>
+          <w:color w:val="808030"/>
+        </w:rPr>
+        <w:t>=</w:t>
+      </w:r>
+      <w:r>
+        <w:rPr>
+          <w:rStyle w:val="linewrapper"/>
+          <w:rFonts w:eastAsiaTheme="majorEastAsia"/>
+          <w:color w:val="0000E6"/>
+        </w:rPr>
+        <w:t>"modal"</w:t>
+      </w:r>
+      <w:r>
+        <w:rPr>
+          <w:rStyle w:val="linewrapper"/>
+          <w:rFonts w:eastAsiaTheme="majorEastAsia"/>
+          <w:color w:val="A65700"/>
+        </w:rPr>
+        <w:t>&gt;</w:t>
+      </w:r>
+      <w:r>
+        <w:rPr>
+          <w:rStyle w:val="linewrapper"/>
+          <w:rFonts w:eastAsiaTheme="majorEastAsia"/>
+          <w:color w:val="000000"/>
+        </w:rPr>
+        <w:t>Close</w:t>
+      </w:r>
+      <w:r>
+        <w:rPr>
+          <w:rStyle w:val="linewrapper"/>
+          <w:rFonts w:eastAsiaTheme="majorEastAsia"/>
+          <w:color w:val="A65700"/>
+        </w:rPr>
+        <w:t>&lt;/</w:t>
+      </w:r>
+      <w:r>
+        <w:rPr>
+          <w:rStyle w:val="linewrapper"/>
+          <w:rFonts w:eastAsiaTheme="majorEastAsia"/>
+          <w:b/>
+          <w:bCs/>
+          <w:color w:val="800000"/>
+        </w:rPr>
+        <w:t>button</w:t>
+      </w:r>
+      <w:r>
+        <w:rPr>
+          <w:rStyle w:val="linewrapper"/>
+          <w:rFonts w:eastAsiaTheme="majorEastAsia"/>
+          <w:color w:val="A65700"/>
+        </w:rPr>
+        <w:t>&gt;</w:t>
+      </w:r>
+    </w:p>
+    <w:p>
+      <w:pPr>
+        <w:pStyle w:val="HTMLPreformatted"/>
+        <w:shd w:val="clear" w:color="auto" w:fill="FFFFFF"/>
+        <w:ind w:left="360"/>
+        <w:rPr>
+          <w:color w:val="000000"/>
+        </w:rPr>
+      </w:pPr>
+      <w:r>
+        <w:rPr>
+          <w:rStyle w:val="linewrapper"/>
+          <w:rFonts w:eastAsiaTheme="majorEastAsia"/>
+          <w:color w:val="000000"/>
+        </w:rPr>
+        <w:t xml:space="preserve">      </w:t>
+      </w:r>
+      <w:r>
+        <w:rPr>
+          <w:rStyle w:val="linewrapper"/>
+          <w:rFonts w:eastAsiaTheme="majorEastAsia"/>
+          <w:color w:val="A65700"/>
+        </w:rPr>
+        <w:t>&lt;/</w:t>
+      </w:r>
+      <w:r>
+        <w:rPr>
+          <w:rStyle w:val="linewrapper"/>
+          <w:rFonts w:eastAsiaTheme="majorEastAsia"/>
+          <w:b/>
+          <w:bCs/>
+          <w:color w:val="800000"/>
+        </w:rPr>
+        <w:t>div</w:t>
+      </w:r>
+      <w:r>
+        <w:rPr>
+          <w:rStyle w:val="linewrapper"/>
+          <w:rFonts w:eastAsiaTheme="majorEastAsia"/>
+          <w:color w:val="A65700"/>
+        </w:rPr>
+        <w:t>&gt;</w:t>
+      </w:r>
+    </w:p>
+    <w:p>
+      <w:pPr>
+        <w:pStyle w:val="HTMLPreformatted"/>
+        <w:shd w:val="clear" w:color="auto" w:fill="FFFFFF"/>
+        <w:ind w:left="360"/>
+        <w:rPr>
+          <w:color w:val="000000"/>
+        </w:rPr>
+      </w:pPr>
+    </w:p>
+    <w:p>
+      <w:pPr>
+        <w:pStyle w:val="HTMLPreformatted"/>
+        <w:shd w:val="clear" w:color="auto" w:fill="FFFFFF"/>
+        <w:ind w:left="360"/>
+        <w:rPr>
+          <w:color w:val="000000"/>
+        </w:rPr>
+      </w:pPr>
+      <w:r>
+        <w:rPr>
+          <w:rStyle w:val="linewrapper"/>
+          <w:rFonts w:eastAsiaTheme="majorEastAsia"/>
+          <w:color w:val="000000"/>
+        </w:rPr>
+        <w:t xml:space="preserve">    </w:t>
+      </w:r>
+      <w:r>
+        <w:rPr>
+          <w:rStyle w:val="linewrapper"/>
+          <w:rFonts w:eastAsiaTheme="majorEastAsia"/>
+          <w:color w:val="A65700"/>
+        </w:rPr>
+        <w:t>&lt;/</w:t>
+      </w:r>
+      <w:r>
+        <w:rPr>
+          <w:rStyle w:val="linewrapper"/>
+          <w:rFonts w:eastAsiaTheme="majorEastAsia"/>
+          <w:b/>
+          <w:bCs/>
+          <w:color w:val="800000"/>
+        </w:rPr>
+        <w:t>div</w:t>
+      </w:r>
+      <w:r>
+        <w:rPr>
+          <w:rStyle w:val="linewrapper"/>
+          <w:rFonts w:eastAsiaTheme="majorEastAsia"/>
+          <w:color w:val="A65700"/>
+        </w:rPr>
+        <w:t>&gt;</w:t>
+      </w:r>
+    </w:p>
+    <w:p>
+      <w:pPr>
+        <w:pStyle w:val="HTMLPreformatted"/>
+        <w:shd w:val="clear" w:color="auto" w:fill="FFFFFF"/>
+        <w:ind w:left="360"/>
+        <w:rPr>
+          <w:color w:val="000000"/>
+        </w:rPr>
+      </w:pPr>
+      <w:r>
+        <w:rPr>
+          <w:rStyle w:val="linewrapper"/>
+          <w:rFonts w:eastAsiaTheme="majorEastAsia"/>
+          <w:color w:val="000000"/>
+        </w:rPr>
+        <w:t xml:space="preserve">  </w:t>
+      </w:r>
+      <w:r>
+        <w:rPr>
+          <w:rStyle w:val="linewrapper"/>
+          <w:rFonts w:eastAsiaTheme="majorEastAsia"/>
+          <w:color w:val="A65700"/>
+        </w:rPr>
+        <w:t>&lt;/</w:t>
+      </w:r>
+      <w:r>
+        <w:rPr>
+          <w:rStyle w:val="linewrapper"/>
+          <w:rFonts w:eastAsiaTheme="majorEastAsia"/>
+          <w:b/>
+          <w:bCs/>
+          <w:color w:val="800000"/>
+        </w:rPr>
+        <w:t>div</w:t>
+      </w:r>
+      <w:r>
+        <w:rPr>
+          <w:rStyle w:val="linewrapper"/>
+          <w:rFonts w:eastAsiaTheme="majorEastAsia"/>
+          <w:color w:val="A65700"/>
+        </w:rPr>
+        <w:t>&gt;</w:t>
+      </w:r>
+    </w:p>
+    <w:p>
+      <w:pPr>
+        <w:pStyle w:val="HTMLPreformatted"/>
+        <w:shd w:val="clear" w:color="auto" w:fill="FFFFFF"/>
+        <w:ind w:left="360"/>
+        <w:rPr>
+          <w:color w:val="000000"/>
+        </w:rPr>
+      </w:pPr>
+      <w:r>
+        <w:rPr>
+          <w:rStyle w:val="linewrapper"/>
+          <w:rFonts w:eastAsiaTheme="majorEastAsia"/>
+          <w:color w:val="A65700"/>
+        </w:rPr>
+        <w:t>&lt;/</w:t>
+      </w:r>
+      <w:r>
+        <w:rPr>
+          <w:rStyle w:val="linewrapper"/>
+          <w:rFonts w:eastAsiaTheme="majorEastAsia"/>
+          <w:b/>
+          <w:bCs/>
+          <w:color w:val="800000"/>
+        </w:rPr>
+        <w:t>div</w:t>
+      </w:r>
+      <w:r>
+        <w:rPr>
+          <w:rStyle w:val="linewrapper"/>
+          <w:rFonts w:eastAsiaTheme="majorEastAsia"/>
+          <w:color w:val="A65700"/>
+        </w:rPr>
+        <w:t>&gt;</w:t>
+      </w:r>
+    </w:p>
+    <w:p>
+      <w:pPr>
+        <w:pStyle w:val="ListParagraph"/>
+        <w:numPr>
+          <w:ilvl w:val="0"/>
+          <w:numId w:val="2"/>
+        </w:numPr>
+        <w:rPr>
+          <w:sz w:val="26"/>
+          <w:szCs w:val="26"/>
+        </w:rPr>
+      </w:pPr>
+      <w:r>
+        <w:rPr>
+          <w:sz w:val="26"/>
+          <w:szCs w:val="26"/>
+        </w:rPr>
+        <w:t>Tạo 1 button và cho data-bs-toggle=”modal” và target đến modal</w:t>
+      </w:r>
+    </w:p>
+    <w:p>
+      <w:pPr>
+        <w:pStyle w:val="ListParagraph"/>
+        <w:numPr>
+          <w:ilvl w:val="0"/>
+          <w:numId w:val="2"/>
+        </w:numPr>
+        <w:rPr>
+          <w:sz w:val="26"/>
+          <w:szCs w:val="26"/>
+        </w:rPr>
+      </w:pPr>
+      <w:r>
+        <w:rPr>
+          <w:sz w:val="26"/>
+          <w:szCs w:val="26"/>
+        </w:rPr>
+        <w:t>Có 3 phần sẽ là modal-header, modal-body, modal-footer</w:t>
+      </w:r>
+    </w:p>
+    <w:p>
+      <w:pPr>
+        <w:pStyle w:val="ListParagraph"/>
+        <w:numPr>
+          <w:ilvl w:val="0"/>
+          <w:numId w:val="2"/>
+        </w:numPr>
+        <w:rPr>
+          <w:sz w:val="26"/>
+          <w:szCs w:val="26"/>
+        </w:rPr>
+      </w:pPr>
+      <w:r>
+        <w:rPr>
+          <w:sz w:val="26"/>
+          <w:szCs w:val="26"/>
+        </w:rPr>
+        <w:t>Nếu muốn có hiệu ứng mờ dần thì sử dụng .fade</w:t>
+      </w:r>
+    </w:p>
+    <w:p>
+      <w:pPr>
+        <w:pStyle w:val="ListParagraph"/>
+        <w:numPr>
+          <w:ilvl w:val="0"/>
+          <w:numId w:val="2"/>
+        </w:numPr>
+        <w:rPr>
+          <w:sz w:val="26"/>
+          <w:szCs w:val="26"/>
+        </w:rPr>
+      </w:pPr>
+      <w:r>
+        <w:rPr>
+          <w:sz w:val="26"/>
+          <w:szCs w:val="26"/>
+        </w:rPr>
+        <w:t>Có thể thay đổi kích thước modal bằng sm và lg, xl( cực lớn)</w:t>
+      </w:r>
+    </w:p>
+    <w:p>
+      <w:pPr>
+        <w:pStyle w:val="ListParagraph"/>
+        <w:numPr>
+          <w:ilvl w:val="0"/>
+          <w:numId w:val="2"/>
+        </w:numPr>
+        <w:rPr>
+          <w:sz w:val="26"/>
+          <w:szCs w:val="26"/>
+        </w:rPr>
+      </w:pPr>
+      <w:r>
+        <w:rPr>
+          <w:sz w:val="26"/>
+          <w:szCs w:val="26"/>
+        </w:rPr>
+        <w:t>Nếu muốn toàn màn hình: modal-fullscreen</w:t>
+      </w:r>
+    </w:p>
+    <w:p>
+      <w:pPr>
+        <w:pStyle w:val="ListParagraph"/>
+        <w:numPr>
+          <w:ilvl w:val="0"/>
+          <w:numId w:val="2"/>
+        </w:numPr>
+        <w:rPr>
+          <w:sz w:val="26"/>
+          <w:szCs w:val="26"/>
+        </w:rPr>
+      </w:pPr>
+      <w:r>
+        <w:rPr>
+          <w:sz w:val="26"/>
+          <w:szCs w:val="26"/>
+        </w:rPr>
+        <w:t>Muốn căn giữa modal thì sử dụng modal-dialog-centered</w:t>
+      </w:r>
+    </w:p>
+    <w:p>
+      <w:pPr>
+        <w:pStyle w:val="ListParagraph"/>
+        <w:numPr>
+          <w:ilvl w:val="0"/>
+          <w:numId w:val="2"/>
+        </w:numPr>
+        <w:rPr>
+          <w:sz w:val="26"/>
+          <w:szCs w:val="26"/>
+        </w:rPr>
+      </w:pPr>
+      <w:r>
+        <w:rPr>
+          <w:sz w:val="26"/>
+          <w:szCs w:val="26"/>
+        </w:rPr>
+        <w:t xml:space="preserve">Nếu có quá nhiều nội dung thì sử dụng </w:t>
+      </w:r>
+      <w:r>
+        <w:rPr>
+          <w:sz w:val="26"/>
+          <w:szCs w:val="26"/>
+        </w:rPr>
+        <w:t>.modal-dialog-scrollable</w:t>
+      </w:r>
+      <w:r>
+        <w:rPr>
+          <w:sz w:val="26"/>
+          <w:szCs w:val="26"/>
+        </w:rPr>
+        <w:t xml:space="preserve"> để cuộn</w:t>
+      </w:r>
+    </w:p>
+    <w:p>
+      <w:pPr>
+        <w:pStyle w:val="ListParagraph"/>
+        <w:numPr>
+          <w:ilvl w:val="0"/>
+          <w:numId w:val="2"/>
+        </w:numPr>
+        <w:rPr>
+          <w:sz w:val="26"/>
+          <w:szCs w:val="26"/>
+        </w:rPr>
+      </w:pPr>
+      <w:r>
+        <w:rPr>
+          <w:sz w:val="26"/>
+          <w:szCs w:val="26"/>
+        </w:rPr>
+        <w:t>Cài đặt 3 bài toán linear degression với m = 1, m = 2 , m = n</w:t>
+      </w:r>
     </w:p>
     <w:p>
       <w:pPr>
@@ -10275,7 +12130,7 @@
   <w:abstractNum w:abstractNumId="1" w15:restartNumberingAfterBreak="0">
     <w:nsid w:val="763052C7"/>
     <w:multiLevelType w:val="hybridMultilevel"/>
-    <w:tmpl w:val="D5D0158A"/>
+    <w:tmpl w:val="63E0EEA8"/>
     <w:lvl w:ilvl="0" w:tplc="7BA259EC">
       <w:start w:val="2"/>
       <w:numFmt w:val="bullet"/>

--- a/FE/LyThuyet/BOOTSTRAP.docx
+++ b/FE/LyThuyet/BOOTSTRAP.docx
@@ -7157,14 +7157,7 @@
           <w:sz w:val="26"/>
           <w:szCs w:val="26"/>
         </w:rPr>
-        <w:t>.carousel-indicators</w:t>
-      </w:r>
-      <w:r>
-        <w:rPr>
-          <w:sz w:val="26"/>
-          <w:szCs w:val="26"/>
-        </w:rPr>
-        <w:t>: thêm các chấm biểu thị số hình ảnh và hình ảnh đang được hiển thị</w:t>
+        <w:t>.carousel-indicators: thêm các chấm biểu thị số hình ảnh và hình ảnh đang được hiển thị</w:t>
       </w:r>
     </w:p>
     <w:p>
@@ -7201,14 +7194,7 @@
           <w:sz w:val="26"/>
           <w:szCs w:val="26"/>
         </w:rPr>
-        <w:t>carousel-inner</w:t>
-      </w:r>
-      <w:r>
-        <w:rPr>
-          <w:sz w:val="26"/>
-          <w:szCs w:val="26"/>
-        </w:rPr>
-        <w:t>: thêm các slide ảnh vào vòng lặp</w:t>
+        <w:t>carousel-inner: thêm các slide ảnh vào vòng lặp</w:t>
       </w:r>
     </w:p>
     <w:p>
@@ -7228,14 +7214,7 @@
           <w:sz w:val="26"/>
           <w:szCs w:val="26"/>
         </w:rPr>
-        <w:t>.carousel-item</w:t>
-      </w:r>
-      <w:r>
-        <w:rPr>
-          <w:sz w:val="26"/>
-          <w:szCs w:val="26"/>
-        </w:rPr>
-        <w:t xml:space="preserve"> : thêm vào thẻ div cho mỗi slide</w:t>
+        <w:t>.carousel-item : thêm vào thẻ div cho mỗi slide</w:t>
       </w:r>
     </w:p>
     <w:p>
@@ -7255,28 +7234,7 @@
           <w:sz w:val="26"/>
           <w:szCs w:val="26"/>
         </w:rPr>
-        <w:t>.carousel-control-prev</w:t>
-      </w:r>
-      <w:r>
-        <w:rPr>
-          <w:sz w:val="26"/>
-          <w:szCs w:val="26"/>
-        </w:rPr>
-        <w:t xml:space="preserve">: nút trở về slide trước. sử dụng </w:t>
-      </w:r>
-      <w:r>
-        <w:rPr>
-          <w:sz w:val="26"/>
-          <w:szCs w:val="26"/>
-        </w:rPr>
-        <w:t>.carousel-control-prev-icon</w:t>
-      </w:r>
-      <w:r>
-        <w:rPr>
-          <w:sz w:val="26"/>
-          <w:szCs w:val="26"/>
-        </w:rPr>
-        <w:t xml:space="preserve"> để tạo icon trở về trước</w:t>
+        <w:t>.carousel-control-prev: nút trở về slide trước. sử dụng .carousel-control-prev-icon để tạo icon trở về trước</w:t>
       </w:r>
     </w:p>
     <w:p>
@@ -7296,28 +7254,7 @@
           <w:sz w:val="26"/>
           <w:szCs w:val="26"/>
         </w:rPr>
-        <w:t>.carousel-control-next</w:t>
-      </w:r>
-      <w:r>
-        <w:rPr>
-          <w:sz w:val="26"/>
-          <w:szCs w:val="26"/>
-        </w:rPr>
-        <w:t xml:space="preserve">: nút chuyển đến slide tiếp theo. Sử dụng </w:t>
-      </w:r>
-      <w:r>
-        <w:rPr>
-          <w:sz w:val="26"/>
-          <w:szCs w:val="26"/>
-        </w:rPr>
-        <w:t>.carousel-control-next-icon</w:t>
-      </w:r>
-      <w:r>
-        <w:rPr>
-          <w:sz w:val="26"/>
-          <w:szCs w:val="26"/>
-        </w:rPr>
-        <w:t xml:space="preserve"> để tạo icon tiếp theo</w:t>
+        <w:t>.carousel-control-next: nút chuyển đến slide tiếp theo. Sử dụng .carousel-control-next-icon để tạo icon tiếp theo</w:t>
       </w:r>
     </w:p>
     <w:p>
@@ -11973,34 +11910,6 @@
         </w:rPr>
         <w:t xml:space="preserve"> để cuộn</w:t>
       </w:r>
-    </w:p>
-    <w:p>
-      <w:pPr>
-        <w:pStyle w:val="ListParagraph"/>
-        <w:numPr>
-          <w:ilvl w:val="0"/>
-          <w:numId w:val="2"/>
-        </w:numPr>
-        <w:rPr>
-          <w:sz w:val="26"/>
-          <w:szCs w:val="26"/>
-        </w:rPr>
-      </w:pPr>
-      <w:r>
-        <w:rPr>
-          <w:sz w:val="26"/>
-          <w:szCs w:val="26"/>
-        </w:rPr>
-        <w:t>Cài đặt 3 bài toán linear degression với m = 1, m = 2 , m = n</w:t>
-      </w:r>
-    </w:p>
-    <w:p>
-      <w:pPr>
-        <w:rPr>
-          <w:sz w:val="26"/>
-          <w:szCs w:val="26"/>
-        </w:rPr>
-      </w:pPr>
     </w:p>
     <w:sectPr>
       <w:pgSz w:w="12240" w:h="15840"/>
@@ -13083,6 +12992,7 @@
   <w:style w:type="character" w:default="1" w:styleId="DefaultParagraphFont">
     <w:name w:val="Default Paragraph Font"/>
     <w:uiPriority w:val="1"/>
+    <w:semiHidden/>
     <w:unhideWhenUsed/>
   </w:style>
   <w:style w:type="table" w:default="1" w:styleId="TableNormal">
